--- a/downloads/teacher/ai-1-week-09.docx
+++ b/downloads/teacher/ai-1-week-09.docx
@@ -3009,6 +3009,396 @@
         <w:t>Write the sorter’s steps in order, showing which values each step updates so a partner can reproduce the result.</w:t>
       </w:r>
     </w:p>
+    <w:p>
+      <w:pPr>
+        <w:pStyle w:val="Heading1"/>
+      </w:pPr>
+      <w:r>
+        <w:t>07. Prepare, teach and assess</w:t>
+      </w:r>
+    </w:p>
+    <w:p>
+      <w:r>
+        <w:t>Teaching target: Trace an ordered algorithm using the current value after every instruction</w:t>
+      </w:r>
+    </w:p>
+    <w:p>
+      <w:r>
+        <w:t>Prepare the labelled worked-case picture, the matching workbook, fictional input cards and a place for individual responses. No paid AI account is required for the paper reasoning activities.</w:t>
+      </w:r>
+    </w:p>
+    <w:tbl>
+      <w:tblPr>
+        <w:tblStyle w:val="LightShading-Accent1"/>
+        <w:tblW w:type="auto" w:w="0"/>
+        <w:tblLook w:firstColumn="1" w:firstRow="1" w:lastColumn="0" w:lastRow="0" w:noHBand="0" w:noVBand="1" w:val="04A0"/>
+      </w:tblPr>
+      <w:tblGrid>
+        <w:gridCol w:w="3408"/>
+        <w:gridCol w:w="3408"/>
+        <w:gridCol w:w="3408"/>
+      </w:tblGrid>
+      <w:tr>
+        <w:trPr>
+          <w:tblHeader/>
+        </w:trPr>
+        <w:tc>
+          <w:tcPr>
+            <w:tcW w:type="dxa" w:w="3408"/>
+          </w:tcPr>
+          <w:p>
+            <w:r>
+              <w:t>Session</w:t>
+            </w:r>
+          </w:p>
+        </w:tc>
+        <w:tc>
+          <w:tcPr>
+            <w:tcW w:type="dxa" w:w="3408"/>
+          </w:tcPr>
+          <w:p>
+            <w:r>
+              <w:t>Plan</w:t>
+            </w:r>
+          </w:p>
+        </w:tc>
+        <w:tc>
+          <w:tcPr>
+            <w:tcW w:type="dxa" w:w="3408"/>
+          </w:tcPr>
+          <w:p>
+            <w:r>
+              <w:t>Resources</w:t>
+            </w:r>
+          </w:p>
+        </w:tc>
+      </w:tr>
+      <w:tr>
+        <w:tc>
+          <w:tcPr>
+            <w:tcW w:type="dxa" w:w="3408"/>
+          </w:tcPr>
+          <w:p>
+            <w:r>
+              <w:t>Session 1 · Understand · 45 min</w:t>
+            </w:r>
+          </w:p>
+        </w:tc>
+        <w:tc>
+          <w:tcPr>
+            <w:tcW w:type="dxa" w:w="3408"/>
+          </w:tcPr>
+          <w:p>
+            <w:r>
+              <w:t>0–7: recall and prerequisite; 7–15: inspect the concrete case and predict; 15–30: teacher models the worked trace; 30–40: learners explain a step using the text and visual; 40–45: check the core idea.</w:t>
+            </w:r>
+          </w:p>
+        </w:tc>
+        <w:tc>
+          <w:tcPr>
+            <w:tcW w:type="dxa" w:w="3408"/>
+          </w:tcPr>
+          <w:p>
+            <w:r>
+              <w:t>Sections 1–6; record the brief recall in the workbook.</w:t>
+            </w:r>
+          </w:p>
+        </w:tc>
+      </w:tr>
+      <w:tr>
+        <w:tc>
+          <w:tcPr>
+            <w:tcW w:type="dxa" w:w="3408"/>
+          </w:tcPr>
+          <w:p>
+            <w:r>
+              <w:t>Session 2 · Practise · 45 min</w:t>
+            </w:r>
+          </w:p>
+        </w:tc>
+        <w:tc>
+          <w:tcPr>
+            <w:tcW w:type="dxa" w:w="3408"/>
+          </w:tcPr>
+          <w:p>
+            <w:r>
+              <w:t>0–5: retrieve the procedure; 5–15: W2 completion practice; 15–23: explain and check with a partner; 23–30: each learner answers the misconception check; 30–40: targeted reteaching or a harder variation; 40–45: prepare the investigation.</w:t>
+            </w:r>
+          </w:p>
+        </w:tc>
+        <w:tc>
+          <w:tcPr>
+            <w:tcW w:type="dxa" w:w="3408"/>
+          </w:tcPr>
+          <w:p>
+            <w:r>
+              <w:t>Sections 7–10; use the matching workbook W2 and misconception check.</w:t>
+            </w:r>
+          </w:p>
+        </w:tc>
+      </w:tr>
+      <w:tr>
+        <w:tc>
+          <w:tcPr>
+            <w:tcW w:type="dxa" w:w="3408"/>
+          </w:tcPr>
+          <w:p>
+            <w:r>
+              <w:t>Session 3 · Investigate and transfer · 45 min</w:t>
+            </w:r>
+          </w:p>
+        </w:tc>
+        <w:tc>
+          <w:tcPr>
+            <w:tcW w:type="dxa" w:w="3408"/>
+          </w:tcPr>
+          <w:p>
+            <w:r>
+              <w:t>0–5: retrieve the decision rule; 5–20: investigate or trace; 20–30: start the independent case; 30–38: connect the project; 38–43: act on feedback; 43–45: plan the return check.</w:t>
+            </w:r>
+          </w:p>
+        </w:tc>
+        <w:tc>
+          <w:tcPr>
+            <w:tcW w:type="dxa" w:w="3408"/>
+          </w:tcPr>
+          <w:p>
+            <w:r>
+              <w:t>Sections 9 and 11–14. Give extra time to finish the full task set; use Section 15 when the week includes a coding lab.</w:t>
+            </w:r>
+          </w:p>
+        </w:tc>
+      </w:tr>
+    </w:tbl>
+    <w:p>
+      <w:r>
+        <w:t>Before class, solve the supported practice: Two procedures start score at 6. Procedure A sets score to 4, then adds 2. Procedure B adds 4 to score, then adds 2. Trace both and explain why the first instructions are different.</w:t>
+      </w:r>
+    </w:p>
+    <w:p>
+      <w:r>
+        <w:t>Reasoned practice answer: A traces 6, 4, 6. B traces 6, 10, 12. Setting replaces the current value with 4; adding increases the current 6 by 4. The procedures therefore have different intermediate and final states.</w:t>
+      </w:r>
+    </w:p>
+    <w:p>
+      <w:r>
+        <w:t>Check every learner before discussion: Use the worked case for Algorithms and changing state. Proposed explanation: “Every instruction uses the original number”. Decide whether this explanation is supported. Point to the step or supplied fact that decides; explain your repair if needed.</w:t>
+      </w:r>
+    </w:p>
+    <w:p>
+      <w:r>
+        <w:t>Misconception repair: Point to the most recent trace entry. Double after add reads the updated number, not the initial one.</w:t>
+      </w:r>
+    </w:p>
+    <w:p>
+      <w:r>
+        <w:t>Support: read the exact case aloud, enlarge the labelled picture, supply input cards and model only the first deciding step. Accept a spoken explanation or drawing; retain the reasoning goal.</w:t>
+      </w:r>
+    </w:p>
+    <w:p>
+      <w:r>
+        <w:t>Extension: Change the starting score to 0 for both recipes. Require a prediction and a reason before comparing. Expected result: A reports 3 and B reports 7. Reason: A: 0→0→4→3. B: 0→4→8→7.</w:t>
+      </w:r>
+    </w:p>
+    <w:p>
+      <w:r>
+        <w:t>Independent assessment: withhold the reserved answer until the learner has attempted the new case. Record support separately from correctness.</w:t>
+      </w:r>
+    </w:p>
+    <w:tbl>
+      <w:tblPr>
+        <w:tblStyle w:val="LightShading-Accent1"/>
+        <w:tblW w:type="auto" w:w="0"/>
+        <w:tblLook w:firstColumn="1" w:firstRow="1" w:lastColumn="0" w:lastRow="0" w:noHBand="0" w:noVBand="1" w:val="04A0"/>
+      </w:tblPr>
+      <w:tblGrid>
+        <w:gridCol w:w="2556"/>
+        <w:gridCol w:w="2556"/>
+        <w:gridCol w:w="2556"/>
+        <w:gridCol w:w="2556"/>
+      </w:tblGrid>
+      <w:tr>
+        <w:trPr>
+          <w:tblHeader/>
+        </w:trPr>
+        <w:tc>
+          <w:tcPr>
+            <w:tcW w:type="dxa" w:w="2556"/>
+          </w:tcPr>
+          <w:p>
+            <w:r>
+              <w:t>Criterion</w:t>
+            </w:r>
+          </w:p>
+        </w:tc>
+        <w:tc>
+          <w:tcPr>
+            <w:tcW w:type="dxa" w:w="2556"/>
+          </w:tcPr>
+          <w:p>
+            <w:r>
+              <w:t>Not yet</w:t>
+            </w:r>
+          </w:p>
+        </w:tc>
+        <w:tc>
+          <w:tcPr>
+            <w:tcW w:type="dxa" w:w="2556"/>
+          </w:tcPr>
+          <w:p>
+            <w:r>
+              <w:t>With support</w:t>
+            </w:r>
+          </w:p>
+        </w:tc>
+        <w:tc>
+          <w:tcPr>
+            <w:tcW w:type="dxa" w:w="2556"/>
+          </w:tcPr>
+          <w:p>
+            <w:r>
+              <w:t>Independent</w:t>
+            </w:r>
+          </w:p>
+        </w:tc>
+      </w:tr>
+      <w:tr>
+        <w:tc>
+          <w:tcPr>
+            <w:tcW w:type="dxa" w:w="2556"/>
+          </w:tcPr>
+          <w:p>
+            <w:r>
+              <w:t>Explanation</w:t>
+            </w:r>
+          </w:p>
+        </w:tc>
+        <w:tc>
+          <w:tcPr>
+            <w:tcW w:type="dxa" w:w="2556"/>
+          </w:tcPr>
+          <w:p>
+            <w:r>
+              <w:t>Names an answer without a deciding fact</w:t>
+            </w:r>
+          </w:p>
+        </w:tc>
+        <w:tc>
+          <w:tcPr>
+            <w:tcW w:type="dxa" w:w="2556"/>
+          </w:tcPr>
+          <w:p>
+            <w:r>
+              <w:t>Uses a hint to link fact and decision</w:t>
+            </w:r>
+          </w:p>
+        </w:tc>
+        <w:tc>
+          <w:tcPr>
+            <w:tcW w:type="dxa" w:w="2556"/>
+          </w:tcPr>
+          <w:p>
+            <w:r>
+              <w:t>Explains the deciding fact in own words</w:t>
+            </w:r>
+          </w:p>
+        </w:tc>
+      </w:tr>
+      <w:tr>
+        <w:tc>
+          <w:tcPr>
+            <w:tcW w:type="dxa" w:w="2556"/>
+          </w:tcPr>
+          <w:p>
+            <w:r>
+              <w:t>Trace or test</w:t>
+            </w:r>
+          </w:p>
+        </w:tc>
+        <w:tc>
+          <w:tcPr>
+            <w:tcW w:type="dxa" w:w="2556"/>
+          </w:tcPr>
+          <w:p>
+            <w:r>
+              <w:t>Cannot connect input and result</w:t>
+            </w:r>
+          </w:p>
+        </w:tc>
+        <w:tc>
+          <w:tcPr>
+            <w:tcW w:type="dxa" w:w="2556"/>
+          </w:tcPr>
+          <w:p>
+            <w:r>
+              <w:t>Completes steps with prompts</w:t>
+            </w:r>
+          </w:p>
+        </w:tc>
+        <w:tc>
+          <w:tcPr>
+            <w:tcW w:type="dxa" w:w="2556"/>
+          </w:tcPr>
+          <w:p>
+            <w:r>
+              <w:t>Traces or tests a changed case accurately</w:t>
+            </w:r>
+          </w:p>
+        </w:tc>
+      </w:tr>
+      <w:tr>
+        <w:tc>
+          <w:tcPr>
+            <w:tcW w:type="dxa" w:w="2556"/>
+          </w:tcPr>
+          <w:p>
+            <w:r>
+              <w:t>Limits and revision</w:t>
+            </w:r>
+          </w:p>
+        </w:tc>
+        <w:tc>
+          <w:tcPr>
+            <w:tcW w:type="dxa" w:w="2556"/>
+          </w:tcPr>
+          <w:p>
+            <w:r>
+              <w:t>Claims more than evidence supports</w:t>
+            </w:r>
+          </w:p>
+        </w:tc>
+        <w:tc>
+          <w:tcPr>
+            <w:tcW w:type="dxa" w:w="2556"/>
+          </w:tcPr>
+          <w:p>
+            <w:r>
+              <w:t>Names a limit after a prompt</w:t>
+            </w:r>
+          </w:p>
+        </w:tc>
+        <w:tc>
+          <w:tcPr>
+            <w:tcW w:type="dxa" w:w="2556"/>
+          </w:tcPr>
+          <w:p>
+            <w:r>
+              <w:t>States a defensible limit and useful next test</w:t>
+            </w:r>
+          </w:p>
+        </w:tc>
+      </w:tr>
+    </w:tbl>
+    <w:p>
+      <w:r>
+        <w:t>Project checkpoint: Make a transparent first version. Keep a trace of how one input becomes an output; explain the rule or learned component.</w:t>
+      </w:r>
+    </w:p>
+    <w:p>
+      <w:r>
+        <w:t>Use the weekly teacher answer for topic-specific reasoning. A saved progress tick is an activity record; judge mastery from the learner’s explanation and evidence.</w:t>
+      </w:r>
+    </w:p>
     <w:sectPr>
       <w:pgSz w:w="12240" w:h="15840"/>
       <w:pgMar w:top="936" w:right="1008" w:bottom="936" w:left="1008" w:header="720" w:footer="720" w:gutter="0"/>

--- a/downloads/teacher/ai-1-week-09.docx
+++ b/downloads/teacher/ai-1-week-09.docx
@@ -3399,6 +3399,39 @@
         <w:t>Use the weekly teacher answer for topic-specific reasoning. A saved progress tick is an activity record; judge mastery from the learner’s explanation and evidence.</w:t>
       </w:r>
     </w:p>
+    <w:p>
+      <w:pPr>
+        <w:pStyle w:val="Heading1"/>
+      </w:pPr>
+      <w:r>
+        <w:t>08. Use feedback, labs and repair paths</w:t>
+      </w:r>
+    </w:p>
+    <w:p>
+      <w:r>
+        <w:t>Use the two formative questions as supported practice, not as independent mastery scores. Discuss the deciding evidence rather than accepting a guessed selection.</w:t>
+      </w:r>
+    </w:p>
+    <w:p>
+      <w:r>
+        <w:t>The feedback comes from the reviewed public worked case. Do not reveal the separately reserved independent teacher answer until the learner has attempted that case.</w:t>
+      </w:r>
+    </w:p>
+    <w:p>
+      <w:r>
+        <w:t>Ask students to predict before running code. Preserve errors and actual outputs; collect a changed test and an explanation. The branch-boundary and indexing lessons deliberately include failure cases.</w:t>
+      </w:r>
+    </w:p>
+    <w:p>
+      <w:r>
+        <w:t>Use the earlier worked-explanation links to address a specific missing building block, then return to the current question. Adapt this suggestion after observing the learner; it is not an automatic diagnosis.</w:t>
+      </w:r>
+    </w:p>
+    <w:p>
+      <w:r>
+        <w:t>Collect the completed-work portfolio as evidence. Record support separately from correctness, and assess explanation, trace/test and limitations. Progress ticks and quiz selections alone do not establish mastery.</w:t>
+      </w:r>
+    </w:p>
     <w:sectPr>
       <w:pgSz w:w="12240" w:h="15840"/>
       <w:pgMar w:top="936" w:right="1008" w:bottom="936" w:left="1008" w:header="720" w:footer="720" w:gutter="0"/>

--- a/downloads/teacher/ai-1-week-09.docx
+++ b/downloads/teacher/ai-1-week-09.docx
@@ -29,6 +29,11 @@
       </w:r>
     </w:p>
     <w:p>
+      <w:r>
+        <w:t>Prepare Algorithms as Recipes: check the target, prerequisites, resources and adaptable teaching schedule.</w:t>
+      </w:r>
+    </w:p>
+    <w:p>
       <w:pPr>
         <w:pStyle w:val="Heading3"/>
       </w:pPr>
@@ -37,8 +42,38 @@
       </w:r>
     </w:p>
     <w:p>
-      <w:r>
-        <w:t>Primary target: Trace an ordered algorithm using the current value after every instruction</w:t>
+      <w:pPr>
+        <w:spacing w:line="336" w:lineRule="auto" w:after="180"/>
+      </w:pPr>
+      <w:r>
+        <w:rPr>
+          <w:b w:val="0"/>
+        </w:rPr>
+        <w:t xml:space="preserve">Primary target: </w:t>
+      </w:r>
+      <w:r>
+        <w:rPr>
+          <w:b/>
+        </w:rPr>
+        <w:t>Trace</w:t>
+      </w:r>
+      <w:r>
+        <w:rPr>
+          <w:b w:val="0"/>
+        </w:rPr>
+        <w:t xml:space="preserve"> an ordered </w:t>
+      </w:r>
+      <w:r>
+        <w:rPr>
+          <w:b/>
+        </w:rPr>
+        <w:t>algorithm</w:t>
+      </w:r>
+      <w:r>
+        <w:rPr>
+          <w:b w:val="0"/>
+        </w:rPr>
+        <w:t xml:space="preserve"> using the current value after every instruction</w:t>
       </w:r>
     </w:p>
     <w:tbl>
@@ -185,8 +220,37 @@
       </w:tr>
     </w:tbl>
     <w:p>
-      <w:r>
-        <w:t>This is a starting allocation of 135 minutes, not a validated duration. Preserve all named topics. Schedule extra time for connected examples, the full investigation, independent cases and project building. Repeated copies of a case share one recorded attempt; they are not new evidence.</w:t>
+      <w:pPr>
+        <w:spacing w:line="336" w:lineRule="auto" w:after="180"/>
+      </w:pPr>
+      <w:r>
+        <w:rPr>
+          <w:b w:val="0"/>
+        </w:rPr>
+        <w:t>This is a starting allocation of 135 minutes, not a validated duration. Preserve all named topics. Schedule extra time for connected examples, the full investigation, independent cases and project building.</w:t>
+      </w:r>
+    </w:p>
+    <w:p>
+      <w:pPr>
+        <w:spacing w:line="336" w:lineRule="auto" w:after="180"/>
+      </w:pPr>
+      <w:r>
+        <w:rPr>
+          <w:b w:val="0"/>
+        </w:rPr>
+        <w:t xml:space="preserve">Repeated copies of a case share one recorded attempt; they are not new </w:t>
+      </w:r>
+      <w:r>
+        <w:rPr>
+          <w:b/>
+        </w:rPr>
+        <w:t>evidence</w:t>
+      </w:r>
+      <w:r>
+        <w:rPr>
+          <w:b w:val="0"/>
+        </w:rPr>
+        <w:t>.</w:t>
       </w:r>
     </w:p>
     <w:p>
@@ -206,18 +270,82 @@
       </w:r>
     </w:p>
     <w:p>
-      <w:r>
+      <w:pPr>
+        <w:spacing w:line="336" w:lineRule="auto" w:after="180"/>
+      </w:pPr>
+      <w:r>
+        <w:rPr>
+          <w:b w:val="0"/>
+        </w:rPr>
         <w:t>Without opening the old lesson, explain one key idea from Features: Useful Clues. Give an example and a mistake that the idea helps you avoid.</w:t>
       </w:r>
     </w:p>
     <w:p>
-      <w:r>
-        <w:t>Look for: Choose recorded properties that preserve distinctions needed for a stated task</w:t>
-      </w:r>
-    </w:p>
-    <w:p>
-      <w:r>
-        <w:t>Reference example, not the only acceptable wording: Use length and width measured before the decision. State the order as length in cm, then width in cm; the record is 12, 8. The target is fits or too large under the guide, and this card is fits because both equalities are included. Colour and card number are not needed for this rule; the final inspection sticker copies the answer and is unavailable before inspection.</w:t>
+      <w:pPr>
+        <w:spacing w:line="336" w:lineRule="auto" w:after="180"/>
+      </w:pPr>
+      <w:r>
+        <w:rPr>
+          <w:b w:val="0"/>
+        </w:rPr>
+        <w:t xml:space="preserve">Look for: Choose recorded properties that preserve distinctions needed for a </w:t>
+      </w:r>
+      <w:r>
+        <w:rPr>
+          <w:b/>
+        </w:rPr>
+        <w:t>state</w:t>
+      </w:r>
+      <w:r>
+        <w:rPr>
+          <w:b w:val="0"/>
+        </w:rPr>
+        <w:t>d task</w:t>
+      </w:r>
+    </w:p>
+    <w:p>
+      <w:pPr>
+        <w:spacing w:line="336" w:lineRule="auto" w:after="180"/>
+      </w:pPr>
+      <w:r>
+        <w:rPr>
+          <w:b w:val="0"/>
+        </w:rPr>
+        <w:t xml:space="preserve">Reference example, not the only acceptable wording: Use length and width measured before the decision. </w:t>
+      </w:r>
+      <w:r>
+        <w:rPr>
+          <w:b/>
+        </w:rPr>
+        <w:t>State</w:t>
+      </w:r>
+      <w:r>
+        <w:rPr>
+          <w:b w:val="0"/>
+        </w:rPr>
+        <w:t xml:space="preserve"> the order as length in cm, then width in cm; the record is 12, 8.</w:t>
+      </w:r>
+    </w:p>
+    <w:p>
+      <w:pPr>
+        <w:spacing w:line="336" w:lineRule="auto" w:after="180"/>
+      </w:pPr>
+      <w:r>
+        <w:rPr>
+          <w:b w:val="0"/>
+        </w:rPr>
+        <w:t>The target is fits or too large under the guide, and this card is fits because both equalities are included.</w:t>
+      </w:r>
+    </w:p>
+    <w:p>
+      <w:pPr>
+        <w:spacing w:line="336" w:lineRule="auto" w:after="180"/>
+      </w:pPr>
+      <w:r>
+        <w:rPr>
+          <w:b w:val="0"/>
+        </w:rPr>
+        <w:t>Colour and card number are not needed for this rule; the final inspection sticker copies the answer and is unavailable before inspection.</w:t>
       </w:r>
     </w:p>
     <w:p>
@@ -229,17 +357,59 @@
       </w:r>
     </w:p>
     <w:p>
-      <w:r>
+      <w:pPr>
+        <w:spacing w:line="336" w:lineRule="auto" w:after="180"/>
+      </w:pPr>
+      <w:r>
+        <w:rPr>
+          <w:b w:val="0"/>
+        </w:rPr>
         <w:t>Without opening the old lesson, explain one key idea from Sound Becomes a Signal. Give an example and a mistake that the idea helps you avoid.</w:t>
       </w:r>
     </w:p>
     <w:p>
-      <w:r>
-        <w:t>Look for: Interpret an ordered sequence of sound-signal samples with a stated time interval</w:t>
-      </w:r>
-    </w:p>
-    <w:p>
-      <w:r>
+      <w:pPr>
+        <w:spacing w:line="336" w:lineRule="auto" w:after="180"/>
+      </w:pPr>
+      <w:r>
+        <w:rPr>
+          <w:b w:val="0"/>
+        </w:rPr>
+        <w:t xml:space="preserve">Look for: Interpret an ordered </w:t>
+      </w:r>
+      <w:r>
+        <w:rPr>
+          <w:b/>
+        </w:rPr>
+        <w:t>sequence</w:t>
+      </w:r>
+      <w:r>
+        <w:rPr>
+          <w:b w:val="0"/>
+        </w:rPr>
+        <w:t xml:space="preserve"> of sound-signal samples with a </w:t>
+      </w:r>
+      <w:r>
+        <w:rPr>
+          <w:b/>
+        </w:rPr>
+        <w:t>state</w:t>
+      </w:r>
+      <w:r>
+        <w:rPr>
+          <w:b w:val="0"/>
+        </w:rPr>
+        <w:t>d time interval</w:t>
+      </w:r>
+    </w:p>
+    <w:p>
+      <w:pPr>
+        <w:spacing w:line="336" w:lineRule="auto" w:after="180"/>
+      </w:pPr>
+      <w:r>
+        <w:rPr>
+          <w:b w:val="0"/>
+        </w:rPr>
         <w:t>Reference example, not the only acceptable wording: Five samples, a 2 ms interval, and 8 ms from first to last. Consecutive pairs make gaps 0-2, 2-4, 4-6 and 6-8: four gaps between five samples.</w:t>
       </w:r>
     </w:p>
@@ -252,23 +422,82 @@
       </w:r>
     </w:p>
     <w:p>
-      <w:r>
+      <w:pPr>
+        <w:spacing w:line="336" w:lineRule="auto" w:after="180"/>
+      </w:pPr>
+      <w:r>
+        <w:rPr>
+          <w:b w:val="0"/>
+        </w:rPr>
         <w:t>Without opening the old lesson, explain one key idea from Sensors Are Messengers. Give an example and a mistake that the idea helps you avoid.</w:t>
       </w:r>
     </w:p>
     <w:p>
-      <w:r>
+      <w:pPr>
+        <w:spacing w:line="336" w:lineRule="auto" w:after="180"/>
+      </w:pPr>
+      <w:r>
+        <w:rPr>
+          <w:b w:val="0"/>
+        </w:rPr>
         <w:t>Look for: Describe a measurement using its quantity, value, unit and conditions</w:t>
       </w:r>
     </w:p>
     <w:p>
-      <w:r>
-        <w:t>Reference example, not the only acceptable wording: Keep the observed value 24 and approximate time lunchtime; mark the unit, exact time if needed, location, exposure and device identity as unknown or to be checked. A suitable completed record needs air temperature, value, unit and relevant conditions. Invented degrees C or shade is not an observation.</w:t>
-      </w:r>
-    </w:p>
-    <w:p>
-      <w:r>
-        <w:t>Use the student module and workbook section with this exact week title. The worked case, independent question and answers below form one aligned lesson sequence.</w:t>
+      <w:pPr>
+        <w:spacing w:line="336" w:lineRule="auto" w:after="180"/>
+      </w:pPr>
+      <w:r>
+        <w:rPr>
+          <w:b w:val="0"/>
+        </w:rPr>
+        <w:t>Reference example, not the only acceptable wording: Keep the observed value 24 and approximate time lunchtime; mark the unit, exact time if needed, location, exposure and device identity as unknown or to be checked.</w:t>
+      </w:r>
+    </w:p>
+    <w:p>
+      <w:pPr>
+        <w:spacing w:line="336" w:lineRule="auto" w:after="180"/>
+      </w:pPr>
+      <w:r>
+        <w:rPr>
+          <w:b w:val="0"/>
+        </w:rPr>
+        <w:t xml:space="preserve">A suitable completed record needs air temperature, value, unit and relevant conditions. Invented degrees C or shade is not an </w:t>
+      </w:r>
+      <w:r>
+        <w:rPr>
+          <w:b/>
+        </w:rPr>
+        <w:t>observation</w:t>
+      </w:r>
+      <w:r>
+        <w:rPr>
+          <w:b w:val="0"/>
+        </w:rPr>
+        <w:t>.</w:t>
+      </w:r>
+    </w:p>
+    <w:p>
+      <w:pPr>
+        <w:spacing w:line="336" w:lineRule="auto" w:after="180"/>
+      </w:pPr>
+      <w:r>
+        <w:rPr>
+          <w:b w:val="0"/>
+        </w:rPr>
+        <w:t xml:space="preserve">Use the student module and workbook section with this exact week title. The worked case, independent question and answers below form one aligned lesson </w:t>
+      </w:r>
+      <w:r>
+        <w:rPr>
+          <w:b/>
+        </w:rPr>
+        <w:t>sequence</w:t>
+      </w:r>
+      <w:r>
+        <w:rPr>
+          <w:b w:val="0"/>
+        </w:rPr>
+        <w:t>.</w:t>
       </w:r>
     </w:p>
     <w:p>
@@ -280,8 +509,27 @@
       </w:r>
     </w:p>
     <w:p>
-      <w:r>
-        <w:t>On numbered squares 0–5, start at 1 facing increasing numbers. Execute FORWARD 2, TURN, FORWARD 1, STOP. Define TURN as reversing direction. Trace position and direction after every instruction. What if TURN were unspecified?</w:t>
+      <w:pPr>
+        <w:spacing w:line="336" w:lineRule="auto" w:after="180"/>
+        <w:shd w:fill="F5F1FB"/>
+      </w:pPr>
+      <w:r>
+        <w:rPr>
+          <w:b w:val="0"/>
+        </w:rPr>
+        <w:t xml:space="preserve">On numbered squares 0–5, start at 1 facing increasing numbers. Execute FORWARD 2, TURN, FORWARD 1, STOP. Define TURN as reversing direction. </w:t>
+      </w:r>
+      <w:r>
+        <w:rPr>
+          <w:b/>
+        </w:rPr>
+        <w:t>Trace</w:t>
+      </w:r>
+      <w:r>
+        <w:rPr>
+          <w:b w:val="0"/>
+        </w:rPr>
+        <w:t xml:space="preserve"> position and direction after every instruction. What if TURN were unspecified?</w:t>
       </w:r>
     </w:p>
     <w:p>
@@ -293,8 +541,26 @@
       </w:r>
     </w:p>
     <w:p>
-      <w:r>
-        <w:t>An algorithm is an ordered, testable procedure, with or without code.</w:t>
+      <w:pPr>
+        <w:spacing w:line="336" w:lineRule="auto" w:after="180"/>
+      </w:pPr>
+      <w:r>
+        <w:rPr>
+          <w:b w:val="0"/>
+        </w:rPr>
+        <w:t xml:space="preserve">An </w:t>
+      </w:r>
+      <w:r>
+        <w:rPr>
+          <w:b/>
+        </w:rPr>
+        <w:t>algorithm</w:t>
+      </w:r>
+      <w:r>
+        <w:rPr>
+          <w:b w:val="0"/>
+        </w:rPr>
+        <w:t xml:space="preserve"> is an ordered, testable procedure, with or without code.</w:t>
       </w:r>
     </w:p>
     <w:tbl>
@@ -430,12 +696,38 @@
       </w:r>
     </w:p>
     <w:p>
-      <w:r>
+      <w:pPr>
+        <w:spacing w:line="336" w:lineRule="auto" w:after="180"/>
+      </w:pPr>
+      <w:r>
+        <w:rPr>
+          <w:b w:val="0"/>
+        </w:rPr>
         <w:t>Use the supplied scenario, student illustrations and blank paper. For numeric work, offer counters or a calculator after learners show the setup. Fictional records are supplied; personal data and paid accounts are unnecessary.</w:t>
       </w:r>
     </w:p>
     <w:p>
-      <w:r>
+      <w:pPr>
+        <w:pStyle w:val="Heading3"/>
+      </w:pPr>
+      <w:r>
+        <w:t>Alternative compact allocation</w:t>
+      </w:r>
+    </w:p>
+    <w:p>
+      <w:r>
+        <w:t>This compact option is not the full-week schedule. Use the main teaching cycle and allow extra sessions for the investigation, independent work and project.</w:t>
+      </w:r>
+    </w:p>
+    <w:p>
+      <w:pPr>
+        <w:spacing w:line="336" w:lineRule="auto" w:after="180"/>
+        <w:shd w:fill="F1F6F8"/>
+      </w:pPr>
+      <w:r>
+        <w:rPr>
+          <w:b w:val="0"/>
+        </w:rPr>
         <w:t>Allow 80 minutes: recall 8; explanation 12; worked demonstration 15; guided practice 20; independent assessment 15; project and reflection 10. Extend the lab into a second session when needed.</w:t>
       </w:r>
     </w:p>
@@ -448,8 +740,84 @@
       </w:r>
     </w:p>
     <w:p>
-      <w:r>
-        <w:t>This week develops precise sequential execution with small whole-number values. An algorithm is a procedure; state consists of the current values being tracked. Make the transition from one variable to two explicit. Copying in these exercises means copying a number value, not linking boxes. Avoid presenting this as a claim about every programming-language object model. No software accounts are required, and a fixed arithmetic procedure is not evidence of learning from data.</w:t>
+      <w:pPr>
+        <w:spacing w:line="336" w:lineRule="auto" w:after="180"/>
+      </w:pPr>
+      <w:r>
+        <w:rPr>
+          <w:b w:val="0"/>
+        </w:rPr>
+        <w:t xml:space="preserve">This week develops precise sequential execution with small whole-number values. An </w:t>
+      </w:r>
+      <w:r>
+        <w:rPr>
+          <w:b/>
+        </w:rPr>
+        <w:t>algorithm</w:t>
+      </w:r>
+      <w:r>
+        <w:rPr>
+          <w:b w:val="0"/>
+        </w:rPr>
+        <w:t xml:space="preserve"> is a procedure; </w:t>
+      </w:r>
+      <w:r>
+        <w:rPr>
+          <w:b/>
+        </w:rPr>
+        <w:t>state</w:t>
+      </w:r>
+      <w:r>
+        <w:rPr>
+          <w:b w:val="0"/>
+        </w:rPr>
+        <w:t xml:space="preserve"> consists of the current values being tracked. Make the transition from one </w:t>
+      </w:r>
+      <w:r>
+        <w:rPr>
+          <w:b/>
+        </w:rPr>
+        <w:t>variable</w:t>
+      </w:r>
+      <w:r>
+        <w:rPr>
+          <w:b w:val="0"/>
+        </w:rPr>
+        <w:t xml:space="preserve"> to two explicit.</w:t>
+      </w:r>
+    </w:p>
+    <w:p>
+      <w:pPr>
+        <w:spacing w:line="336" w:lineRule="auto" w:after="180"/>
+      </w:pPr>
+      <w:r>
+        <w:rPr>
+          <w:b w:val="0"/>
+        </w:rPr>
+        <w:t>Copying in these exercises means copying a number value, not linking boxes. Avoid presenting this as a claim about every programming-language object model.</w:t>
+      </w:r>
+    </w:p>
+    <w:p>
+      <w:pPr>
+        <w:spacing w:line="336" w:lineRule="auto" w:after="180"/>
+      </w:pPr>
+      <w:r>
+        <w:rPr>
+          <w:b w:val="0"/>
+        </w:rPr>
+        <w:t xml:space="preserve">No software accounts are required, and a fixed arithmetic procedure is not </w:t>
+      </w:r>
+      <w:r>
+        <w:rPr>
+          <w:b/>
+        </w:rPr>
+        <w:t>evidence</w:t>
+      </w:r>
+      <w:r>
+        <w:rPr>
+          <w:b w:val="0"/>
+        </w:rPr>
+        <w:t xml:space="preserve"> of learning from data.</w:t>
       </w:r>
     </w:p>
     <w:p>
@@ -461,23 +829,95 @@
       </w:r>
     </w:p>
     <w:p>
-      <w:r>
-        <w:t>The selected record hides width, which this task needs. Identical length-only inputs can require different labels. We must retain the relevant information instead of expecting a later process to recover it with certainty.</w:t>
-      </w:r>
-    </w:p>
-    <w:p>
-      <w:r>
+      <w:pPr>
+        <w:spacing w:line="336" w:lineRule="auto" w:after="180"/>
+      </w:pPr>
+      <w:r>
+        <w:rPr>
+          <w:b w:val="0"/>
+        </w:rPr>
+        <w:t xml:space="preserve">The selected record hides width, which this task needs. Identical length-only </w:t>
+      </w:r>
+      <w:r>
+        <w:rPr>
+          <w:b/>
+        </w:rPr>
+        <w:t>input</w:t>
+      </w:r>
+      <w:r>
+        <w:rPr>
+          <w:b w:val="0"/>
+        </w:rPr>
+        <w:t xml:space="preserve">s can require different labels. We must retain the relevant information instead of expecting a later </w:t>
+      </w:r>
+      <w:r>
+        <w:rPr>
+          <w:b/>
+        </w:rPr>
+        <w:t>process</w:t>
+      </w:r>
+      <w:r>
+        <w:rPr>
+          <w:b w:val="0"/>
+        </w:rPr>
+        <w:t xml:space="preserve"> to recover it with certainty.</w:t>
+      </w:r>
+    </w:p>
+    <w:p>
+      <w:pPr>
+        <w:spacing w:line="336" w:lineRule="auto" w:after="180"/>
+      </w:pPr>
+      <w:r>
+        <w:rPr>
+          <w:b w:val="0"/>
+        </w:rPr>
         <w:t>An erasable box labelled Score and instruction cards for add, double, subtract, set, report and stop</w:t>
       </w:r>
     </w:p>
     <w:p>
-      <w:r>
-        <w:t>Two erasable boxes labelled X and Y, and paper traces with Stage, X and Y columns</w:t>
-      </w:r>
-    </w:p>
-    <w:p>
-      <w:r>
-        <w:t>The independent W4 task on a separate sheet; counters may support addition before students trace without them</w:t>
+      <w:pPr>
+        <w:spacing w:line="336" w:lineRule="auto" w:after="180"/>
+      </w:pPr>
+      <w:r>
+        <w:rPr>
+          <w:b w:val="0"/>
+        </w:rPr>
+        <w:t xml:space="preserve">Two erasable boxes labelled X and Y, and paper </w:t>
+      </w:r>
+      <w:r>
+        <w:rPr>
+          <w:b/>
+        </w:rPr>
+        <w:t>trace</w:t>
+      </w:r>
+      <w:r>
+        <w:rPr>
+          <w:b w:val="0"/>
+        </w:rPr>
+        <w:t>s with Stage, X and Y columns</w:t>
+      </w:r>
+    </w:p>
+    <w:p>
+      <w:pPr>
+        <w:spacing w:line="336" w:lineRule="auto" w:after="180"/>
+      </w:pPr>
+      <w:r>
+        <w:rPr>
+          <w:b w:val="0"/>
+        </w:rPr>
+        <w:t xml:space="preserve">The independent W4 task on a separate sheet; counters may support addition before students </w:t>
+      </w:r>
+      <w:r>
+        <w:rPr>
+          <w:b/>
+        </w:rPr>
+        <w:t>trace</w:t>
+      </w:r>
+      <w:r>
+        <w:rPr>
+          <w:b w:val="0"/>
+        </w:rPr>
+        <w:t xml:space="preserve"> without them</w:t>
       </w:r>
     </w:p>
     <w:p>
@@ -489,12 +929,48 @@
       </w:r>
     </w:p>
     <w:p>
-      <w:r>
-        <w:t>By the end, I can trace changing state and explain why instruction order matters.</w:t>
-      </w:r>
-    </w:p>
-    <w:p>
-      <w:r>
+      <w:pPr>
+        <w:spacing w:line="336" w:lineRule="auto" w:after="180"/>
+      </w:pPr>
+      <w:r>
+        <w:rPr>
+          <w:b w:val="0"/>
+        </w:rPr>
+        <w:t xml:space="preserve">By the end, I can </w:t>
+      </w:r>
+      <w:r>
+        <w:rPr>
+          <w:b/>
+        </w:rPr>
+        <w:t>trace</w:t>
+      </w:r>
+      <w:r>
+        <w:rPr>
+          <w:b w:val="0"/>
+        </w:rPr>
+        <w:t xml:space="preserve"> changing </w:t>
+      </w:r>
+      <w:r>
+        <w:rPr>
+          <w:b/>
+        </w:rPr>
+        <w:t>state</w:t>
+      </w:r>
+      <w:r>
+        <w:rPr>
+          <w:b w:val="0"/>
+        </w:rPr>
+        <w:t xml:space="preserve"> and explain why instruction order matters.</w:t>
+      </w:r>
+    </w:p>
+    <w:p>
+      <w:pPr>
+        <w:spacing w:line="336" w:lineRule="auto" w:after="180"/>
+      </w:pPr>
+      <w:r>
+        <w:rPr>
+          <w:b w:val="0"/>
+        </w:rPr>
         <w:t>This added worked case illustrates the week’s main idea. Retain all original and connected topics; schedule its practice within the teaching cycle.</w:t>
       </w:r>
     </w:p>
@@ -507,86 +983,279 @@
       </w:r>
     </w:p>
     <w:p>
+      <w:r>
+        <w:t>Model Algorithms as Recipes using the supplied case, labelled mechanism and reasoning. Make the scope of each conclusion explicit.</w:t>
+      </w:r>
+    </w:p>
+    <w:p>
+      <w:pPr>
+        <w:spacing w:line="336" w:lineRule="auto" w:after="180"/>
+      </w:pPr>
+      <w:r>
+        <w:rPr>
+          <w:b w:val="0"/>
+        </w:rPr>
+        <w:t>Follow the information instead of imagining magic inside the machine.</w:t>
+      </w:r>
+    </w:p>
+    <w:p>
       <w:pPr>
         <w:pStyle w:val="Heading3"/>
       </w:pPr>
       <w:r>
-        <w:t>Explain the mechanism</w:t>
-      </w:r>
-    </w:p>
-    <w:p>
-      <w:r>
-        <w:t>Follow the information instead of imagining magic inside the machine.</w:t>
-      </w:r>
-    </w:p>
-    <w:p>
-      <w:r>
-        <w:t>INPUT goal, starting state, and available objects</w:t>
-      </w:r>
-    </w:p>
-    <w:p>
-      <w:r>
-        <w:t>PROCESS follow ordered unambiguous steps</w:t>
-      </w:r>
-    </w:p>
-    <w:p>
-      <w:r>
-        <w:t>OUTPUT completed task or a visible failure point</w:t>
-      </w:r>
-    </w:p>
-    <w:p>
-      <w:r>
-        <w:t>CORE IDEA An algorithm is an ordered, testable procedure, with or without code.</w:t>
-      </w:r>
-    </w:p>
-    <w:p>
-      <w:r>
-        <w:t>UNDER THE HOOD An algorithm is a finite procedure whose steps and control flow can be executed. Correctness depends on assumptions, preconditions, order, and termination. Code is one representation of an algorithm, not the definition itself.</w:t>
-      </w:r>
-    </w:p>
-    <w:p>
-      <w:r>
+        <w:t>1. Input — information entering</w:t>
+      </w:r>
+    </w:p>
+    <w:p>
+      <w:pPr>
+        <w:spacing w:line="336" w:lineRule="auto" w:after="180"/>
+        <w:shd w:fill="F4F9FC"/>
+      </w:pPr>
+      <w:r>
+        <w:rPr>
+          <w:b/>
+        </w:rPr>
+        <w:t>INPUT</w:t>
+      </w:r>
+      <w:r>
+        <w:rPr>
+          <w:b w:val="0"/>
+        </w:rPr>
+        <w:t xml:space="preserve"> goal, starting </w:t>
+      </w:r>
+      <w:r>
+        <w:rPr>
+          <w:b/>
+        </w:rPr>
+        <w:t>state</w:t>
+      </w:r>
+      <w:r>
+        <w:rPr>
+          <w:b w:val="0"/>
+        </w:rPr>
+        <w:t>, and available objects</w:t>
+      </w:r>
+    </w:p>
+    <w:p>
+      <w:pPr>
+        <w:pStyle w:val="Heading3"/>
+      </w:pPr>
+      <w:r>
+        <w:t>2. Process — the deciding step</w:t>
+      </w:r>
+    </w:p>
+    <w:p>
+      <w:pPr>
+        <w:spacing w:line="336" w:lineRule="auto" w:after="180"/>
+        <w:shd w:fill="F4F9FC"/>
+      </w:pPr>
+      <w:r>
+        <w:rPr>
+          <w:b/>
+        </w:rPr>
+        <w:t>PROCESS</w:t>
+      </w:r>
+      <w:r>
+        <w:rPr>
+          <w:b w:val="0"/>
+        </w:rPr>
+        <w:t xml:space="preserve"> follow ordered unambiguous </w:t>
+      </w:r>
+      <w:r>
+        <w:rPr>
+          <w:b/>
+        </w:rPr>
+        <w:t>step</w:t>
+      </w:r>
+      <w:r>
+        <w:rPr>
+          <w:b w:val="0"/>
+        </w:rPr>
+        <w:t>s</w:t>
+      </w:r>
+    </w:p>
+    <w:p>
+      <w:pPr>
+        <w:pStyle w:val="Heading3"/>
+      </w:pPr>
+      <w:r>
+        <w:t>3. Output — the result</w:t>
+      </w:r>
+    </w:p>
+    <w:p>
+      <w:pPr>
+        <w:spacing w:line="336" w:lineRule="auto" w:after="180"/>
+        <w:shd w:fill="F4F9FC"/>
+      </w:pPr>
+      <w:r>
+        <w:rPr>
+          <w:b/>
+        </w:rPr>
+        <w:t>OUTPUT</w:t>
+      </w:r>
+      <w:r>
+        <w:rPr>
+          <w:b w:val="0"/>
+        </w:rPr>
+        <w:t xml:space="preserve"> completed task or a visible failure point</w:t>
+      </w:r>
+    </w:p>
+    <w:p>
+      <w:pPr>
+        <w:pStyle w:val="Heading3"/>
+      </w:pPr>
+      <w:r>
+        <w:t>Key idea</w:t>
+      </w:r>
+    </w:p>
+    <w:p>
+      <w:pPr>
+        <w:spacing w:line="336" w:lineRule="auto" w:after="180"/>
+        <w:shd w:fill="EDF7F3"/>
+      </w:pPr>
+      <w:r>
+        <w:rPr>
+          <w:b w:val="0"/>
+        </w:rPr>
+        <w:t xml:space="preserve">CORE IDEA An </w:t>
+      </w:r>
+      <w:r>
+        <w:rPr>
+          <w:b/>
+        </w:rPr>
+        <w:t>algorithm</w:t>
+      </w:r>
+      <w:r>
+        <w:rPr>
+          <w:b w:val="0"/>
+        </w:rPr>
+        <w:t xml:space="preserve"> is an ordered, testable procedure, with or without code.</w:t>
+      </w:r>
+    </w:p>
+    <w:p>
+      <w:pPr>
+        <w:pStyle w:val="Heading3"/>
+      </w:pPr>
+      <w:r>
+        <w:t>How the mechanism works</w:t>
+      </w:r>
+    </w:p>
+    <w:p>
+      <w:pPr>
+        <w:spacing w:line="336" w:lineRule="auto" w:after="180"/>
+        <w:shd w:fill="F1F6F8"/>
+      </w:pPr>
+      <w:r>
+        <w:rPr>
+          <w:b w:val="0"/>
+        </w:rPr>
+        <w:t xml:space="preserve">UNDER THE HOOD An </w:t>
+      </w:r>
+      <w:r>
+        <w:rPr>
+          <w:b/>
+        </w:rPr>
+        <w:t>algorithm</w:t>
+      </w:r>
+      <w:r>
+        <w:rPr>
+          <w:b w:val="0"/>
+        </w:rPr>
+        <w:t xml:space="preserve"> is a finite procedure whose </w:t>
+      </w:r>
+      <w:r>
+        <w:rPr>
+          <w:b/>
+        </w:rPr>
+        <w:t>step</w:t>
+      </w:r>
+      <w:r>
+        <w:rPr>
+          <w:b w:val="0"/>
+        </w:rPr>
+        <w:t xml:space="preserve">s and control flow can be executed. Correctness depends on </w:t>
+      </w:r>
+      <w:r>
+        <w:rPr>
+          <w:b/>
+        </w:rPr>
+        <w:t>assumption</w:t>
+      </w:r>
+      <w:r>
+        <w:rPr>
+          <w:b w:val="0"/>
+        </w:rPr>
+        <w:t>s, preconditions, order, and termination.</w:t>
+      </w:r>
+    </w:p>
+    <w:p>
+      <w:pPr>
+        <w:spacing w:line="336" w:lineRule="auto" w:after="180"/>
+        <w:shd w:fill="F1F6F8"/>
+      </w:pPr>
+      <w:r>
+        <w:rPr>
+          <w:b w:val="0"/>
+        </w:rPr>
+        <w:t xml:space="preserve">Code is one representation of an </w:t>
+      </w:r>
+      <w:r>
+        <w:rPr>
+          <w:b/>
+        </w:rPr>
+        <w:t>algorithm</w:t>
+      </w:r>
+      <w:r>
+        <w:rPr>
+          <w:b w:val="0"/>
+        </w:rPr>
+        <w:t>, not the definition itself.</w:t>
+      </w:r>
+    </w:p>
+    <w:p>
+      <w:pPr>
+        <w:spacing w:line="336" w:lineRule="auto" w:after="180"/>
+      </w:pPr>
+      <w:r>
+        <w:rPr>
+          <w:b w:val="0"/>
+        </w:rPr>
         <w:t>Draw a fresh example with all three stages:</w:t>
       </w:r>
     </w:p>
     <w:p>
-      <w:r>
-        <w:t>Every step connects a claim to observable evidence.</w:t>
-      </w:r>
-    </w:p>
-    <w:p>
-      <w:r>
-        <w:t>CASE A paper robot cannot infer missing intentions; it needs ordered steps that another person can execute and test.</w:t>
-      </w:r>
-    </w:p>
-    <w:p>
-      <w:r>
-        <w:t>STEP 1 — OBSERVE goal, starting state, and available objects</w:t>
-      </w:r>
-    </w:p>
-    <w:p>
-      <w:r>
-        <w:t>STEP 2 — TRACE follow ordered unambiguous steps</w:t>
-      </w:r>
-    </w:p>
-    <w:p>
-      <w:r>
-        <w:t>STEP 3 — CONCLUDE completed task or a visible failure point</w:t>
-      </w:r>
-    </w:p>
-    <w:p>
-      <w:r>
-        <w:t>MODEL REASONING A strong algorithm states the starting arrangement, names each object, orders actions, and includes checks such as whether the bag is open. The revision targets the failed assumption rather than replacing every step.</w:t>
-      </w:r>
-    </w:p>
-    <w:p>
-      <w:r>
-        <w:t>DO NOT OVERCLAIM A goal is not yet an algorithm; each step must tell the actor what to do.</w:t>
-      </w:r>
-    </w:p>
-    <w:p>
-      <w:r>
-        <w:t>What new evidence could change this answer?</w:t>
+      <w:pPr>
+        <w:spacing w:line="336" w:lineRule="auto" w:after="180"/>
+      </w:pPr>
+      <w:r>
+        <w:rPr>
+          <w:b w:val="0"/>
+        </w:rPr>
+        <w:t xml:space="preserve">Every </w:t>
+      </w:r>
+      <w:r>
+        <w:rPr>
+          <w:b/>
+        </w:rPr>
+        <w:t>step</w:t>
+      </w:r>
+      <w:r>
+        <w:rPr>
+          <w:b w:val="0"/>
+        </w:rPr>
+        <w:t xml:space="preserve"> connects a claim to observable </w:t>
+      </w:r>
+      <w:r>
+        <w:rPr>
+          <w:b/>
+        </w:rPr>
+        <w:t>evidence</w:t>
+      </w:r>
+      <w:r>
+        <w:rPr>
+          <w:b w:val="0"/>
+        </w:rPr>
+        <w:t>.</w:t>
       </w:r>
     </w:p>
     <w:p>
@@ -594,29 +1263,374 @@
         <w:pStyle w:val="Heading3"/>
       </w:pPr>
       <w:r>
+        <w:t>The case to investigate</w:t>
+      </w:r>
+    </w:p>
+    <w:p>
+      <w:pPr>
+        <w:spacing w:line="336" w:lineRule="auto" w:after="180"/>
+        <w:shd w:fill="F1F6FC"/>
+      </w:pPr>
+      <w:r>
+        <w:rPr>
+          <w:b w:val="0"/>
+        </w:rPr>
+        <w:t xml:space="preserve">CASE A paper robot cannot infer missing intentions; it needs ordered </w:t>
+      </w:r>
+      <w:r>
+        <w:rPr>
+          <w:b/>
+        </w:rPr>
+        <w:t>step</w:t>
+      </w:r>
+      <w:r>
+        <w:rPr>
+          <w:b w:val="0"/>
+        </w:rPr>
+        <w:t>s that another person can execute and test.</w:t>
+      </w:r>
+    </w:p>
+    <w:p>
+      <w:pPr>
+        <w:pStyle w:val="Heading3"/>
+      </w:pPr>
+      <w:r>
+        <w:t>Step 1</w:t>
+      </w:r>
+    </w:p>
+    <w:p>
+      <w:pPr>
+        <w:spacing w:line="336" w:lineRule="auto" w:after="180"/>
+        <w:shd w:fill="F4F9FC"/>
+      </w:pPr>
+      <w:r>
+        <w:rPr>
+          <w:b/>
+        </w:rPr>
+        <w:t>STEP</w:t>
+      </w:r>
+      <w:r>
+        <w:rPr>
+          <w:b w:val="0"/>
+        </w:rPr>
+        <w:t xml:space="preserve"> 1 — OBSERVE goal, starting </w:t>
+      </w:r>
+      <w:r>
+        <w:rPr>
+          <w:b/>
+        </w:rPr>
+        <w:t>state</w:t>
+      </w:r>
+      <w:r>
+        <w:rPr>
+          <w:b w:val="0"/>
+        </w:rPr>
+        <w:t>, and available objects</w:t>
+      </w:r>
+    </w:p>
+    <w:p>
+      <w:pPr>
+        <w:pStyle w:val="Heading3"/>
+      </w:pPr>
+      <w:r>
+        <w:t>Step 2</w:t>
+      </w:r>
+    </w:p>
+    <w:p>
+      <w:pPr>
+        <w:spacing w:line="336" w:lineRule="auto" w:after="180"/>
+        <w:shd w:fill="F4F9FC"/>
+      </w:pPr>
+      <w:r>
+        <w:rPr>
+          <w:b/>
+        </w:rPr>
+        <w:t>STEP</w:t>
+      </w:r>
+      <w:r>
+        <w:rPr>
+          <w:b w:val="0"/>
+        </w:rPr>
+        <w:t xml:space="preserve"> 2 — </w:t>
+      </w:r>
+      <w:r>
+        <w:rPr>
+          <w:b/>
+        </w:rPr>
+        <w:t>TRACE</w:t>
+      </w:r>
+      <w:r>
+        <w:rPr>
+          <w:b w:val="0"/>
+        </w:rPr>
+        <w:t xml:space="preserve"> follow ordered unambiguous </w:t>
+      </w:r>
+      <w:r>
+        <w:rPr>
+          <w:b/>
+        </w:rPr>
+        <w:t>step</w:t>
+      </w:r>
+      <w:r>
+        <w:rPr>
+          <w:b w:val="0"/>
+        </w:rPr>
+        <w:t>s</w:t>
+      </w:r>
+    </w:p>
+    <w:p>
+      <w:pPr>
+        <w:pStyle w:val="Heading3"/>
+      </w:pPr>
+      <w:r>
+        <w:t>Step 3</w:t>
+      </w:r>
+    </w:p>
+    <w:p>
+      <w:pPr>
+        <w:spacing w:line="336" w:lineRule="auto" w:after="180"/>
+        <w:shd w:fill="F4F9FC"/>
+      </w:pPr>
+      <w:r>
+        <w:rPr>
+          <w:b/>
+        </w:rPr>
+        <w:t>STEP</w:t>
+      </w:r>
+      <w:r>
+        <w:rPr>
+          <w:b w:val="0"/>
+        </w:rPr>
+        <w:t xml:space="preserve"> 3 — CONCLUDE completed task or a visible failure point</w:t>
+      </w:r>
+    </w:p>
+    <w:p>
+      <w:pPr>
+        <w:pStyle w:val="Heading3"/>
+      </w:pPr>
+      <w:r>
+        <w:t>Model answer</w:t>
+      </w:r>
+    </w:p>
+    <w:p>
+      <w:pPr>
+        <w:spacing w:line="336" w:lineRule="auto" w:after="180"/>
+        <w:shd w:fill="F1F6FC"/>
+      </w:pPr>
+      <w:r>
+        <w:rPr>
+          <w:b w:val="0"/>
+        </w:rPr>
+        <w:t xml:space="preserve">MODEL REASONING A strong </w:t>
+      </w:r>
+      <w:r>
+        <w:rPr>
+          <w:b/>
+        </w:rPr>
+        <w:t>algorithm</w:t>
+      </w:r>
+      <w:r>
+        <w:rPr>
+          <w:b w:val="0"/>
+        </w:rPr>
+        <w:t xml:space="preserve"> </w:t>
+      </w:r>
+      <w:r>
+        <w:rPr>
+          <w:b/>
+        </w:rPr>
+        <w:t>state</w:t>
+      </w:r>
+      <w:r>
+        <w:rPr>
+          <w:b w:val="0"/>
+        </w:rPr>
+        <w:t>s the starting arrangement, names each object, orders actions, and includes checks such as whether the bag is open.</w:t>
+      </w:r>
+    </w:p>
+    <w:p>
+      <w:pPr>
+        <w:spacing w:line="336" w:lineRule="auto" w:after="180"/>
+        <w:shd w:fill="F1F6FC"/>
+      </w:pPr>
+      <w:r>
+        <w:rPr>
+          <w:b w:val="0"/>
+        </w:rPr>
+        <w:t xml:space="preserve">The revision targets the failed </w:t>
+      </w:r>
+      <w:r>
+        <w:rPr>
+          <w:b/>
+        </w:rPr>
+        <w:t>assumption</w:t>
+      </w:r>
+      <w:r>
+        <w:rPr>
+          <w:b w:val="0"/>
+        </w:rPr>
+        <w:t xml:space="preserve"> rather than replacing every </w:t>
+      </w:r>
+      <w:r>
+        <w:rPr>
+          <w:b/>
+        </w:rPr>
+        <w:t>step</w:t>
+      </w:r>
+      <w:r>
+        <w:rPr>
+          <w:b w:val="0"/>
+        </w:rPr>
+        <w:t>.</w:t>
+      </w:r>
+    </w:p>
+    <w:p>
+      <w:pPr>
+        <w:pStyle w:val="Heading3"/>
+      </w:pPr>
+      <w:r>
+        <w:t>A claim to avoid</w:t>
+      </w:r>
+    </w:p>
+    <w:p>
+      <w:pPr>
+        <w:spacing w:line="336" w:lineRule="auto" w:after="180"/>
+        <w:shd w:fill="FFF5E6"/>
+      </w:pPr>
+      <w:r>
+        <w:rPr>
+          <w:b w:val="0"/>
+        </w:rPr>
+        <w:t xml:space="preserve">DO NOT OVERCLAIM A goal is not yet an </w:t>
+      </w:r>
+      <w:r>
+        <w:rPr>
+          <w:b/>
+        </w:rPr>
+        <w:t>algorithm</w:t>
+      </w:r>
+      <w:r>
+        <w:rPr>
+          <w:b w:val="0"/>
+        </w:rPr>
+        <w:t xml:space="preserve">; each </w:t>
+      </w:r>
+      <w:r>
+        <w:rPr>
+          <w:b/>
+        </w:rPr>
+        <w:t>step</w:t>
+      </w:r>
+      <w:r>
+        <w:rPr>
+          <w:b w:val="0"/>
+        </w:rPr>
+        <w:t xml:space="preserve"> must tell the actor what to do.</w:t>
+      </w:r>
+    </w:p>
+    <w:p>
+      <w:pPr>
+        <w:spacing w:line="336" w:lineRule="auto" w:after="180"/>
+        <w:shd w:fill="F5F1FB"/>
+      </w:pPr>
+      <w:r>
+        <w:rPr>
+          <w:b w:val="0"/>
+        </w:rPr>
+        <w:t xml:space="preserve">What new </w:t>
+      </w:r>
+      <w:r>
+        <w:rPr>
+          <w:b/>
+        </w:rPr>
+        <w:t>evidence</w:t>
+      </w:r>
+      <w:r>
+        <w:rPr>
+          <w:b w:val="0"/>
+        </w:rPr>
+        <w:t xml:space="preserve"> could change this answer?</w:t>
+      </w:r>
+    </w:p>
+    <w:p>
+      <w:pPr>
+        <w:pStyle w:val="Heading3"/>
+      </w:pPr>
+      <w:r>
         <w:t>Concrete teaching case</w:t>
       </w:r>
     </w:p>
     <w:p>
-      <w:r>
+      <w:pPr>
+        <w:pStyle w:val="Heading3"/>
+      </w:pPr>
+      <w:r>
+        <w:t>The teaching case</w:t>
+      </w:r>
+    </w:p>
+    <w:p>
+      <w:pPr>
+        <w:spacing w:line="336" w:lineRule="auto" w:after="180"/>
+        <w:shd w:fill="F1F6FC"/>
+      </w:pPr>
+      <w:r>
+        <w:rPr>
+          <w:b w:val="0"/>
+        </w:rPr>
         <w:t>A robot starts on the left of three squares, facing right. It executes MOVE, MOVE, STOP, each MOVE being one square.</w:t>
       </w:r>
     </w:p>
     <w:p>
-      <w:r>
-        <w:t>Trace the position after each command.</w:t>
-      </w:r>
-    </w:p>
-    <w:p>
       <w:pPr>
         <w:pStyle w:val="Heading3"/>
       </w:pPr>
       <w:r>
+        <w:t>The teaching case</w:t>
+      </w:r>
+    </w:p>
+    <w:p>
+      <w:pPr>
+        <w:spacing w:line="336" w:lineRule="auto" w:after="180"/>
+        <w:shd w:fill="F1F6FC"/>
+      </w:pPr>
+      <w:r>
+        <w:rPr>
+          <w:b/>
+        </w:rPr>
+        <w:t>Trace</w:t>
+      </w:r>
+      <w:r>
+        <w:rPr>
+          <w:b w:val="0"/>
+        </w:rPr>
+        <w:t xml:space="preserve"> the position after each command.</w:t>
+      </w:r>
+    </w:p>
+    <w:p>
+      <w:pPr>
+        <w:pStyle w:val="Heading3"/>
+      </w:pPr>
+      <w:r>
         <w:t>Exact explanation to model</w:t>
       </w:r>
     </w:p>
     <w:p>
-      <w:r>
+      <w:pPr>
+        <w:pStyle w:val="Heading3"/>
+      </w:pPr>
+      <w:r>
+        <w:t>Why the result follows</w:t>
+      </w:r>
+    </w:p>
+    <w:p>
+      <w:pPr>
+        <w:spacing w:line="336" w:lineRule="auto" w:after="180"/>
+        <w:shd w:fill="F1F6FC"/>
+      </w:pPr>
+      <w:r>
+        <w:rPr>
+          <w:b w:val="0"/>
+        </w:rPr>
         <w:t>Middle, rightmost, unchanged. Direction, distance and starting conditions must be specified.</w:t>
       </w:r>
     </w:p>
@@ -629,33 +1643,312 @@
       </w:r>
     </w:p>
     <w:p>
-      <w:r>
-        <w:t>A classroom score display starts with the number 4. Its instructions are: add 3 to score; double score; subtract 2 from score; report score and stop. What number should it report? Before doing the arithmetic, name the value being tracked and write its starting value. Here the variable is score and the initial state is score 4.</w:t>
-      </w:r>
-    </w:p>
-    <w:p>
-      <w:r>
-        <w:t>An algorithm gives precise instructions for a task. In this chapter each instruction is carried out once, in the written order. An update replaces the current value. After adding 3, score is 7. The next instruction therefore doubles 7, not the original 4. Keeping only the starting value in mind is a common source of errors.</w:t>
-      </w:r>
-    </w:p>
-    <w:p>
-      <w:r>
-        <w:t>A variable name stays the same while its value may change. Think of score as the label on an erasable number box. Updating the box does not keep all earlier numbers inside it. A separate trace preserves those earlier states so we can explain how the result was reached. This score procedure follows fixed arithmetic instructions; it does not learn from examples.</w:t>
-      </w:r>
-    </w:p>
-    <w:p>
-      <w:r>
-        <w:t>Write the initial state first. For each instruction, read the latest value, perform the operation, and record the new state. A transition is the change from one recorded state to the next.</w:t>
-      </w:r>
-    </w:p>
-    <w:p>
-      <w:r>
-        <w:t>In words, double score means calculate twice its current value and store that result in score. Add 3 to score means increase the current value by 3. Set score to 3 means replace it with 3 instead. These instructions sound similar but do different things: if score is 7, adding 3 produces 10, while setting it to 3 produces 3.</w:t>
-      </w:r>
-    </w:p>
-    <w:p>
-      <w:r>
-        <w:t>A trace is evidence of one execution from one initial state. To compare two procedures fairly, keep the initial state the same and list every intermediate value. Then you can point to the first difference instead of only comparing the final numbers.</w:t>
+      <w:pPr>
+        <w:pStyle w:val="Heading3"/>
+      </w:pPr>
+      <w:r>
+        <w:t>Explain the added worked example · 1</w:t>
+      </w:r>
+    </w:p>
+    <w:p>
+      <w:pPr>
+        <w:spacing w:line="336" w:lineRule="auto" w:after="180"/>
+      </w:pPr>
+      <w:r>
+        <w:rPr>
+          <w:b w:val="0"/>
+        </w:rPr>
+        <w:t>A classroom score display starts with the number 4. Its instructions are: add 3 to score; double score; subtract 2 from score; report score and stop. What number should it report?</w:t>
+      </w:r>
+    </w:p>
+    <w:p>
+      <w:pPr>
+        <w:spacing w:line="336" w:lineRule="auto" w:after="180"/>
+      </w:pPr>
+      <w:r>
+        <w:rPr>
+          <w:b w:val="0"/>
+        </w:rPr>
+        <w:t xml:space="preserve">Before doing the arithmetic, name the value being tracked and write its starting value. Here the </w:t>
+      </w:r>
+      <w:r>
+        <w:rPr>
+          <w:b/>
+        </w:rPr>
+        <w:t>variable</w:t>
+      </w:r>
+      <w:r>
+        <w:rPr>
+          <w:b w:val="0"/>
+        </w:rPr>
+        <w:t xml:space="preserve"> is score and the </w:t>
+      </w:r>
+      <w:r>
+        <w:rPr>
+          <w:b/>
+        </w:rPr>
+        <w:t>initial state</w:t>
+      </w:r>
+      <w:r>
+        <w:rPr>
+          <w:b w:val="0"/>
+        </w:rPr>
+        <w:t xml:space="preserve"> is score 4.</w:t>
+      </w:r>
+    </w:p>
+    <w:p>
+      <w:pPr>
+        <w:pStyle w:val="Heading3"/>
+      </w:pPr>
+      <w:r>
+        <w:t>Explain the added worked example · 2</w:t>
+      </w:r>
+    </w:p>
+    <w:p>
+      <w:pPr>
+        <w:spacing w:line="336" w:lineRule="auto" w:after="180"/>
+      </w:pPr>
+      <w:r>
+        <w:rPr>
+          <w:b w:val="0"/>
+        </w:rPr>
+        <w:t xml:space="preserve">An </w:t>
+      </w:r>
+      <w:r>
+        <w:rPr>
+          <w:b/>
+        </w:rPr>
+        <w:t>algorithm</w:t>
+      </w:r>
+      <w:r>
+        <w:rPr>
+          <w:b w:val="0"/>
+        </w:rPr>
+        <w:t xml:space="preserve"> gives precise instructions for a task. In this chapter each instruction is carried out once, in the written order. An update replaces the current value. After adding 3, score is 7.</w:t>
+      </w:r>
+    </w:p>
+    <w:p>
+      <w:pPr>
+        <w:spacing w:line="336" w:lineRule="auto" w:after="180"/>
+      </w:pPr>
+      <w:r>
+        <w:rPr>
+          <w:b w:val="0"/>
+        </w:rPr>
+        <w:t>The next instruction therefore doubles 7, not the original 4. Keeping only the starting value in mind is a common source of errors.</w:t>
+      </w:r>
+    </w:p>
+    <w:p>
+      <w:pPr>
+        <w:pStyle w:val="Heading3"/>
+      </w:pPr>
+      <w:r>
+        <w:t>Explain the added worked example · 3</w:t>
+      </w:r>
+    </w:p>
+    <w:p>
+      <w:pPr>
+        <w:spacing w:line="336" w:lineRule="auto" w:after="180"/>
+      </w:pPr>
+      <w:r>
+        <w:rPr>
+          <w:b w:val="0"/>
+        </w:rPr>
+        <w:t xml:space="preserve">A </w:t>
+      </w:r>
+      <w:r>
+        <w:rPr>
+          <w:b/>
+        </w:rPr>
+        <w:t>variable</w:t>
+      </w:r>
+      <w:r>
+        <w:rPr>
+          <w:b w:val="0"/>
+        </w:rPr>
+        <w:t xml:space="preserve"> name stays the same while its value may change. Think of score as the label on an erasable number box. Updating the box does not keep all earlier numbers inside it.</w:t>
+      </w:r>
+    </w:p>
+    <w:p>
+      <w:pPr>
+        <w:spacing w:line="336" w:lineRule="auto" w:after="180"/>
+      </w:pPr>
+      <w:r>
+        <w:rPr>
+          <w:b w:val="0"/>
+        </w:rPr>
+        <w:t xml:space="preserve">A separate </w:t>
+      </w:r>
+      <w:r>
+        <w:rPr>
+          <w:b/>
+        </w:rPr>
+        <w:t>trace</w:t>
+      </w:r>
+      <w:r>
+        <w:rPr>
+          <w:b w:val="0"/>
+        </w:rPr>
+        <w:t xml:space="preserve"> preserves those earlier </w:t>
+      </w:r>
+      <w:r>
+        <w:rPr>
+          <w:b/>
+        </w:rPr>
+        <w:t>state</w:t>
+      </w:r>
+      <w:r>
+        <w:rPr>
+          <w:b w:val="0"/>
+        </w:rPr>
+        <w:t>s so we can explain how the result was reached. This score procedure follows fixed arithmetic instructions; it does not learn from examples.</w:t>
+      </w:r>
+    </w:p>
+    <w:p>
+      <w:pPr>
+        <w:spacing w:line="336" w:lineRule="auto" w:after="180"/>
+      </w:pPr>
+      <w:r>
+        <w:rPr>
+          <w:b w:val="0"/>
+        </w:rPr>
+        <w:t xml:space="preserve">Write the </w:t>
+      </w:r>
+      <w:r>
+        <w:rPr>
+          <w:b/>
+        </w:rPr>
+        <w:t>initial state</w:t>
+      </w:r>
+      <w:r>
+        <w:rPr>
+          <w:b w:val="0"/>
+        </w:rPr>
+        <w:t xml:space="preserve"> first. For each instruction, read the latest value, perform the operation, and record the new </w:t>
+      </w:r>
+      <w:r>
+        <w:rPr>
+          <w:b/>
+        </w:rPr>
+        <w:t>state</w:t>
+      </w:r>
+      <w:r>
+        <w:rPr>
+          <w:b w:val="0"/>
+        </w:rPr>
+        <w:t xml:space="preserve">. A transition is the change from one recorded </w:t>
+      </w:r>
+      <w:r>
+        <w:rPr>
+          <w:b/>
+        </w:rPr>
+        <w:t>state</w:t>
+      </w:r>
+      <w:r>
+        <w:rPr>
+          <w:b w:val="0"/>
+        </w:rPr>
+        <w:t xml:space="preserve"> to the next.</w:t>
+      </w:r>
+    </w:p>
+    <w:p>
+      <w:pPr>
+        <w:pStyle w:val="Heading3"/>
+      </w:pPr>
+      <w:r>
+        <w:t>Explain the added worked example · 4</w:t>
+      </w:r>
+    </w:p>
+    <w:p>
+      <w:pPr>
+        <w:spacing w:line="336" w:lineRule="auto" w:after="180"/>
+      </w:pPr>
+      <w:r>
+        <w:rPr>
+          <w:b w:val="0"/>
+        </w:rPr>
+        <w:t>In words, double score means calculate twice its current value and store that result in score. Add 3 to score means increase the current value by 3. Set score to 3 means replace it with 3 instead.</w:t>
+      </w:r>
+    </w:p>
+    <w:p>
+      <w:pPr>
+        <w:spacing w:line="336" w:lineRule="auto" w:after="180"/>
+      </w:pPr>
+      <w:r>
+        <w:rPr>
+          <w:b w:val="0"/>
+        </w:rPr>
+        <w:t>These instructions sound similar but do different things: if score is 7, adding 3 produces 10, while setting it to 3 produces 3.</w:t>
+      </w:r>
+    </w:p>
+    <w:p>
+      <w:pPr>
+        <w:spacing w:line="336" w:lineRule="auto" w:after="180"/>
+      </w:pPr>
+      <w:r>
+        <w:rPr>
+          <w:b w:val="0"/>
+        </w:rPr>
+        <w:t xml:space="preserve">A </w:t>
+      </w:r>
+      <w:r>
+        <w:rPr>
+          <w:b/>
+        </w:rPr>
+        <w:t>trace</w:t>
+      </w:r>
+      <w:r>
+        <w:rPr>
+          <w:b w:val="0"/>
+        </w:rPr>
+        <w:t xml:space="preserve"> is </w:t>
+      </w:r>
+      <w:r>
+        <w:rPr>
+          <w:b/>
+        </w:rPr>
+        <w:t>evidence</w:t>
+      </w:r>
+      <w:r>
+        <w:rPr>
+          <w:b w:val="0"/>
+        </w:rPr>
+        <w:t xml:space="preserve"> of one execution from one </w:t>
+      </w:r>
+      <w:r>
+        <w:rPr>
+          <w:b/>
+        </w:rPr>
+        <w:t>initial state</w:t>
+      </w:r>
+      <w:r>
+        <w:rPr>
+          <w:b w:val="0"/>
+        </w:rPr>
+        <w:t xml:space="preserve">. To compare two procedures fairly, keep the </w:t>
+      </w:r>
+      <w:r>
+        <w:rPr>
+          <w:b/>
+        </w:rPr>
+        <w:t>initial state</w:t>
+      </w:r>
+      <w:r>
+        <w:rPr>
+          <w:b w:val="0"/>
+        </w:rPr>
+        <w:t xml:space="preserve"> the same and list every intermediate value.</w:t>
+      </w:r>
+    </w:p>
+    <w:p>
+      <w:pPr>
+        <w:spacing w:line="336" w:lineRule="auto" w:after="180"/>
+      </w:pPr>
+      <w:r>
+        <w:rPr>
+          <w:b w:val="0"/>
+        </w:rPr>
+        <w:t>Then you can point to the first difference instead of only comparing the final numbers.</w:t>
       </w:r>
     </w:p>
     <w:p>
@@ -821,8 +2114,49 @@
       </w:r>
     </w:p>
     <w:p>
-      <w:r>
-        <w:t>Use the complete worked example below before asking learners to complete W2. Reveal a small part, invite a prediction, then explain the deciding step. These teacher notes contain solutions; do not reveal the independent case answer during modelling.</w:t>
+      <w:pPr>
+        <w:spacing w:line="336" w:lineRule="auto" w:after="180"/>
+      </w:pPr>
+      <w:r>
+        <w:rPr>
+          <w:b w:val="0"/>
+        </w:rPr>
+        <w:t xml:space="preserve">Use the complete worked example below before asking learners to complete W2. Reveal a small part, invite a </w:t>
+      </w:r>
+      <w:r>
+        <w:rPr>
+          <w:b/>
+        </w:rPr>
+        <w:t>prediction</w:t>
+      </w:r>
+      <w:r>
+        <w:rPr>
+          <w:b w:val="0"/>
+        </w:rPr>
+        <w:t xml:space="preserve">, then explain the deciding </w:t>
+      </w:r>
+      <w:r>
+        <w:rPr>
+          <w:b/>
+        </w:rPr>
+        <w:t>step</w:t>
+      </w:r>
+      <w:r>
+        <w:rPr>
+          <w:b w:val="0"/>
+        </w:rPr>
+        <w:t>.</w:t>
+      </w:r>
+    </w:p>
+    <w:p>
+      <w:pPr>
+        <w:spacing w:line="336" w:lineRule="auto" w:after="180"/>
+      </w:pPr>
+      <w:r>
+        <w:rPr>
+          <w:b w:val="0"/>
+        </w:rPr>
+        <w:t>These teacher notes contain solutions; do not reveal the independent case answer during modelling.</w:t>
       </w:r>
     </w:p>
     <w:tbl>
@@ -840,6 +2174,38 @@
         <w:trPr>
           <w:tblHeader/>
         </w:trPr>
+        <w:tc>
+          <w:tcPr>
+            <w:tcW w:type="dxa" w:w="3408"/>
+          </w:tcPr>
+          <w:p>
+            <w:r>
+              <w:t>Stage from score 4</w:t>
+            </w:r>
+          </w:p>
+        </w:tc>
+        <w:tc>
+          <w:tcPr>
+            <w:tcW w:type="dxa" w:w="3408"/>
+          </w:tcPr>
+          <w:p>
+            <w:r>
+              <w:t>Add then double</w:t>
+            </w:r>
+          </w:p>
+        </w:tc>
+        <w:tc>
+          <w:tcPr>
+            <w:tcW w:type="dxa" w:w="3408"/>
+          </w:tcPr>
+          <w:p>
+            <w:r>
+              <w:t>Double then add</w:t>
+            </w:r>
+          </w:p>
+        </w:tc>
+      </w:tr>
+      <w:tr>
         <w:tc>
           <w:tcPr>
             <w:tcW w:type="dxa" w:w="3408"/>
@@ -937,13 +2303,55 @@
       </w:tr>
     </w:tbl>
     <w:p>
-      <w:r>
-        <w:t>Both procedures use add 3, double and subtract 2, but the first two operations are exchanged. Doubling after the addition also doubles the extra 3. Adding afterward does not. The final difference comes from the order, even though both procedures started at 4.</w:t>
-      </w:r>
-    </w:p>
-    <w:p>
-      <w:r>
-        <w:t>Now use two number boxes: A starts at 2 and B starts at 0. Copy the current value of A into B, then add 5 to A. After the copy, A is 2 and B is 2. After the addition, A is 7 and B remains 2. Copying stores the value at that moment; it does not create a lasting connection between these number boxes. Record both values after each instruction, including the one that did not change.</w:t>
+      <w:pPr>
+        <w:spacing w:line="336" w:lineRule="auto" w:after="180"/>
+      </w:pPr>
+      <w:r>
+        <w:rPr>
+          <w:b w:val="0"/>
+        </w:rPr>
+        <w:t>Both procedures use add 3, double and subtract 2, but the first two operations are exchanged. Doubling after the addition also doubles the extra 3. Adding afterward does not.</w:t>
+      </w:r>
+    </w:p>
+    <w:p>
+      <w:pPr>
+        <w:spacing w:line="336" w:lineRule="auto" w:after="180"/>
+      </w:pPr>
+      <w:r>
+        <w:rPr>
+          <w:b w:val="0"/>
+        </w:rPr>
+        <w:t>The final difference comes from the order, even though both procedures started at 4.</w:t>
+      </w:r>
+    </w:p>
+    <w:p>
+      <w:pPr>
+        <w:pStyle w:val="Heading3"/>
+      </w:pPr>
+      <w:r>
+        <w:t>Model the reasoning aloud · 5</w:t>
+      </w:r>
+    </w:p>
+    <w:p>
+      <w:pPr>
+        <w:spacing w:line="336" w:lineRule="auto" w:after="180"/>
+      </w:pPr>
+      <w:r>
+        <w:rPr>
+          <w:b w:val="0"/>
+        </w:rPr>
+        <w:t>Now use two number boxes: A starts at 2 and B starts at 0. Copy the current value of A into B, then add 5 to A. After the copy, A is 2 and B is 2. After the addition, A is 7 and B remains 2.</w:t>
+      </w:r>
+    </w:p>
+    <w:p>
+      <w:pPr>
+        <w:spacing w:line="336" w:lineRule="auto" w:after="180"/>
+      </w:pPr>
+      <w:r>
+        <w:rPr>
+          <w:b w:val="0"/>
+        </w:rPr>
+        <w:t>Copying stores the value at that moment; it does not create a lasting connection between these number boxes. Record both values after each instruction, including the one that did not change.</w:t>
       </w:r>
     </w:p>
     <w:tbl>
@@ -1049,8 +2457,26 @@
       </w:tr>
     </w:tbl>
     <w:p>
-      <w:r>
-        <w:t>Use the diagram and verbal explanation together. Ask learners to match a sentence to a specific visual step; do not assign learners fixed visual or auditory learning styles.</w:t>
+      <w:pPr>
+        <w:spacing w:line="336" w:lineRule="auto" w:after="180"/>
+      </w:pPr>
+      <w:r>
+        <w:rPr>
+          <w:b w:val="0"/>
+        </w:rPr>
+        <w:t xml:space="preserve">Use the diagram and verbal explanation together. Ask learners to match a sentence to a specific visual </w:t>
+      </w:r>
+      <w:r>
+        <w:rPr>
+          <w:b/>
+        </w:rPr>
+        <w:t>step</w:t>
+      </w:r>
+      <w:r>
+        <w:rPr>
+          <w:b w:val="0"/>
+        </w:rPr>
+        <w:t>; do not assign learners fixed visual or auditory learning styles.</w:t>
       </w:r>
     </w:p>
     <w:p>
@@ -1062,7 +2488,13 @@
       </w:r>
     </w:p>
     <w:p>
-      <w:r>
+      <w:pPr>
+        <w:spacing w:line="336" w:lineRule="auto" w:after="180"/>
+      </w:pPr>
+      <w:r>
+        <w:rPr>
+          <w:b w:val="0"/>
+        </w:rPr>
         <w:t>A fictional paper badge machine transforms an initial score using an ordered recipe.</w:t>
       </w:r>
     </w:p>
@@ -1075,12 +2507,42 @@
       </w:r>
     </w:p>
     <w:p>
-      <w:r>
+      <w:pPr>
+        <w:pStyle w:val="Heading3"/>
+      </w:pPr>
+      <w:r>
+        <w:t>Supplied facts</w:t>
+      </w:r>
+    </w:p>
+    <w:p>
+      <w:pPr>
+        <w:spacing w:line="336" w:lineRule="auto" w:after="180"/>
+        <w:shd w:fill="F1F6FC"/>
+      </w:pPr>
+      <w:r>
+        <w:rPr>
+          <w:b w:val="0"/>
+        </w:rPr>
         <w:t>Start score=3. Recipe A: double, add 4, subtract 1, report.</w:t>
       </w:r>
     </w:p>
     <w:p>
-      <w:r>
+      <w:pPr>
+        <w:pStyle w:val="Heading3"/>
+      </w:pPr>
+      <w:r>
+        <w:t>Supplied facts</w:t>
+      </w:r>
+    </w:p>
+    <w:p>
+      <w:pPr>
+        <w:spacing w:line="336" w:lineRule="auto" w:after="180"/>
+        <w:shd w:fill="F1F6FC"/>
+      </w:pPr>
+      <w:r>
+        <w:rPr>
+          <w:b w:val="0"/>
+        </w:rPr>
         <w:t>Recipe B swaps the first two operations but keeps the same starting score.</w:t>
       </w:r>
     </w:p>
@@ -1302,43 +2764,160 @@
       </w:r>
     </w:p>
     <w:p>
-      <w:r>
-        <w:t>Every instruction reads the current score, not the original one unless explicitly told to. In B, doubling also doubles the added 4. In A, the extra 4 is added after doubling. The final difference of 4 follows from that order, not from different starting data.</w:t>
-      </w:r>
-    </w:p>
-    <w:p>
       <w:pPr>
         <w:pStyle w:val="Heading3"/>
       </w:pPr>
       <w:r>
+        <w:t>Why the result follows</w:t>
+      </w:r>
+    </w:p>
+    <w:p>
+      <w:pPr>
+        <w:spacing w:line="336" w:lineRule="auto" w:after="180"/>
+        <w:shd w:fill="F1F6FC"/>
+      </w:pPr>
+      <w:r>
+        <w:rPr>
+          <w:b w:val="0"/>
+        </w:rPr>
+        <w:t>Every instruction reads the current score, not the original one unless explicitly told to. In B, doubling also doubles the added 4. In A, the extra 4 is added after doubling.</w:t>
+      </w:r>
+    </w:p>
+    <w:p>
+      <w:pPr>
+        <w:spacing w:line="336" w:lineRule="auto" w:after="180"/>
+        <w:shd w:fill="F1F6FC"/>
+      </w:pPr>
+      <w:r>
+        <w:rPr>
+          <w:b w:val="0"/>
+        </w:rPr>
+        <w:t>The final difference of 4 follows from that order, not from different starting data.</w:t>
+      </w:r>
+    </w:p>
+    <w:p>
+      <w:pPr>
+        <w:pStyle w:val="Heading3"/>
+      </w:pPr>
+      <w:r>
         <w:t>What this example does not establish</w:t>
       </w:r>
     </w:p>
     <w:p>
-      <w:r>
-        <w:t>One traced input checks one run; it does not establish every recipe is equivalent or validate an entire program.</w:t>
-      </w:r>
-    </w:p>
-    <w:p>
       <w:pPr>
         <w:pStyle w:val="Heading3"/>
       </w:pPr>
       <w:r>
+        <w:t>Keep the stated limit</w:t>
+      </w:r>
+    </w:p>
+    <w:p>
+      <w:pPr>
+        <w:spacing w:line="336" w:lineRule="auto" w:after="180"/>
+        <w:shd w:fill="FFF5E6"/>
+      </w:pPr>
+      <w:r>
+        <w:rPr>
+          <w:b w:val="0"/>
+        </w:rPr>
+        <w:t xml:space="preserve">One </w:t>
+      </w:r>
+      <w:r>
+        <w:rPr>
+          <w:b/>
+        </w:rPr>
+        <w:t>trace</w:t>
+      </w:r>
+      <w:r>
+        <w:rPr>
+          <w:b w:val="0"/>
+        </w:rPr>
+        <w:t xml:space="preserve">d </w:t>
+      </w:r>
+      <w:r>
+        <w:rPr>
+          <w:b/>
+        </w:rPr>
+        <w:t>input</w:t>
+      </w:r>
+      <w:r>
+        <w:rPr>
+          <w:b w:val="0"/>
+        </w:rPr>
+        <w:t xml:space="preserve"> checks one run; it does not establish every recipe is equivalent or validate an entire program.</w:t>
+      </w:r>
+    </w:p>
+    <w:p>
+      <w:pPr>
+        <w:pStyle w:val="Heading3"/>
+      </w:pPr>
+      <w:r>
         <w:t>Change one thing in the pictured case</w:t>
       </w:r>
     </w:p>
     <w:p>
-      <w:r>
+      <w:pPr>
+        <w:pStyle w:val="Heading3"/>
+      </w:pPr>
+      <w:r>
+        <w:t>Change one thing</w:t>
+      </w:r>
+    </w:p>
+    <w:p>
+      <w:pPr>
+        <w:spacing w:line="336" w:lineRule="auto" w:after="180"/>
+        <w:shd w:fill="F5F1FB"/>
+      </w:pPr>
+      <w:r>
+        <w:rPr>
+          <w:b w:val="0"/>
+        </w:rPr>
         <w:t>Change: Change the starting score to 0 for both recipes.</w:t>
       </w:r>
     </w:p>
     <w:p>
-      <w:r>
-        <w:t>Prediction: A reports 3 and B reports 7.</w:t>
-      </w:r>
-    </w:p>
-    <w:p>
-      <w:r>
+      <w:pPr>
+        <w:pStyle w:val="Heading3"/>
+      </w:pPr>
+      <w:r>
+        <w:t>Predicted result</w:t>
+      </w:r>
+    </w:p>
+    <w:p>
+      <w:pPr>
+        <w:spacing w:line="336" w:lineRule="auto" w:after="180"/>
+        <w:shd w:fill="F1F6FC"/>
+      </w:pPr>
+      <w:r>
+        <w:rPr>
+          <w:b/>
+        </w:rPr>
+        <w:t>Prediction</w:t>
+      </w:r>
+      <w:r>
+        <w:rPr>
+          <w:b w:val="0"/>
+        </w:rPr>
+        <w:t>: A reports 3 and B reports 7.</w:t>
+      </w:r>
+    </w:p>
+    <w:p>
+      <w:pPr>
+        <w:pStyle w:val="Heading3"/>
+      </w:pPr>
+      <w:r>
+        <w:t>Why the result follows</w:t>
+      </w:r>
+    </w:p>
+    <w:p>
+      <w:pPr>
+        <w:spacing w:line="336" w:lineRule="auto" w:after="180"/>
+        <w:shd w:fill="F1F6FC"/>
+      </w:pPr>
+      <w:r>
+        <w:rPr>
+          <w:b w:val="0"/>
+        </w:rPr>
         <w:t>Reason: A: 0→0→4→3. B: 0→4→8→7.</w:t>
       </w:r>
     </w:p>
@@ -1351,8 +2930,81 @@
       </w:r>
     </w:p>
     <w:p>
-      <w:r>
-        <w:t>Cover the result. Ask learners to name the inputs and predict the next step. Uncover one step, connect the icon to the actual procedure, and explain its evidence. Then change the supplied condition and compare. The picture is a representation; it does not document execution of a real AI model.</w:t>
+      <w:pPr>
+        <w:pStyle w:val="Heading3"/>
+      </w:pPr>
+      <w:r>
+        <w:t>Ask while showing the picture · 6</w:t>
+      </w:r>
+    </w:p>
+    <w:p>
+      <w:pPr>
+        <w:spacing w:line="336" w:lineRule="auto" w:after="180"/>
+      </w:pPr>
+      <w:r>
+        <w:rPr>
+          <w:b w:val="0"/>
+        </w:rPr>
+        <w:t xml:space="preserve">Cover the result. Ask learners to name the </w:t>
+      </w:r>
+      <w:r>
+        <w:rPr>
+          <w:b/>
+        </w:rPr>
+        <w:t>input</w:t>
+      </w:r>
+      <w:r>
+        <w:rPr>
+          <w:b w:val="0"/>
+        </w:rPr>
+        <w:t xml:space="preserve">s and predict the next </w:t>
+      </w:r>
+      <w:r>
+        <w:rPr>
+          <w:b/>
+        </w:rPr>
+        <w:t>step</w:t>
+      </w:r>
+      <w:r>
+        <w:rPr>
+          <w:b w:val="0"/>
+        </w:rPr>
+        <w:t xml:space="preserve">. Uncover one </w:t>
+      </w:r>
+      <w:r>
+        <w:rPr>
+          <w:b/>
+        </w:rPr>
+        <w:t>step</w:t>
+      </w:r>
+      <w:r>
+        <w:rPr>
+          <w:b w:val="0"/>
+        </w:rPr>
+        <w:t xml:space="preserve">, connect the icon to the actual procedure, and explain its </w:t>
+      </w:r>
+      <w:r>
+        <w:rPr>
+          <w:b/>
+        </w:rPr>
+        <w:t>evidence</w:t>
+      </w:r>
+      <w:r>
+        <w:rPr>
+          <w:b w:val="0"/>
+        </w:rPr>
+        <w:t>. Then change the supplied condition and compare.</w:t>
+      </w:r>
+    </w:p>
+    <w:p>
+      <w:pPr>
+        <w:spacing w:line="336" w:lineRule="auto" w:after="180"/>
+      </w:pPr>
+      <w:r>
+        <w:rPr>
+          <w:b w:val="0"/>
+        </w:rPr>
+        <w:t>The picture is a representation; it does not document execution of a real AI model.</w:t>
       </w:r>
     </w:p>
     <w:p>
@@ -1364,11 +3016,16 @@
       </w:r>
     </w:p>
     <w:p>
+      <w:r>
+        <w:t>Demonstrate Algorithms as Recipes, reduce support deliberately and check individual reasoning before discussing answers.</w:t>
+      </w:r>
+    </w:p>
+    <w:p>
       <w:pPr>
         <w:pStyle w:val="Heading3"/>
       </w:pPr>
       <w:r>
-        <w:t>Demonstrate and guide practice</w:t>
+        <w:t>Board sequence</w:t>
       </w:r>
     </w:p>
     <w:p>
@@ -1376,55 +3033,221 @@
         <w:pStyle w:val="Heading3"/>
       </w:pPr>
       <w:r>
-        <w:t>Board sequence</w:t>
-      </w:r>
-    </w:p>
-    <w:p>
-      <w:r>
+        <w:t>1. Put the facts on the board</w:t>
+      </w:r>
+    </w:p>
+    <w:p>
+      <w:pPr>
+        <w:spacing w:line="336" w:lineRule="auto" w:after="180"/>
+        <w:shd w:fill="F4F9FC"/>
+      </w:pPr>
+      <w:r>
+        <w:rPr>
+          <w:b w:val="0"/>
+        </w:rPr>
         <w:t>Write the given facts: A robot starts on the left of three squares, facing right. It executes MOVE, MOVE, STOP, each MOVE being one square.</w:t>
       </w:r>
     </w:p>
     <w:p>
-      <w:r>
-        <w:t>Write the question to explain: Trace the position after each command.</w:t>
-      </w:r>
-    </w:p>
-    <w:p>
-      <w:r>
-        <w:t>Reveal after predictions: Middle, rightmost, unchanged. Direction, distance and starting conditions must be specified.</w:t>
-      </w:r>
-    </w:p>
-    <w:p>
-      <w:r>
-        <w:t>Keep for an independent attempt: Instructions say pick up a pencil, write your name, then find paper. Find the first ordering problem and rewrite the three steps so another learner can follow them.</w:t>
-      </w:r>
-    </w:p>
-    <w:p>
       <w:pPr>
         <w:pStyle w:val="Heading3"/>
       </w:pPr>
       <w:r>
+        <w:t>2. State the decision to explain</w:t>
+      </w:r>
+    </w:p>
+    <w:p>
+      <w:pPr>
+        <w:spacing w:line="336" w:lineRule="auto" w:after="180"/>
+        <w:shd w:fill="F4F9FC"/>
+      </w:pPr>
+      <w:r>
+        <w:rPr>
+          <w:b w:val="0"/>
+        </w:rPr>
+        <w:t xml:space="preserve">Write the question to explain: </w:t>
+      </w:r>
+      <w:r>
+        <w:rPr>
+          <w:b/>
+        </w:rPr>
+        <w:t>Trace</w:t>
+      </w:r>
+      <w:r>
+        <w:rPr>
+          <w:b w:val="0"/>
+        </w:rPr>
+        <w:t xml:space="preserve"> the position after each command.</w:t>
+      </w:r>
+    </w:p>
+    <w:p>
+      <w:pPr>
+        <w:pStyle w:val="Heading3"/>
+      </w:pPr>
+      <w:r>
+        <w:t>3. Reveal the worked reasoning</w:t>
+      </w:r>
+    </w:p>
+    <w:p>
+      <w:pPr>
+        <w:spacing w:line="336" w:lineRule="auto" w:after="180"/>
+        <w:shd w:fill="F1F6FC"/>
+      </w:pPr>
+      <w:r>
+        <w:rPr>
+          <w:b w:val="0"/>
+        </w:rPr>
+        <w:t xml:space="preserve">Reveal after </w:t>
+      </w:r>
+      <w:r>
+        <w:rPr>
+          <w:b/>
+        </w:rPr>
+        <w:t>prediction</w:t>
+      </w:r>
+      <w:r>
+        <w:rPr>
+          <w:b w:val="0"/>
+        </w:rPr>
+        <w:t>s: Middle, rightmost, unchanged. Direction, distance and starting conditions must be specified.</w:t>
+      </w:r>
+    </w:p>
+    <w:p>
+      <w:pPr>
+        <w:pStyle w:val="Heading3"/>
+      </w:pPr>
+      <w:r>
+        <w:t>Hold back the independent task</w:t>
+      </w:r>
+    </w:p>
+    <w:p>
+      <w:pPr>
+        <w:spacing w:line="336" w:lineRule="auto" w:after="180"/>
+        <w:shd w:fill="FFF5E6"/>
+      </w:pPr>
+      <w:r>
+        <w:rPr>
+          <w:b w:val="0"/>
+        </w:rPr>
+        <w:t xml:space="preserve">Keep for an independent attempt: Instructions say pick up a pencil, write your name, then find paper. Find the first ordering problem and rewrite the three </w:t>
+      </w:r>
+      <w:r>
+        <w:rPr>
+          <w:b/>
+        </w:rPr>
+        <w:t>step</w:t>
+      </w:r>
+      <w:r>
+        <w:rPr>
+          <w:b w:val="0"/>
+        </w:rPr>
+        <w:t>s so another learner can follow them.</w:t>
+      </w:r>
+    </w:p>
+    <w:p>
+      <w:pPr>
+        <w:pStyle w:val="Heading3"/>
+      </w:pPr>
+      <w:r>
         <w:t>Classroom dialogue</w:t>
       </w:r>
     </w:p>
     <w:p>
-      <w:r>
+      <w:pPr>
+        <w:pStyle w:val="Heading3"/>
+      </w:pPr>
+      <w:r>
+        <w:t>Ask the class</w:t>
+      </w:r>
+    </w:p>
+    <w:p>
+      <w:pPr>
+        <w:spacing w:line="336" w:lineRule="auto" w:after="180"/>
+        <w:shd w:fill="F5F1FB"/>
+      </w:pPr>
+      <w:r>
+        <w:rPr>
+          <w:b w:val="0"/>
+        </w:rPr>
         <w:t>Ask: Which facts are given, and which would we have to assume? Learners mark relevant details before discussing answers.</w:t>
       </w:r>
     </w:p>
     <w:p>
-      <w:r>
+      <w:pPr>
+        <w:pStyle w:val="Heading3"/>
+      </w:pPr>
+      <w:r>
+        <w:t>Language to model</w:t>
+      </w:r>
+    </w:p>
+    <w:p>
+      <w:pPr>
+        <w:spacing w:line="336" w:lineRule="auto" w:after="180"/>
+        <w:shd w:fill="F1F6F8"/>
+      </w:pPr>
+      <w:r>
+        <w:rPr>
+          <w:b w:val="0"/>
+        </w:rPr>
         <w:t>Say: Predict first. Show the rule, information path or calculation that would produce the result. A correct guess is not yet an explanation.</w:t>
       </w:r>
     </w:p>
     <w:p>
-      <w:r>
-        <w:t>Reveal reasoning one step at a time. Explain why a tempting alternative fails. Write units and denominators for arithmetic, trace conditions for decisions, and identify supporting sources for claims.</w:t>
-      </w:r>
-    </w:p>
-    <w:p>
-      <w:r>
-        <w:t>In pairs, one learner solves while the other checks evidence; exchange roles. Remove the worked answer before independent assessment.</w:t>
+      <w:pPr>
+        <w:spacing w:line="336" w:lineRule="auto" w:after="180"/>
+      </w:pPr>
+      <w:r>
+        <w:rPr>
+          <w:b w:val="0"/>
+        </w:rPr>
+        <w:t xml:space="preserve">Reveal reasoning one </w:t>
+      </w:r>
+      <w:r>
+        <w:rPr>
+          <w:b/>
+        </w:rPr>
+        <w:t>step</w:t>
+      </w:r>
+      <w:r>
+        <w:rPr>
+          <w:b w:val="0"/>
+        </w:rPr>
+        <w:t xml:space="preserve"> at a time. Explain why a tempting alternative fails. Write units and denominators for arithmetic, </w:t>
+      </w:r>
+      <w:r>
+        <w:rPr>
+          <w:b/>
+        </w:rPr>
+        <w:t>trace</w:t>
+      </w:r>
+      <w:r>
+        <w:rPr>
+          <w:b w:val="0"/>
+        </w:rPr>
+        <w:t xml:space="preserve"> conditions for decisions, and identify supporting sources for claims.</w:t>
+      </w:r>
+    </w:p>
+    <w:p>
+      <w:pPr>
+        <w:spacing w:line="336" w:lineRule="auto" w:after="180"/>
+      </w:pPr>
+      <w:r>
+        <w:rPr>
+          <w:b w:val="0"/>
+        </w:rPr>
+        <w:t xml:space="preserve">In pairs, one learner solves while the other checks </w:t>
+      </w:r>
+      <w:r>
+        <w:rPr>
+          <w:b/>
+        </w:rPr>
+        <w:t>evidence</w:t>
+      </w:r>
+      <w:r>
+        <w:rPr>
+          <w:b w:val="0"/>
+        </w:rPr>
+        <w:t>; exchange roles. Remove the worked answer before independent assessment.</w:t>
       </w:r>
     </w:p>
     <w:p>
@@ -1436,8 +3259,72 @@
       </w:r>
     </w:p>
     <w:p>
-      <w:r>
-        <w:t>The guided trace is 5,7,14,13. Double reads 7 because the add-2 instruction has already replaced 5 with 7. For the exit response, compare the initial states and the meaning/order of the instructions, then compare successive recorded states. Different starts can give different correct results. With matching starts and instructions, the first differing transition identifies where to inspect the calculation or interpretation.</w:t>
+      <w:pPr>
+        <w:spacing w:line="336" w:lineRule="auto" w:after="180"/>
+      </w:pPr>
+      <w:r>
+        <w:rPr>
+          <w:b w:val="0"/>
+        </w:rPr>
+        <w:t xml:space="preserve">The guided </w:t>
+      </w:r>
+      <w:r>
+        <w:rPr>
+          <w:b/>
+        </w:rPr>
+        <w:t>trace</w:t>
+      </w:r>
+      <w:r>
+        <w:rPr>
+          <w:b w:val="0"/>
+        </w:rPr>
+        <w:t xml:space="preserve"> is 5,7,14,13. Double reads 7 because the add-2 instruction has already replaced 5 with 7.</w:t>
+      </w:r>
+    </w:p>
+    <w:p>
+      <w:pPr>
+        <w:spacing w:line="336" w:lineRule="auto" w:after="180"/>
+      </w:pPr>
+      <w:r>
+        <w:rPr>
+          <w:b w:val="0"/>
+        </w:rPr>
+        <w:t xml:space="preserve">For the exit response, compare the </w:t>
+      </w:r>
+      <w:r>
+        <w:rPr>
+          <w:b/>
+        </w:rPr>
+        <w:t>initial state</w:t>
+      </w:r>
+      <w:r>
+        <w:rPr>
+          <w:b w:val="0"/>
+        </w:rPr>
+        <w:t xml:space="preserve">s and the meaning/order of the instructions, then compare successive recorded </w:t>
+      </w:r>
+      <w:r>
+        <w:rPr>
+          <w:b/>
+        </w:rPr>
+        <w:t>state</w:t>
+      </w:r>
+      <w:r>
+        <w:rPr>
+          <w:b w:val="0"/>
+        </w:rPr>
+        <w:t>s. Different starts can give different correct results.</w:t>
+      </w:r>
+    </w:p>
+    <w:p>
+      <w:pPr>
+        <w:spacing w:line="336" w:lineRule="auto" w:after="180"/>
+      </w:pPr>
+      <w:r>
+        <w:rPr>
+          <w:b w:val="0"/>
+        </w:rPr>
+        <w:t>With matching starts and instructions, the first differing transition identifies where to inspect the calculation or interpretation.</w:t>
       </w:r>
     </w:p>
     <w:p>
@@ -1669,41 +3556,251 @@
       </w:r>
     </w:p>
     <w:p>
-      <w:r>
-        <w:t>Completion task: Two procedures start score at 6. Procedure A sets score to 4, then adds 2. Procedure B adds 4 to score, then adds 2. Trace both and explain why the first instructions are different.</w:t>
-      </w:r>
-    </w:p>
-    <w:p>
-      <w:r>
-        <w:t>Teacher check: A traces 6, 4, 6. B traces 6, 10, 12. Setting replaces the current value with 4; adding increases the current 6 by 4. The procedures therefore have different intermediate and final states.</w:t>
-      </w:r>
-    </w:p>
-    <w:p>
-      <w:r>
-        <w:t>Start by identifying the given inputs together. Leave the intermediate steps blank. If needed, model one step, then withdraw that help on the next step. Move to a full trace only when the partial trace is understood. For partners, alternate explainer and checker; collect a response from every learner before discussion.</w:t>
-      </w:r>
-    </w:p>
-    <w:p>
       <w:pPr>
         <w:pStyle w:val="Heading3"/>
       </w:pPr>
       <w:r>
+        <w:t>Completion practice</w:t>
+      </w:r>
+    </w:p>
+    <w:p>
+      <w:pPr>
+        <w:spacing w:line="336" w:lineRule="auto" w:after="180"/>
+        <w:shd w:fill="F5F1FB"/>
+      </w:pPr>
+      <w:r>
+        <w:rPr>
+          <w:b w:val="0"/>
+        </w:rPr>
+        <w:t xml:space="preserve">Completion task: Two procedures start score at 6. Procedure A sets score to 4, then adds 2. Procedure B adds 4 to score, then adds 2. </w:t>
+      </w:r>
+      <w:r>
+        <w:rPr>
+          <w:b/>
+        </w:rPr>
+        <w:t>Trace</w:t>
+      </w:r>
+      <w:r>
+        <w:rPr>
+          <w:b w:val="0"/>
+        </w:rPr>
+        <w:t xml:space="preserve"> both and explain why the first instructions are different.</w:t>
+      </w:r>
+    </w:p>
+    <w:p>
+      <w:pPr>
+        <w:pStyle w:val="Heading3"/>
+      </w:pPr>
+      <w:r>
+        <w:t>Reasoning to listen for</w:t>
+      </w:r>
+    </w:p>
+    <w:p>
+      <w:pPr>
+        <w:spacing w:line="336" w:lineRule="auto" w:after="180"/>
+        <w:shd w:fill="F1F6FC"/>
+      </w:pPr>
+      <w:r>
+        <w:rPr>
+          <w:b w:val="0"/>
+        </w:rPr>
+        <w:t xml:space="preserve">Teacher check: A </w:t>
+      </w:r>
+      <w:r>
+        <w:rPr>
+          <w:b/>
+        </w:rPr>
+        <w:t>trace</w:t>
+      </w:r>
+      <w:r>
+        <w:rPr>
+          <w:b w:val="0"/>
+        </w:rPr>
+        <w:t xml:space="preserve">s 6, 4, 6. B </w:t>
+      </w:r>
+      <w:r>
+        <w:rPr>
+          <w:b/>
+        </w:rPr>
+        <w:t>trace</w:t>
+      </w:r>
+      <w:r>
+        <w:rPr>
+          <w:b w:val="0"/>
+        </w:rPr>
+        <w:t xml:space="preserve">s 6, 10, 12. Setting replaces the current value with 4; adding increases the current 6 by 4. The procedures therefore have different intermediate and final </w:t>
+      </w:r>
+      <w:r>
+        <w:rPr>
+          <w:b/>
+        </w:rPr>
+        <w:t>state</w:t>
+      </w:r>
+      <w:r>
+        <w:rPr>
+          <w:b w:val="0"/>
+        </w:rPr>
+        <w:t>s.</w:t>
+      </w:r>
+    </w:p>
+    <w:p>
+      <w:pPr>
+        <w:spacing w:line="336" w:lineRule="auto" w:after="180"/>
+      </w:pPr>
+      <w:r>
+        <w:rPr>
+          <w:b w:val="0"/>
+        </w:rPr>
+        <w:t xml:space="preserve">Start by identifying the given </w:t>
+      </w:r>
+      <w:r>
+        <w:rPr>
+          <w:b/>
+        </w:rPr>
+        <w:t>input</w:t>
+      </w:r>
+      <w:r>
+        <w:rPr>
+          <w:b w:val="0"/>
+        </w:rPr>
+        <w:t xml:space="preserve">s together. Leave the intermediate </w:t>
+      </w:r>
+      <w:r>
+        <w:rPr>
+          <w:b/>
+        </w:rPr>
+        <w:t>step</w:t>
+      </w:r>
+      <w:r>
+        <w:rPr>
+          <w:b w:val="0"/>
+        </w:rPr>
+        <w:t xml:space="preserve">s blank. If needed, model one </w:t>
+      </w:r>
+      <w:r>
+        <w:rPr>
+          <w:b/>
+        </w:rPr>
+        <w:t>step</w:t>
+      </w:r>
+      <w:r>
+        <w:rPr>
+          <w:b w:val="0"/>
+        </w:rPr>
+        <w:t xml:space="preserve">, then withdraw that help on the next </w:t>
+      </w:r>
+      <w:r>
+        <w:rPr>
+          <w:b/>
+        </w:rPr>
+        <w:t>step</w:t>
+      </w:r>
+      <w:r>
+        <w:rPr>
+          <w:b w:val="0"/>
+        </w:rPr>
+        <w:t xml:space="preserve">. Move to a full </w:t>
+      </w:r>
+      <w:r>
+        <w:rPr>
+          <w:b/>
+        </w:rPr>
+        <w:t>trace</w:t>
+      </w:r>
+      <w:r>
+        <w:rPr>
+          <w:b w:val="0"/>
+        </w:rPr>
+        <w:t xml:space="preserve"> only when the partial </w:t>
+      </w:r>
+      <w:r>
+        <w:rPr>
+          <w:b/>
+        </w:rPr>
+        <w:t>trace</w:t>
+      </w:r>
+      <w:r>
+        <w:rPr>
+          <w:b w:val="0"/>
+        </w:rPr>
+        <w:t xml:space="preserve"> is understood.</w:t>
+      </w:r>
+    </w:p>
+    <w:p>
+      <w:pPr>
+        <w:spacing w:line="336" w:lineRule="auto" w:after="180"/>
+      </w:pPr>
+      <w:r>
+        <w:rPr>
+          <w:b w:val="0"/>
+        </w:rPr>
+        <w:t>For partners, alternate explainer and checker; collect a response from every learner before discussion.</w:t>
+      </w:r>
+    </w:p>
+    <w:p>
+      <w:pPr>
+        <w:pStyle w:val="Heading3"/>
+      </w:pPr>
+      <w:r>
         <w:t>Individual reasoning check</w:t>
       </w:r>
     </w:p>
     <w:p>
-      <w:r>
-        <w:t>Use the worked case for Algorithms and changing state. Proposed explanation: “Every instruction uses the original number”. Decide whether this explanation is supported. Point to the step or supplied fact that decides; explain your repair if needed.</w:t>
-      </w:r>
-    </w:p>
-    <w:p>
-      <w:r>
-        <w:t>Expected correction: Point to the most recent trace entry. Double after add reads the updated number, not the initial one.</w:t>
-      </w:r>
-    </w:p>
-    <w:p>
-      <w:r>
-        <w:t>Collect explanations, not only yes/no votes. If a misunderstanding is common, re-model the relevant step for the class. If it affects a few learners, give a short targeted group explanation while others solve a more demanding variation.</w:t>
+      <w:pPr>
+        <w:spacing w:line="336" w:lineRule="auto" w:after="180"/>
+      </w:pPr>
+      <w:r>
+        <w:rPr>
+          <w:b w:val="0"/>
+        </w:rPr>
+        <w:t xml:space="preserve">Use the worked case for </w:t>
+      </w:r>
+      <w:r>
+        <w:rPr>
+          <w:b/>
+        </w:rPr>
+        <w:t>Algorithm</w:t>
+      </w:r>
+      <w:r>
+        <w:rPr>
+          <w:b w:val="0"/>
+        </w:rPr>
+        <w:t xml:space="preserve">s and changing </w:t>
+      </w:r>
+      <w:r>
+        <w:rPr>
+          <w:b/>
+        </w:rPr>
+        <w:t>state</w:t>
+      </w:r>
+      <w:r>
+        <w:rPr>
+          <w:b w:val="0"/>
+        </w:rPr>
+        <w:t>. Proposed explanation: “Every instruction uses the original number”. Decide whether this explanation is supported.</w:t>
+      </w:r>
+    </w:p>
+    <w:p>
+      <w:pPr>
+        <w:spacing w:line="336" w:lineRule="auto" w:after="180"/>
+      </w:pPr>
+      <w:r>
+        <w:rPr>
+          <w:b w:val="0"/>
+        </w:rPr>
+        <w:t xml:space="preserve">Point to the </w:t>
+      </w:r>
+      <w:r>
+        <w:rPr>
+          <w:b/>
+        </w:rPr>
+        <w:t>step</w:t>
+      </w:r>
+      <w:r>
+        <w:rPr>
+          <w:b w:val="0"/>
+        </w:rPr>
+        <w:t xml:space="preserve"> or supplied fact that decides; explain your repair if needed.</w:t>
       </w:r>
     </w:p>
     <w:p>
@@ -1711,11 +3808,83 @@
         <w:pStyle w:val="Heading3"/>
       </w:pPr>
       <w:r>
+        <w:t>Expected repair</w:t>
+      </w:r>
+    </w:p>
+    <w:p>
+      <w:pPr>
+        <w:spacing w:line="336" w:lineRule="auto" w:after="180"/>
+        <w:shd w:fill="F1F6FC"/>
+      </w:pPr>
+      <w:r>
+        <w:rPr>
+          <w:b w:val="0"/>
+        </w:rPr>
+        <w:t xml:space="preserve">Expected correction: Point to the most recent </w:t>
+      </w:r>
+      <w:r>
+        <w:rPr>
+          <w:b/>
+        </w:rPr>
+        <w:t>trace</w:t>
+      </w:r>
+      <w:r>
+        <w:rPr>
+          <w:b w:val="0"/>
+        </w:rPr>
+        <w:t xml:space="preserve"> entry. Double after add reads the updated number, not the initial one.</w:t>
+      </w:r>
+    </w:p>
+    <w:p>
+      <w:pPr>
+        <w:spacing w:line="336" w:lineRule="auto" w:after="180"/>
+      </w:pPr>
+      <w:r>
+        <w:rPr>
+          <w:b w:val="0"/>
+        </w:rPr>
+        <w:t xml:space="preserve">Collect explanations, not only yes/no votes. If a misunderstanding is common, re-model the relevant </w:t>
+      </w:r>
+      <w:r>
+        <w:rPr>
+          <w:b/>
+        </w:rPr>
+        <w:t>step</w:t>
+      </w:r>
+      <w:r>
+        <w:rPr>
+          <w:b w:val="0"/>
+        </w:rPr>
+        <w:t xml:space="preserve"> for the class.</w:t>
+      </w:r>
+    </w:p>
+    <w:p>
+      <w:pPr>
+        <w:spacing w:line="336" w:lineRule="auto" w:after="180"/>
+      </w:pPr>
+      <w:r>
+        <w:rPr>
+          <w:b w:val="0"/>
+        </w:rPr>
+        <w:t>If it affects a few learners, give a short targeted group explanation while others solve a more demanding variation.</w:t>
+      </w:r>
+    </w:p>
+    <w:p>
+      <w:pPr>
+        <w:pStyle w:val="Heading3"/>
+      </w:pPr>
+      <w:r>
         <w:t>Pictorial practice question</w:t>
       </w:r>
     </w:p>
     <w:p>
-      <w:r>
+      <w:pPr>
+        <w:spacing w:line="336" w:lineRule="auto" w:after="180"/>
+      </w:pPr>
+      <w:r>
+        <w:rPr>
+          <w:b w:val="0"/>
+        </w:rPr>
         <w:t>Use the arrows to explain where the two zero-start runs first differ.</w:t>
       </w:r>
     </w:p>
@@ -1728,18 +3897,72 @@
       </w:r>
     </w:p>
     <w:p>
-      <w:r>
+      <w:pPr>
+        <w:spacing w:line="336" w:lineRule="auto" w:after="180"/>
+      </w:pPr>
+      <w:r>
+        <w:rPr>
+          <w:b w:val="0"/>
+        </w:rPr>
         <w:t>They first differ after operation one: A has 0 and B has 4. Their reports are 3 and 7.</w:t>
       </w:r>
     </w:p>
     <w:p>
-      <w:r>
+      <w:pPr>
+        <w:spacing w:line="336" w:lineRule="auto" w:after="180"/>
+      </w:pPr>
+      <w:r>
+        <w:rPr>
+          <w:b w:val="0"/>
+        </w:rPr>
         <w:t>Changed-case reasoning: A reports 3 and B reports 7. A: 0→0→4→3. B: 0→4→8→7.</w:t>
       </w:r>
     </w:p>
     <w:p>
-      <w:r>
-        <w:t>Collect each learner’s explanation before discussion. Use the first missing connection between input, deciding step and result to choose support. This question is worked-case practice, not fresh mastery evidence.</w:t>
+      <w:pPr>
+        <w:spacing w:line="336" w:lineRule="auto" w:after="180"/>
+      </w:pPr>
+      <w:r>
+        <w:rPr>
+          <w:b w:val="0"/>
+        </w:rPr>
+        <w:t xml:space="preserve">Collect each learner’s explanation before discussion. Use the first missing connection between </w:t>
+      </w:r>
+      <w:r>
+        <w:rPr>
+          <w:b/>
+        </w:rPr>
+        <w:t>input</w:t>
+      </w:r>
+      <w:r>
+        <w:rPr>
+          <w:b w:val="0"/>
+        </w:rPr>
+        <w:t xml:space="preserve">, deciding </w:t>
+      </w:r>
+      <w:r>
+        <w:rPr>
+          <w:b/>
+        </w:rPr>
+        <w:t>step</w:t>
+      </w:r>
+      <w:r>
+        <w:rPr>
+          <w:b w:val="0"/>
+        </w:rPr>
+        <w:t xml:space="preserve"> and result to choose support. This question is worked-case practice, not fresh mastery </w:t>
+      </w:r>
+      <w:r>
+        <w:rPr>
+          <w:b/>
+        </w:rPr>
+        <w:t>evidence</w:t>
+      </w:r>
+      <w:r>
+        <w:rPr>
+          <w:b w:val="0"/>
+        </w:rPr>
+        <w:t>.</w:t>
       </w:r>
     </w:p>
     <w:p>
@@ -1751,45 +3974,180 @@
       </w:r>
     </w:p>
     <w:p>
+      <w:r>
+        <w:t>Run the Algorithms as Recipes investigation and use the first unsupported step to choose a teaching response.</w:t>
+      </w:r>
+    </w:p>
+    <w:p>
+      <w:pPr>
+        <w:spacing w:line="336" w:lineRule="auto" w:after="180"/>
+      </w:pPr>
+      <w:r>
+        <w:rPr>
+          <w:b w:val="0"/>
+        </w:rPr>
+        <w:t xml:space="preserve">Predict first, test honestly, and explain what the </w:t>
+      </w:r>
+      <w:r>
+        <w:rPr>
+          <w:b/>
+        </w:rPr>
+        <w:t>evidence</w:t>
+      </w:r>
+      <w:r>
+        <w:rPr>
+          <w:b w:val="0"/>
+        </w:rPr>
+        <w:t xml:space="preserve"> means.</w:t>
+      </w:r>
+    </w:p>
+    <w:p>
       <w:pPr>
         <w:pStyle w:val="Heading3"/>
       </w:pPr>
       <w:r>
-        <w:t>Run the weekly evidence lab</w:t>
-      </w:r>
-    </w:p>
-    <w:p>
-      <w:r>
-        <w:t>Predict first, test honestly, and explain what the evidence means.</w:t>
-      </w:r>
-    </w:p>
-    <w:p>
-      <w:r>
-        <w:t>State your prediction before the result is known.</w:t>
-      </w:r>
-    </w:p>
-    <w:p>
-      <w:r>
+        <w:t>1. Predict</w:t>
+      </w:r>
+    </w:p>
+    <w:p>
+      <w:pPr>
+        <w:spacing w:line="336" w:lineRule="auto" w:after="180"/>
+        <w:shd w:fill="F4F9FC"/>
+      </w:pPr>
+      <w:r>
+        <w:rPr>
+          <w:b/>
+        </w:rPr>
+        <w:t>State</w:t>
+      </w:r>
+      <w:r>
+        <w:rPr>
+          <w:b w:val="0"/>
+        </w:rPr>
+        <w:t xml:space="preserve"> your </w:t>
+      </w:r>
+      <w:r>
+        <w:rPr>
+          <w:b/>
+        </w:rPr>
+        <w:t>prediction</w:t>
+      </w:r>
+      <w:r>
+        <w:rPr>
+          <w:b w:val="0"/>
+        </w:rPr>
+        <w:t xml:space="preserve"> before the result is known.</w:t>
+      </w:r>
+    </w:p>
+    <w:p>
+      <w:pPr>
+        <w:pStyle w:val="Heading3"/>
+      </w:pPr>
+      <w:r>
+        <w:t>2. Investigate</w:t>
+      </w:r>
+    </w:p>
+    <w:p>
+      <w:pPr>
+        <w:spacing w:line="336" w:lineRule="auto" w:after="180"/>
+        <w:shd w:fill="F4F9FC"/>
+      </w:pPr>
+      <w:r>
+        <w:rPr>
+          <w:b w:val="0"/>
+        </w:rPr>
         <w:t>Complete the task: Write directions for a paper robot to pack a bag.</w:t>
       </w:r>
     </w:p>
     <w:p>
-      <w:r>
+      <w:pPr>
+        <w:pStyle w:val="Heading3"/>
+      </w:pPr>
+      <w:r>
+        <w:t>3. Compare cases</w:t>
+      </w:r>
+    </w:p>
+    <w:p>
+      <w:pPr>
+        <w:spacing w:line="336" w:lineRule="auto" w:after="180"/>
+        <w:shd w:fill="F4F9FC"/>
+      </w:pPr>
+      <w:r>
+        <w:rPr>
+          <w:b w:val="0"/>
+        </w:rPr>
         <w:t>Keep a normal case and an edge case clearly separated.</w:t>
       </w:r>
     </w:p>
     <w:p>
-      <w:r>
-        <w:t>Record what happened—even when it does not match your prediction.</w:t>
-      </w:r>
-    </w:p>
-    <w:p>
-      <w:r>
+      <w:pPr>
+        <w:pStyle w:val="Heading3"/>
+      </w:pPr>
+      <w:r>
+        <w:t>4. Record honestly</w:t>
+      </w:r>
+    </w:p>
+    <w:p>
+      <w:pPr>
+        <w:spacing w:line="336" w:lineRule="auto" w:after="180"/>
+        <w:shd w:fill="F4F9FC"/>
+      </w:pPr>
+      <w:r>
+        <w:rPr>
+          <w:b w:val="0"/>
+        </w:rPr>
+        <w:t xml:space="preserve">Record what happened—even when it does not match your </w:t>
+      </w:r>
+      <w:r>
+        <w:rPr>
+          <w:b/>
+        </w:rPr>
+        <w:t>prediction</w:t>
+      </w:r>
+      <w:r>
+        <w:rPr>
+          <w:b w:val="0"/>
+        </w:rPr>
+        <w:t>.</w:t>
+      </w:r>
+    </w:p>
+    <w:p>
+      <w:pPr>
+        <w:pStyle w:val="Heading3"/>
+      </w:pPr>
+      <w:r>
+        <w:t>5. Explain and plan the next test</w:t>
+      </w:r>
+    </w:p>
+    <w:p>
+      <w:pPr>
+        <w:spacing w:line="336" w:lineRule="auto" w:after="180"/>
+        <w:shd w:fill="F4F9FC"/>
+      </w:pPr>
+      <w:r>
+        <w:rPr>
+          <w:b w:val="0"/>
+        </w:rPr>
         <w:t>Explain the result, one limitation, and the next useful test.</w:t>
       </w:r>
     </w:p>
     <w:p>
-      <w:r>
+      <w:pPr>
+        <w:pStyle w:val="Heading3"/>
+      </w:pPr>
+      <w:r>
+        <w:t>Use a fresh case after support</w:t>
+      </w:r>
+    </w:p>
+    <w:p>
+      <w:pPr>
+        <w:spacing w:line="336" w:lineRule="auto" w:after="180"/>
+        <w:shd w:fill="FFF5E6"/>
+      </w:pPr>
+      <w:r>
+        <w:rPr>
+          <w:b w:val="0"/>
+        </w:rPr>
         <w:t>INDEPENDENCE After support is removed, repeat the proof with a fresh case.</w:t>
       </w:r>
     </w:p>
@@ -1802,8 +4160,25 @@
       </w:r>
     </w:p>
     <w:p>
-      <w:r>
-        <w:t>Use the concrete case as the shared normal case and the independent question as a second case. Each pair creates a boundary or missing-information case and predicts its result before testing. Keep the expected result separate from an observed mistake.</w:t>
+      <w:pPr>
+        <w:spacing w:line="336" w:lineRule="auto" w:after="180"/>
+      </w:pPr>
+      <w:r>
+        <w:rPr>
+          <w:b w:val="0"/>
+        </w:rPr>
+        <w:t>Use the concrete case as the shared normal case and the independent question as a second case. Each pair creates a boundary or missing-information case and predicts its result before testing.</w:t>
+      </w:r>
+    </w:p>
+    <w:p>
+      <w:pPr>
+        <w:spacing w:line="336" w:lineRule="auto" w:after="180"/>
+      </w:pPr>
+      <w:r>
+        <w:rPr>
+          <w:b w:val="0"/>
+        </w:rPr>
+        <w:t>Keep the expected result separate from an observed mistake.</w:t>
       </w:r>
     </w:p>
     <w:tbl>
@@ -1961,13 +4336,57 @@
       </w:r>
     </w:p>
     <w:p>
-      <w:r>
+      <w:pPr>
+        <w:pStyle w:val="Heading3"/>
+      </w:pPr>
+      <w:r>
+        <w:t>Find the unsupported claim</w:t>
+      </w:r>
+    </w:p>
+    <w:p>
+      <w:pPr>
+        <w:spacing w:line="336" w:lineRule="auto" w:after="180"/>
+        <w:shd w:fill="F5F1FB"/>
+      </w:pPr>
+      <w:r>
+        <w:rPr>
+          <w:b w:val="0"/>
+        </w:rPr>
         <w:t>CLAIM TO REPAIR Correct actions always work in any order.</w:t>
       </w:r>
     </w:p>
     <w:p>
-      <w:r>
-        <w:t>For guessing, return to given facts and request a trace. For vocabulary without application, use one example and one non-example. For arithmetic errors, check the setup before the calculation. Finish with a different uncoached case before recording mastery.</w:t>
+      <w:pPr>
+        <w:spacing w:line="336" w:lineRule="auto" w:after="180"/>
+      </w:pPr>
+      <w:r>
+        <w:rPr>
+          <w:b w:val="0"/>
+        </w:rPr>
+        <w:t xml:space="preserve">For guessing, return to given facts and request a </w:t>
+      </w:r>
+      <w:r>
+        <w:rPr>
+          <w:b/>
+        </w:rPr>
+        <w:t>trace</w:t>
+      </w:r>
+      <w:r>
+        <w:rPr>
+          <w:b w:val="0"/>
+        </w:rPr>
+        <w:t>. For vocabulary without application, use one example and one non-example. For arithmetic errors, check the setup before the calculation.</w:t>
+      </w:r>
+    </w:p>
+    <w:p>
+      <w:pPr>
+        <w:spacing w:line="336" w:lineRule="auto" w:after="180"/>
+      </w:pPr>
+      <w:r>
+        <w:rPr>
+          <w:b w:val="0"/>
+        </w:rPr>
+        <w:t>Finish with a different uncoached case before recording mastery.</w:t>
       </w:r>
     </w:p>
     <w:p>
@@ -1979,23 +4398,83 @@
       </w:r>
     </w:p>
     <w:p>
-      <w:r>
-        <w:t>Every instruction uses the original number: Point to the most recent trace entry. Double after add reads the updated number, not the initial one.</w:t>
-      </w:r>
-    </w:p>
-    <w:p>
-      <w:r>
+      <w:pPr>
+        <w:spacing w:line="336" w:lineRule="auto" w:after="180"/>
+      </w:pPr>
+      <w:r>
+        <w:rPr>
+          <w:b w:val="0"/>
+        </w:rPr>
+        <w:t xml:space="preserve">Every instruction uses the original number: Point to the most recent </w:t>
+      </w:r>
+      <w:r>
+        <w:rPr>
+          <w:b/>
+        </w:rPr>
+        <w:t>trace</w:t>
+      </w:r>
+      <w:r>
+        <w:rPr>
+          <w:b w:val="0"/>
+        </w:rPr>
+        <w:t xml:space="preserve"> entry. Double after add reads the updated number, not the initial one.</w:t>
+      </w:r>
+    </w:p>
+    <w:p>
+      <w:pPr>
+        <w:spacing w:line="336" w:lineRule="auto" w:after="180"/>
+      </w:pPr>
+      <w:r>
+        <w:rPr>
+          <w:b w:val="0"/>
+        </w:rPr>
         <w:t>Set and add mean the same thing: Start at 6: setting to 4 gives 4 while adding 4 gives 10. Ask which value remains in the box.</w:t>
       </w:r>
     </w:p>
     <w:p>
-      <w:r>
+      <w:pPr>
+        <w:spacing w:line="336" w:lineRule="auto" w:after="180"/>
+      </w:pPr>
+      <w:r>
+        <w:rPr>
+          <w:b w:val="0"/>
+        </w:rPr>
         <w:t>Copying keeps number boxes linked: Copy A 2 into B, then change only A to 7. B still contains the copied number 2.</w:t>
       </w:r>
     </w:p>
     <w:p>
-      <w:r>
-        <w:t>A matching final value proves the whole process: Compare 10,12,10 with 10,14,10. The final values match but the steps do not.</w:t>
+      <w:pPr>
+        <w:spacing w:line="336" w:lineRule="auto" w:after="180"/>
+      </w:pPr>
+      <w:r>
+        <w:rPr>
+          <w:b w:val="0"/>
+        </w:rPr>
+        <w:t xml:space="preserve">A matching final value proves the whole </w:t>
+      </w:r>
+      <w:r>
+        <w:rPr>
+          <w:b/>
+        </w:rPr>
+        <w:t>process</w:t>
+      </w:r>
+      <w:r>
+        <w:rPr>
+          <w:b w:val="0"/>
+        </w:rPr>
+        <w:t xml:space="preserve">: Compare 10,12,10 with 10,14,10. The final values match but the </w:t>
+      </w:r>
+      <w:r>
+        <w:rPr>
+          <w:b/>
+        </w:rPr>
+        <w:t>step</w:t>
+      </w:r>
+      <w:r>
+        <w:rPr>
+          <w:b w:val="0"/>
+        </w:rPr>
+        <w:t>s do not.</w:t>
       </w:r>
     </w:p>
     <w:p>
@@ -2153,8 +4632,37 @@
       </w:tr>
     </w:tbl>
     <w:p>
-      <w:r>
-        <w:t>Offer an oral explanation, drawing, enlarged visual or fewer examples when that removes a reading/writing barrier. Keep the same reasoning goal. Stretch secure learners by changing a boundary or assumption and asking them to defend the effect, not simply by assigning more of the same questions.</w:t>
+      <w:pPr>
+        <w:spacing w:line="336" w:lineRule="auto" w:after="180"/>
+      </w:pPr>
+      <w:r>
+        <w:rPr>
+          <w:b w:val="0"/>
+        </w:rPr>
+        <w:t>Offer an oral explanation, drawing, enlarged visual or fewer examples when that removes a reading/writing barrier. Keep the same reasoning goal.</w:t>
+      </w:r>
+    </w:p>
+    <w:p>
+      <w:pPr>
+        <w:spacing w:line="336" w:lineRule="auto" w:after="180"/>
+      </w:pPr>
+      <w:r>
+        <w:rPr>
+          <w:b w:val="0"/>
+        </w:rPr>
+        <w:t xml:space="preserve">Stretch secure learners by changing a boundary or </w:t>
+      </w:r>
+      <w:r>
+        <w:rPr>
+          <w:b/>
+        </w:rPr>
+        <w:t>assumption</w:t>
+      </w:r>
+      <w:r>
+        <w:rPr>
+          <w:b w:val="0"/>
+        </w:rPr>
+        <w:t xml:space="preserve"> and asking them to defend the effect, not simply by assigning more of the same questions.</w:t>
       </w:r>
     </w:p>
     <w:p>
@@ -2166,11 +4674,16 @@
       </w:r>
     </w:p>
     <w:p>
+      <w:r>
+        <w:t>Use the Algorithms as Recipes questions, teacher keys and criteria after the relevant attempts. Previously discussed cases are practice; protect the separately selected independent task.</w:t>
+      </w:r>
+    </w:p>
+    <w:p>
       <w:pPr>
         <w:pStyle w:val="Heading3"/>
       </w:pPr>
       <w:r>
-        <w:t>Assess and explain the answers</w:t>
+        <w:t>Worked case answer</w:t>
       </w:r>
     </w:p>
     <w:p>
@@ -2178,11 +4691,18 @@
         <w:pStyle w:val="Heading3"/>
       </w:pPr>
       <w:r>
-        <w:t>Worked case answer</w:t>
-      </w:r>
-    </w:p>
-    <w:p>
-      <w:r>
+        <w:t>Teacher key · Worked case answer</w:t>
+      </w:r>
+    </w:p>
+    <w:p>
+      <w:pPr>
+        <w:spacing w:line="336" w:lineRule="auto" w:after="180"/>
+        <w:shd w:fill="F1F6FC"/>
+      </w:pPr>
+      <w:r>
+        <w:rPr>
+          <w:b w:val="0"/>
+        </w:rPr>
         <w:t>Middle, rightmost, unchanged. Direction, distance and starting conditions must be specified.</w:t>
       </w:r>
     </w:p>
@@ -2195,20 +4715,62 @@
       </w:r>
     </w:p>
     <w:p>
-      <w:r>
-        <w:t>Instructions say pick up a pencil, write your name, then find paper. Find the first ordering problem and rewrite the three steps so another learner can follow them.</w:t>
-      </w:r>
-    </w:p>
-    <w:p>
       <w:pPr>
         <w:pStyle w:val="Heading3"/>
       </w:pPr>
       <w:r>
+        <w:t>Independent question · withhold the key</w:t>
+      </w:r>
+    </w:p>
+    <w:p>
+      <w:pPr>
+        <w:spacing w:line="336" w:lineRule="auto" w:after="180"/>
+        <w:shd w:fill="F5F1FB"/>
+      </w:pPr>
+      <w:r>
+        <w:rPr>
+          <w:b w:val="0"/>
+        </w:rPr>
+        <w:t xml:space="preserve">Instructions say pick up a pencil, write your name, then find paper. Find the first ordering problem and rewrite the three </w:t>
+      </w:r>
+      <w:r>
+        <w:rPr>
+          <w:b/>
+        </w:rPr>
+        <w:t>step</w:t>
+      </w:r>
+      <w:r>
+        <w:rPr>
+          <w:b w:val="0"/>
+        </w:rPr>
+        <w:t>s so another learner can follow them.</w:t>
+      </w:r>
+    </w:p>
+    <w:p>
+      <w:pPr>
+        <w:pStyle w:val="Heading3"/>
+      </w:pPr>
+      <w:r>
         <w:t>Expected independent answer</w:t>
       </w:r>
     </w:p>
     <w:p>
-      <w:r>
+      <w:pPr>
+        <w:pStyle w:val="Heading3"/>
+      </w:pPr>
+      <w:r>
+        <w:t>Teacher key · Expected independent answer</w:t>
+      </w:r>
+    </w:p>
+    <w:p>
+      <w:pPr>
+        <w:spacing w:line="336" w:lineRule="auto" w:after="180"/>
+        <w:shd w:fill="F1F6FC"/>
+      </w:pPr>
+      <w:r>
+        <w:rPr>
+          <w:b w:val="0"/>
+        </w:rPr>
         <w:t>Find paper before writing. One valid order is find paper, pick up a pencil, write your name on the paper. Instructions must supply needed materials before the action that uses them.</w:t>
       </w:r>
     </w:p>
@@ -2447,8 +5009,25 @@
       </w:tr>
     </w:tbl>
     <w:p>
-      <w:r>
-        <w:t>Use 6/8 as a classroom checkpoint, with 2 required for both Result and Reasoning. This is a proposed teaching rule, not a validated certification threshold. Do not count a coached answer as independent mastery; correct unsafe or unsupported claims regardless of total.</w:t>
+      <w:pPr>
+        <w:spacing w:line="336" w:lineRule="auto" w:after="180"/>
+      </w:pPr>
+      <w:r>
+        <w:rPr>
+          <w:b w:val="0"/>
+        </w:rPr>
+        <w:t>Use 6/8 as a classroom checkpoint, with 2 required for both Result and Reasoning. This is a proposed teaching rule, not a validated certification threshold.</w:t>
+      </w:r>
+    </w:p>
+    <w:p>
+      <w:pPr>
+        <w:spacing w:line="336" w:lineRule="auto" w:after="180"/>
+      </w:pPr>
+      <w:r>
+        <w:rPr>
+          <w:b w:val="0"/>
+        </w:rPr>
+        <w:t>Do not count a coached answer as independent mastery; correct unsafe or unsupported claims regardless of total.</w:t>
       </w:r>
     </w:p>
     <w:p>
@@ -2460,8 +5039,26 @@
       </w:r>
     </w:p>
     <w:p>
-      <w:r>
-        <w:t>Ask the learner to find the evidence that challenges this claim: “Correct actions always work in any order.” Keep the first attempt and an uncoached retry separate.</w:t>
+      <w:pPr>
+        <w:spacing w:line="336" w:lineRule="auto" w:after="180"/>
+      </w:pPr>
+      <w:r>
+        <w:rPr>
+          <w:b w:val="0"/>
+        </w:rPr>
+        <w:t xml:space="preserve">Ask the learner to find the </w:t>
+      </w:r>
+      <w:r>
+        <w:rPr>
+          <w:b/>
+        </w:rPr>
+        <w:t>evidence</w:t>
+      </w:r>
+      <w:r>
+        <w:rPr>
+          <w:b w:val="0"/>
+        </w:rPr>
+        <w:t xml:space="preserve"> that challenges this claim: “Correct actions always work in any order.” Keep the first attempt and an uncoached retry separate.</w:t>
       </w:r>
     </w:p>
     <w:p>
@@ -2473,15 +5070,54 @@
       </w:r>
     </w:p>
     <w:p>
-      <w:r>
-        <w:t>Positions are 1 initially, then 3, 3, 2, 2. Direction changes from increasing to decreasing at TURN. Without TURN's meaning the later position is ambiguous; an algorithm requires enough detail for another person to reproduce it.</w:t>
-      </w:r>
-    </w:p>
-    <w:p>
       <w:pPr>
         <w:pStyle w:val="Heading3"/>
       </w:pPr>
       <w:r>
+        <w:t>Teacher key · Original transfer answer</w:t>
+      </w:r>
+    </w:p>
+    <w:p>
+      <w:pPr>
+        <w:spacing w:line="336" w:lineRule="auto" w:after="180"/>
+        <w:shd w:fill="F1F6FC"/>
+      </w:pPr>
+      <w:r>
+        <w:rPr>
+          <w:b w:val="0"/>
+        </w:rPr>
+        <w:t>Positions are 1 initially, then 3, 3, 2, 2. Direction changes from increasing to decreasing at TURN.</w:t>
+      </w:r>
+    </w:p>
+    <w:p>
+      <w:pPr>
+        <w:spacing w:line="336" w:lineRule="auto" w:after="180"/>
+        <w:shd w:fill="F1F6FC"/>
+      </w:pPr>
+      <w:r>
+        <w:rPr>
+          <w:b w:val="0"/>
+        </w:rPr>
+        <w:t xml:space="preserve">Without TURN's meaning the later position is ambiguous; an </w:t>
+      </w:r>
+      <w:r>
+        <w:rPr>
+          <w:b/>
+        </w:rPr>
+        <w:t>algorithm</w:t>
+      </w:r>
+      <w:r>
+        <w:rPr>
+          <w:b w:val="0"/>
+        </w:rPr>
+        <w:t xml:space="preserve"> requires enough detail for another person to reproduce it.</w:t>
+      </w:r>
+    </w:p>
+    <w:p>
+      <w:pPr>
+        <w:pStyle w:val="Heading3"/>
+      </w:pPr>
+      <w:r>
         <w:t>Explanations for the additional workbook examples</w:t>
       </w:r>
     </w:p>
@@ -2494,111 +5130,663 @@
       </w:r>
     </w:p>
     <w:p>
-      <w:r>
-        <w:t>Start score at 3. Add 4 to score, double score, then subtract 5. Record the initial state and the state after each instruction. Underline the number used by the doubling step and explain where it came from.</w:t>
-      </w:r>
-    </w:p>
-    <w:p>
-      <w:r>
-        <w:t>The trace is 3, 7, 14, 9. The doubling step uses 7, the current value after adding 4 to 3. It must not double the initial 3. Accept a table, arrows or clearly labelled sentences that preserve the order.</w:t>
-      </w:r>
-    </w:p>
-    <w:p>
       <w:pPr>
         <w:pStyle w:val="Heading3"/>
       </w:pPr>
       <w:r>
+        <w:t>Workbook question · W1</w:t>
+      </w:r>
+    </w:p>
+    <w:p>
+      <w:pPr>
+        <w:spacing w:line="336" w:lineRule="auto" w:after="180"/>
+        <w:shd w:fill="F5F1FB"/>
+      </w:pPr>
+      <w:r>
+        <w:rPr>
+          <w:b w:val="0"/>
+        </w:rPr>
+        <w:t xml:space="preserve">Start score at 3. Add 4 to score, double score, then subtract 5. Record the </w:t>
+      </w:r>
+      <w:r>
+        <w:rPr>
+          <w:b/>
+        </w:rPr>
+        <w:t>initial state</w:t>
+      </w:r>
+      <w:r>
+        <w:rPr>
+          <w:b w:val="0"/>
+        </w:rPr>
+        <w:t xml:space="preserve"> and the </w:t>
+      </w:r>
+      <w:r>
+        <w:rPr>
+          <w:b/>
+        </w:rPr>
+        <w:t>state</w:t>
+      </w:r>
+      <w:r>
+        <w:rPr>
+          <w:b w:val="0"/>
+        </w:rPr>
+        <w:t xml:space="preserve"> after each instruction. Underline the number used by the doubling </w:t>
+      </w:r>
+      <w:r>
+        <w:rPr>
+          <w:b/>
+        </w:rPr>
+        <w:t>step</w:t>
+      </w:r>
+      <w:r>
+        <w:rPr>
+          <w:b w:val="0"/>
+        </w:rPr>
+        <w:t xml:space="preserve"> and explain where it came from.</w:t>
+      </w:r>
+    </w:p>
+    <w:p>
+      <w:pPr>
+        <w:pStyle w:val="Heading3"/>
+      </w:pPr>
+      <w:r>
+        <w:t>Teacher reasoning · W1</w:t>
+      </w:r>
+    </w:p>
+    <w:p>
+      <w:pPr>
+        <w:spacing w:line="336" w:lineRule="auto" w:after="180"/>
+        <w:shd w:fill="F1F6FC"/>
+      </w:pPr>
+      <w:r>
+        <w:rPr>
+          <w:b w:val="0"/>
+        </w:rPr>
+        <w:t xml:space="preserve">The </w:t>
+      </w:r>
+      <w:r>
+        <w:rPr>
+          <w:b/>
+        </w:rPr>
+        <w:t>trace</w:t>
+      </w:r>
+      <w:r>
+        <w:rPr>
+          <w:b w:val="0"/>
+        </w:rPr>
+        <w:t xml:space="preserve"> is 3, 7, 14, 9. The doubling </w:t>
+      </w:r>
+      <w:r>
+        <w:rPr>
+          <w:b/>
+        </w:rPr>
+        <w:t>step</w:t>
+      </w:r>
+      <w:r>
+        <w:rPr>
+          <w:b w:val="0"/>
+        </w:rPr>
+        <w:t xml:space="preserve"> uses 7, the current value after adding 4 to 3. It must not double the initial 3. Accept a table, arrows or clearly labelled sentences that preserve the order.</w:t>
+      </w:r>
+    </w:p>
+    <w:p>
+      <w:pPr>
+        <w:pStyle w:val="Heading3"/>
+      </w:pPr>
+      <w:r>
         <w:t>W2 Distinguish replacement from addition</w:t>
       </w:r>
     </w:p>
     <w:p>
-      <w:r>
-        <w:t>Two procedures start score at 6. Procedure A sets score to 4, then adds 2. Procedure B adds 4 to score, then adds 2. Trace both and explain why the first instructions are different.</w:t>
-      </w:r>
-    </w:p>
-    <w:p>
-      <w:r>
-        <w:t>A traces 6, 4, 6. B traces 6, 10, 12. Setting replaces the current value with 4; adding increases the current 6 by 4. The procedures therefore have different intermediate and final states.</w:t>
-      </w:r>
-    </w:p>
-    <w:p>
       <w:pPr>
         <w:pStyle w:val="Heading3"/>
       </w:pPr>
       <w:r>
+        <w:t>Workbook question · W2</w:t>
+      </w:r>
+    </w:p>
+    <w:p>
+      <w:pPr>
+        <w:spacing w:line="336" w:lineRule="auto" w:after="180"/>
+        <w:shd w:fill="F5F1FB"/>
+      </w:pPr>
+      <w:r>
+        <w:rPr>
+          <w:b w:val="0"/>
+        </w:rPr>
+        <w:t xml:space="preserve">Two procedures start score at 6. Procedure A sets score to 4, then adds 2. Procedure B adds 4 to score, then adds 2. </w:t>
+      </w:r>
+      <w:r>
+        <w:rPr>
+          <w:b/>
+        </w:rPr>
+        <w:t>Trace</w:t>
+      </w:r>
+      <w:r>
+        <w:rPr>
+          <w:b w:val="0"/>
+        </w:rPr>
+        <w:t xml:space="preserve"> both and explain why the first instructions are different.</w:t>
+      </w:r>
+    </w:p>
+    <w:p>
+      <w:pPr>
+        <w:pStyle w:val="Heading3"/>
+      </w:pPr>
+      <w:r>
+        <w:t>Teacher reasoning · W2</w:t>
+      </w:r>
+    </w:p>
+    <w:p>
+      <w:pPr>
+        <w:spacing w:line="336" w:lineRule="auto" w:after="180"/>
+        <w:shd w:fill="F1F6FC"/>
+      </w:pPr>
+      <w:r>
+        <w:rPr>
+          <w:b w:val="0"/>
+        </w:rPr>
+        <w:t xml:space="preserve">A </w:t>
+      </w:r>
+      <w:r>
+        <w:rPr>
+          <w:b/>
+        </w:rPr>
+        <w:t>trace</w:t>
+      </w:r>
+      <w:r>
+        <w:rPr>
+          <w:b w:val="0"/>
+        </w:rPr>
+        <w:t xml:space="preserve">s 6, 4, 6. B </w:t>
+      </w:r>
+      <w:r>
+        <w:rPr>
+          <w:b/>
+        </w:rPr>
+        <w:t>trace</w:t>
+      </w:r>
+      <w:r>
+        <w:rPr>
+          <w:b w:val="0"/>
+        </w:rPr>
+        <w:t xml:space="preserve">s 6, 10, 12. Setting replaces the current value with 4; adding increases the current 6 by 4. The procedures therefore have different intermediate and final </w:t>
+      </w:r>
+      <w:r>
+        <w:rPr>
+          <w:b/>
+        </w:rPr>
+        <w:t>state</w:t>
+      </w:r>
+      <w:r>
+        <w:rPr>
+          <w:b w:val="0"/>
+        </w:rPr>
+        <w:t>s.</w:t>
+      </w:r>
+    </w:p>
+    <w:p>
+      <w:pPr>
+        <w:pStyle w:val="Heading3"/>
+      </w:pPr>
+      <w:r>
         <w:t>W3 Repair the first error</w:t>
       </w:r>
     </w:p>
     <w:p>
-      <w:r>
-        <w:t>A procedure starts score at 6, adds 2, doubles score, then subtracts 3. A trace says 6, 8, 12, 9. Identify the first wrong transition, explain the likely mistake and write a complete corrected trace. Why is changing only the last value inadequate?</w:t>
-      </w:r>
-    </w:p>
-    <w:p>
-      <w:r>
-        <w:t>The transition from 8 to 12 is the first error. It appears to double the initial 6 instead of the current 8. The correct trace is 6, 8, 16, 13. Changing only the last value leaves the incorrect update unexplained and does not show a valid execution.</w:t>
-      </w:r>
-    </w:p>
-    <w:p>
       <w:pPr>
         <w:pStyle w:val="Heading3"/>
       </w:pPr>
       <w:r>
+        <w:t>Workbook question · W3</w:t>
+      </w:r>
+    </w:p>
+    <w:p>
+      <w:pPr>
+        <w:spacing w:line="336" w:lineRule="auto" w:after="180"/>
+        <w:shd w:fill="F5F1FB"/>
+      </w:pPr>
+      <w:r>
+        <w:rPr>
+          <w:b w:val="0"/>
+        </w:rPr>
+        <w:t xml:space="preserve">A procedure starts score at 6, adds 2, doubles score, then subtracts 3. A </w:t>
+      </w:r>
+      <w:r>
+        <w:rPr>
+          <w:b/>
+        </w:rPr>
+        <w:t>trace</w:t>
+      </w:r>
+      <w:r>
+        <w:rPr>
+          <w:b w:val="0"/>
+        </w:rPr>
+        <w:t xml:space="preserve"> says 6, 8, 12, 9. Identify the first wrong transition, explain the likely mistake and write a complete corrected </w:t>
+      </w:r>
+      <w:r>
+        <w:rPr>
+          <w:b/>
+        </w:rPr>
+        <w:t>trace</w:t>
+      </w:r>
+      <w:r>
+        <w:rPr>
+          <w:b w:val="0"/>
+        </w:rPr>
+        <w:t>.</w:t>
+      </w:r>
+    </w:p>
+    <w:p>
+      <w:pPr>
+        <w:spacing w:line="336" w:lineRule="auto" w:after="180"/>
+        <w:shd w:fill="F5F1FB"/>
+      </w:pPr>
+      <w:r>
+        <w:rPr>
+          <w:b w:val="0"/>
+        </w:rPr>
+        <w:t>Why is changing only the last value inadequate?</w:t>
+      </w:r>
+    </w:p>
+    <w:p>
+      <w:pPr>
+        <w:pStyle w:val="Heading3"/>
+      </w:pPr>
+      <w:r>
+        <w:t>Teacher reasoning · W3</w:t>
+      </w:r>
+    </w:p>
+    <w:p>
+      <w:pPr>
+        <w:spacing w:line="336" w:lineRule="auto" w:after="180"/>
+        <w:shd w:fill="F1F6FC"/>
+      </w:pPr>
+      <w:r>
+        <w:rPr>
+          <w:b w:val="0"/>
+        </w:rPr>
+        <w:t xml:space="preserve">The transition from 8 to 12 is the first error. It appears to double the initial 6 instead of the current 8. The correct </w:t>
+      </w:r>
+      <w:r>
+        <w:rPr>
+          <w:b/>
+        </w:rPr>
+        <w:t>trace</w:t>
+      </w:r>
+      <w:r>
+        <w:rPr>
+          <w:b w:val="0"/>
+        </w:rPr>
+        <w:t xml:space="preserve"> is 6, 8, 16, 13.</w:t>
+      </w:r>
+    </w:p>
+    <w:p>
+      <w:pPr>
+        <w:spacing w:line="336" w:lineRule="auto" w:after="180"/>
+        <w:shd w:fill="F1F6FC"/>
+      </w:pPr>
+      <w:r>
+        <w:rPr>
+          <w:b w:val="0"/>
+        </w:rPr>
+        <w:t>Changing only the last value leaves the incorrect update unexplained and does not show a valid execution.</w:t>
+      </w:r>
+    </w:p>
+    <w:p>
+      <w:pPr>
+        <w:pStyle w:val="Heading3"/>
+      </w:pPr>
+      <w:r>
         <w:t>W4 Trace two changing number boxes</w:t>
       </w:r>
     </w:p>
     <w:p>
-      <w:r>
-        <w:t>For a new display, X starts at 4 and Y starts at 1. Copy the current X into Y; add 3 to X; double Y; report both and stop. Record X and Y initially and after each instruction. Explain why Y does not become 7 when X changes. Then swap the first two instructions and trace the new procedure from the same initial state.</w:t>
-      </w:r>
-    </w:p>
-    <w:p>
-      <w:r>
-        <w:t>Original trace in X,Y order: 4,1 then 4,4 then 7,4 then 7,8. Reporting leaves 7,8 unchanged. Copying captured X as 4; it did not link Y to later changes in X. With the first two instructions swapped: 4,1 then 7,1 then 7,7 then 7,14. The changed order makes the copy capture 7 instead of 4.</w:t>
-      </w:r>
-    </w:p>
-    <w:p>
       <w:pPr>
         <w:pStyle w:val="Heading3"/>
       </w:pPr>
       <w:r>
+        <w:t>Workbook question · W4</w:t>
+      </w:r>
+    </w:p>
+    <w:p>
+      <w:pPr>
+        <w:spacing w:line="336" w:lineRule="auto" w:after="180"/>
+        <w:shd w:fill="F5F1FB"/>
+      </w:pPr>
+      <w:r>
+        <w:rPr>
+          <w:b w:val="0"/>
+        </w:rPr>
+        <w:t>For a new display, X starts at 4 and Y starts at 1. Copy the current X into Y; add 3 to X; double Y; report both and stop. Record X and Y initially and after each instruction. Explain why Y does not become 7 when X changes.</w:t>
+      </w:r>
+    </w:p>
+    <w:p>
+      <w:pPr>
+        <w:spacing w:line="336" w:lineRule="auto" w:after="180"/>
+        <w:shd w:fill="F5F1FB"/>
+      </w:pPr>
+      <w:r>
+        <w:rPr>
+          <w:b w:val="0"/>
+        </w:rPr>
+        <w:t xml:space="preserve">Then swap the first two instructions and </w:t>
+      </w:r>
+      <w:r>
+        <w:rPr>
+          <w:b/>
+        </w:rPr>
+        <w:t>trace</w:t>
+      </w:r>
+      <w:r>
+        <w:rPr>
+          <w:b w:val="0"/>
+        </w:rPr>
+        <w:t xml:space="preserve"> the new procedure from the same </w:t>
+      </w:r>
+      <w:r>
+        <w:rPr>
+          <w:b/>
+        </w:rPr>
+        <w:t>initial state</w:t>
+      </w:r>
+      <w:r>
+        <w:rPr>
+          <w:b w:val="0"/>
+        </w:rPr>
+        <w:t>.</w:t>
+      </w:r>
+    </w:p>
+    <w:p>
+      <w:pPr>
+        <w:pStyle w:val="Heading3"/>
+      </w:pPr>
+      <w:r>
+        <w:t>Teacher reasoning · W4</w:t>
+      </w:r>
+    </w:p>
+    <w:p>
+      <w:pPr>
+        <w:spacing w:line="336" w:lineRule="auto" w:after="180"/>
+        <w:shd w:fill="F1F6FC"/>
+      </w:pPr>
+      <w:r>
+        <w:rPr>
+          <w:b w:val="0"/>
+        </w:rPr>
+        <w:t xml:space="preserve">Original </w:t>
+      </w:r>
+      <w:r>
+        <w:rPr>
+          <w:b/>
+        </w:rPr>
+        <w:t>trace</w:t>
+      </w:r>
+      <w:r>
+        <w:rPr>
+          <w:b w:val="0"/>
+        </w:rPr>
+        <w:t xml:space="preserve"> in X,Y order: 4,1 then 4,4 then 7,4 then 7,8. Reporting leaves 7,8 unchanged. Copying captured X as 4; it did not link Y to later changes in X.</w:t>
+      </w:r>
+    </w:p>
+    <w:p>
+      <w:pPr>
+        <w:spacing w:line="336" w:lineRule="auto" w:after="180"/>
+        <w:shd w:fill="F1F6FC"/>
+      </w:pPr>
+      <w:r>
+        <w:rPr>
+          <w:b w:val="0"/>
+        </w:rPr>
+        <w:t>With the first two instructions swapped: 4,1 then 7,1 then 7,7 then 7,14. The changed order makes the copy capture 7 instead of 4.</w:t>
+      </w:r>
+    </w:p>
+    <w:p>
+      <w:pPr>
+        <w:pStyle w:val="Heading3"/>
+      </w:pPr>
+      <w:r>
         <w:t>W5 Test what a final answer can prove</w:t>
       </w:r>
     </w:p>
     <w:p>
-      <w:r>
-        <w:t>The required procedure starts score at 10, adds 2 and subtracts 2. A learner instead adds 4 and subtracts 4. Both report 10. Write both traces and explain whether matching the final result proves that the learner followed the required procedure.</w:t>
-      </w:r>
-    </w:p>
-    <w:p>
-      <w:r>
-        <w:t>Required trace: 10,12,10. Learner trace: 10,14,10. Matching the final value does not prove the required procedure was followed; the intermediate states and instructions differ. Inspecting the trace reveals the discrepancy even though the final result matches.</w:t>
-      </w:r>
-    </w:p>
-    <w:p>
       <w:pPr>
         <w:pStyle w:val="Heading3"/>
       </w:pPr>
       <w:r>
+        <w:t>Workbook question · W5</w:t>
+      </w:r>
+    </w:p>
+    <w:p>
+      <w:pPr>
+        <w:spacing w:line="336" w:lineRule="auto" w:after="180"/>
+        <w:shd w:fill="F5F1FB"/>
+      </w:pPr>
+      <w:r>
+        <w:rPr>
+          <w:b w:val="0"/>
+        </w:rPr>
+        <w:t>The required procedure starts score at 10, adds 2 and subtracts 2. A learner instead adds 4 and subtracts 4. Both report 10.</w:t>
+      </w:r>
+    </w:p>
+    <w:p>
+      <w:pPr>
+        <w:spacing w:line="336" w:lineRule="auto" w:after="180"/>
+        <w:shd w:fill="F5F1FB"/>
+      </w:pPr>
+      <w:r>
+        <w:rPr>
+          <w:b w:val="0"/>
+        </w:rPr>
+        <w:t xml:space="preserve">Write both </w:t>
+      </w:r>
+      <w:r>
+        <w:rPr>
+          <w:b/>
+        </w:rPr>
+        <w:t>trace</w:t>
+      </w:r>
+      <w:r>
+        <w:rPr>
+          <w:b w:val="0"/>
+        </w:rPr>
+        <w:t>s and explain whether matching the final result proves that the learner followed the required procedure.</w:t>
+      </w:r>
+    </w:p>
+    <w:p>
+      <w:pPr>
+        <w:pStyle w:val="Heading3"/>
+      </w:pPr>
+      <w:r>
+        <w:t>Teacher reasoning · W5</w:t>
+      </w:r>
+    </w:p>
+    <w:p>
+      <w:pPr>
+        <w:spacing w:line="336" w:lineRule="auto" w:after="180"/>
+        <w:shd w:fill="F1F6FC"/>
+      </w:pPr>
+      <w:r>
+        <w:rPr>
+          <w:b w:val="0"/>
+        </w:rPr>
+        <w:t xml:space="preserve">Required </w:t>
+      </w:r>
+      <w:r>
+        <w:rPr>
+          <w:b/>
+        </w:rPr>
+        <w:t>trace</w:t>
+      </w:r>
+      <w:r>
+        <w:rPr>
+          <w:b w:val="0"/>
+        </w:rPr>
+        <w:t xml:space="preserve">: 10,12,10. Learner </w:t>
+      </w:r>
+      <w:r>
+        <w:rPr>
+          <w:b/>
+        </w:rPr>
+        <w:t>trace</w:t>
+      </w:r>
+      <w:r>
+        <w:rPr>
+          <w:b w:val="0"/>
+        </w:rPr>
+        <w:t xml:space="preserve">: 10,14,10. Matching the final value does not prove the required procedure was followed; the intermediate </w:t>
+      </w:r>
+      <w:r>
+        <w:rPr>
+          <w:b/>
+        </w:rPr>
+        <w:t>state</w:t>
+      </w:r>
+      <w:r>
+        <w:rPr>
+          <w:b w:val="0"/>
+        </w:rPr>
+        <w:t>s and instructions differ.</w:t>
+      </w:r>
+    </w:p>
+    <w:p>
+      <w:pPr>
+        <w:spacing w:line="336" w:lineRule="auto" w:after="180"/>
+        <w:shd w:fill="F1F6FC"/>
+      </w:pPr>
+      <w:r>
+        <w:rPr>
+          <w:b w:val="0"/>
+        </w:rPr>
+        <w:t xml:space="preserve">Inspecting the </w:t>
+      </w:r>
+      <w:r>
+        <w:rPr>
+          <w:b/>
+        </w:rPr>
+        <w:t>trace</w:t>
+      </w:r>
+      <w:r>
+        <w:rPr>
+          <w:b w:val="0"/>
+        </w:rPr>
+        <w:t xml:space="preserve"> reveals the discrepancy even though the final result matches.</w:t>
+      </w:r>
+    </w:p>
+    <w:p>
+      <w:pPr>
+        <w:pStyle w:val="Heading3"/>
+      </w:pPr>
+      <w:r>
         <w:t>Assess independent transfer</w:t>
       </w:r>
     </w:p>
     <w:p>
-      <w:r>
-        <w:t>Selected case: For a new display, X starts at 4 and Y starts at 1. Copy the current X into Y; add 3 to X; double Y; report both and stop. Record X and Y initially and after each instruction. Explain why Y does not become 7 when X changes. Then swap the first two instructions and trace the new procedure from the same initial state.</w:t>
-      </w:r>
-    </w:p>
-    <w:p>
       <w:pPr>
         <w:pStyle w:val="Heading3"/>
       </w:pPr>
       <w:r>
+        <w:t>Independent question · withhold the key</w:t>
+      </w:r>
+    </w:p>
+    <w:p>
+      <w:pPr>
+        <w:spacing w:line="336" w:lineRule="auto" w:after="180"/>
+        <w:shd w:fill="F5F1FB"/>
+      </w:pPr>
+      <w:r>
+        <w:rPr>
+          <w:b w:val="0"/>
+        </w:rPr>
+        <w:t>Selected case: For a new display, X starts at 4 and Y starts at 1. Copy the current X into Y; add 3 to X; double Y; report both and stop. Record X and Y initially and after each instruction.</w:t>
+      </w:r>
+    </w:p>
+    <w:p>
+      <w:pPr>
+        <w:spacing w:line="336" w:lineRule="auto" w:after="180"/>
+        <w:shd w:fill="F5F1FB"/>
+      </w:pPr>
+      <w:r>
+        <w:rPr>
+          <w:b w:val="0"/>
+        </w:rPr>
+        <w:t xml:space="preserve">Explain why Y does not become 7 when X changes. Then swap the first two instructions and </w:t>
+      </w:r>
+      <w:r>
+        <w:rPr>
+          <w:b/>
+        </w:rPr>
+        <w:t>trace</w:t>
+      </w:r>
+      <w:r>
+        <w:rPr>
+          <w:b w:val="0"/>
+        </w:rPr>
+        <w:t xml:space="preserve"> the new procedure from the same </w:t>
+      </w:r>
+      <w:r>
+        <w:rPr>
+          <w:b/>
+        </w:rPr>
+        <w:t>initial state</w:t>
+      </w:r>
+      <w:r>
+        <w:rPr>
+          <w:b w:val="0"/>
+        </w:rPr>
+        <w:t>.</w:t>
+      </w:r>
+    </w:p>
+    <w:p>
+      <w:pPr>
+        <w:pStyle w:val="Heading3"/>
+      </w:pPr>
+      <w:r>
         <w:t>Selected case answer</w:t>
       </w:r>
     </w:p>
     <w:p>
-      <w:r>
-        <w:t>Original trace in X,Y order: 4,1 then 4,4 then 7,4 then 7,8. Reporting leaves 7,8 unchanged. Copying captured X as 4; it did not link Y to later changes in X. With the first two instructions swapped: 4,1 then 7,1 then 7,7 then 7,14. The changed order makes the copy capture 7 instead of 4.</w:t>
+      <w:pPr>
+        <w:pStyle w:val="Heading3"/>
+      </w:pPr>
+      <w:r>
+        <w:t>Teacher key · Selected case answer</w:t>
+      </w:r>
+    </w:p>
+    <w:p>
+      <w:pPr>
+        <w:spacing w:line="336" w:lineRule="auto" w:after="180"/>
+        <w:shd w:fill="F1F6FC"/>
+      </w:pPr>
+      <w:r>
+        <w:rPr>
+          <w:b w:val="0"/>
+        </w:rPr>
+        <w:t xml:space="preserve">Original </w:t>
+      </w:r>
+      <w:r>
+        <w:rPr>
+          <w:b/>
+        </w:rPr>
+        <w:t>trace</w:t>
+      </w:r>
+      <w:r>
+        <w:rPr>
+          <w:b w:val="0"/>
+        </w:rPr>
+        <w:t xml:space="preserve"> in X,Y order: 4,1 then 4,4 then 7,4 then 7,8. Reporting leaves 7,8 unchanged. Copying captured X as 4; it did not link Y to later changes in X.</w:t>
+      </w:r>
+    </w:p>
+    <w:p>
+      <w:pPr>
+        <w:spacing w:line="336" w:lineRule="auto" w:after="180"/>
+        <w:shd w:fill="F1F6FC"/>
+      </w:pPr>
+      <w:r>
+        <w:rPr>
+          <w:b w:val="0"/>
+        </w:rPr>
+        <w:t>With the first two instructions swapped: 4,1 then 7,1 then 7,7 then 7,14. The changed order makes the copy capture 7 instead of 4.</w:t>
       </w:r>
     </w:p>
     <w:tbl>
@@ -2704,21 +5892,101 @@
       </w:tr>
     </w:tbl>
     <w:p>
-      <w:r>
-        <w:t>Record each dimension as not yet, with support, or independent. Accept a valid alternative procedure with a defensible trace. Do not penalise an honestly recorded model failure if the learner correctly explains its evidence and limits.</w:t>
-      </w:r>
-    </w:p>
-    <w:p>
       <w:pPr>
         <w:pStyle w:val="Heading3"/>
       </w:pPr>
       <w:r>
+        <w:t>Teacher key · Selected case answer</w:t>
+      </w:r>
+    </w:p>
+    <w:p>
+      <w:pPr>
+        <w:spacing w:line="336" w:lineRule="auto" w:after="180"/>
+        <w:shd w:fill="F1F6FC"/>
+      </w:pPr>
+      <w:r>
+        <w:rPr>
+          <w:b w:val="0"/>
+        </w:rPr>
+        <w:t xml:space="preserve">Record each dimension as not yet, with support, or independent. Accept a valid alternative procedure with a defensible </w:t>
+      </w:r>
+      <w:r>
+        <w:rPr>
+          <w:b/>
+        </w:rPr>
+        <w:t>trace</w:t>
+      </w:r>
+      <w:r>
+        <w:rPr>
+          <w:b w:val="0"/>
+        </w:rPr>
+        <w:t>.</w:t>
+      </w:r>
+    </w:p>
+    <w:p>
+      <w:pPr>
+        <w:spacing w:line="336" w:lineRule="auto" w:after="180"/>
+        <w:shd w:fill="F1F6FC"/>
+      </w:pPr>
+      <w:r>
+        <w:rPr>
+          <w:b w:val="0"/>
+        </w:rPr>
+        <w:t xml:space="preserve">Do not penalise an honestly recorded model failure if the learner correctly explains its </w:t>
+      </w:r>
+      <w:r>
+        <w:rPr>
+          <w:b/>
+        </w:rPr>
+        <w:t>evidence</w:t>
+      </w:r>
+      <w:r>
+        <w:rPr>
+          <w:b w:val="0"/>
+        </w:rPr>
+        <w:t xml:space="preserve"> and limits.</w:t>
+      </w:r>
+    </w:p>
+    <w:p>
+      <w:pPr>
+        <w:pStyle w:val="Heading3"/>
+      </w:pPr>
+      <w:r>
         <w:t>Feedback that the learner uses</w:t>
       </w:r>
     </w:p>
     <w:p>
-      <w:r>
-        <w:t>Name the earliest unsupported step and give one action to repair it. Have the learner make that repair now and explain why. Then assess the relevant skill on a fresh, fully specified case. Confirm it was not previously practised with feedback; solve and check the new case before assigning it. A follow-up design prompt is a starting brief, not automatically an equivalent test.</w:t>
+      <w:pPr>
+        <w:spacing w:line="336" w:lineRule="auto" w:after="180"/>
+      </w:pPr>
+      <w:r>
+        <w:rPr>
+          <w:b w:val="0"/>
+        </w:rPr>
+        <w:t xml:space="preserve">Name the earliest unsupported </w:t>
+      </w:r>
+      <w:r>
+        <w:rPr>
+          <w:b/>
+        </w:rPr>
+        <w:t>step</w:t>
+      </w:r>
+      <w:r>
+        <w:rPr>
+          <w:b w:val="0"/>
+        </w:rPr>
+        <w:t xml:space="preserve"> and give one action to repair it. Have the learner make that repair now and explain why. Then assess the relevant skill on a fresh, fully specified case.</w:t>
+      </w:r>
+    </w:p>
+    <w:p>
+      <w:pPr>
+        <w:spacing w:line="336" w:lineRule="auto" w:after="180"/>
+      </w:pPr>
+      <w:r>
+        <w:rPr>
+          <w:b w:val="0"/>
+        </w:rPr>
+        <w:t>Confirm it was not previously practised with feedback; solve and check the new case before assigning it. A follow-up design prompt is a starting brief, not automatically an equivalent test.</w:t>
       </w:r>
     </w:p>
     <w:p>
@@ -2730,11 +5998,74 @@
       </w:r>
     </w:p>
     <w:p>
+      <w:r>
+        <w:t>Connect Algorithms as Recipes to Helpful Classroom Sorter, adapt support and plan a later changed-case check.</w:t>
+      </w:r>
+    </w:p>
+    <w:p>
       <w:pPr>
         <w:pStyle w:val="Heading3"/>
       </w:pPr>
       <w:r>
-        <w:t>Connect and extend learning</w:t>
+        <w:t>Helpful Classroom Sorter</w:t>
+      </w:r>
+    </w:p>
+    <w:p>
+      <w:pPr>
+        <w:spacing w:line="336" w:lineRule="auto" w:after="180"/>
+      </w:pPr>
+      <w:r>
+        <w:rPr>
+          <w:b w:val="0"/>
+        </w:rPr>
+        <w:t xml:space="preserve">Write the first executable sorting </w:t>
+      </w:r>
+      <w:r>
+        <w:rPr>
+          <w:b/>
+        </w:rPr>
+        <w:t>algorithm</w:t>
+      </w:r>
+      <w:r>
+        <w:rPr>
+          <w:b w:val="0"/>
+        </w:rPr>
+        <w:t xml:space="preserve"> for one easy item before adding branches or AI.</w:t>
+      </w:r>
+    </w:p>
+    <w:p>
+      <w:pPr>
+        <w:spacing w:line="336" w:lineRule="auto" w:after="180"/>
+      </w:pPr>
+      <w:r>
+        <w:rPr>
+          <w:b w:val="0"/>
+        </w:rPr>
+        <w:t xml:space="preserve">Keep the decision, </w:t>
+      </w:r>
+      <w:r>
+        <w:rPr>
+          <w:b/>
+        </w:rPr>
+        <w:t>input</w:t>
+      </w:r>
+      <w:r>
+        <w:rPr>
+          <w:b w:val="0"/>
+        </w:rPr>
+        <w:t xml:space="preserve">, result, explanation and remaining limitation in the project </w:t>
+      </w:r>
+      <w:r>
+        <w:rPr>
+          <w:b/>
+        </w:rPr>
+        <w:t>evidence</w:t>
+      </w:r>
+      <w:r>
+        <w:rPr>
+          <w:b w:val="0"/>
+        </w:rPr>
+        <w:t xml:space="preserve"> record. Retrieve this record next week rather than restarting the project.</w:t>
       </w:r>
     </w:p>
     <w:p>
@@ -2742,17 +6073,54 @@
         <w:pStyle w:val="Heading3"/>
       </w:pPr>
       <w:r>
-        <w:t>Helpful Classroom Sorter</w:t>
-      </w:r>
-    </w:p>
-    <w:p>
-      <w:r>
-        <w:t>Write the first executable sorting algorithm for one easy item before adding branches or AI.</w:t>
-      </w:r>
-    </w:p>
-    <w:p>
-      <w:r>
-        <w:t>Keep the decision, input, result, explanation and remaining limitation in the project evidence record. Retrieve this record next week rather than restarting the project.</w:t>
+        <w:t>Support and stretch</w:t>
+      </w:r>
+    </w:p>
+    <w:p>
+      <w:pPr>
+        <w:spacing w:line="336" w:lineRule="auto" w:after="180"/>
+      </w:pPr>
+      <w:r>
+        <w:rPr>
+          <w:b w:val="0"/>
+        </w:rPr>
+        <w:t xml:space="preserve">Use physical cards, spoken explanations and a three-stage drawing. Read aloud without giving the answer. Stretch: compare two </w:t>
+      </w:r>
+      <w:r>
+        <w:rPr>
+          <w:b/>
+        </w:rPr>
+        <w:t>mechanism</w:t>
+      </w:r>
+      <w:r>
+        <w:rPr>
+          <w:b w:val="0"/>
+        </w:rPr>
+        <w:t xml:space="preserve">s with the same visible </w:t>
+      </w:r>
+      <w:r>
+        <w:rPr>
+          <w:b/>
+        </w:rPr>
+        <w:t>output</w:t>
+      </w:r>
+      <w:r>
+        <w:rPr>
+          <w:b w:val="0"/>
+        </w:rPr>
+        <w:t xml:space="preserve"> and explain what </w:t>
+      </w:r>
+      <w:r>
+        <w:rPr>
+          <w:b/>
+        </w:rPr>
+        <w:t>evidence</w:t>
+      </w:r>
+      <w:r>
+        <w:rPr>
+          <w:b w:val="0"/>
+        </w:rPr>
+        <w:t xml:space="preserve"> distinguishes them.</w:t>
       </w:r>
     </w:p>
     <w:p>
@@ -2760,12 +6128,30 @@
         <w:pStyle w:val="Heading3"/>
       </w:pPr>
       <w:r>
-        <w:t>Support and stretch</w:t>
-      </w:r>
-    </w:p>
-    <w:p>
-      <w:r>
-        <w:t>Use physical cards, spoken explanations and a three-stage drawing. Read aloud without giving the answer. Stretch: compare two mechanisms with the same visible output and explain what evidence distinguishes them.</w:t>
+        <w:t>Exit reflection</w:t>
+      </w:r>
+    </w:p>
+    <w:p>
+      <w:pPr>
+        <w:spacing w:line="336" w:lineRule="auto" w:after="180"/>
+      </w:pPr>
+      <w:r>
+        <w:rPr>
+          <w:b w:val="0"/>
+        </w:rPr>
+        <w:t xml:space="preserve">Ask for one decision the learner can now justify and one situation requiring more </w:t>
+      </w:r>
+      <w:r>
+        <w:rPr>
+          <w:b/>
+        </w:rPr>
+        <w:t>evidence</w:t>
+      </w:r>
+      <w:r>
+        <w:rPr>
+          <w:b w:val="0"/>
+        </w:rPr>
+        <w:t xml:space="preserve"> or human review. Confidence ratings are separate from correct independent performance.</w:t>
       </w:r>
     </w:p>
     <w:p>
@@ -2773,12 +6159,30 @@
         <w:pStyle w:val="Heading3"/>
       </w:pPr>
       <w:r>
-        <w:t>Exit reflection</w:t>
-      </w:r>
-    </w:p>
-    <w:p>
-      <w:r>
-        <w:t>Ask for one decision the learner can now justify and one situation requiring more evidence or human review. Confidence ratings are separate from correct independent performance.</w:t>
+        <w:t>Bridge to the next week</w:t>
+      </w:r>
+    </w:p>
+    <w:p>
+      <w:pPr>
+        <w:spacing w:line="336" w:lineRule="auto" w:after="180"/>
+      </w:pPr>
+      <w:r>
+        <w:rPr>
+          <w:b w:val="0"/>
+        </w:rPr>
+        <w:t xml:space="preserve">Next: Week 10: If/Then Decisions. Retrieve today’s </w:t>
+      </w:r>
+      <w:r>
+        <w:rPr>
+          <w:b/>
+        </w:rPr>
+        <w:t>evidence</w:t>
+      </w:r>
+      <w:r>
+        <w:rPr>
+          <w:b w:val="0"/>
+        </w:rPr>
+        <w:t xml:space="preserve"> and identify what carries forward and what is new.</w:t>
       </w:r>
     </w:p>
     <w:p>
@@ -2786,12 +6190,158 @@
         <w:pStyle w:val="Heading3"/>
       </w:pPr>
       <w:r>
-        <w:t>Bridge to the next week</w:t>
-      </w:r>
-    </w:p>
-    <w:p>
-      <w:r>
-        <w:t>Next: Week 10: If/Then Decisions. Retrieve today’s evidence and identify what carries forward and what is new.</w:t>
+        <w:t>Support and fresh reassessment</w:t>
+      </w:r>
+    </w:p>
+    <w:p>
+      <w:pPr>
+        <w:spacing w:line="336" w:lineRule="auto" w:after="180"/>
+      </w:pPr>
+      <w:r>
+        <w:rPr>
+          <w:b w:val="0"/>
+        </w:rPr>
+        <w:t xml:space="preserve">Use a finger or token to mark the current instruction and provide a blank </w:t>
+      </w:r>
+      <w:r>
+        <w:rPr>
+          <w:b/>
+        </w:rPr>
+        <w:t>trace</w:t>
+      </w:r>
+      <w:r>
+        <w:rPr>
+          <w:b w:val="0"/>
+        </w:rPr>
+        <w:t xml:space="preserve"> with one row per update. Let learners verbalise Read, calculate, replace, record. Allow oral explanations alongside the table.</w:t>
+      </w:r>
+    </w:p>
+    <w:p>
+      <w:pPr>
+        <w:spacing w:line="336" w:lineRule="auto" w:after="180"/>
+      </w:pPr>
+      <w:r>
+        <w:rPr>
+          <w:b w:val="0"/>
+        </w:rPr>
+        <w:t>Extension: starting at 0, compare add 2 then double with double then add 2; explain why their difference remains 2 for any starting whole number.</w:t>
+      </w:r>
+    </w:p>
+    <w:p>
+      <w:pPr>
+        <w:spacing w:line="336" w:lineRule="auto" w:after="180"/>
+      </w:pPr>
+      <w:r>
+        <w:rPr>
+          <w:b w:val="0"/>
+        </w:rPr>
+        <w:t xml:space="preserve">W4 is secure when both </w:t>
+      </w:r>
+      <w:r>
+        <w:rPr>
+          <w:b/>
+        </w:rPr>
+        <w:t>trace</w:t>
+      </w:r>
+      <w:r>
+        <w:rPr>
+          <w:b w:val="0"/>
+        </w:rPr>
+        <w:t xml:space="preserve">s include both </w:t>
+      </w:r>
+      <w:r>
+        <w:rPr>
+          <w:b/>
+        </w:rPr>
+        <w:t>variable</w:t>
+      </w:r>
+      <w:r>
+        <w:rPr>
+          <w:b w:val="0"/>
+        </w:rPr>
+        <w:t>s after each instruction, copying preserves the then-current value, and the swapped procedure correctly ends at X 7 and Y 14.</w:t>
+      </w:r>
+    </w:p>
+    <w:p>
+      <w:pPr>
+        <w:spacing w:line="336" w:lineRule="auto" w:after="180"/>
+      </w:pPr>
+      <w:r>
+        <w:rPr>
+          <w:b w:val="0"/>
+        </w:rPr>
+        <w:t xml:space="preserve">A correct final pair without intermediate </w:t>
+      </w:r>
+      <w:r>
+        <w:rPr>
+          <w:b/>
+        </w:rPr>
+        <w:t>state</w:t>
+      </w:r>
+      <w:r>
+        <w:rPr>
+          <w:b w:val="0"/>
+        </w:rPr>
+        <w:t xml:space="preserve">s is incomplete </w:t>
+      </w:r>
+      <w:r>
+        <w:rPr>
+          <w:b/>
+        </w:rPr>
+        <w:t>evidence</w:t>
+      </w:r>
+      <w:r>
+        <w:rPr>
+          <w:b w:val="0"/>
+        </w:rPr>
+        <w:t xml:space="preserve">. After support, retry from X 3 and Y 0 with copy X into Y, add 2 to X, double Y. The expected </w:t>
+      </w:r>
+      <w:r>
+        <w:rPr>
+          <w:b/>
+        </w:rPr>
+        <w:t>state</w:t>
+      </w:r>
+      <w:r>
+        <w:rPr>
+          <w:b w:val="0"/>
+        </w:rPr>
+        <w:t>s are 3,0 then 3,3 then 5,3 then 5,6.</w:t>
+      </w:r>
+    </w:p>
+    <w:p>
+      <w:pPr>
+        <w:spacing w:line="336" w:lineRule="auto" w:after="180"/>
+      </w:pPr>
+      <w:r>
+        <w:rPr>
+          <w:b w:val="0"/>
+        </w:rPr>
+        <w:t xml:space="preserve">Week 10 adds conditions and boundary cases. Students will decide which instruction runs by testing the current </w:t>
+      </w:r>
+      <w:r>
+        <w:rPr>
+          <w:b/>
+        </w:rPr>
+        <w:t>state</w:t>
+      </w:r>
+      <w:r>
+        <w:rPr>
+          <w:b w:val="0"/>
+        </w:rPr>
+        <w:t xml:space="preserve">, then </w:t>
+      </w:r>
+      <w:r>
+        <w:rPr>
+          <w:b/>
+        </w:rPr>
+        <w:t>trace</w:t>
+      </w:r>
+      <w:r>
+        <w:rPr>
+          <w:b w:val="0"/>
+        </w:rPr>
+        <w:t xml:space="preserve"> the selected update.</w:t>
       </w:r>
     </w:p>
     <w:p>
@@ -2799,40 +6349,40 @@
         <w:pStyle w:val="Heading3"/>
       </w:pPr>
       <w:r>
-        <w:t>Support and fresh reassessment</w:t>
-      </w:r>
-    </w:p>
-    <w:p>
-      <w:r>
-        <w:t>Use a finger or token to mark the current instruction and provide a blank trace with one row per update. Let learners verbalise Read, calculate, replace, record. Allow oral explanations alongside the table. Extension: starting at 0, compare add 2 then double with double then add 2; explain why their difference remains 2 for any starting whole number.</w:t>
-      </w:r>
-    </w:p>
-    <w:p>
-      <w:r>
-        <w:t>W4 is secure when both traces include both variables after each instruction, copying preserves the then-current value, and the swapped procedure correctly ends at X 7 and Y 14. A correct final pair without intermediate states is incomplete evidence. After support, retry from X 3 and Y 0 with copy X into Y, add 2 to X, double Y. The expected states are 3,0 then 3,3 then 5,3 then 5,6.</w:t>
-      </w:r>
-    </w:p>
-    <w:p>
-      <w:r>
-        <w:t>Week 10 adds conditions and boundary cases. Students will decide which instruction runs by testing the current state, then trace the selected update.</w:t>
-      </w:r>
-    </w:p>
-    <w:p>
-      <w:pPr>
-        <w:pStyle w:val="Heading3"/>
-      </w:pPr>
-      <w:r>
         <w:t>Plan the delayed return</w:t>
       </w:r>
     </w:p>
     <w:p>
-      <w:r>
+      <w:pPr>
+        <w:spacing w:line="336" w:lineRule="auto" w:after="180"/>
+      </w:pPr>
+      <w:r>
+        <w:rPr>
+          <w:b w:val="0"/>
+        </w:rPr>
         <w:t>Suggested return points in this level: ai-1/10, ai-1/12, ai-1/15. Use actual classroom dates, adjusting for holidays and gaps. One, three and six teaching weeks are scheduling choices, not a claimed optimal spacing.</w:t>
       </w:r>
     </w:p>
     <w:p>
-      <w:r>
-        <w:t>At a delayed check, ask for the idea from memory and a changed application. Compare with the earlier independent response and record support used. For a new level, revisit the previous capstone before checking the new prerequisites.</w:t>
+      <w:pPr>
+        <w:spacing w:line="336" w:lineRule="auto" w:after="180"/>
+      </w:pPr>
+      <w:r>
+        <w:rPr>
+          <w:b w:val="0"/>
+        </w:rPr>
+        <w:t>At a delayed check, ask for the idea from memory and a changed application. Compare with the earlier independent response and record support used.</w:t>
+      </w:r>
+    </w:p>
+    <w:p>
+      <w:pPr>
+        <w:spacing w:line="336" w:lineRule="auto" w:after="180"/>
+      </w:pPr>
+      <w:r>
+        <w:rPr>
+          <w:b w:val="0"/>
+        </w:rPr>
+        <w:t>For a new level, revisit the previous capstone before checking the new prerequisites.</w:t>
       </w:r>
     </w:p>
     <w:tbl>
@@ -2992,8 +6542,38 @@
       </w:tr>
     </w:tbl>
     <w:p>
-      <w:r>
-        <w:t>Use the evidence to choose reteaching or the next step. A completed page, confidence rating or attractive project does not by itself demonstrate understanding.</w:t>
+      <w:pPr>
+        <w:spacing w:line="336" w:lineRule="auto" w:after="180"/>
+      </w:pPr>
+      <w:r>
+        <w:rPr>
+          <w:b w:val="0"/>
+        </w:rPr>
+        <w:t xml:space="preserve">Use the </w:t>
+      </w:r>
+      <w:r>
+        <w:rPr>
+          <w:b/>
+        </w:rPr>
+        <w:t>evidence</w:t>
+      </w:r>
+      <w:r>
+        <w:rPr>
+          <w:b w:val="0"/>
+        </w:rPr>
+        <w:t xml:space="preserve"> to choose reteaching or the next </w:t>
+      </w:r>
+      <w:r>
+        <w:rPr>
+          <w:b/>
+        </w:rPr>
+        <w:t>step</w:t>
+      </w:r>
+      <w:r>
+        <w:rPr>
+          <w:b w:val="0"/>
+        </w:rPr>
+        <w:t>. A completed page, confidence rating or attractive project does not by itself demonstrate understanding.</w:t>
       </w:r>
     </w:p>
     <w:p>
@@ -3005,8 +6585,38 @@
       </w:r>
     </w:p>
     <w:p>
-      <w:r>
-        <w:t>Write the sorter’s steps in order, showing which values each step updates so a partner can reproduce the result.</w:t>
+      <w:pPr>
+        <w:spacing w:line="336" w:lineRule="auto" w:after="180"/>
+      </w:pPr>
+      <w:r>
+        <w:rPr>
+          <w:b w:val="0"/>
+        </w:rPr>
+        <w:t xml:space="preserve">Write the sorter’s </w:t>
+      </w:r>
+      <w:r>
+        <w:rPr>
+          <w:b/>
+        </w:rPr>
+        <w:t>step</w:t>
+      </w:r>
+      <w:r>
+        <w:rPr>
+          <w:b w:val="0"/>
+        </w:rPr>
+        <w:t xml:space="preserve">s in order, showing which values each </w:t>
+      </w:r>
+      <w:r>
+        <w:rPr>
+          <w:b/>
+        </w:rPr>
+        <w:t>step</w:t>
+      </w:r>
+      <w:r>
+        <w:rPr>
+          <w:b w:val="0"/>
+        </w:rPr>
+        <w:t xml:space="preserve"> updates so a partner can reproduce the result.</w:t>
       </w:r>
     </w:p>
     <w:p>
@@ -3019,12 +6629,74 @@
     </w:p>
     <w:p>
       <w:r>
-        <w:t>Teaching target: Trace an ordered algorithm using the current value after every instruction</w:t>
-      </w:r>
-    </w:p>
-    <w:p>
-      <w:r>
-        <w:t>Prepare the labelled worked-case picture, the matching workbook, fictional input cards and a place for individual responses. No paid AI account is required for the paper reasoning activities.</w:t>
+        <w:t>Use this preparation summary alongside the detailed Algorithms as Recipes lesson; it is a checklist rather than a replacement for the full sequence.</w:t>
+      </w:r>
+    </w:p>
+    <w:p>
+      <w:pPr>
+        <w:pStyle w:val="Heading3"/>
+      </w:pPr>
+      <w:r>
+        <w:t>Teaching target</w:t>
+      </w:r>
+    </w:p>
+    <w:p>
+      <w:pPr>
+        <w:spacing w:line="336" w:lineRule="auto" w:after="180"/>
+        <w:shd w:fill="EDF7F3"/>
+      </w:pPr>
+      <w:r>
+        <w:rPr>
+          <w:b w:val="0"/>
+        </w:rPr>
+        <w:t xml:space="preserve">Teaching target: </w:t>
+      </w:r>
+      <w:r>
+        <w:rPr>
+          <w:b/>
+        </w:rPr>
+        <w:t>Trace</w:t>
+      </w:r>
+      <w:r>
+        <w:rPr>
+          <w:b w:val="0"/>
+        </w:rPr>
+        <w:t xml:space="preserve"> an ordered </w:t>
+      </w:r>
+      <w:r>
+        <w:rPr>
+          <w:b/>
+        </w:rPr>
+        <w:t>algorithm</w:t>
+      </w:r>
+      <w:r>
+        <w:rPr>
+          <w:b w:val="0"/>
+        </w:rPr>
+        <w:t xml:space="preserve"> using the current value after every instruction</w:t>
+      </w:r>
+    </w:p>
+    <w:p>
+      <w:pPr>
+        <w:spacing w:line="336" w:lineRule="auto" w:after="180"/>
+      </w:pPr>
+      <w:r>
+        <w:rPr>
+          <w:b w:val="0"/>
+        </w:rPr>
+        <w:t xml:space="preserve">Prepare the labelled worked-case picture, the matching workbook, fictional </w:t>
+      </w:r>
+      <w:r>
+        <w:rPr>
+          <w:b/>
+        </w:rPr>
+        <w:t>input</w:t>
+      </w:r>
+      <w:r>
+        <w:rPr>
+          <w:b w:val="0"/>
+        </w:rPr>
+        <w:t xml:space="preserve"> cards and a place for individual responses. No paid AI account is required for the paper reasoning activities.</w:t>
       </w:r>
     </w:p>
     <w:tbl>
@@ -3171,37 +6843,267 @@
       </w:tr>
     </w:tbl>
     <w:p>
-      <w:r>
-        <w:t>Before class, solve the supported practice: Two procedures start score at 6. Procedure A sets score to 4, then adds 2. Procedure B adds 4 to score, then adds 2. Trace both and explain why the first instructions are different.</w:t>
-      </w:r>
-    </w:p>
-    <w:p>
-      <w:r>
-        <w:t>Reasoned practice answer: A traces 6, 4, 6. B traces 6, 10, 12. Setting replaces the current value with 4; adding increases the current 6 by 4. The procedures therefore have different intermediate and final states.</w:t>
-      </w:r>
-    </w:p>
-    <w:p>
-      <w:r>
-        <w:t>Check every learner before discussion: Use the worked case for Algorithms and changing state. Proposed explanation: “Every instruction uses the original number”. Decide whether this explanation is supported. Point to the step or supplied fact that decides; explain your repair if needed.</w:t>
-      </w:r>
-    </w:p>
-    <w:p>
-      <w:r>
-        <w:t>Misconception repair: Point to the most recent trace entry. Double after add reads the updated number, not the initial one.</w:t>
-      </w:r>
-    </w:p>
-    <w:p>
-      <w:r>
-        <w:t>Support: read the exact case aloud, enlarge the labelled picture, supply input cards and model only the first deciding step. Accept a spoken explanation or drawing; retain the reasoning goal.</w:t>
-      </w:r>
-    </w:p>
-    <w:p>
-      <w:r>
-        <w:t>Extension: Change the starting score to 0 for both recipes. Require a prediction and a reason before comparing. Expected result: A reports 3 and B reports 7. Reason: A: 0→0→4→3. B: 0→4→8→7.</w:t>
-      </w:r>
-    </w:p>
-    <w:p>
-      <w:r>
+      <w:pPr>
+        <w:spacing w:line="336" w:lineRule="auto" w:after="180"/>
+      </w:pPr>
+      <w:r>
+        <w:rPr>
+          <w:b w:val="0"/>
+        </w:rPr>
+        <w:t xml:space="preserve">Before class, solve the supported practice: Two procedures start score at 6. Procedure A sets score to 4, then adds 2. Procedure B adds 4 to score, then adds 2. </w:t>
+      </w:r>
+      <w:r>
+        <w:rPr>
+          <w:b/>
+        </w:rPr>
+        <w:t>Trace</w:t>
+      </w:r>
+      <w:r>
+        <w:rPr>
+          <w:b w:val="0"/>
+        </w:rPr>
+        <w:t xml:space="preserve"> both and explain why the first instructions are different.</w:t>
+      </w:r>
+    </w:p>
+    <w:p>
+      <w:pPr>
+        <w:pStyle w:val="Heading3"/>
+      </w:pPr>
+      <w:r>
+        <w:t>Supported practice answer</w:t>
+      </w:r>
+    </w:p>
+    <w:p>
+      <w:pPr>
+        <w:spacing w:line="336" w:lineRule="auto" w:after="180"/>
+        <w:shd w:fill="F1F6FC"/>
+      </w:pPr>
+      <w:r>
+        <w:rPr>
+          <w:b w:val="0"/>
+        </w:rPr>
+        <w:t xml:space="preserve">Reasoned practice answer: A </w:t>
+      </w:r>
+      <w:r>
+        <w:rPr>
+          <w:b/>
+        </w:rPr>
+        <w:t>trace</w:t>
+      </w:r>
+      <w:r>
+        <w:rPr>
+          <w:b w:val="0"/>
+        </w:rPr>
+        <w:t xml:space="preserve">s 6, 4, 6. B </w:t>
+      </w:r>
+      <w:r>
+        <w:rPr>
+          <w:b/>
+        </w:rPr>
+        <w:t>trace</w:t>
+      </w:r>
+      <w:r>
+        <w:rPr>
+          <w:b w:val="0"/>
+        </w:rPr>
+        <w:t xml:space="preserve">s 6, 10, 12. Setting replaces the current value with 4; adding increases the current 6 by 4. The procedures therefore have different intermediate and final </w:t>
+      </w:r>
+      <w:r>
+        <w:rPr>
+          <w:b/>
+        </w:rPr>
+        <w:t>state</w:t>
+      </w:r>
+      <w:r>
+        <w:rPr>
+          <w:b w:val="0"/>
+        </w:rPr>
+        <w:t>s.</w:t>
+      </w:r>
+    </w:p>
+    <w:p>
+      <w:pPr>
+        <w:spacing w:line="336" w:lineRule="auto" w:after="180"/>
+      </w:pPr>
+      <w:r>
+        <w:rPr>
+          <w:b w:val="0"/>
+        </w:rPr>
+        <w:t xml:space="preserve">Check every learner before discussion: Use the worked case for </w:t>
+      </w:r>
+      <w:r>
+        <w:rPr>
+          <w:b/>
+        </w:rPr>
+        <w:t>Algorithm</w:t>
+      </w:r>
+      <w:r>
+        <w:rPr>
+          <w:b w:val="0"/>
+        </w:rPr>
+        <w:t xml:space="preserve">s and changing </w:t>
+      </w:r>
+      <w:r>
+        <w:rPr>
+          <w:b/>
+        </w:rPr>
+        <w:t>state</w:t>
+      </w:r>
+      <w:r>
+        <w:rPr>
+          <w:b w:val="0"/>
+        </w:rPr>
+        <w:t>. Proposed explanation: “Every instruction uses the original number”. Decide whether this explanation is supported.</w:t>
+      </w:r>
+    </w:p>
+    <w:p>
+      <w:pPr>
+        <w:spacing w:line="336" w:lineRule="auto" w:after="180"/>
+      </w:pPr>
+      <w:r>
+        <w:rPr>
+          <w:b w:val="0"/>
+        </w:rPr>
+        <w:t xml:space="preserve">Point to the </w:t>
+      </w:r>
+      <w:r>
+        <w:rPr>
+          <w:b/>
+        </w:rPr>
+        <w:t>step</w:t>
+      </w:r>
+      <w:r>
+        <w:rPr>
+          <w:b w:val="0"/>
+        </w:rPr>
+        <w:t xml:space="preserve"> or supplied fact that decides; explain your repair if needed.</w:t>
+      </w:r>
+    </w:p>
+    <w:p>
+      <w:pPr>
+        <w:pStyle w:val="Heading3"/>
+      </w:pPr>
+      <w:r>
+        <w:t>Repair the misconception</w:t>
+      </w:r>
+    </w:p>
+    <w:p>
+      <w:pPr>
+        <w:spacing w:line="336" w:lineRule="auto" w:after="180"/>
+        <w:shd w:fill="FFF5E6"/>
+      </w:pPr>
+      <w:r>
+        <w:rPr>
+          <w:b w:val="0"/>
+        </w:rPr>
+        <w:t xml:space="preserve">Misconception repair: Point to the most recent </w:t>
+      </w:r>
+      <w:r>
+        <w:rPr>
+          <w:b/>
+        </w:rPr>
+        <w:t>trace</w:t>
+      </w:r>
+      <w:r>
+        <w:rPr>
+          <w:b w:val="0"/>
+        </w:rPr>
+        <w:t xml:space="preserve"> entry. Double after add reads the updated number, not the initial one.</w:t>
+      </w:r>
+    </w:p>
+    <w:p>
+      <w:pPr>
+        <w:pStyle w:val="Heading3"/>
+      </w:pPr>
+      <w:r>
+        <w:t>Support without giving away the answer</w:t>
+      </w:r>
+    </w:p>
+    <w:p>
+      <w:pPr>
+        <w:spacing w:line="336" w:lineRule="auto" w:after="180"/>
+        <w:shd w:fill="F1F6F8"/>
+      </w:pPr>
+      <w:r>
+        <w:rPr>
+          <w:b w:val="0"/>
+        </w:rPr>
+        <w:t xml:space="preserve">Support: read the exact case aloud, enlarge the labelled picture, supply </w:t>
+      </w:r>
+      <w:r>
+        <w:rPr>
+          <w:b/>
+        </w:rPr>
+        <w:t>input</w:t>
+      </w:r>
+      <w:r>
+        <w:rPr>
+          <w:b w:val="0"/>
+        </w:rPr>
+        <w:t xml:space="preserve"> cards and model only the first deciding </w:t>
+      </w:r>
+      <w:r>
+        <w:rPr>
+          <w:b/>
+        </w:rPr>
+        <w:t>step</w:t>
+      </w:r>
+      <w:r>
+        <w:rPr>
+          <w:b w:val="0"/>
+        </w:rPr>
+        <w:t>. Accept a spoken explanation or drawing; retain the reasoning goal.</w:t>
+      </w:r>
+    </w:p>
+    <w:p>
+      <w:pPr>
+        <w:pStyle w:val="Heading3"/>
+      </w:pPr>
+      <w:r>
+        <w:t>Extend the reasoning</w:t>
+      </w:r>
+    </w:p>
+    <w:p>
+      <w:pPr>
+        <w:spacing w:line="336" w:lineRule="auto" w:after="180"/>
+        <w:shd w:fill="F5F1FB"/>
+      </w:pPr>
+      <w:r>
+        <w:rPr>
+          <w:b w:val="0"/>
+        </w:rPr>
+        <w:t xml:space="preserve">Extension: Change the starting score to 0 for both recipes. Require a </w:t>
+      </w:r>
+      <w:r>
+        <w:rPr>
+          <w:b/>
+        </w:rPr>
+        <w:t>prediction</w:t>
+      </w:r>
+      <w:r>
+        <w:rPr>
+          <w:b w:val="0"/>
+        </w:rPr>
+        <w:t xml:space="preserve"> and a reason before comparing. Expected result: A reports 3 and B reports 7. Reason: A: 0→0→4→3. B: 0→4→8→7.</w:t>
+      </w:r>
+    </w:p>
+    <w:p>
+      <w:pPr>
+        <w:pStyle w:val="Heading3"/>
+      </w:pPr>
+      <w:r>
+        <w:t>Protect the independent attempt</w:t>
+      </w:r>
+    </w:p>
+    <w:p>
+      <w:pPr>
+        <w:spacing w:line="336" w:lineRule="auto" w:after="180"/>
+        <w:shd w:fill="FFF5E6"/>
+      </w:pPr>
+      <w:r>
+        <w:rPr>
+          <w:b w:val="0"/>
+        </w:rPr>
         <w:t>Independent assessment: withhold the reserved answer until the learner has attempted the new case. Record support separately from correctness.</w:t>
       </w:r>
     </w:p>
@@ -3390,13 +7292,82 @@
       </w:tr>
     </w:tbl>
     <w:p>
-      <w:r>
-        <w:t>Project checkpoint: Make a transparent first version. Keep a trace of how one input becomes an output; explain the rule or learned component.</w:t>
-      </w:r>
-    </w:p>
-    <w:p>
-      <w:r>
-        <w:t>Use the weekly teacher answer for topic-specific reasoning. A saved progress tick is an activity record; judge mastery from the learner’s explanation and evidence.</w:t>
+      <w:pPr>
+        <w:pStyle w:val="Heading3"/>
+      </w:pPr>
+      <w:r>
+        <w:t>Project checkpoint</w:t>
+      </w:r>
+    </w:p>
+    <w:p>
+      <w:pPr>
+        <w:spacing w:line="336" w:lineRule="auto" w:after="180"/>
+        <w:shd w:fill="EDF7F3"/>
+      </w:pPr>
+      <w:r>
+        <w:rPr>
+          <w:b w:val="0"/>
+        </w:rPr>
+        <w:t xml:space="preserve">Project checkpoint: Make a transparent first version. Keep a </w:t>
+      </w:r>
+      <w:r>
+        <w:rPr>
+          <w:b/>
+        </w:rPr>
+        <w:t>trace</w:t>
+      </w:r>
+      <w:r>
+        <w:rPr>
+          <w:b w:val="0"/>
+        </w:rPr>
+        <w:t xml:space="preserve"> of how one </w:t>
+      </w:r>
+      <w:r>
+        <w:rPr>
+          <w:b/>
+        </w:rPr>
+        <w:t>input</w:t>
+      </w:r>
+      <w:r>
+        <w:rPr>
+          <w:b w:val="0"/>
+        </w:rPr>
+        <w:t xml:space="preserve"> becomes an </w:t>
+      </w:r>
+      <w:r>
+        <w:rPr>
+          <w:b/>
+        </w:rPr>
+        <w:t>output</w:t>
+      </w:r>
+      <w:r>
+        <w:rPr>
+          <w:b w:val="0"/>
+        </w:rPr>
+        <w:t>; explain the rule or learned component.</w:t>
+      </w:r>
+    </w:p>
+    <w:p>
+      <w:pPr>
+        <w:spacing w:line="336" w:lineRule="auto" w:after="180"/>
+      </w:pPr>
+      <w:r>
+        <w:rPr>
+          <w:b w:val="0"/>
+        </w:rPr>
+        <w:t xml:space="preserve">Use the weekly teacher answer for topic-specific reasoning. A saved progress tick is an activity record; judge mastery from the learner’s explanation and </w:t>
+      </w:r>
+      <w:r>
+        <w:rPr>
+          <w:b/>
+        </w:rPr>
+        <w:t>evidence</w:t>
+      </w:r>
+      <w:r>
+        <w:rPr>
+          <w:b w:val="0"/>
+        </w:rPr>
+        <w:t>.</w:t>
       </w:r>
     </w:p>
     <w:p>
@@ -3409,27 +7380,1051 @@
     </w:p>
     <w:p>
       <w:r>
-        <w:t>Use the two formative questions as supported practice, not as independent mastery scores. Discuss the deciding evidence rather than accepting a guessed selection.</w:t>
-      </w:r>
-    </w:p>
-    <w:p>
-      <w:r>
+        <w:t>Use feedback, earlier review and portfolios purposefully. Apply the coding routine only when this lesson has an executable lab.</w:t>
+      </w:r>
+    </w:p>
+    <w:p>
+      <w:pPr>
+        <w:spacing w:line="336" w:lineRule="auto" w:after="180"/>
+      </w:pPr>
+      <w:r>
+        <w:rPr>
+          <w:b w:val="0"/>
+        </w:rPr>
+        <w:t xml:space="preserve">Use the two formative questions as supported practice, not as independent mastery scores. Discuss the deciding </w:t>
+      </w:r>
+      <w:r>
+        <w:rPr>
+          <w:b/>
+        </w:rPr>
+        <w:t>evidence</w:t>
+      </w:r>
+      <w:r>
+        <w:rPr>
+          <w:b w:val="0"/>
+        </w:rPr>
+        <w:t xml:space="preserve"> rather than accepting a guessed selection.</w:t>
+      </w:r>
+    </w:p>
+    <w:p>
+      <w:pPr>
+        <w:spacing w:line="336" w:lineRule="auto" w:after="180"/>
+      </w:pPr>
+      <w:r>
+        <w:rPr>
+          <w:b w:val="0"/>
+        </w:rPr>
         <w:t>The feedback comes from the reviewed public worked case. Do not reveal the separately reserved independent teacher answer until the learner has attempted that case.</w:t>
       </w:r>
     </w:p>
     <w:p>
-      <w:r>
-        <w:t>Ask students to predict before running code. Preserve errors and actual outputs; collect a changed test and an explanation. The branch-boundary and indexing lessons deliberately include failure cases.</w:t>
-      </w:r>
-    </w:p>
-    <w:p>
-      <w:r>
+      <w:pPr>
+        <w:pStyle w:val="Heading3"/>
+      </w:pPr>
+      <w:r>
+        <w:t>For later coding lessons</w:t>
+      </w:r>
+    </w:p>
+    <w:p>
+      <w:r>
+        <w:t>This week has no code block. Use this routine when a later lesson includes an executable lab.</w:t>
+      </w:r>
+    </w:p>
+    <w:p>
+      <w:pPr>
+        <w:spacing w:line="336" w:lineRule="auto" w:after="180"/>
+        <w:shd w:fill="F1F6F8"/>
+      </w:pPr>
+      <w:r>
+        <w:rPr>
+          <w:b w:val="0"/>
+        </w:rPr>
+        <w:t xml:space="preserve">Ask students to predict before running code. Preserve errors and actual </w:t>
+      </w:r>
+      <w:r>
+        <w:rPr>
+          <w:b/>
+        </w:rPr>
+        <w:t>output</w:t>
+      </w:r>
+      <w:r>
+        <w:rPr>
+          <w:b w:val="0"/>
+        </w:rPr>
+        <w:t>s; collect a changed test and an explanation. The branch-boundary and indexing lessons deliberately include failure cases.</w:t>
+      </w:r>
+    </w:p>
+    <w:p>
+      <w:pPr>
+        <w:spacing w:line="336" w:lineRule="auto" w:after="180"/>
+      </w:pPr>
+      <w:r>
+        <w:rPr>
+          <w:b w:val="0"/>
+        </w:rPr>
         <w:t>Use the earlier worked-explanation links to address a specific missing building block, then return to the current question. Adapt this suggestion after observing the learner; it is not an automatic diagnosis.</w:t>
       </w:r>
     </w:p>
     <w:p>
-      <w:r>
-        <w:t>Collect the completed-work portfolio as evidence. Record support separately from correctness, and assess explanation, trace/test and limitations. Progress ticks and quiz selections alone do not establish mastery.</w:t>
+      <w:pPr>
+        <w:spacing w:line="336" w:lineRule="auto" w:after="180"/>
+      </w:pPr>
+      <w:r>
+        <w:rPr>
+          <w:b w:val="0"/>
+        </w:rPr>
+        <w:t xml:space="preserve">Collect the completed-work portfolio as </w:t>
+      </w:r>
+      <w:r>
+        <w:rPr>
+          <w:b/>
+        </w:rPr>
+        <w:t>evidence</w:t>
+      </w:r>
+      <w:r>
+        <w:rPr>
+          <w:b w:val="0"/>
+        </w:rPr>
+        <w:t xml:space="preserve">. Record support separately from correctness, and assess explanation, </w:t>
+      </w:r>
+      <w:r>
+        <w:rPr>
+          <w:b/>
+        </w:rPr>
+        <w:t>trace</w:t>
+      </w:r>
+      <w:r>
+        <w:rPr>
+          <w:b w:val="0"/>
+        </w:rPr>
+        <w:t>/test and limitations. Progress ticks and quiz selections alone do not establish mastery.</w:t>
+      </w:r>
+    </w:p>
+    <w:p>
+      <w:pPr>
+        <w:pStyle w:val="Heading1"/>
+      </w:pPr>
+      <w:r>
+        <w:t>09. Visual concept journey</w:t>
+      </w:r>
+    </w:p>
+    <w:p>
+      <w:r>
+        <w:t>Show one Algorithms as Recipes graphic at a time, request a prediction and discuss its trace before the independent assessment.</w:t>
+      </w:r>
+    </w:p>
+    <w:p>
+      <w:pPr>
+        <w:spacing w:line="336" w:lineRule="auto" w:after="180"/>
+      </w:pPr>
+      <w:r>
+        <w:rPr>
+          <w:b w:val="0"/>
+        </w:rPr>
+        <w:t xml:space="preserve">Use one picture at a time. Hide a worked result before asking for a </w:t>
+      </w:r>
+      <w:r>
+        <w:rPr>
+          <w:b/>
+        </w:rPr>
+        <w:t>prediction</w:t>
+      </w:r>
+      <w:r>
+        <w:rPr>
+          <w:b w:val="0"/>
+        </w:rPr>
+        <w:t>, then reveal it for feedback. These are supported teaching cases; retain the separate independent assessment for a fresh first attempt.</w:t>
+      </w:r>
+    </w:p>
+    <w:p>
+      <w:pPr>
+        <w:pStyle w:val="Heading3"/>
+      </w:pPr>
+      <w:r>
+        <w:t>01. Algorithms as Recipes: the case</w:t>
+      </w:r>
+    </w:p>
+    <w:p>
+      <w:r>
+        <w:drawing>
+          <wp:inline xmlns:a="http://schemas.openxmlformats.org/drawingml/2006/main" xmlns:pic="http://schemas.openxmlformats.org/drawingml/2006/picture">
+            <wp:extent cx="5486400" cy="2834640"/>
+            <wp:docPr id="3" name="Picture 3" descr="A fictional paper badge machine transforms an initial score using an ordered recipe. Supplied facts: Start score=3. Recipe A: double, add 4, subtract 1, report. Recipe B swaps the first two operations but keeps the same starting score."/>
+            <wp:cNvGraphicFramePr>
+              <a:graphicFrameLocks noChangeAspect="1"/>
+            </wp:cNvGraphicFramePr>
+            <a:graphic>
+              <a:graphicData uri="http://schemas.openxmlformats.org/drawingml/2006/picture">
+                <pic:pic>
+                  <pic:nvPicPr>
+                    <pic:cNvPr id="0" name="academy-story-ai-1-9-01.png"/>
+                    <pic:cNvPicPr/>
+                  </pic:nvPicPr>
+                  <pic:blipFill>
+                    <a:blip r:embed="rId11"/>
+                    <a:stretch>
+                      <a:fillRect/>
+                    </a:stretch>
+                  </pic:blipFill>
+                  <pic:spPr>
+                    <a:xfrm>
+                      <a:off x="0" y="0"/>
+                      <a:ext cx="5486400" cy="2834640"/>
+                    </a:xfrm>
+                    <a:prstGeom prst="rect"/>
+                  </pic:spPr>
+                </pic:pic>
+              </a:graphicData>
+            </a:graphic>
+          </wp:inline>
+        </w:drawing>
+      </w:r>
+    </w:p>
+    <w:p>
+      <w:pPr>
+        <w:spacing w:line="336" w:lineRule="auto" w:after="180"/>
+      </w:pPr>
+      <w:r>
+        <w:rPr>
+          <w:b w:val="0"/>
+        </w:rPr>
+        <w:t>A fictional paper badge machine transforms an initial score using an ordered recipe. Supplied facts: Start score=3. Recipe A: double, add 4, subtract 1, report.</w:t>
+      </w:r>
+    </w:p>
+    <w:p>
+      <w:pPr>
+        <w:spacing w:line="336" w:lineRule="auto" w:after="180"/>
+      </w:pPr>
+      <w:r>
+        <w:rPr>
+          <w:b w:val="0"/>
+        </w:rPr>
+        <w:t>Recipe B swaps the first two operations but keeps the same starting score.</w:t>
+      </w:r>
+    </w:p>
+    <w:p>
+      <w:pPr>
+        <w:spacing w:line="336" w:lineRule="auto" w:after="180"/>
+        <w:shd w:fill="F5F1FB"/>
+      </w:pPr>
+      <w:r>
+        <w:rPr>
+          <w:b w:val="0"/>
+        </w:rPr>
+        <w:t>Point to the given fact that matters most. Explain why it matters.</w:t>
+      </w:r>
+    </w:p>
+    <w:p>
+      <w:pPr>
+        <w:pStyle w:val="Heading3"/>
+      </w:pPr>
+      <w:r>
+        <w:t>Discuss while showing the picture</w:t>
+      </w:r>
+    </w:p>
+    <w:p>
+      <w:pPr>
+        <w:spacing w:line="336" w:lineRule="auto" w:after="180"/>
+        <w:shd w:fill="F1F6F8"/>
+      </w:pPr>
+      <w:r>
+        <w:rPr>
+          <w:b w:val="0"/>
+        </w:rPr>
+        <w:t>Teacher prompt: Point to the given fact that matters most. Explain why it matters. Ask learners to describe one label or arrow in ordinary words. Use the adjacent transcript if the image is difficult to see.</w:t>
+      </w:r>
+    </w:p>
+    <w:p>
+      <w:pPr>
+        <w:pStyle w:val="Heading3"/>
+      </w:pPr>
+      <w:r>
+        <w:t>02. Follow the deciding steps</w:t>
+      </w:r>
+    </w:p>
+    <w:p>
+      <w:r>
+        <w:drawing>
+          <wp:inline xmlns:a="http://schemas.openxmlformats.org/drawingml/2006/main" xmlns:pic="http://schemas.openxmlformats.org/drawingml/2006/picture">
+            <wp:extent cx="5486400" cy="4005072"/>
+            <wp:docPr id="4" name="Picture 4" descr="Start: Both runs begin at 3. → Recipe A: 3 → 6 after doubling → 10 after adding 4 → 9 after subtracting 1. → Recipe B: 3 → 7 after adding 4 → 14 after doubling → 13 after subtracting 1. → Compare outputs: Same operations, different order: outputs 9 and 13."/>
+            <wp:cNvGraphicFramePr>
+              <a:graphicFrameLocks noChangeAspect="1"/>
+            </wp:cNvGraphicFramePr>
+            <a:graphic>
+              <a:graphicData uri="http://schemas.openxmlformats.org/drawingml/2006/picture">
+                <pic:pic>
+                  <pic:nvPicPr>
+                    <pic:cNvPr id="0" name="academy-story-ai-1-9-02.png"/>
+                    <pic:cNvPicPr/>
+                  </pic:nvPicPr>
+                  <pic:blipFill>
+                    <a:blip r:embed="rId12"/>
+                    <a:stretch>
+                      <a:fillRect/>
+                    </a:stretch>
+                  </pic:blipFill>
+                  <pic:spPr>
+                    <a:xfrm>
+                      <a:off x="0" y="0"/>
+                      <a:ext cx="5486400" cy="4005072"/>
+                    </a:xfrm>
+                    <a:prstGeom prst="rect"/>
+                  </pic:spPr>
+                </pic:pic>
+              </a:graphicData>
+            </a:graphic>
+          </wp:inline>
+        </w:drawing>
+      </w:r>
+    </w:p>
+    <w:p>
+      <w:pPr>
+        <w:spacing w:line="336" w:lineRule="auto" w:after="180"/>
+      </w:pPr>
+      <w:r>
+        <w:rPr>
+          <w:b w:val="0"/>
+        </w:rPr>
+        <w:t xml:space="preserve">Start: Both runs begin at 3. → Recipe A: 3 → 6 after doubling → 10 after adding 4 → 9 after subtracting 1. → Recipe B: 3 → 7 after adding 4 → 14 after doubling → 13 after subtracting 1. → Compare </w:t>
+      </w:r>
+      <w:r>
+        <w:rPr>
+          <w:b/>
+        </w:rPr>
+        <w:t>output</w:t>
+      </w:r>
+      <w:r>
+        <w:rPr>
+          <w:b w:val="0"/>
+        </w:rPr>
+        <w:t xml:space="preserve">s: Same operations, different order: </w:t>
+      </w:r>
+      <w:r>
+        <w:rPr>
+          <w:b/>
+        </w:rPr>
+        <w:t>output</w:t>
+      </w:r>
+      <w:r>
+        <w:rPr>
+          <w:b w:val="0"/>
+        </w:rPr>
+        <w:t>s 9 and 13.</w:t>
+      </w:r>
+    </w:p>
+    <w:p>
+      <w:pPr>
+        <w:spacing w:line="336" w:lineRule="auto" w:after="180"/>
+        <w:shd w:fill="F5F1FB"/>
+      </w:pPr>
+      <w:r>
+        <w:rPr>
+          <w:b w:val="0"/>
+        </w:rPr>
+        <w:t xml:space="preserve">Point to each numbered stage and explain which recorded </w:t>
+      </w:r>
+      <w:r>
+        <w:rPr>
+          <w:b/>
+        </w:rPr>
+        <w:t>input</w:t>
+      </w:r>
+      <w:r>
+        <w:rPr>
+          <w:b w:val="0"/>
+        </w:rPr>
+        <w:t xml:space="preserve"> it uses.</w:t>
+      </w:r>
+    </w:p>
+    <w:p>
+      <w:pPr>
+        <w:pStyle w:val="Heading3"/>
+      </w:pPr>
+      <w:r>
+        <w:t>Discuss while showing the picture</w:t>
+      </w:r>
+    </w:p>
+    <w:p>
+      <w:pPr>
+        <w:spacing w:line="336" w:lineRule="auto" w:after="180"/>
+        <w:shd w:fill="F1F6F8"/>
+      </w:pPr>
+      <w:r>
+        <w:rPr>
+          <w:b w:val="0"/>
+        </w:rPr>
+        <w:t xml:space="preserve">Teacher prompt: Point to each numbered stage and explain which recorded </w:t>
+      </w:r>
+      <w:r>
+        <w:rPr>
+          <w:b/>
+        </w:rPr>
+        <w:t>input</w:t>
+      </w:r>
+      <w:r>
+        <w:rPr>
+          <w:b w:val="0"/>
+        </w:rPr>
+        <w:t xml:space="preserve"> it uses. Ask learners to describe one label or arrow in ordinary words. Use the adjacent transcript if the image is difficult to see.</w:t>
+      </w:r>
+    </w:p>
+    <w:p>
+      <w:pPr>
+        <w:pStyle w:val="Heading3"/>
+      </w:pPr>
+      <w:r>
+        <w:t>03. Changing instruction order</w:t>
+      </w:r>
+    </w:p>
+    <w:p>
+      <w:r>
+        <w:drawing>
+          <wp:inline xmlns:a="http://schemas.openxmlformats.org/drawingml/2006/main" xmlns:pic="http://schemas.openxmlformats.org/drawingml/2006/picture">
+            <wp:extent cx="5486400" cy="3096768"/>
+            <wp:docPr id="5" name="Picture 5" descr="Changing instruction order. Recipe A: Start = 3, After step 1 = 6, After step 2 = 10, Report = 9. Recipe B: Start = 3, After step 1 = 7, After step 2 = 14, Report = 13."/>
+            <wp:cNvGraphicFramePr>
+              <a:graphicFrameLocks noChangeAspect="1"/>
+            </wp:cNvGraphicFramePr>
+            <a:graphic>
+              <a:graphicData uri="http://schemas.openxmlformats.org/drawingml/2006/picture">
+                <pic:pic>
+                  <pic:nvPicPr>
+                    <pic:cNvPr id="0" name="academy-story-ai-1-9-03.png"/>
+                    <pic:cNvPicPr/>
+                  </pic:nvPicPr>
+                  <pic:blipFill>
+                    <a:blip r:embed="rId13"/>
+                    <a:stretch>
+                      <a:fillRect/>
+                    </a:stretch>
+                  </pic:blipFill>
+                  <pic:spPr>
+                    <a:xfrm>
+                      <a:off x="0" y="0"/>
+                      <a:ext cx="5486400" cy="3096768"/>
+                    </a:xfrm>
+                    <a:prstGeom prst="rect"/>
+                  </pic:spPr>
+                </pic:pic>
+              </a:graphicData>
+            </a:graphic>
+          </wp:inline>
+        </w:drawing>
+      </w:r>
+    </w:p>
+    <w:p>
+      <w:pPr>
+        <w:spacing w:line="336" w:lineRule="auto" w:after="180"/>
+      </w:pPr>
+      <w:r>
+        <w:rPr>
+          <w:b w:val="0"/>
+        </w:rPr>
+        <w:t xml:space="preserve">Changing instruction order. Recipe A: Start = 3, After </w:t>
+      </w:r>
+      <w:r>
+        <w:rPr>
+          <w:b/>
+        </w:rPr>
+        <w:t>step</w:t>
+      </w:r>
+      <w:r>
+        <w:rPr>
+          <w:b w:val="0"/>
+        </w:rPr>
+        <w:t xml:space="preserve"> 1 = 6, After </w:t>
+      </w:r>
+      <w:r>
+        <w:rPr>
+          <w:b/>
+        </w:rPr>
+        <w:t>step</w:t>
+      </w:r>
+      <w:r>
+        <w:rPr>
+          <w:b w:val="0"/>
+        </w:rPr>
+        <w:t xml:space="preserve"> 2 = 10, Report = 9. Recipe B: Start = 3, After </w:t>
+      </w:r>
+      <w:r>
+        <w:rPr>
+          <w:b/>
+        </w:rPr>
+        <w:t>step</w:t>
+      </w:r>
+      <w:r>
+        <w:rPr>
+          <w:b w:val="0"/>
+        </w:rPr>
+        <w:t xml:space="preserve"> 1 = 7, After </w:t>
+      </w:r>
+      <w:r>
+        <w:rPr>
+          <w:b/>
+        </w:rPr>
+        <w:t>step</w:t>
+      </w:r>
+      <w:r>
+        <w:rPr>
+          <w:b w:val="0"/>
+        </w:rPr>
+        <w:t xml:space="preserve"> 2 = 14, Report = 13.</w:t>
+      </w:r>
+    </w:p>
+    <w:p>
+      <w:pPr>
+        <w:spacing w:line="336" w:lineRule="auto" w:after="180"/>
+        <w:shd w:fill="F5F1FB"/>
+      </w:pPr>
+      <w:r>
+        <w:rPr>
+          <w:b w:val="0"/>
+        </w:rPr>
+        <w:t>Read the labels and values. Explain the relationship the model shows.</w:t>
+      </w:r>
+    </w:p>
+    <w:p>
+      <w:pPr>
+        <w:pStyle w:val="Heading3"/>
+      </w:pPr>
+      <w:r>
+        <w:t>Discuss while showing the picture</w:t>
+      </w:r>
+    </w:p>
+    <w:p>
+      <w:pPr>
+        <w:spacing w:line="336" w:lineRule="auto" w:after="180"/>
+        <w:shd w:fill="F1F6F8"/>
+      </w:pPr>
+      <w:r>
+        <w:rPr>
+          <w:b w:val="0"/>
+        </w:rPr>
+        <w:t>Teacher prompt: Read the labels and values. Explain the relationship the model shows. Ask learners to describe one label or arrow in ordinary words. Use the adjacent transcript if the image is difficult to see.</w:t>
+      </w:r>
+    </w:p>
+    <w:p>
+      <w:pPr>
+        <w:spacing w:line="336" w:lineRule="auto" w:after="180"/>
+        <w:shd w:fill="F1F6F8"/>
+      </w:pPr>
+      <w:r>
+        <w:rPr>
+          <w:b w:val="0"/>
+        </w:rPr>
+        <w:t>Check row/column meanings, units and denominators before discussing a difference. Supplied toy values are not real class or model results.</w:t>
+      </w:r>
+    </w:p>
+    <w:p>
+      <w:pPr>
+        <w:pStyle w:val="Heading3"/>
+      </w:pPr>
+      <w:r>
+        <w:t>04. Change one thing. Trace what follows.</w:t>
+      </w:r>
+    </w:p>
+    <w:p>
+      <w:r>
+        <w:drawing>
+          <wp:inline xmlns:a="http://schemas.openxmlformats.org/drawingml/2006/main" xmlns:pic="http://schemas.openxmlformats.org/drawingml/2006/picture">
+            <wp:extent cx="5486400" cy="3026664"/>
+            <wp:docPr id="6" name="Picture 6" descr="Original case: Same operations, different order: outputs 9 and 13. Changed condition: Change the starting score to 0 for both recipes. Expected result: A reports 3 and B reports 7. Reason: A: 0→0→4→3. B: 0→4→8→7."/>
+            <wp:cNvGraphicFramePr>
+              <a:graphicFrameLocks noChangeAspect="1"/>
+            </wp:cNvGraphicFramePr>
+            <a:graphic>
+              <a:graphicData uri="http://schemas.openxmlformats.org/drawingml/2006/picture">
+                <pic:pic>
+                  <pic:nvPicPr>
+                    <pic:cNvPr id="0" name="academy-story-ai-1-9-04.png"/>
+                    <pic:cNvPicPr/>
+                  </pic:nvPicPr>
+                  <pic:blipFill>
+                    <a:blip r:embed="rId14"/>
+                    <a:stretch>
+                      <a:fillRect/>
+                    </a:stretch>
+                  </pic:blipFill>
+                  <pic:spPr>
+                    <a:xfrm>
+                      <a:off x="0" y="0"/>
+                      <a:ext cx="5486400" cy="3026664"/>
+                    </a:xfrm>
+                    <a:prstGeom prst="rect"/>
+                  </pic:spPr>
+                </pic:pic>
+              </a:graphicData>
+            </a:graphic>
+          </wp:inline>
+        </w:drawing>
+      </w:r>
+    </w:p>
+    <w:p>
+      <w:pPr>
+        <w:spacing w:line="336" w:lineRule="auto" w:after="180"/>
+      </w:pPr>
+      <w:r>
+        <w:rPr>
+          <w:b w:val="0"/>
+        </w:rPr>
+        <w:t xml:space="preserve">Original case: Same operations, different order: </w:t>
+      </w:r>
+      <w:r>
+        <w:rPr>
+          <w:b/>
+        </w:rPr>
+        <w:t>output</w:t>
+      </w:r>
+      <w:r>
+        <w:rPr>
+          <w:b w:val="0"/>
+        </w:rPr>
+        <w:t>s 9 and 13. Changed condition: Change the starting score to 0 for both recipes. Expected result: A reports 3 and B reports 7. Reason: A: 0→0→4→3. B: 0→4→8→7.</w:t>
+      </w:r>
+    </w:p>
+    <w:p>
+      <w:pPr>
+        <w:spacing w:line="336" w:lineRule="auto" w:after="180"/>
+        <w:shd w:fill="F5F1FB"/>
+      </w:pPr>
+      <w:r>
+        <w:rPr>
+          <w:b w:val="0"/>
+        </w:rPr>
+        <w:t>Predict before checking the worked changed-case result. Name what changed and what the supplied facts allow you to conclude.</w:t>
+      </w:r>
+    </w:p>
+    <w:p>
+      <w:pPr>
+        <w:pStyle w:val="Heading3"/>
+      </w:pPr>
+      <w:r>
+        <w:t>Discuss while showing the picture</w:t>
+      </w:r>
+    </w:p>
+    <w:p>
+      <w:pPr>
+        <w:spacing w:line="336" w:lineRule="auto" w:after="180"/>
+        <w:shd w:fill="F1F6F8"/>
+      </w:pPr>
+      <w:r>
+        <w:rPr>
+          <w:b w:val="0"/>
+        </w:rPr>
+        <w:t>Teacher prompt: Predict before checking the worked changed-case result. Name what changed and what the supplied facts allow you to conclude. Ask learners to describe one label or arrow in ordinary words.</w:t>
+      </w:r>
+    </w:p>
+    <w:p>
+      <w:pPr>
+        <w:spacing w:line="336" w:lineRule="auto" w:after="180"/>
+        <w:shd w:fill="F1F6F8"/>
+      </w:pPr>
+      <w:r>
+        <w:rPr>
+          <w:b w:val="0"/>
+        </w:rPr>
+        <w:t>Use the adjacent transcript if the image is difficult to see. Changed-case reasoning: A: 0→0→4→3. B: 0→4→8→7.</w:t>
+      </w:r>
+    </w:p>
+    <w:p>
+      <w:pPr>
+        <w:pStyle w:val="Heading3"/>
+      </w:pPr>
+      <w:r>
+        <w:t>05. Connect the explanation to its limit</w:t>
+      </w:r>
+    </w:p>
+    <w:p>
+      <w:r>
+        <w:drawing>
+          <wp:inline xmlns:a="http://schemas.openxmlformats.org/drawingml/2006/main" xmlns:pic="http://schemas.openxmlformats.org/drawingml/2006/picture">
+            <wp:extent cx="5486400" cy="2834640"/>
+            <wp:docPr id="7" name="Picture 7" descr="Every instruction reads the current score, not the original one unless explicitly told to. In B, doubling also doubles the added 4. In A, the extra 4 is added after doubling. The final difference of 4 follows from that order, not from different starting data. Limit: One traced input checks one run; it does not establish every recipe is equivalent or validate an entire program."/>
+            <wp:cNvGraphicFramePr>
+              <a:graphicFrameLocks noChangeAspect="1"/>
+            </wp:cNvGraphicFramePr>
+            <a:graphic>
+              <a:graphicData uri="http://schemas.openxmlformats.org/drawingml/2006/picture">
+                <pic:pic>
+                  <pic:nvPicPr>
+                    <pic:cNvPr id="0" name="academy-story-ai-1-9-05.png"/>
+                    <pic:cNvPicPr/>
+                  </pic:nvPicPr>
+                  <pic:blipFill>
+                    <a:blip r:embed="rId15"/>
+                    <a:stretch>
+                      <a:fillRect/>
+                    </a:stretch>
+                  </pic:blipFill>
+                  <pic:spPr>
+                    <a:xfrm>
+                      <a:off x="0" y="0"/>
+                      <a:ext cx="5486400" cy="2834640"/>
+                    </a:xfrm>
+                    <a:prstGeom prst="rect"/>
+                  </pic:spPr>
+                </pic:pic>
+              </a:graphicData>
+            </a:graphic>
+          </wp:inline>
+        </w:drawing>
+      </w:r>
+    </w:p>
+    <w:p>
+      <w:pPr>
+        <w:spacing w:line="336" w:lineRule="auto" w:after="180"/>
+      </w:pPr>
+      <w:r>
+        <w:rPr>
+          <w:b w:val="0"/>
+        </w:rPr>
+        <w:t>Every instruction reads the current score, not the original one unless explicitly told to. In B, doubling also doubles the added 4. In A, the extra 4 is added after doubling.</w:t>
+      </w:r>
+    </w:p>
+    <w:p>
+      <w:pPr>
+        <w:spacing w:line="336" w:lineRule="auto" w:after="180"/>
+      </w:pPr>
+      <w:r>
+        <w:rPr>
+          <w:b w:val="0"/>
+        </w:rPr>
+        <w:t xml:space="preserve">The final difference of 4 follows from that order, not from different starting data. Limit: One </w:t>
+      </w:r>
+      <w:r>
+        <w:rPr>
+          <w:b/>
+        </w:rPr>
+        <w:t>trace</w:t>
+      </w:r>
+      <w:r>
+        <w:rPr>
+          <w:b w:val="0"/>
+        </w:rPr>
+        <w:t xml:space="preserve">d </w:t>
+      </w:r>
+      <w:r>
+        <w:rPr>
+          <w:b/>
+        </w:rPr>
+        <w:t>input</w:t>
+      </w:r>
+      <w:r>
+        <w:rPr>
+          <w:b w:val="0"/>
+        </w:rPr>
+        <w:t xml:space="preserve"> checks one run; it does not establish every recipe is equivalent or validate an entire program.</w:t>
+      </w:r>
+    </w:p>
+    <w:p>
+      <w:pPr>
+        <w:spacing w:line="336" w:lineRule="auto" w:after="180"/>
+        <w:shd w:fill="F5F1FB"/>
+      </w:pPr>
+      <w:r>
+        <w:rPr>
+          <w:b w:val="0"/>
+        </w:rPr>
+        <w:t>Explain the case, then point to a limit on the claim.</w:t>
+      </w:r>
+    </w:p>
+    <w:p>
+      <w:pPr>
+        <w:pStyle w:val="Heading3"/>
+      </w:pPr>
+      <w:r>
+        <w:t>Discuss while showing the picture</w:t>
+      </w:r>
+    </w:p>
+    <w:p>
+      <w:pPr>
+        <w:spacing w:line="336" w:lineRule="auto" w:after="180"/>
+        <w:shd w:fill="F1F6F8"/>
+      </w:pPr>
+      <w:r>
+        <w:rPr>
+          <w:b w:val="0"/>
+        </w:rPr>
+        <w:t>Teacher prompt: Explain the case, then point to a limit on the claim. Ask learners to describe one label or arrow in ordinary words. Use the adjacent transcript if the image is difficult to see.</w:t>
+      </w:r>
+    </w:p>
+    <w:p>
+      <w:pPr>
+        <w:spacing w:line="336" w:lineRule="auto" w:after="180"/>
+        <w:shd w:fill="F1F6F8"/>
+      </w:pPr>
+      <w:r>
+        <w:rPr>
+          <w:b w:val="0"/>
+        </w:rPr>
+        <w:t xml:space="preserve">Keep the </w:t>
+      </w:r>
+      <w:r>
+        <w:rPr>
+          <w:b/>
+        </w:rPr>
+        <w:t>state</w:t>
+      </w:r>
+      <w:r>
+        <w:rPr>
+          <w:b w:val="0"/>
+        </w:rPr>
+        <w:t xml:space="preserve">d scope: One </w:t>
+      </w:r>
+      <w:r>
+        <w:rPr>
+          <w:b/>
+        </w:rPr>
+        <w:t>trace</w:t>
+      </w:r>
+      <w:r>
+        <w:rPr>
+          <w:b w:val="0"/>
+        </w:rPr>
+        <w:t xml:space="preserve">d </w:t>
+      </w:r>
+      <w:r>
+        <w:rPr>
+          <w:b/>
+        </w:rPr>
+        <w:t>input</w:t>
+      </w:r>
+      <w:r>
+        <w:rPr>
+          <w:b w:val="0"/>
+        </w:rPr>
+        <w:t xml:space="preserve"> checks one run; it does not establish every recipe is equivalent or validate an entire program.</w:t>
+      </w:r>
+    </w:p>
+    <w:p>
+      <w:pPr>
+        <w:pStyle w:val="Heading3"/>
+      </w:pPr>
+      <w:r>
+        <w:t>06. Make the idea visible in your project</w:t>
+      </w:r>
+    </w:p>
+    <w:p>
+      <w:r>
+        <w:drawing>
+          <wp:inline xmlns:a="http://schemas.openxmlformats.org/drawingml/2006/main" xmlns:pic="http://schemas.openxmlformats.org/drawingml/2006/picture">
+            <wp:extent cx="5486400" cy="3380232"/>
+            <wp:docPr id="8" name="Picture 8" descr="Write the sorter’s steps in order, showing which values each step updates so a partner can reproduce the result. Draw your input, deciding step, result and limit. Supported question: Use the arrows to explain where the two zero-start runs first differ."/>
+            <wp:cNvGraphicFramePr>
+              <a:graphicFrameLocks noChangeAspect="1"/>
+            </wp:cNvGraphicFramePr>
+            <a:graphic>
+              <a:graphicData uri="http://schemas.openxmlformats.org/drawingml/2006/picture">
+                <pic:pic>
+                  <pic:nvPicPr>
+                    <pic:cNvPr id="0" name="academy-story-ai-1-9-06.png"/>
+                    <pic:cNvPicPr/>
+                  </pic:nvPicPr>
+                  <pic:blipFill>
+                    <a:blip r:embed="rId16"/>
+                    <a:stretch>
+                      <a:fillRect/>
+                    </a:stretch>
+                  </pic:blipFill>
+                  <pic:spPr>
+                    <a:xfrm>
+                      <a:off x="0" y="0"/>
+                      <a:ext cx="5486400" cy="3380232"/>
+                    </a:xfrm>
+                    <a:prstGeom prst="rect"/>
+                  </pic:spPr>
+                </pic:pic>
+              </a:graphicData>
+            </a:graphic>
+          </wp:inline>
+        </w:drawing>
+      </w:r>
+    </w:p>
+    <w:p>
+      <w:pPr>
+        <w:spacing w:line="336" w:lineRule="auto" w:after="180"/>
+      </w:pPr>
+      <w:r>
+        <w:rPr>
+          <w:b w:val="0"/>
+        </w:rPr>
+        <w:t xml:space="preserve">Write the sorter’s </w:t>
+      </w:r>
+      <w:r>
+        <w:rPr>
+          <w:b/>
+        </w:rPr>
+        <w:t>step</w:t>
+      </w:r>
+      <w:r>
+        <w:rPr>
+          <w:b w:val="0"/>
+        </w:rPr>
+        <w:t xml:space="preserve">s in order, showing which values each </w:t>
+      </w:r>
+      <w:r>
+        <w:rPr>
+          <w:b/>
+        </w:rPr>
+        <w:t>step</w:t>
+      </w:r>
+      <w:r>
+        <w:rPr>
+          <w:b w:val="0"/>
+        </w:rPr>
+        <w:t xml:space="preserve"> updates so a partner can reproduce the result. Draw your </w:t>
+      </w:r>
+      <w:r>
+        <w:rPr>
+          <w:b/>
+        </w:rPr>
+        <w:t>input</w:t>
+      </w:r>
+      <w:r>
+        <w:rPr>
+          <w:b w:val="0"/>
+        </w:rPr>
+        <w:t xml:space="preserve">, deciding </w:t>
+      </w:r>
+      <w:r>
+        <w:rPr>
+          <w:b/>
+        </w:rPr>
+        <w:t>step</w:t>
+      </w:r>
+      <w:r>
+        <w:rPr>
+          <w:b w:val="0"/>
+        </w:rPr>
+        <w:t>, result and limit.</w:t>
+      </w:r>
+    </w:p>
+    <w:p>
+      <w:pPr>
+        <w:spacing w:line="336" w:lineRule="auto" w:after="180"/>
+      </w:pPr>
+      <w:r>
+        <w:rPr>
+          <w:b w:val="0"/>
+        </w:rPr>
+        <w:t>Supported question: Use the arrows to explain where the two zero-start runs first differ.</w:t>
+      </w:r>
+    </w:p>
+    <w:p>
+      <w:pPr>
+        <w:spacing w:line="336" w:lineRule="auto" w:after="180"/>
+        <w:shd w:fill="F5F1FB"/>
+      </w:pPr>
+      <w:r>
+        <w:rPr>
+          <w:b w:val="0"/>
+        </w:rPr>
+        <w:t xml:space="preserve">Draw your project </w:t>
+      </w:r>
+      <w:r>
+        <w:rPr>
+          <w:b/>
+        </w:rPr>
+        <w:t>trace</w:t>
+      </w:r>
+      <w:r>
+        <w:rPr>
+          <w:b w:val="0"/>
+        </w:rPr>
+        <w:t xml:space="preserve"> and justify the deciding </w:t>
+      </w:r>
+      <w:r>
+        <w:rPr>
+          <w:b/>
+        </w:rPr>
+        <w:t>step</w:t>
+      </w:r>
+      <w:r>
+        <w:rPr>
+          <w:b w:val="0"/>
+        </w:rPr>
+        <w:t xml:space="preserve"> using </w:t>
+      </w:r>
+      <w:r>
+        <w:rPr>
+          <w:b/>
+        </w:rPr>
+        <w:t>evidence</w:t>
+      </w:r>
+      <w:r>
+        <w:rPr>
+          <w:b w:val="0"/>
+        </w:rPr>
+        <w:t>.</w:t>
+      </w:r>
+    </w:p>
+    <w:p>
+      <w:pPr>
+        <w:pStyle w:val="Heading3"/>
+      </w:pPr>
+      <w:r>
+        <w:t>Discuss while showing the picture</w:t>
+      </w:r>
+    </w:p>
+    <w:p>
+      <w:pPr>
+        <w:spacing w:line="336" w:lineRule="auto" w:after="180"/>
+        <w:shd w:fill="F1F6F8"/>
+      </w:pPr>
+      <w:r>
+        <w:rPr>
+          <w:b w:val="0"/>
+        </w:rPr>
+        <w:t xml:space="preserve">Teacher prompt: Draw your project </w:t>
+      </w:r>
+      <w:r>
+        <w:rPr>
+          <w:b/>
+        </w:rPr>
+        <w:t>trace</w:t>
+      </w:r>
+      <w:r>
+        <w:rPr>
+          <w:b w:val="0"/>
+        </w:rPr>
+        <w:t xml:space="preserve"> and justify the deciding </w:t>
+      </w:r>
+      <w:r>
+        <w:rPr>
+          <w:b/>
+        </w:rPr>
+        <w:t>step</w:t>
+      </w:r>
+      <w:r>
+        <w:rPr>
+          <w:b w:val="0"/>
+        </w:rPr>
+        <w:t xml:space="preserve"> using </w:t>
+      </w:r>
+      <w:r>
+        <w:rPr>
+          <w:b/>
+        </w:rPr>
+        <w:t>evidence</w:t>
+      </w:r>
+      <w:r>
+        <w:rPr>
+          <w:b w:val="0"/>
+        </w:rPr>
+        <w:t>. Ask learners to describe one label or arrow in ordinary words. Use the adjacent transcript if the image is difficult to see.</w:t>
+      </w:r>
+    </w:p>
+    <w:p>
+      <w:pPr>
+        <w:spacing w:line="336" w:lineRule="auto" w:after="180"/>
+        <w:shd w:fill="F1F6F8"/>
+      </w:pPr>
+      <w:r>
+        <w:rPr>
+          <w:b w:val="0"/>
+        </w:rPr>
+        <w:t>Supported practice key: They first differ after operation one: A has 0 and B has 4. Their reports are 3 and 7.</w:t>
       </w:r>
     </w:p>
     <w:sectPr>

--- a/downloads/teacher/ai-1-week-09.docx
+++ b/downloads/teacher/ai-1-week-09.docx
@@ -149,7 +149,7 @@
           </w:tcPr>
           <w:p>
             <w:r>
-              <w:t>Sections 1–6; record the brief recall in the workbook.</w:t>
+              <w:t>Use Your mission, Notice the evidence, See how it works, Compare the cases, Words that unlock the idea and Follow a worked example; record the brief recall in the workbook.</w:t>
             </w:r>
           </w:p>
         </w:tc>
@@ -181,7 +181,7 @@
           </w:tcPr>
           <w:p>
             <w:r>
-              <w:t>Sections 7–10; use the matching workbook W2 and misconception check.</w:t>
+              <w:t>Use Find and repair a mistake, Practise together, Run the investigation and Build your understanding; use the matching workbook W2 and misconception check.</w:t>
             </w:r>
           </w:p>
         </w:tc>
@@ -213,7 +213,7 @@
           </w:tcPr>
           <w:p>
             <w:r>
-              <w:t>Sections 9 and 11–14. Give extra time to finish the full task set; use Section 15 when the week includes a coding lab.</w:t>
+              <w:t>Use Run the investigation, Connect your project, Show what you know, Study a complete case and Try a new case independently. Allow extra time for the full task set. Use a coding lab only when this week actually provides one; Your lesson route is the planning section.</w:t>
             </w:r>
           </w:p>
         </w:tc>
@@ -6772,7 +6772,7 @@
           </w:tcPr>
           <w:p>
             <w:r>
-              <w:t>Sections 1–6; record the brief recall in the workbook.</w:t>
+              <w:t>Use Your mission, Notice the evidence, See how it works, Compare the cases, Words that unlock the idea and Follow a worked example; record the brief recall in the workbook.</w:t>
             </w:r>
           </w:p>
         </w:tc>
@@ -6804,7 +6804,7 @@
           </w:tcPr>
           <w:p>
             <w:r>
-              <w:t>Sections 7–10; use the matching workbook W2 and misconception check.</w:t>
+              <w:t>Use Find and repair a mistake, Practise together, Run the investigation and Build your understanding; use the matching workbook W2 and misconception check.</w:t>
             </w:r>
           </w:p>
         </w:tc>
@@ -6836,7 +6836,7 @@
           </w:tcPr>
           <w:p>
             <w:r>
-              <w:t>Sections 9 and 11–14. Give extra time to finish the full task set; use Section 15 when the week includes a coding lab.</w:t>
+              <w:t>Use Run the investigation, Connect your project, Show what you know, Study a complete case and Try a new case independently. Allow extra time for the full task set. Use a coding lab only when this week actually provides one; Your lesson route is the planning section.</w:t>
             </w:r>
           </w:p>
         </w:tc>

--- a/downloads/teacher/ai-1-week-09.docx
+++ b/downloads/teacher/ai-1-week-09.docx
@@ -25,20 +25,38 @@
         <w:pStyle w:val="Heading1"/>
       </w:pPr>
       <w:r>
-        <w:t>01. Algorithms as Recipes</w:t>
-      </w:r>
-    </w:p>
-    <w:p>
-      <w:r>
-        <w:t>Prepare Algorithms as Recipes: check the target, prerequisites, resources and adaptable teaching schedule.</w:t>
-      </w:r>
-    </w:p>
-    <w:p>
-      <w:pPr>
-        <w:pStyle w:val="Heading3"/>
-      </w:pPr>
-      <w:r>
-        <w:t>Teach the learning cycle</w:t>
+        <w:t>Teach ordered execution with a checkable trace.</w:t>
+      </w:r>
+    </w:p>
+    <w:p>
+      <w:r>
+        <w:t>Model current-value updates, compare order, explain numeric copying and reserve the two-box task.</w:t>
+      </w:r>
+    </w:p>
+    <w:p>
+      <w:r>
+        <w:t>Look for initial values, complete transitions and the first unsupported update.</w:t>
+      </w:r>
+    </w:p>
+    <w:p>
+      <w:pPr>
+        <w:pStyle w:val="Heading1"/>
+      </w:pPr>
+      <w:r>
+        <w:t>01. Prepare this connected week</w:t>
+      </w:r>
+    </w:p>
+    <w:p>
+      <w:r>
+        <w:t>Use one main plan and keep practice separate from the independent first attempt.</w:t>
+      </w:r>
+    </w:p>
+    <w:p>
+      <w:pPr>
+        <w:pStyle w:val="Heading2"/>
+      </w:pPr>
+      <w:r>
+        <w:t>Learning goal and precision</w:t>
       </w:r>
     </w:p>
     <w:p>
@@ -74,6 +92,170 @@
           <w:b w:val="0"/>
         </w:rPr>
         <w:t xml:space="preserve"> using the current value after every instruction</w:t>
+      </w:r>
+    </w:p>
+    <w:p>
+      <w:pPr>
+        <w:spacing w:line="336" w:lineRule="auto" w:after="180"/>
+      </w:pPr>
+      <w:r>
+        <w:rPr>
+          <w:b w:val="0"/>
+        </w:rPr>
+        <w:t xml:space="preserve">This week develops precise sequential execution with small whole-number values. An </w:t>
+      </w:r>
+      <w:r>
+        <w:rPr>
+          <w:b/>
+        </w:rPr>
+        <w:t>algorithm</w:t>
+      </w:r>
+      <w:r>
+        <w:rPr>
+          <w:b w:val="0"/>
+        </w:rPr>
+        <w:t xml:space="preserve"> is a procedure; </w:t>
+      </w:r>
+      <w:r>
+        <w:rPr>
+          <w:b/>
+        </w:rPr>
+        <w:t>state</w:t>
+      </w:r>
+      <w:r>
+        <w:rPr>
+          <w:b w:val="0"/>
+        </w:rPr>
+        <w:t xml:space="preserve"> consists of the current values being tracked. Make the transition from one </w:t>
+      </w:r>
+      <w:r>
+        <w:rPr>
+          <w:b/>
+        </w:rPr>
+        <w:t>variable</w:t>
+      </w:r>
+      <w:r>
+        <w:rPr>
+          <w:b w:val="0"/>
+        </w:rPr>
+        <w:t xml:space="preserve"> to two explicit.</w:t>
+      </w:r>
+    </w:p>
+    <w:p>
+      <w:pPr>
+        <w:spacing w:line="336" w:lineRule="auto" w:after="180"/>
+      </w:pPr>
+      <w:r>
+        <w:rPr>
+          <w:b w:val="0"/>
+        </w:rPr>
+        <w:t>Copying in these exercises means copying a number value, not linking boxes. Avoid presenting this as a claim about every programming-language object model.</w:t>
+      </w:r>
+    </w:p>
+    <w:p>
+      <w:pPr>
+        <w:spacing w:line="336" w:lineRule="auto" w:after="180"/>
+      </w:pPr>
+      <w:r>
+        <w:rPr>
+          <w:b w:val="0"/>
+        </w:rPr>
+        <w:t xml:space="preserve">No software accounts are required, and a fixed arithmetic procedure is not </w:t>
+      </w:r>
+      <w:r>
+        <w:rPr>
+          <w:b/>
+        </w:rPr>
+        <w:t>evidence</w:t>
+      </w:r>
+      <w:r>
+        <w:rPr>
+          <w:b w:val="0"/>
+        </w:rPr>
+        <w:t xml:space="preserve"> of learning from data.</w:t>
+      </w:r>
+    </w:p>
+    <w:p>
+      <w:pPr>
+        <w:spacing w:line="336" w:lineRule="auto" w:after="180"/>
+      </w:pPr>
+      <w:r>
+        <w:rPr>
+          <w:b w:val="0"/>
+        </w:rPr>
+        <w:t xml:space="preserve">By the end, I can </w:t>
+      </w:r>
+      <w:r>
+        <w:rPr>
+          <w:b/>
+        </w:rPr>
+        <w:t>trace</w:t>
+      </w:r>
+      <w:r>
+        <w:rPr>
+          <w:b w:val="0"/>
+        </w:rPr>
+        <w:t xml:space="preserve"> changing </w:t>
+      </w:r>
+      <w:r>
+        <w:rPr>
+          <w:b/>
+        </w:rPr>
+        <w:t>state</w:t>
+      </w:r>
+      <w:r>
+        <w:rPr>
+          <w:b w:val="0"/>
+        </w:rPr>
+        <w:t xml:space="preserve"> and explain why instruction order matters.</w:t>
+      </w:r>
+    </w:p>
+    <w:p>
+      <w:pPr>
+        <w:pStyle w:val="Heading2"/>
+      </w:pPr>
+      <w:r>
+        <w:t>What to prepare</w:t>
+      </w:r>
+    </w:p>
+    <w:p>
+      <w:pPr>
+        <w:pStyle w:val="ListBullet"/>
+      </w:pPr>
+      <w:r>
+        <w:t>Use the supplied scenario, student illustrations and blank paper. For numeric work, offer counters or a calculator after learners show the setup. Fictional records are supplied; personal data and paid accounts are unnecessary.</w:t>
+      </w:r>
+    </w:p>
+    <w:p>
+      <w:pPr>
+        <w:pStyle w:val="ListBullet"/>
+      </w:pPr>
+      <w:r>
+        <w:t>An erasable box labelled Score and instruction cards for add, double, subtract, set, report and stop</w:t>
+      </w:r>
+    </w:p>
+    <w:p>
+      <w:pPr>
+        <w:pStyle w:val="ListBullet"/>
+      </w:pPr>
+      <w:r>
+        <w:t>Two erasable boxes labelled X and Y, and paper traces with Stage, X and Y columns</w:t>
+      </w:r>
+    </w:p>
+    <w:p>
+      <w:pPr>
+        <w:pStyle w:val="ListBullet"/>
+      </w:pPr>
+      <w:r>
+        <w:t>The independent W4 task on a separate sheet; counters may support addition before students trace without them</w:t>
+      </w:r>
+    </w:p>
+    <w:p>
+      <w:pPr>
+        <w:pStyle w:val="Heading2"/>
+      </w:pPr>
+      <w:r>
+        <w:t>Main teaching plan</w:t>
       </w:r>
     </w:p>
     <w:tbl>
@@ -255,9 +437,260 @@
     </w:p>
     <w:p>
       <w:pPr>
+        <w:pStyle w:val="Heading2"/>
+      </w:pPr>
+      <w:r>
+        <w:t>Opening retrieval and readiness</w:t>
+      </w:r>
+    </w:p>
+    <w:p>
+      <w:pPr>
+        <w:spacing w:line="336" w:lineRule="auto" w:after="180"/>
+      </w:pPr>
+      <w:r>
+        <w:rPr>
+          <w:b w:val="0"/>
+        </w:rPr>
+        <w:t>Without opening the old lesson, explain one key idea from Features: Useful Clues. Give an example and a mistake that the idea helps you avoid.</w:t>
+      </w:r>
+    </w:p>
+    <w:p>
+      <w:pPr>
+        <w:spacing w:line="336" w:lineRule="auto" w:after="180"/>
+      </w:pPr>
+      <w:r>
+        <w:rPr>
+          <w:b w:val="0"/>
+        </w:rPr>
+        <w:t xml:space="preserve">Look for: Choose recorded properties that preserve distinctions needed for a </w:t>
+      </w:r>
+      <w:r>
+        <w:rPr>
+          <w:b/>
+        </w:rPr>
+        <w:t>state</w:t>
+      </w:r>
+      <w:r>
+        <w:rPr>
+          <w:b w:val="0"/>
+        </w:rPr>
+        <w:t>d task</w:t>
+      </w:r>
+    </w:p>
+    <w:p>
+      <w:pPr>
+        <w:spacing w:line="336" w:lineRule="auto" w:after="180"/>
+      </w:pPr>
+      <w:r>
+        <w:rPr>
+          <w:b w:val="0"/>
+        </w:rPr>
+        <w:t xml:space="preserve">Reference example, not the only acceptable wording: Use length and width measured before the decision. </w:t>
+      </w:r>
+      <w:r>
+        <w:rPr>
+          <w:b/>
+        </w:rPr>
+        <w:t>State</w:t>
+      </w:r>
+      <w:r>
+        <w:rPr>
+          <w:b w:val="0"/>
+        </w:rPr>
+        <w:t xml:space="preserve"> the order as length in cm, then width in cm; the record is 12, 8.</w:t>
+      </w:r>
+    </w:p>
+    <w:p>
+      <w:pPr>
+        <w:spacing w:line="336" w:lineRule="auto" w:after="180"/>
+      </w:pPr>
+      <w:r>
+        <w:rPr>
+          <w:b w:val="0"/>
+        </w:rPr>
+        <w:t>The target is fits or too large under the guide, and this card is fits because both equalities are included.</w:t>
+      </w:r>
+    </w:p>
+    <w:p>
+      <w:pPr>
+        <w:spacing w:line="336" w:lineRule="auto" w:after="180"/>
+      </w:pPr>
+      <w:r>
+        <w:rPr>
+          <w:b w:val="0"/>
+        </w:rPr>
+        <w:t>Colour and card number are not needed for this rule; the final inspection sticker copies the answer and is unavailable before inspection.</w:t>
+      </w:r>
+    </w:p>
+    <w:p>
+      <w:pPr>
+        <w:spacing w:line="336" w:lineRule="auto" w:after="180"/>
+      </w:pPr>
+      <w:r>
+        <w:rPr>
+          <w:b w:val="0"/>
+        </w:rPr>
+        <w:t>Without opening the old lesson, explain one key idea from Sound Becomes a Signal. Give an example and a mistake that the idea helps you avoid.</w:t>
+      </w:r>
+    </w:p>
+    <w:p>
+      <w:pPr>
+        <w:spacing w:line="336" w:lineRule="auto" w:after="180"/>
+      </w:pPr>
+      <w:r>
+        <w:rPr>
+          <w:b w:val="0"/>
+        </w:rPr>
+        <w:t xml:space="preserve">Look for: Interpret an ordered </w:t>
+      </w:r>
+      <w:r>
+        <w:rPr>
+          <w:b/>
+        </w:rPr>
+        <w:t>sequence</w:t>
+      </w:r>
+      <w:r>
+        <w:rPr>
+          <w:b w:val="0"/>
+        </w:rPr>
+        <w:t xml:space="preserve"> of sound-signal samples with a </w:t>
+      </w:r>
+      <w:r>
+        <w:rPr>
+          <w:b/>
+        </w:rPr>
+        <w:t>state</w:t>
+      </w:r>
+      <w:r>
+        <w:rPr>
+          <w:b w:val="0"/>
+        </w:rPr>
+        <w:t>d time interval</w:t>
+      </w:r>
+    </w:p>
+    <w:p>
+      <w:pPr>
+        <w:spacing w:line="336" w:lineRule="auto" w:after="180"/>
+      </w:pPr>
+      <w:r>
+        <w:rPr>
+          <w:b w:val="0"/>
+        </w:rPr>
+        <w:t>Reference example, not the only acceptable wording: Five samples, a 2 ms interval, and 8 ms from first to last. Consecutive pairs make gaps 0-2, 2-4, 4-6 and 6-8: four gaps between five samples.</w:t>
+      </w:r>
+    </w:p>
+    <w:p>
+      <w:pPr>
+        <w:spacing w:line="336" w:lineRule="auto" w:after="180"/>
+      </w:pPr>
+      <w:r>
+        <w:rPr>
+          <w:b w:val="0"/>
+        </w:rPr>
+        <w:t>Without opening the old lesson, explain one key idea from Sensors Are Messengers. Give an example and a mistake that the idea helps you avoid.</w:t>
+      </w:r>
+    </w:p>
+    <w:p>
+      <w:pPr>
+        <w:spacing w:line="336" w:lineRule="auto" w:after="180"/>
+      </w:pPr>
+      <w:r>
+        <w:rPr>
+          <w:b w:val="0"/>
+        </w:rPr>
+        <w:t>Look for: Describe a measurement using its quantity, value, unit and conditions</w:t>
+      </w:r>
+    </w:p>
+    <w:p>
+      <w:pPr>
+        <w:spacing w:line="336" w:lineRule="auto" w:after="180"/>
+      </w:pPr>
+      <w:r>
+        <w:rPr>
+          <w:b w:val="0"/>
+        </w:rPr>
+        <w:t>Reference example, not the only acceptable wording: Keep the observed value 24 and approximate time lunchtime; mark the unit, exact time if needed, location, exposure and device identity as unknown or to be checked.</w:t>
+      </w:r>
+    </w:p>
+    <w:p>
+      <w:pPr>
+        <w:spacing w:line="336" w:lineRule="auto" w:after="180"/>
+      </w:pPr>
+      <w:r>
+        <w:rPr>
+          <w:b w:val="0"/>
+        </w:rPr>
+        <w:t xml:space="preserve">A suitable completed record needs air temperature, value, unit and relevant conditions. Invented degrees C or shade is not an </w:t>
+      </w:r>
+      <w:r>
+        <w:rPr>
+          <w:b/>
+        </w:rPr>
+        <w:t>observation</w:t>
+      </w:r>
+      <w:r>
+        <w:rPr>
+          <w:b w:val="0"/>
+        </w:rPr>
+        <w:t>.</w:t>
+      </w:r>
+    </w:p>
+    <w:p>
+      <w:pPr>
+        <w:spacing w:line="336" w:lineRule="auto" w:after="180"/>
+      </w:pPr>
+      <w:r>
+        <w:rPr>
+          <w:b w:val="0"/>
+        </w:rPr>
+        <w:t xml:space="preserve">The selected record hides width, which this task needs. Identical length-only </w:t>
+      </w:r>
+      <w:r>
+        <w:rPr>
+          <w:b/>
+        </w:rPr>
+        <w:t>input</w:t>
+      </w:r>
+      <w:r>
+        <w:rPr>
+          <w:b w:val="0"/>
+        </w:rPr>
+        <w:t xml:space="preserve">s can require different labels. We must retain the relevant information instead of expecting a later </w:t>
+      </w:r>
+      <w:r>
+        <w:rPr>
+          <w:b/>
+        </w:rPr>
+        <w:t>process</w:t>
+      </w:r>
+      <w:r>
+        <w:rPr>
+          <w:b w:val="0"/>
+        </w:rPr>
+        <w:t xml:space="preserve"> to recover it with certainty.</w:t>
+      </w:r>
+    </w:p>
+    <w:p>
+      <w:pPr>
+        <w:pStyle w:val="Heading2"/>
+      </w:pPr>
+      <w:r>
+        <w:t>Earlier wording, alternatives and picture transcripts · reference / check after trying</w:t>
+      </w:r>
+    </w:p>
+    <w:p>
+      <w:pPr>
         <w:pStyle w:val="Heading3"/>
       </w:pPr>
       <w:r>
+        <w:t>Teach the learning cycle</w:t>
+      </w:r>
+    </w:p>
+    <w:p>
+      <w:pPr>
+        <w:pStyle w:val="Heading3"/>
+      </w:pPr>
+      <w:r>
         <w:t>Retrieval answer guidance</w:t>
       </w:r>
     </w:p>
@@ -271,247 +704,54 @@
     </w:p>
     <w:p>
       <w:pPr>
+        <w:pStyle w:val="Heading3"/>
+      </w:pPr>
+      <w:r>
+        <w:t>Sound Becomes a Signal</w:t>
+      </w:r>
+    </w:p>
+    <w:p>
+      <w:pPr>
+        <w:pStyle w:val="Heading3"/>
+      </w:pPr>
+      <w:r>
+        <w:t>Sensors Are Messengers</w:t>
+      </w:r>
+    </w:p>
+    <w:p>
+      <w:pPr>
         <w:spacing w:line="336" w:lineRule="auto" w:after="180"/>
       </w:pPr>
       <w:r>
         <w:rPr>
           <w:b w:val="0"/>
         </w:rPr>
-        <w:t>Without opening the old lesson, explain one key idea from Features: Useful Clues. Give an example and a mistake that the idea helps you avoid.</w:t>
+        <w:t xml:space="preserve">Use the student module and workbook section with this exact week title. The worked case, independent question and answers below form one aligned lesson </w:t>
+      </w:r>
+      <w:r>
+        <w:rPr>
+          <w:b/>
+        </w:rPr>
+        <w:t>sequence</w:t>
+      </w:r>
+      <w:r>
+        <w:rPr>
+          <w:b w:val="0"/>
+        </w:rPr>
+        <w:t>.</w:t>
+      </w:r>
+    </w:p>
+    <w:p>
+      <w:pPr>
+        <w:pStyle w:val="Heading3"/>
+      </w:pPr>
+      <w:r>
+        <w:t>What the learner must demonstrate</w:t>
       </w:r>
     </w:p>
     <w:p>
       <w:pPr>
         <w:spacing w:line="336" w:lineRule="auto" w:after="180"/>
-      </w:pPr>
-      <w:r>
-        <w:rPr>
-          <w:b w:val="0"/>
-        </w:rPr>
-        <w:t xml:space="preserve">Look for: Choose recorded properties that preserve distinctions needed for a </w:t>
-      </w:r>
-      <w:r>
-        <w:rPr>
-          <w:b/>
-        </w:rPr>
-        <w:t>state</w:t>
-      </w:r>
-      <w:r>
-        <w:rPr>
-          <w:b w:val="0"/>
-        </w:rPr>
-        <w:t>d task</w:t>
-      </w:r>
-    </w:p>
-    <w:p>
-      <w:pPr>
-        <w:spacing w:line="336" w:lineRule="auto" w:after="180"/>
-      </w:pPr>
-      <w:r>
-        <w:rPr>
-          <w:b w:val="0"/>
-        </w:rPr>
-        <w:t xml:space="preserve">Reference example, not the only acceptable wording: Use length and width measured before the decision. </w:t>
-      </w:r>
-      <w:r>
-        <w:rPr>
-          <w:b/>
-        </w:rPr>
-        <w:t>State</w:t>
-      </w:r>
-      <w:r>
-        <w:rPr>
-          <w:b w:val="0"/>
-        </w:rPr>
-        <w:t xml:space="preserve"> the order as length in cm, then width in cm; the record is 12, 8.</w:t>
-      </w:r>
-    </w:p>
-    <w:p>
-      <w:pPr>
-        <w:spacing w:line="336" w:lineRule="auto" w:after="180"/>
-      </w:pPr>
-      <w:r>
-        <w:rPr>
-          <w:b w:val="0"/>
-        </w:rPr>
-        <w:t>The target is fits or too large under the guide, and this card is fits because both equalities are included.</w:t>
-      </w:r>
-    </w:p>
-    <w:p>
-      <w:pPr>
-        <w:spacing w:line="336" w:lineRule="auto" w:after="180"/>
-      </w:pPr>
-      <w:r>
-        <w:rPr>
-          <w:b w:val="0"/>
-        </w:rPr>
-        <w:t>Colour and card number are not needed for this rule; the final inspection sticker copies the answer and is unavailable before inspection.</w:t>
-      </w:r>
-    </w:p>
-    <w:p>
-      <w:pPr>
-        <w:pStyle w:val="Heading3"/>
-      </w:pPr>
-      <w:r>
-        <w:t>Sound Becomes a Signal</w:t>
-      </w:r>
-    </w:p>
-    <w:p>
-      <w:pPr>
-        <w:spacing w:line="336" w:lineRule="auto" w:after="180"/>
-      </w:pPr>
-      <w:r>
-        <w:rPr>
-          <w:b w:val="0"/>
-        </w:rPr>
-        <w:t>Without opening the old lesson, explain one key idea from Sound Becomes a Signal. Give an example and a mistake that the idea helps you avoid.</w:t>
-      </w:r>
-    </w:p>
-    <w:p>
-      <w:pPr>
-        <w:spacing w:line="336" w:lineRule="auto" w:after="180"/>
-      </w:pPr>
-      <w:r>
-        <w:rPr>
-          <w:b w:val="0"/>
-        </w:rPr>
-        <w:t xml:space="preserve">Look for: Interpret an ordered </w:t>
-      </w:r>
-      <w:r>
-        <w:rPr>
-          <w:b/>
-        </w:rPr>
-        <w:t>sequence</w:t>
-      </w:r>
-      <w:r>
-        <w:rPr>
-          <w:b w:val="0"/>
-        </w:rPr>
-        <w:t xml:space="preserve"> of sound-signal samples with a </w:t>
-      </w:r>
-      <w:r>
-        <w:rPr>
-          <w:b/>
-        </w:rPr>
-        <w:t>state</w:t>
-      </w:r>
-      <w:r>
-        <w:rPr>
-          <w:b w:val="0"/>
-        </w:rPr>
-        <w:t>d time interval</w:t>
-      </w:r>
-    </w:p>
-    <w:p>
-      <w:pPr>
-        <w:spacing w:line="336" w:lineRule="auto" w:after="180"/>
-      </w:pPr>
-      <w:r>
-        <w:rPr>
-          <w:b w:val="0"/>
-        </w:rPr>
-        <w:t>Reference example, not the only acceptable wording: Five samples, a 2 ms interval, and 8 ms from first to last. Consecutive pairs make gaps 0-2, 2-4, 4-6 and 6-8: four gaps between five samples.</w:t>
-      </w:r>
-    </w:p>
-    <w:p>
-      <w:pPr>
-        <w:pStyle w:val="Heading3"/>
-      </w:pPr>
-      <w:r>
-        <w:t>Sensors Are Messengers</w:t>
-      </w:r>
-    </w:p>
-    <w:p>
-      <w:pPr>
-        <w:spacing w:line="336" w:lineRule="auto" w:after="180"/>
-      </w:pPr>
-      <w:r>
-        <w:rPr>
-          <w:b w:val="0"/>
-        </w:rPr>
-        <w:t>Without opening the old lesson, explain one key idea from Sensors Are Messengers. Give an example and a mistake that the idea helps you avoid.</w:t>
-      </w:r>
-    </w:p>
-    <w:p>
-      <w:pPr>
-        <w:spacing w:line="336" w:lineRule="auto" w:after="180"/>
-      </w:pPr>
-      <w:r>
-        <w:rPr>
-          <w:b w:val="0"/>
-        </w:rPr>
-        <w:t>Look for: Describe a measurement using its quantity, value, unit and conditions</w:t>
-      </w:r>
-    </w:p>
-    <w:p>
-      <w:pPr>
-        <w:spacing w:line="336" w:lineRule="auto" w:after="180"/>
-      </w:pPr>
-      <w:r>
-        <w:rPr>
-          <w:b w:val="0"/>
-        </w:rPr>
-        <w:t>Reference example, not the only acceptable wording: Keep the observed value 24 and approximate time lunchtime; mark the unit, exact time if needed, location, exposure and device identity as unknown or to be checked.</w:t>
-      </w:r>
-    </w:p>
-    <w:p>
-      <w:pPr>
-        <w:spacing w:line="336" w:lineRule="auto" w:after="180"/>
-      </w:pPr>
-      <w:r>
-        <w:rPr>
-          <w:b w:val="0"/>
-        </w:rPr>
-        <w:t xml:space="preserve">A suitable completed record needs air temperature, value, unit and relevant conditions. Invented degrees C or shade is not an </w:t>
-      </w:r>
-      <w:r>
-        <w:rPr>
-          <w:b/>
-        </w:rPr>
-        <w:t>observation</w:t>
-      </w:r>
-      <w:r>
-        <w:rPr>
-          <w:b w:val="0"/>
-        </w:rPr>
-        <w:t>.</w:t>
-      </w:r>
-    </w:p>
-    <w:p>
-      <w:pPr>
-        <w:spacing w:line="336" w:lineRule="auto" w:after="180"/>
-      </w:pPr>
-      <w:r>
-        <w:rPr>
-          <w:b w:val="0"/>
-        </w:rPr>
-        <w:t xml:space="preserve">Use the student module and workbook section with this exact week title. The worked case, independent question and answers below form one aligned lesson </w:t>
-      </w:r>
-      <w:r>
-        <w:rPr>
-          <w:b/>
-        </w:rPr>
-        <w:t>sequence</w:t>
-      </w:r>
-      <w:r>
-        <w:rPr>
-          <w:b w:val="0"/>
-        </w:rPr>
-        <w:t>.</w:t>
-      </w:r>
-    </w:p>
-    <w:p>
-      <w:pPr>
-        <w:pStyle w:val="Heading3"/>
-      </w:pPr>
-      <w:r>
-        <w:t>What the learner must demonstrate</w:t>
-      </w:r>
-    </w:p>
-    <w:p>
-      <w:pPr>
-        <w:spacing w:line="336" w:lineRule="auto" w:after="180"/>
-        <w:shd w:fill="F5F1FB"/>
       </w:pPr>
       <w:r>
         <w:rPr>
@@ -696,6 +936,11 @@
       </w:r>
     </w:p>
     <w:p>
+      <w:r>
+        <w:t>This compact option is not the full-week schedule. Use the main teaching cycle and allow extra sessions for the investigation, independent work and project.</w:t>
+      </w:r>
+    </w:p>
+    <w:p>
       <w:pPr>
         <w:spacing w:line="336" w:lineRule="auto" w:after="180"/>
       </w:pPr>
@@ -703,7 +948,7 @@
         <w:rPr>
           <w:b w:val="0"/>
         </w:rPr>
-        <w:t>Use the supplied scenario, student illustrations and blank paper. For numeric work, offer counters or a calculator after learners show the setup. Fictional records are supplied; personal data and paid accounts are unnecessary.</w:t>
+        <w:t>Allow 80 minutes: recall 8; explanation 12; worked demonstration 15; guided practice 20; independent assessment 15; project and reflection 10. Extend the lab into a second session when needed.</w:t>
       </w:r>
     </w:p>
     <w:p>
@@ -711,32 +956,55 @@
         <w:pStyle w:val="Heading3"/>
       </w:pPr>
       <w:r>
-        <w:t>Alternative compact allocation</w:t>
-      </w:r>
-    </w:p>
-    <w:p>
-      <w:r>
-        <w:t>This compact option is not the full-week schedule. Use the main teaching cycle and allow extra sessions for the investigation, independent work and project.</w:t>
+        <w:t>Preparation for the connected explanation</w:t>
+      </w:r>
+    </w:p>
+    <w:p>
+      <w:pPr>
+        <w:pStyle w:val="Heading3"/>
+      </w:pPr>
+      <w:r>
+        <w:t>Readiness answer</w:t>
+      </w:r>
+    </w:p>
+    <w:p>
+      <w:pPr>
+        <w:pStyle w:val="Heading3"/>
+      </w:pPr>
+      <w:r>
+        <w:t>End goal for the pictorial case</w:t>
       </w:r>
     </w:p>
     <w:p>
       <w:pPr>
         <w:spacing w:line="336" w:lineRule="auto" w:after="180"/>
-        <w:shd w:fill="F1F6F8"/>
-      </w:pPr>
-      <w:r>
-        <w:rPr>
-          <w:b w:val="0"/>
-        </w:rPr>
-        <w:t>Allow 80 minutes: recall 8; explanation 12; worked demonstration 15; guided practice 20; independent assessment 15; project and reflection 10. Extend the lab into a second session when needed.</w:t>
-      </w:r>
-    </w:p>
-    <w:p>
-      <w:pPr>
-        <w:pStyle w:val="Heading3"/>
-      </w:pPr>
-      <w:r>
-        <w:t>Preparation for the connected explanation</w:t>
+      </w:pPr>
+      <w:r>
+        <w:rPr>
+          <w:b w:val="0"/>
+        </w:rPr>
+        <w:t>This added worked case illustrates the week’s main idea. Retain all original and connected topics; schedule its practice within the teaching cycle.</w:t>
+      </w:r>
+    </w:p>
+    <w:p>
+      <w:pPr>
+        <w:pStyle w:val="Heading1"/>
+      </w:pPr>
+      <w:r>
+        <w:t>02. Teach algorithms through visible state transitions</w:t>
+      </w:r>
+    </w:p>
+    <w:p>
+      <w:r>
+        <w:t>Write the initial state, read the latest value, execute one instruction and retain the full trace.</w:t>
+      </w:r>
+    </w:p>
+    <w:p>
+      <w:pPr>
+        <w:pStyle w:val="Heading2"/>
+      </w:pPr>
+      <w:r>
+        <w:t>Begin with the score display</w:t>
       </w:r>
     </w:p>
     <w:p>
@@ -747,43 +1015,189 @@
         <w:rPr>
           <w:b w:val="0"/>
         </w:rPr>
-        <w:t xml:space="preserve">This week develops precise sequential execution with small whole-number values. An </w:t>
+        <w:t>A classroom score display starts with the number 4. Its instructions are: add 3 to score; double score; subtract 2 from score; report score and stop. What number should it report?</w:t>
+      </w:r>
+    </w:p>
+    <w:p>
+      <w:pPr>
+        <w:spacing w:line="336" w:lineRule="auto" w:after="180"/>
+      </w:pPr>
+      <w:r>
+        <w:rPr>
+          <w:b w:val="0"/>
+        </w:rPr>
+        <w:t xml:space="preserve">Before doing the arithmetic, name the value being tracked and write its starting value. Here the </w:t>
       </w:r>
       <w:r>
         <w:rPr>
           <w:b/>
         </w:rPr>
+        <w:t>variable</w:t>
+      </w:r>
+      <w:r>
+        <w:rPr>
+          <w:b w:val="0"/>
+        </w:rPr>
+        <w:t xml:space="preserve"> is score and the </w:t>
+      </w:r>
+      <w:r>
+        <w:rPr>
+          <w:b/>
+        </w:rPr>
+        <w:t>initial state</w:t>
+      </w:r>
+      <w:r>
+        <w:rPr>
+          <w:b w:val="0"/>
+        </w:rPr>
+        <w:t xml:space="preserve"> is score 4.</w:t>
+      </w:r>
+    </w:p>
+    <w:p>
+      <w:pPr>
+        <w:spacing w:line="336" w:lineRule="auto" w:after="180"/>
+      </w:pPr>
+      <w:r>
+        <w:rPr>
+          <w:b w:val="0"/>
+        </w:rPr>
+        <w:t xml:space="preserve">An </w:t>
+      </w:r>
+      <w:r>
+        <w:rPr>
+          <w:b/>
+        </w:rPr>
         <w:t>algorithm</w:t>
       </w:r>
       <w:r>
         <w:rPr>
           <w:b w:val="0"/>
         </w:rPr>
-        <w:t xml:space="preserve"> is a procedure; </w:t>
+        <w:t xml:space="preserve"> gives precise instructions for a task. In this chapter each instruction is carried out once, in the written order. An update replaces the current value. After adding 3, score is 7.</w:t>
+      </w:r>
+    </w:p>
+    <w:p>
+      <w:pPr>
+        <w:spacing w:line="336" w:lineRule="auto" w:after="180"/>
+      </w:pPr>
+      <w:r>
+        <w:rPr>
+          <w:b w:val="0"/>
+        </w:rPr>
+        <w:t>The next instruction therefore doubles 7, not the original 4. Keeping only the starting value in mind is a common source of errors.</w:t>
+      </w:r>
+    </w:p>
+    <w:p>
+      <w:pPr>
+        <w:spacing w:line="336" w:lineRule="auto" w:after="180"/>
+      </w:pPr>
+      <w:r>
+        <w:rPr>
+          <w:b w:val="0"/>
+        </w:rPr>
+        <w:t xml:space="preserve">A </w:t>
       </w:r>
       <w:r>
         <w:rPr>
           <w:b/>
         </w:rPr>
+        <w:t>variable</w:t>
+      </w:r>
+      <w:r>
+        <w:rPr>
+          <w:b w:val="0"/>
+        </w:rPr>
+        <w:t xml:space="preserve"> name stays the same while its value may change. Think of score as the label on an erasable number box. Updating the box does not keep all earlier numbers inside it.</w:t>
+      </w:r>
+    </w:p>
+    <w:p>
+      <w:pPr>
+        <w:spacing w:line="336" w:lineRule="auto" w:after="180"/>
+      </w:pPr>
+      <w:r>
+        <w:rPr>
+          <w:b w:val="0"/>
+        </w:rPr>
+        <w:t xml:space="preserve">A separate </w:t>
+      </w:r>
+      <w:r>
+        <w:rPr>
+          <w:b/>
+        </w:rPr>
+        <w:t>trace</w:t>
+      </w:r>
+      <w:r>
+        <w:rPr>
+          <w:b w:val="0"/>
+        </w:rPr>
+        <w:t xml:space="preserve"> preserves those earlier </w:t>
+      </w:r>
+      <w:r>
+        <w:rPr>
+          <w:b/>
+        </w:rPr>
         <w:t>state</w:t>
       </w:r>
       <w:r>
         <w:rPr>
           <w:b w:val="0"/>
         </w:rPr>
-        <w:t xml:space="preserve"> consists of the current values being tracked. Make the transition from one </w:t>
+        <w:t>s so we can explain how the result was reached. This score procedure follows fixed arithmetic instructions; it does not learn from examples.</w:t>
+      </w:r>
+    </w:p>
+    <w:p>
+      <w:pPr>
+        <w:pStyle w:val="Heading2"/>
+      </w:pPr>
+      <w:r>
+        <w:t>Define updates and fair trace comparisons</w:t>
+      </w:r>
+    </w:p>
+    <w:p>
+      <w:pPr>
+        <w:spacing w:line="336" w:lineRule="auto" w:after="180"/>
+      </w:pPr>
+      <w:r>
+        <w:rPr>
+          <w:b w:val="0"/>
+        </w:rPr>
+        <w:t xml:space="preserve">Write the </w:t>
       </w:r>
       <w:r>
         <w:rPr>
           <w:b/>
         </w:rPr>
-        <w:t>variable</w:t>
-      </w:r>
-      <w:r>
-        <w:rPr>
-          <w:b w:val="0"/>
-        </w:rPr>
-        <w:t xml:space="preserve"> to two explicit.</w:t>
+        <w:t>initial state</w:t>
+      </w:r>
+      <w:r>
+        <w:rPr>
+          <w:b w:val="0"/>
+        </w:rPr>
+        <w:t xml:space="preserve"> first. For each instruction, read the latest value, perform the operation, and record the new </w:t>
+      </w:r>
+      <w:r>
+        <w:rPr>
+          <w:b/>
+        </w:rPr>
+        <w:t>state</w:t>
+      </w:r>
+      <w:r>
+        <w:rPr>
+          <w:b w:val="0"/>
+        </w:rPr>
+        <w:t xml:space="preserve">. A transition is the change from one recorded </w:t>
+      </w:r>
+      <w:r>
+        <w:rPr>
+          <w:b/>
+        </w:rPr>
+        <w:t>state</w:t>
+      </w:r>
+      <w:r>
+        <w:rPr>
+          <w:b w:val="0"/>
+        </w:rPr>
+        <w:t xml:space="preserve"> to the next.</w:t>
       </w:r>
     </w:p>
     <w:p>
@@ -794,7 +1208,7 @@
         <w:rPr>
           <w:b w:val="0"/>
         </w:rPr>
-        <w:t>Copying in these exercises means copying a number value, not linking boxes. Avoid presenting this as a claim about every programming-language object model.</w:t>
+        <w:t>In words, double score means calculate twice its current value and store that result in score. Add 3 to score means increase the current value by 3. Set score to 3 means replace it with 3 instead.</w:t>
       </w:r>
     </w:p>
     <w:p>
@@ -805,27 +1219,66 @@
         <w:rPr>
           <w:b w:val="0"/>
         </w:rPr>
-        <w:t xml:space="preserve">No software accounts are required, and a fixed arithmetic procedure is not </w:t>
+        <w:t>These instructions sound similar but do different things: if score is 7, adding 3 produces 10, while setting it to 3 produces 3.</w:t>
+      </w:r>
+    </w:p>
+    <w:p>
+      <w:pPr>
+        <w:spacing w:line="336" w:lineRule="auto" w:after="180"/>
+      </w:pPr>
+      <w:r>
+        <w:rPr>
+          <w:b w:val="0"/>
+        </w:rPr>
+        <w:t xml:space="preserve">A </w:t>
       </w:r>
       <w:r>
         <w:rPr>
           <w:b/>
         </w:rPr>
+        <w:t>trace</w:t>
+      </w:r>
+      <w:r>
+        <w:rPr>
+          <w:b w:val="0"/>
+        </w:rPr>
+        <w:t xml:space="preserve"> is </w:t>
+      </w:r>
+      <w:r>
+        <w:rPr>
+          <w:b/>
+        </w:rPr>
         <w:t>evidence</w:t>
       </w:r>
       <w:r>
         <w:rPr>
           <w:b w:val="0"/>
         </w:rPr>
-        <w:t xml:space="preserve"> of learning from data.</w:t>
-      </w:r>
-    </w:p>
-    <w:p>
-      <w:pPr>
-        <w:pStyle w:val="Heading3"/>
-      </w:pPr>
-      <w:r>
-        <w:t>Readiness answer</w:t>
+        <w:t xml:space="preserve"> of one execution from one </w:t>
+      </w:r>
+      <w:r>
+        <w:rPr>
+          <w:b/>
+        </w:rPr>
+        <w:t>initial state</w:t>
+      </w:r>
+      <w:r>
+        <w:rPr>
+          <w:b w:val="0"/>
+        </w:rPr>
+        <w:t xml:space="preserve">. To compare two procedures fairly, keep the </w:t>
+      </w:r>
+      <w:r>
+        <w:rPr>
+          <w:b/>
+        </w:rPr>
+        <w:t>initial state</w:t>
+      </w:r>
+      <w:r>
+        <w:rPr>
+          <w:b w:val="0"/>
+        </w:rPr>
+        <w:t xml:space="preserve"> the same and list every intermediate value.</w:t>
       </w:r>
     </w:p>
     <w:p>
@@ -836,31 +1289,443 @@
         <w:rPr>
           <w:b w:val="0"/>
         </w:rPr>
-        <w:t xml:space="preserve">The selected record hides width, which this task needs. Identical length-only </w:t>
+        <w:t>Then you can point to the first difference instead of only comparing the final numbers.</w:t>
+      </w:r>
+    </w:p>
+    <w:p>
+      <w:pPr>
+        <w:pStyle w:val="Heading2"/>
+      </w:pPr>
+      <w:r>
+        <w:t>Model both badge-machine recipes</w:t>
+      </w:r>
+    </w:p>
+    <w:p>
+      <w:pPr>
+        <w:spacing w:line="336" w:lineRule="auto" w:after="180"/>
+      </w:pPr>
+      <w:r>
+        <w:rPr>
+          <w:b w:val="0"/>
+        </w:rPr>
+        <w:t>A fictional paper badge machine transforms an initial score using an ordered recipe.</w:t>
+      </w:r>
+    </w:p>
+    <w:p>
+      <w:pPr>
+        <w:spacing w:line="336" w:lineRule="auto" w:after="180"/>
+      </w:pPr>
+      <w:r>
+        <w:rPr>
+          <w:b w:val="0"/>
+        </w:rPr>
+        <w:t>Start score=3. Recipe A: double, add 4, subtract 1, report.</w:t>
+      </w:r>
+    </w:p>
+    <w:p>
+      <w:pPr>
+        <w:spacing w:line="336" w:lineRule="auto" w:after="180"/>
+      </w:pPr>
+      <w:r>
+        <w:rPr>
+          <w:b w:val="0"/>
+        </w:rPr>
+        <w:t>Recipe B swaps the first two operations but keeps the same starting score.</w:t>
+      </w:r>
+    </w:p>
+    <w:p>
+      <w:r>
+        <w:drawing>
+          <wp:inline xmlns:a="http://schemas.openxmlformats.org/drawingml/2006/main" xmlns:pic="http://schemas.openxmlformats.org/drawingml/2006/picture">
+            <wp:extent cx="5486400" cy="4005072"/>
+            <wp:docPr id="1" name="Picture 1" descr="Start: Both runs begin at 3. → Recipe A: 3 → 6 after doubling → 10 after adding 4 → 9 after subtracting 1. → Recipe B: 3 → 7 after adding 4 → 14 after doubling → 13 after subtracting 1. → Compare outputs: Same operations, different order: outputs 9 and 13."/>
+            <wp:cNvGraphicFramePr>
+              <a:graphicFrameLocks noChangeAspect="1"/>
+            </wp:cNvGraphicFramePr>
+            <a:graphic>
+              <a:graphicData uri="http://schemas.openxmlformats.org/drawingml/2006/picture">
+                <pic:pic>
+                  <pic:nvPicPr>
+                    <pic:cNvPr id="0" name="academy-story-ai-1-9-02.png"/>
+                    <pic:cNvPicPr/>
+                  </pic:nvPicPr>
+                  <pic:blipFill>
+                    <a:blip r:embed="rId9"/>
+                    <a:stretch>
+                      <a:fillRect/>
+                    </a:stretch>
+                  </pic:blipFill>
+                  <pic:spPr>
+                    <a:xfrm>
+                      <a:off x="0" y="0"/>
+                      <a:ext cx="5486400" cy="4005072"/>
+                    </a:xfrm>
+                    <a:prstGeom prst="rect"/>
+                  </pic:spPr>
+                </pic:pic>
+              </a:graphicData>
+            </a:graphic>
+          </wp:inline>
+        </w:drawing>
+      </w:r>
+    </w:p>
+    <w:p>
+      <w:r>
+        <w:drawing>
+          <wp:inline xmlns:a="http://schemas.openxmlformats.org/drawingml/2006/main" xmlns:pic="http://schemas.openxmlformats.org/drawingml/2006/picture">
+            <wp:extent cx="5486400" cy="3096768"/>
+            <wp:docPr id="2" name="Picture 2" descr="Changing instruction order. Recipe A: Start = 3, After step 1 = 6, After step 2 = 10, Report = 9. Recipe B: Start = 3, After step 1 = 7, After step 2 = 14, Report = 13."/>
+            <wp:cNvGraphicFramePr>
+              <a:graphicFrameLocks noChangeAspect="1"/>
+            </wp:cNvGraphicFramePr>
+            <a:graphic>
+              <a:graphicData uri="http://schemas.openxmlformats.org/drawingml/2006/picture">
+                <pic:pic>
+                  <pic:nvPicPr>
+                    <pic:cNvPr id="0" name="academy-story-ai-1-9-03.png"/>
+                    <pic:cNvPicPr/>
+                  </pic:nvPicPr>
+                  <pic:blipFill>
+                    <a:blip r:embed="rId10"/>
+                    <a:stretch>
+                      <a:fillRect/>
+                    </a:stretch>
+                  </pic:blipFill>
+                  <pic:spPr>
+                    <a:xfrm>
+                      <a:off x="0" y="0"/>
+                      <a:ext cx="5486400" cy="3096768"/>
+                    </a:xfrm>
+                    <a:prstGeom prst="rect"/>
+                  </pic:spPr>
+                </pic:pic>
+              </a:graphicData>
+            </a:graphic>
+          </wp:inline>
+        </w:drawing>
+      </w:r>
+    </w:p>
+    <w:p>
+      <w:pPr>
+        <w:spacing w:line="336" w:lineRule="auto" w:after="180"/>
+      </w:pPr>
+      <w:r>
+        <w:rPr>
+          <w:b w:val="0"/>
+        </w:rPr>
+        <w:t>Every instruction reads the current score, not the original one unless explicitly told to. In B, doubling also doubles the added 4. In A, the extra 4 is added after doubling.</w:t>
+      </w:r>
+    </w:p>
+    <w:p>
+      <w:pPr>
+        <w:spacing w:line="336" w:lineRule="auto" w:after="180"/>
+      </w:pPr>
+      <w:r>
+        <w:rPr>
+          <w:b w:val="0"/>
+        </w:rPr>
+        <w:t>The final difference of 4 follows from that order, not from different starting data.</w:t>
+      </w:r>
+    </w:p>
+    <w:p>
+      <w:pPr>
+        <w:pStyle w:val="Heading2"/>
+      </w:pPr>
+      <w:r>
+        <w:t>Change the shared starting score</w:t>
+      </w:r>
+    </w:p>
+    <w:p>
+      <w:pPr>
+        <w:pStyle w:val="ListNumber"/>
+      </w:pPr>
+      <w:r>
+        <w:t>Change: Change the starting score to 0 for both recipes.</w:t>
+      </w:r>
+    </w:p>
+    <w:p>
+      <w:pPr>
+        <w:pStyle w:val="ListNumber"/>
+      </w:pPr>
+      <w:r>
+        <w:t>Prediction: A reports 3 and B reports 7.</w:t>
+      </w:r>
+    </w:p>
+    <w:p>
+      <w:pPr>
+        <w:pStyle w:val="ListNumber"/>
+      </w:pPr>
+      <w:r>
+        <w:t>Reason: A: 0→0→4→3. B: 0→4→8→7.</w:t>
+      </w:r>
+    </w:p>
+    <w:p>
+      <w:pPr>
+        <w:pStyle w:val="Heading2"/>
+      </w:pPr>
+      <w:r>
+        <w:t>Limit what one execution proves</w:t>
+      </w:r>
+    </w:p>
+    <w:p>
+      <w:pPr>
+        <w:spacing w:line="336" w:lineRule="auto" w:after="180"/>
+      </w:pPr>
+      <w:r>
+        <w:rPr>
+          <w:b w:val="0"/>
+        </w:rPr>
+        <w:t xml:space="preserve">One </w:t>
       </w:r>
       <w:r>
         <w:rPr>
           <w:b/>
         </w:rPr>
+        <w:t>trace</w:t>
+      </w:r>
+      <w:r>
+        <w:rPr>
+          <w:b w:val="0"/>
+        </w:rPr>
+        <w:t xml:space="preserve">d </w:t>
+      </w:r>
+      <w:r>
+        <w:rPr>
+          <w:b/>
+        </w:rPr>
         <w:t>input</w:t>
       </w:r>
       <w:r>
         <w:rPr>
           <w:b w:val="0"/>
         </w:rPr>
-        <w:t xml:space="preserve">s can require different labels. We must retain the relevant information instead of expecting a later </w:t>
+        <w:t xml:space="preserve"> checks one run; it does not establish every recipe is equivalent or validate an entire program.</w:t>
+      </w:r>
+    </w:p>
+    <w:p>
+      <w:pPr>
+        <w:pStyle w:val="Heading2"/>
+      </w:pPr>
+      <w:r>
+        <w:t>Extend to operation order and copied number values</w:t>
+      </w:r>
+    </w:p>
+    <w:tbl>
+      <w:tblPr>
+        <w:tblStyle w:val="LightShading-Accent1"/>
+        <w:tblW w:type="auto" w:w="0"/>
+        <w:tblLook w:firstColumn="1" w:firstRow="1" w:lastColumn="0" w:lastRow="0" w:noHBand="0" w:noVBand="1" w:val="04A0"/>
+      </w:tblPr>
+      <w:tblGrid>
+        <w:gridCol w:w="3408"/>
+        <w:gridCol w:w="3408"/>
+        <w:gridCol w:w="3408"/>
+      </w:tblGrid>
+      <w:tr>
+        <w:trPr>
+          <w:tblHeader/>
+        </w:trPr>
+        <w:tc>
+          <w:tcPr>
+            <w:tcW w:type="dxa" w:w="3408"/>
+          </w:tcPr>
+          <w:p>
+            <w:r>
+              <w:t>Stage from score 4</w:t>
+            </w:r>
+          </w:p>
+        </w:tc>
+        <w:tc>
+          <w:tcPr>
+            <w:tcW w:type="dxa" w:w="3408"/>
+          </w:tcPr>
+          <w:p>
+            <w:r>
+              <w:t>Add then double</w:t>
+            </w:r>
+          </w:p>
+        </w:tc>
+        <w:tc>
+          <w:tcPr>
+            <w:tcW w:type="dxa" w:w="3408"/>
+          </w:tcPr>
+          <w:p>
+            <w:r>
+              <w:t>Double then add</w:t>
+            </w:r>
+          </w:p>
+        </w:tc>
+      </w:tr>
+      <w:tr>
+        <w:tc>
+          <w:tcPr>
+            <w:tcW w:type="dxa" w:w="3408"/>
+          </w:tcPr>
+          <w:p>
+            <w:r>
+              <w:t>After first instruction</w:t>
+            </w:r>
+          </w:p>
+        </w:tc>
+        <w:tc>
+          <w:tcPr>
+            <w:tcW w:type="dxa" w:w="3408"/>
+          </w:tcPr>
+          <w:p>
+            <w:r>
+              <w:t>Add 3 gives 7</w:t>
+            </w:r>
+          </w:p>
+        </w:tc>
+        <w:tc>
+          <w:tcPr>
+            <w:tcW w:type="dxa" w:w="3408"/>
+          </w:tcPr>
+          <w:p>
+            <w:r>
+              <w:t>Double gives 8</w:t>
+            </w:r>
+          </w:p>
+        </w:tc>
+      </w:tr>
+      <w:tr>
+        <w:tc>
+          <w:tcPr>
+            <w:tcW w:type="dxa" w:w="3408"/>
+          </w:tcPr>
+          <w:p>
+            <w:r>
+              <w:t>After second instruction</w:t>
+            </w:r>
+          </w:p>
+        </w:tc>
+        <w:tc>
+          <w:tcPr>
+            <w:tcW w:type="dxa" w:w="3408"/>
+          </w:tcPr>
+          <w:p>
+            <w:r>
+              <w:t>Double gives 14</w:t>
+            </w:r>
+          </w:p>
+        </w:tc>
+        <w:tc>
+          <w:tcPr>
+            <w:tcW w:type="dxa" w:w="3408"/>
+          </w:tcPr>
+          <w:p>
+            <w:r>
+              <w:t>Add 3 gives 11</w:t>
+            </w:r>
+          </w:p>
+        </w:tc>
+      </w:tr>
+      <w:tr>
+        <w:tc>
+          <w:tcPr>
+            <w:tcW w:type="dxa" w:w="3408"/>
+          </w:tcPr>
+          <w:p>
+            <w:r>
+              <w:t>After subtracting 2</w:t>
+            </w:r>
+          </w:p>
+        </w:tc>
+        <w:tc>
+          <w:tcPr>
+            <w:tcW w:type="dxa" w:w="3408"/>
+          </w:tcPr>
+          <w:p>
+            <w:r>
+              <w:t>Report 12</w:t>
+            </w:r>
+          </w:p>
+        </w:tc>
+        <w:tc>
+          <w:tcPr>
+            <w:tcW w:type="dxa" w:w="3408"/>
+          </w:tcPr>
+          <w:p>
+            <w:r>
+              <w:t>Report 9</w:t>
+            </w:r>
+          </w:p>
+        </w:tc>
+      </w:tr>
+    </w:tbl>
+    <w:p>
+      <w:pPr>
+        <w:spacing w:line="336" w:lineRule="auto" w:after="180"/>
+      </w:pPr>
+      <w:r>
+        <w:rPr>
+          <w:b w:val="0"/>
+        </w:rPr>
+        <w:t>Both procedures use add 3, double and subtract 2, but the first two operations are exchanged. Doubling after the addition also doubles the extra 3. Adding afterward does not.</w:t>
+      </w:r>
+    </w:p>
+    <w:p>
+      <w:pPr>
+        <w:spacing w:line="336" w:lineRule="auto" w:after="180"/>
+      </w:pPr>
+      <w:r>
+        <w:rPr>
+          <w:b w:val="0"/>
+        </w:rPr>
+        <w:t>The final difference comes from the order, even though both procedures started at 4.</w:t>
+      </w:r>
+    </w:p>
+    <w:p>
+      <w:pPr>
+        <w:spacing w:line="336" w:lineRule="auto" w:after="180"/>
+      </w:pPr>
+      <w:r>
+        <w:rPr>
+          <w:b w:val="0"/>
+        </w:rPr>
+        <w:t>Now use two number boxes: A starts at 2 and B starts at 0. Copy the current value of A into B, then add 5 to A. After the copy, A is 2 and B is 2. After the addition, A is 7 and B remains 2.</w:t>
+      </w:r>
+    </w:p>
+    <w:p>
+      <w:pPr>
+        <w:spacing w:line="336" w:lineRule="auto" w:after="180"/>
+      </w:pPr>
+      <w:r>
+        <w:rPr>
+          <w:b w:val="0"/>
+        </w:rPr>
+        <w:t>Copying stores the value at that moment; it does not create a lasting connection between these number boxes. Record both values after each instruction, including the one that did not change.</w:t>
+      </w:r>
+    </w:p>
+    <w:p>
+      <w:pPr>
+        <w:pStyle w:val="Heading2"/>
+      </w:pPr>
+      <w:r>
+        <w:t>Use the picture deliberately</w:t>
+      </w:r>
+    </w:p>
+    <w:p>
+      <w:pPr>
+        <w:spacing w:line="336" w:lineRule="auto" w:after="180"/>
+      </w:pPr>
+      <w:r>
+        <w:rPr>
+          <w:b w:val="0"/>
+        </w:rPr>
+        <w:t xml:space="preserve">Use the diagram and verbal explanation together. Ask learners to match a sentence to a specific visual </w:t>
       </w:r>
       <w:r>
         <w:rPr>
           <w:b/>
         </w:rPr>
-        <w:t>process</w:t>
-      </w:r>
-      <w:r>
-        <w:rPr>
-          <w:b w:val="0"/>
-        </w:rPr>
-        <w:t xml:space="preserve"> to recover it with certainty.</w:t>
+        <w:t>step</w:t>
+      </w:r>
+      <w:r>
+        <w:rPr>
+          <w:b w:val="0"/>
+        </w:rPr>
+        <w:t>; do not assign learners fixed visual or auditory learning styles.</w:t>
       </w:r>
     </w:p>
     <w:p>
@@ -871,7 +1736,55 @@
         <w:rPr>
           <w:b w:val="0"/>
         </w:rPr>
-        <w:t>An erasable box labelled Score and instruction cards for add, double, subtract, set, report and stop</w:t>
+        <w:t xml:space="preserve">Cover the result. Ask learners to name the </w:t>
+      </w:r>
+      <w:r>
+        <w:rPr>
+          <w:b/>
+        </w:rPr>
+        <w:t>input</w:t>
+      </w:r>
+      <w:r>
+        <w:rPr>
+          <w:b w:val="0"/>
+        </w:rPr>
+        <w:t xml:space="preserve">s and predict the next </w:t>
+      </w:r>
+      <w:r>
+        <w:rPr>
+          <w:b/>
+        </w:rPr>
+        <w:t>step</w:t>
+      </w:r>
+      <w:r>
+        <w:rPr>
+          <w:b w:val="0"/>
+        </w:rPr>
+        <w:t xml:space="preserve">. Uncover one </w:t>
+      </w:r>
+      <w:r>
+        <w:rPr>
+          <w:b/>
+        </w:rPr>
+        <w:t>step</w:t>
+      </w:r>
+      <w:r>
+        <w:rPr>
+          <w:b w:val="0"/>
+        </w:rPr>
+        <w:t xml:space="preserve">, connect the icon to the actual procedure, and explain its </w:t>
+      </w:r>
+      <w:r>
+        <w:rPr>
+          <w:b/>
+        </w:rPr>
+        <w:t>evidence</w:t>
+      </w:r>
+      <w:r>
+        <w:rPr>
+          <w:b w:val="0"/>
+        </w:rPr>
+        <w:t>. Then change the supplied condition and compare.</w:t>
       </w:r>
     </w:p>
     <w:p>
@@ -882,19 +1795,15 @@
         <w:rPr>
           <w:b w:val="0"/>
         </w:rPr>
-        <w:t xml:space="preserve">Two erasable boxes labelled X and Y, and paper </w:t>
-      </w:r>
-      <w:r>
-        <w:rPr>
-          <w:b/>
-        </w:rPr>
-        <w:t>trace</w:t>
-      </w:r>
-      <w:r>
-        <w:rPr>
-          <w:b w:val="0"/>
-        </w:rPr>
-        <w:t>s with Stage, X and Y columns</w:t>
+        <w:t>The picture is a representation; it does not document execution of a real AI model.</w:t>
+      </w:r>
+    </w:p>
+    <w:p>
+      <w:pPr>
+        <w:pStyle w:val="Heading2"/>
+      </w:pPr>
+      <w:r>
+        <w:t>Earlier wording, alternatives and picture transcripts · reference / check after trying</w:t>
       </w:r>
     </w:p>
     <w:p>
@@ -905,86 +1814,7 @@
         <w:rPr>
           <w:b w:val="0"/>
         </w:rPr>
-        <w:t xml:space="preserve">The independent W4 task on a separate sheet; counters may support addition before students </w:t>
-      </w:r>
-      <w:r>
-        <w:rPr>
-          <w:b/>
-        </w:rPr>
-        <w:t>trace</w:t>
-      </w:r>
-      <w:r>
-        <w:rPr>
-          <w:b w:val="0"/>
-        </w:rPr>
-        <w:t xml:space="preserve"> without them</w:t>
-      </w:r>
-    </w:p>
-    <w:p>
-      <w:pPr>
-        <w:pStyle w:val="Heading3"/>
-      </w:pPr>
-      <w:r>
-        <w:t>End goal for the pictorial case</w:t>
-      </w:r>
-    </w:p>
-    <w:p>
-      <w:pPr>
-        <w:spacing w:line="336" w:lineRule="auto" w:after="180"/>
-      </w:pPr>
-      <w:r>
-        <w:rPr>
-          <w:b w:val="0"/>
-        </w:rPr>
-        <w:t xml:space="preserve">By the end, I can </w:t>
-      </w:r>
-      <w:r>
-        <w:rPr>
-          <w:b/>
-        </w:rPr>
-        <w:t>trace</w:t>
-      </w:r>
-      <w:r>
-        <w:rPr>
-          <w:b w:val="0"/>
-        </w:rPr>
-        <w:t xml:space="preserve"> changing </w:t>
-      </w:r>
-      <w:r>
-        <w:rPr>
-          <w:b/>
-        </w:rPr>
-        <w:t>state</w:t>
-      </w:r>
-      <w:r>
-        <w:rPr>
-          <w:b w:val="0"/>
-        </w:rPr>
-        <w:t xml:space="preserve"> and explain why instruction order matters.</w:t>
-      </w:r>
-    </w:p>
-    <w:p>
-      <w:pPr>
-        <w:spacing w:line="336" w:lineRule="auto" w:after="180"/>
-      </w:pPr>
-      <w:r>
-        <w:rPr>
-          <w:b w:val="0"/>
-        </w:rPr>
-        <w:t>This added worked case illustrates the week’s main idea. Retain all original and connected topics; schedule its practice within the teaching cycle.</w:t>
-      </w:r>
-    </w:p>
-    <w:p>
-      <w:pPr>
-        <w:pStyle w:val="Heading1"/>
-      </w:pPr>
-      <w:r>
-        <w:t>02. Explain the mechanism</w:t>
-      </w:r>
-    </w:p>
-    <w:p>
-      <w:r>
-        <w:t>Model Algorithms as Recipes using the supplied case, labelled mechanism and reasoning. Make the scope of each conclusion explicit.</w:t>
+        <w:t>Explain the mechanism</w:t>
       </w:r>
     </w:p>
     <w:p>
@@ -1102,34 +1932,415 @@
     </w:p>
     <w:p>
       <w:pPr>
+        <w:spacing w:line="336" w:lineRule="auto" w:after="180"/>
+      </w:pPr>
+      <w:r>
+        <w:rPr>
+          <w:b w:val="0"/>
+        </w:rPr>
+        <w:t xml:space="preserve">CORE IDEA An </w:t>
+      </w:r>
+      <w:r>
+        <w:rPr>
+          <w:b/>
+        </w:rPr>
+        <w:t>algorithm</w:t>
+      </w:r>
+      <w:r>
+        <w:rPr>
+          <w:b w:val="0"/>
+        </w:rPr>
+        <w:t xml:space="preserve"> is an ordered, testable procedure, with or without code.</w:t>
+      </w:r>
+    </w:p>
+    <w:p>
+      <w:pPr>
+        <w:spacing w:line="336" w:lineRule="auto" w:after="180"/>
+      </w:pPr>
+      <w:r>
+        <w:rPr>
+          <w:b w:val="0"/>
+        </w:rPr>
+        <w:t xml:space="preserve">UNDER THE HOOD An </w:t>
+      </w:r>
+      <w:r>
+        <w:rPr>
+          <w:b/>
+        </w:rPr>
+        <w:t>algorithm</w:t>
+      </w:r>
+      <w:r>
+        <w:rPr>
+          <w:b w:val="0"/>
+        </w:rPr>
+        <w:t xml:space="preserve"> is a finite procedure whose </w:t>
+      </w:r>
+      <w:r>
+        <w:rPr>
+          <w:b/>
+        </w:rPr>
+        <w:t>step</w:t>
+      </w:r>
+      <w:r>
+        <w:rPr>
+          <w:b w:val="0"/>
+        </w:rPr>
+        <w:t xml:space="preserve">s and control flow can be executed. Correctness depends on </w:t>
+      </w:r>
+      <w:r>
+        <w:rPr>
+          <w:b/>
+        </w:rPr>
+        <w:t>assumption</w:t>
+      </w:r>
+      <w:r>
+        <w:rPr>
+          <w:b w:val="0"/>
+        </w:rPr>
+        <w:t>s, preconditions, order, and termination.</w:t>
+      </w:r>
+    </w:p>
+    <w:p>
+      <w:pPr>
+        <w:spacing w:line="336" w:lineRule="auto" w:after="180"/>
+      </w:pPr>
+      <w:r>
+        <w:rPr>
+          <w:b w:val="0"/>
+        </w:rPr>
+        <w:t xml:space="preserve">Code is one representation of an </w:t>
+      </w:r>
+      <w:r>
+        <w:rPr>
+          <w:b/>
+        </w:rPr>
+        <w:t>algorithm</w:t>
+      </w:r>
+      <w:r>
+        <w:rPr>
+          <w:b w:val="0"/>
+        </w:rPr>
+        <w:t>, not the definition itself.</w:t>
+      </w:r>
+    </w:p>
+    <w:p>
+      <w:pPr>
+        <w:spacing w:line="336" w:lineRule="auto" w:after="180"/>
+      </w:pPr>
+      <w:r>
+        <w:rPr>
+          <w:b w:val="0"/>
+        </w:rPr>
+        <w:t>Draw a fresh example with all three stages:</w:t>
+      </w:r>
+    </w:p>
+    <w:p>
+      <w:pPr>
+        <w:spacing w:line="336" w:lineRule="auto" w:after="180"/>
+      </w:pPr>
+      <w:r>
+        <w:rPr>
+          <w:b w:val="0"/>
+        </w:rPr>
+        <w:t xml:space="preserve">Every </w:t>
+      </w:r>
+      <w:r>
+        <w:rPr>
+          <w:b/>
+        </w:rPr>
+        <w:t>step</w:t>
+      </w:r>
+      <w:r>
+        <w:rPr>
+          <w:b w:val="0"/>
+        </w:rPr>
+        <w:t xml:space="preserve"> connects a claim to observable </w:t>
+      </w:r>
+      <w:r>
+        <w:rPr>
+          <w:b/>
+        </w:rPr>
+        <w:t>evidence</w:t>
+      </w:r>
+      <w:r>
+        <w:rPr>
+          <w:b w:val="0"/>
+        </w:rPr>
+        <w:t>.</w:t>
+      </w:r>
+    </w:p>
+    <w:p>
+      <w:pPr>
+        <w:spacing w:line="336" w:lineRule="auto" w:after="180"/>
+      </w:pPr>
+      <w:r>
+        <w:rPr>
+          <w:b w:val="0"/>
+        </w:rPr>
+        <w:t xml:space="preserve">CASE A paper robot cannot infer missing intentions; it needs ordered </w:t>
+      </w:r>
+      <w:r>
+        <w:rPr>
+          <w:b/>
+        </w:rPr>
+        <w:t>step</w:t>
+      </w:r>
+      <w:r>
+        <w:rPr>
+          <w:b w:val="0"/>
+        </w:rPr>
+        <w:t>s that another person can execute and test.</w:t>
+      </w:r>
+    </w:p>
+    <w:p>
+      <w:pPr>
+        <w:spacing w:line="336" w:lineRule="auto" w:after="180"/>
+      </w:pPr>
+      <w:r>
+        <w:rPr>
+          <w:b/>
+        </w:rPr>
+        <w:t>STEP</w:t>
+      </w:r>
+      <w:r>
+        <w:rPr>
+          <w:b w:val="0"/>
+        </w:rPr>
+        <w:t xml:space="preserve"> 1 — OBSERVE goal, starting </w:t>
+      </w:r>
+      <w:r>
+        <w:rPr>
+          <w:b/>
+        </w:rPr>
+        <w:t>state</w:t>
+      </w:r>
+      <w:r>
+        <w:rPr>
+          <w:b w:val="0"/>
+        </w:rPr>
+        <w:t>, and available objects</w:t>
+      </w:r>
+    </w:p>
+    <w:p>
+      <w:pPr>
+        <w:spacing w:line="336" w:lineRule="auto" w:after="180"/>
+      </w:pPr>
+      <w:r>
+        <w:rPr>
+          <w:b/>
+        </w:rPr>
+        <w:t>STEP</w:t>
+      </w:r>
+      <w:r>
+        <w:rPr>
+          <w:b w:val="0"/>
+        </w:rPr>
+        <w:t xml:space="preserve"> 2 — </w:t>
+      </w:r>
+      <w:r>
+        <w:rPr>
+          <w:b/>
+        </w:rPr>
+        <w:t>TRACE</w:t>
+      </w:r>
+      <w:r>
+        <w:rPr>
+          <w:b w:val="0"/>
+        </w:rPr>
+        <w:t xml:space="preserve"> follow ordered unambiguous </w:t>
+      </w:r>
+      <w:r>
+        <w:rPr>
+          <w:b/>
+        </w:rPr>
+        <w:t>step</w:t>
+      </w:r>
+      <w:r>
+        <w:rPr>
+          <w:b w:val="0"/>
+        </w:rPr>
+        <w:t>s</w:t>
+      </w:r>
+    </w:p>
+    <w:p>
+      <w:pPr>
+        <w:spacing w:line="336" w:lineRule="auto" w:after="180"/>
+      </w:pPr>
+      <w:r>
+        <w:rPr>
+          <w:b/>
+        </w:rPr>
+        <w:t>STEP</w:t>
+      </w:r>
+      <w:r>
+        <w:rPr>
+          <w:b w:val="0"/>
+        </w:rPr>
+        <w:t xml:space="preserve"> 3 — CONCLUDE completed task or a visible failure point</w:t>
+      </w:r>
+    </w:p>
+    <w:p>
+      <w:pPr>
+        <w:spacing w:line="336" w:lineRule="auto" w:after="180"/>
+      </w:pPr>
+      <w:r>
+        <w:rPr>
+          <w:b w:val="0"/>
+        </w:rPr>
+        <w:t xml:space="preserve">MODEL REASONING A strong </w:t>
+      </w:r>
+      <w:r>
+        <w:rPr>
+          <w:b/>
+        </w:rPr>
+        <w:t>algorithm</w:t>
+      </w:r>
+      <w:r>
+        <w:rPr>
+          <w:b w:val="0"/>
+        </w:rPr>
+        <w:t xml:space="preserve"> </w:t>
+      </w:r>
+      <w:r>
+        <w:rPr>
+          <w:b/>
+        </w:rPr>
+        <w:t>state</w:t>
+      </w:r>
+      <w:r>
+        <w:rPr>
+          <w:b w:val="0"/>
+        </w:rPr>
+        <w:t>s the starting arrangement, names each object, orders actions, and includes checks such as whether the bag is open.</w:t>
+      </w:r>
+    </w:p>
+    <w:p>
+      <w:pPr>
+        <w:spacing w:line="336" w:lineRule="auto" w:after="180"/>
+      </w:pPr>
+      <w:r>
+        <w:rPr>
+          <w:b w:val="0"/>
+        </w:rPr>
+        <w:t xml:space="preserve">The revision targets the failed </w:t>
+      </w:r>
+      <w:r>
+        <w:rPr>
+          <w:b/>
+        </w:rPr>
+        <w:t>assumption</w:t>
+      </w:r>
+      <w:r>
+        <w:rPr>
+          <w:b w:val="0"/>
+        </w:rPr>
+        <w:t xml:space="preserve"> rather than replacing every </w:t>
+      </w:r>
+      <w:r>
+        <w:rPr>
+          <w:b/>
+        </w:rPr>
+        <w:t>step</w:t>
+      </w:r>
+      <w:r>
+        <w:rPr>
+          <w:b w:val="0"/>
+        </w:rPr>
+        <w:t>.</w:t>
+      </w:r>
+    </w:p>
+    <w:p>
+      <w:pPr>
+        <w:spacing w:line="336" w:lineRule="auto" w:after="180"/>
+      </w:pPr>
+      <w:r>
+        <w:rPr>
+          <w:b w:val="0"/>
+        </w:rPr>
+        <w:t xml:space="preserve">DO NOT OVERCLAIM A goal is not yet an </w:t>
+      </w:r>
+      <w:r>
+        <w:rPr>
+          <w:b/>
+        </w:rPr>
+        <w:t>algorithm</w:t>
+      </w:r>
+      <w:r>
+        <w:rPr>
+          <w:b w:val="0"/>
+        </w:rPr>
+        <w:t xml:space="preserve">; each </w:t>
+      </w:r>
+      <w:r>
+        <w:rPr>
+          <w:b/>
+        </w:rPr>
+        <w:t>step</w:t>
+      </w:r>
+      <w:r>
+        <w:rPr>
+          <w:b w:val="0"/>
+        </w:rPr>
+        <w:t xml:space="preserve"> must tell the actor what to do.</w:t>
+      </w:r>
+    </w:p>
+    <w:p>
+      <w:pPr>
+        <w:spacing w:line="336" w:lineRule="auto" w:after="180"/>
+      </w:pPr>
+      <w:r>
+        <w:rPr>
+          <w:b w:val="0"/>
+        </w:rPr>
+        <w:t xml:space="preserve">What new </w:t>
+      </w:r>
+      <w:r>
+        <w:rPr>
+          <w:b/>
+        </w:rPr>
+        <w:t>evidence</w:t>
+      </w:r>
+      <w:r>
+        <w:rPr>
+          <w:b w:val="0"/>
+        </w:rPr>
+        <w:t xml:space="preserve"> could change this answer?</w:t>
+      </w:r>
+    </w:p>
+    <w:p>
+      <w:pPr>
         <w:pStyle w:val="Heading3"/>
       </w:pPr>
       <w:r>
-        <w:t>Key idea</w:t>
+        <w:t>Concrete teaching case</w:t>
       </w:r>
     </w:p>
     <w:p>
       <w:pPr>
         <w:spacing w:line="336" w:lineRule="auto" w:after="180"/>
-        <w:shd w:fill="EDF7F3"/>
-      </w:pPr>
-      <w:r>
-        <w:rPr>
-          <w:b w:val="0"/>
-        </w:rPr>
-        <w:t xml:space="preserve">CORE IDEA An </w:t>
-      </w:r>
+      </w:pPr>
+      <w:r>
+        <w:rPr>
+          <w:b w:val="0"/>
+        </w:rPr>
+        <w:t>A robot starts on the left of three squares, facing right. It executes MOVE, MOVE, STOP, each MOVE being one square.</w:t>
+      </w:r>
+    </w:p>
+    <w:p>
+      <w:pPr>
+        <w:spacing w:line="336" w:lineRule="auto" w:after="180"/>
+      </w:pPr>
       <w:r>
         <w:rPr>
           <w:b/>
         </w:rPr>
-        <w:t>algorithm</w:t>
-      </w:r>
-      <w:r>
-        <w:rPr>
-          <w:b w:val="0"/>
-        </w:rPr>
-        <w:t xml:space="preserve"> is an ordered, testable procedure, with or without code.</w:t>
+        <w:t>Trace</w:t>
+      </w:r>
+      <w:r>
+        <w:rPr>
+          <w:b w:val="0"/>
+        </w:rPr>
+        <w:t xml:space="preserve"> the position after each command.</w:t>
       </w:r>
     </w:p>
     <w:p>
@@ -1137,125 +2348,18 @@
         <w:pStyle w:val="Heading3"/>
       </w:pPr>
       <w:r>
-        <w:t>How the mechanism works</w:t>
+        <w:t>Exact explanation to model</w:t>
       </w:r>
     </w:p>
     <w:p>
       <w:pPr>
         <w:spacing w:line="336" w:lineRule="auto" w:after="180"/>
-        <w:shd w:fill="F1F6F8"/>
-      </w:pPr>
-      <w:r>
-        <w:rPr>
-          <w:b w:val="0"/>
-        </w:rPr>
-        <w:t xml:space="preserve">UNDER THE HOOD An </w:t>
-      </w:r>
-      <w:r>
-        <w:rPr>
-          <w:b/>
-        </w:rPr>
-        <w:t>algorithm</w:t>
-      </w:r>
-      <w:r>
-        <w:rPr>
-          <w:b w:val="0"/>
-        </w:rPr>
-        <w:t xml:space="preserve"> is a finite procedure whose </w:t>
-      </w:r>
-      <w:r>
-        <w:rPr>
-          <w:b/>
-        </w:rPr>
-        <w:t>step</w:t>
-      </w:r>
-      <w:r>
-        <w:rPr>
-          <w:b w:val="0"/>
-        </w:rPr>
-        <w:t xml:space="preserve">s and control flow can be executed. Correctness depends on </w:t>
-      </w:r>
-      <w:r>
-        <w:rPr>
-          <w:b/>
-        </w:rPr>
-        <w:t>assumption</w:t>
-      </w:r>
-      <w:r>
-        <w:rPr>
-          <w:b w:val="0"/>
-        </w:rPr>
-        <w:t>s, preconditions, order, and termination.</w:t>
-      </w:r>
-    </w:p>
-    <w:p>
-      <w:pPr>
-        <w:spacing w:line="336" w:lineRule="auto" w:after="180"/>
-        <w:shd w:fill="F1F6F8"/>
-      </w:pPr>
-      <w:r>
-        <w:rPr>
-          <w:b w:val="0"/>
-        </w:rPr>
-        <w:t xml:space="preserve">Code is one representation of an </w:t>
-      </w:r>
-      <w:r>
-        <w:rPr>
-          <w:b/>
-        </w:rPr>
-        <w:t>algorithm</w:t>
-      </w:r>
-      <w:r>
-        <w:rPr>
-          <w:b w:val="0"/>
-        </w:rPr>
-        <w:t>, not the definition itself.</w:t>
-      </w:r>
-    </w:p>
-    <w:p>
-      <w:pPr>
-        <w:spacing w:line="336" w:lineRule="auto" w:after="180"/>
-      </w:pPr>
-      <w:r>
-        <w:rPr>
-          <w:b w:val="0"/>
-        </w:rPr>
-        <w:t>Draw a fresh example with all three stages:</w:t>
-      </w:r>
-    </w:p>
-    <w:p>
-      <w:pPr>
-        <w:spacing w:line="336" w:lineRule="auto" w:after="180"/>
-      </w:pPr>
-      <w:r>
-        <w:rPr>
-          <w:b w:val="0"/>
-        </w:rPr>
-        <w:t xml:space="preserve">Every </w:t>
-      </w:r>
-      <w:r>
-        <w:rPr>
-          <w:b/>
-        </w:rPr>
-        <w:t>step</w:t>
-      </w:r>
-      <w:r>
-        <w:rPr>
-          <w:b w:val="0"/>
-        </w:rPr>
-        <w:t xml:space="preserve"> connects a claim to observable </w:t>
-      </w:r>
-      <w:r>
-        <w:rPr>
-          <w:b/>
-        </w:rPr>
-        <w:t>evidence</w:t>
-      </w:r>
-      <w:r>
-        <w:rPr>
-          <w:b w:val="0"/>
-        </w:rPr>
-        <w:t>.</w:t>
+      </w:pPr>
+      <w:r>
+        <w:rPr>
+          <w:b w:val="0"/>
+        </w:rPr>
+        <w:t>Middle, rightmost, unchanged. Direction, distance and starting conditions must be specified.</w:t>
       </w:r>
     </w:p>
     <w:p>
@@ -1263,692 +2367,7 @@
         <w:pStyle w:val="Heading3"/>
       </w:pPr>
       <w:r>
-        <w:t>The case to investigate</w:t>
-      </w:r>
-    </w:p>
-    <w:p>
-      <w:pPr>
-        <w:spacing w:line="336" w:lineRule="auto" w:after="180"/>
-        <w:shd w:fill="F1F6FC"/>
-      </w:pPr>
-      <w:r>
-        <w:rPr>
-          <w:b w:val="0"/>
-        </w:rPr>
-        <w:t xml:space="preserve">CASE A paper robot cannot infer missing intentions; it needs ordered </w:t>
-      </w:r>
-      <w:r>
-        <w:rPr>
-          <w:b/>
-        </w:rPr>
-        <w:t>step</w:t>
-      </w:r>
-      <w:r>
-        <w:rPr>
-          <w:b w:val="0"/>
-        </w:rPr>
-        <w:t>s that another person can execute and test.</w:t>
-      </w:r>
-    </w:p>
-    <w:p>
-      <w:pPr>
-        <w:pStyle w:val="Heading3"/>
-      </w:pPr>
-      <w:r>
-        <w:t>Step 1</w:t>
-      </w:r>
-    </w:p>
-    <w:p>
-      <w:pPr>
-        <w:spacing w:line="336" w:lineRule="auto" w:after="180"/>
-        <w:shd w:fill="F4F9FC"/>
-      </w:pPr>
-      <w:r>
-        <w:rPr>
-          <w:b/>
-        </w:rPr>
-        <w:t>STEP</w:t>
-      </w:r>
-      <w:r>
-        <w:rPr>
-          <w:b w:val="0"/>
-        </w:rPr>
-        <w:t xml:space="preserve"> 1 — OBSERVE goal, starting </w:t>
-      </w:r>
-      <w:r>
-        <w:rPr>
-          <w:b/>
-        </w:rPr>
-        <w:t>state</w:t>
-      </w:r>
-      <w:r>
-        <w:rPr>
-          <w:b w:val="0"/>
-        </w:rPr>
-        <w:t>, and available objects</w:t>
-      </w:r>
-    </w:p>
-    <w:p>
-      <w:pPr>
-        <w:pStyle w:val="Heading3"/>
-      </w:pPr>
-      <w:r>
-        <w:t>Step 2</w:t>
-      </w:r>
-    </w:p>
-    <w:p>
-      <w:pPr>
-        <w:spacing w:line="336" w:lineRule="auto" w:after="180"/>
-        <w:shd w:fill="F4F9FC"/>
-      </w:pPr>
-      <w:r>
-        <w:rPr>
-          <w:b/>
-        </w:rPr>
-        <w:t>STEP</w:t>
-      </w:r>
-      <w:r>
-        <w:rPr>
-          <w:b w:val="0"/>
-        </w:rPr>
-        <w:t xml:space="preserve"> 2 — </w:t>
-      </w:r>
-      <w:r>
-        <w:rPr>
-          <w:b/>
-        </w:rPr>
-        <w:t>TRACE</w:t>
-      </w:r>
-      <w:r>
-        <w:rPr>
-          <w:b w:val="0"/>
-        </w:rPr>
-        <w:t xml:space="preserve"> follow ordered unambiguous </w:t>
-      </w:r>
-      <w:r>
-        <w:rPr>
-          <w:b/>
-        </w:rPr>
-        <w:t>step</w:t>
-      </w:r>
-      <w:r>
-        <w:rPr>
-          <w:b w:val="0"/>
-        </w:rPr>
-        <w:t>s</w:t>
-      </w:r>
-    </w:p>
-    <w:p>
-      <w:pPr>
-        <w:pStyle w:val="Heading3"/>
-      </w:pPr>
-      <w:r>
-        <w:t>Step 3</w:t>
-      </w:r>
-    </w:p>
-    <w:p>
-      <w:pPr>
-        <w:spacing w:line="336" w:lineRule="auto" w:after="180"/>
-        <w:shd w:fill="F4F9FC"/>
-      </w:pPr>
-      <w:r>
-        <w:rPr>
-          <w:b/>
-        </w:rPr>
-        <w:t>STEP</w:t>
-      </w:r>
-      <w:r>
-        <w:rPr>
-          <w:b w:val="0"/>
-        </w:rPr>
-        <w:t xml:space="preserve"> 3 — CONCLUDE completed task or a visible failure point</w:t>
-      </w:r>
-    </w:p>
-    <w:p>
-      <w:pPr>
-        <w:pStyle w:val="Heading3"/>
-      </w:pPr>
-      <w:r>
-        <w:t>Model answer</w:t>
-      </w:r>
-    </w:p>
-    <w:p>
-      <w:pPr>
-        <w:spacing w:line="336" w:lineRule="auto" w:after="180"/>
-        <w:shd w:fill="F1F6FC"/>
-      </w:pPr>
-      <w:r>
-        <w:rPr>
-          <w:b w:val="0"/>
-        </w:rPr>
-        <w:t xml:space="preserve">MODEL REASONING A strong </w:t>
-      </w:r>
-      <w:r>
-        <w:rPr>
-          <w:b/>
-        </w:rPr>
-        <w:t>algorithm</w:t>
-      </w:r>
-      <w:r>
-        <w:rPr>
-          <w:b w:val="0"/>
-        </w:rPr>
-        <w:t xml:space="preserve"> </w:t>
-      </w:r>
-      <w:r>
-        <w:rPr>
-          <w:b/>
-        </w:rPr>
-        <w:t>state</w:t>
-      </w:r>
-      <w:r>
-        <w:rPr>
-          <w:b w:val="0"/>
-        </w:rPr>
-        <w:t>s the starting arrangement, names each object, orders actions, and includes checks such as whether the bag is open.</w:t>
-      </w:r>
-    </w:p>
-    <w:p>
-      <w:pPr>
-        <w:spacing w:line="336" w:lineRule="auto" w:after="180"/>
-        <w:shd w:fill="F1F6FC"/>
-      </w:pPr>
-      <w:r>
-        <w:rPr>
-          <w:b w:val="0"/>
-        </w:rPr>
-        <w:t xml:space="preserve">The revision targets the failed </w:t>
-      </w:r>
-      <w:r>
-        <w:rPr>
-          <w:b/>
-        </w:rPr>
-        <w:t>assumption</w:t>
-      </w:r>
-      <w:r>
-        <w:rPr>
-          <w:b w:val="0"/>
-        </w:rPr>
-        <w:t xml:space="preserve"> rather than replacing every </w:t>
-      </w:r>
-      <w:r>
-        <w:rPr>
-          <w:b/>
-        </w:rPr>
-        <w:t>step</w:t>
-      </w:r>
-      <w:r>
-        <w:rPr>
-          <w:b w:val="0"/>
-        </w:rPr>
-        <w:t>.</w:t>
-      </w:r>
-    </w:p>
-    <w:p>
-      <w:pPr>
-        <w:pStyle w:val="Heading3"/>
-      </w:pPr>
-      <w:r>
-        <w:t>A claim to avoid</w:t>
-      </w:r>
-    </w:p>
-    <w:p>
-      <w:pPr>
-        <w:spacing w:line="336" w:lineRule="auto" w:after="180"/>
-        <w:shd w:fill="FFF5E6"/>
-      </w:pPr>
-      <w:r>
-        <w:rPr>
-          <w:b w:val="0"/>
-        </w:rPr>
-        <w:t xml:space="preserve">DO NOT OVERCLAIM A goal is not yet an </w:t>
-      </w:r>
-      <w:r>
-        <w:rPr>
-          <w:b/>
-        </w:rPr>
-        <w:t>algorithm</w:t>
-      </w:r>
-      <w:r>
-        <w:rPr>
-          <w:b w:val="0"/>
-        </w:rPr>
-        <w:t xml:space="preserve">; each </w:t>
-      </w:r>
-      <w:r>
-        <w:rPr>
-          <w:b/>
-        </w:rPr>
-        <w:t>step</w:t>
-      </w:r>
-      <w:r>
-        <w:rPr>
-          <w:b w:val="0"/>
-        </w:rPr>
-        <w:t xml:space="preserve"> must tell the actor what to do.</w:t>
-      </w:r>
-    </w:p>
-    <w:p>
-      <w:pPr>
-        <w:spacing w:line="336" w:lineRule="auto" w:after="180"/>
-        <w:shd w:fill="F5F1FB"/>
-      </w:pPr>
-      <w:r>
-        <w:rPr>
-          <w:b w:val="0"/>
-        </w:rPr>
-        <w:t xml:space="preserve">What new </w:t>
-      </w:r>
-      <w:r>
-        <w:rPr>
-          <w:b/>
-        </w:rPr>
-        <w:t>evidence</w:t>
-      </w:r>
-      <w:r>
-        <w:rPr>
-          <w:b w:val="0"/>
-        </w:rPr>
-        <w:t xml:space="preserve"> could change this answer?</w:t>
-      </w:r>
-    </w:p>
-    <w:p>
-      <w:pPr>
-        <w:pStyle w:val="Heading3"/>
-      </w:pPr>
-      <w:r>
-        <w:t>Concrete teaching case</w:t>
-      </w:r>
-    </w:p>
-    <w:p>
-      <w:pPr>
-        <w:pStyle w:val="Heading3"/>
-      </w:pPr>
-      <w:r>
-        <w:t>The teaching case</w:t>
-      </w:r>
-    </w:p>
-    <w:p>
-      <w:pPr>
-        <w:spacing w:line="336" w:lineRule="auto" w:after="180"/>
-        <w:shd w:fill="F1F6FC"/>
-      </w:pPr>
-      <w:r>
-        <w:rPr>
-          <w:b w:val="0"/>
-        </w:rPr>
-        <w:t>A robot starts on the left of three squares, facing right. It executes MOVE, MOVE, STOP, each MOVE being one square.</w:t>
-      </w:r>
-    </w:p>
-    <w:p>
-      <w:pPr>
-        <w:pStyle w:val="Heading3"/>
-      </w:pPr>
-      <w:r>
-        <w:t>The teaching case</w:t>
-      </w:r>
-    </w:p>
-    <w:p>
-      <w:pPr>
-        <w:spacing w:line="336" w:lineRule="auto" w:after="180"/>
-        <w:shd w:fill="F1F6FC"/>
-      </w:pPr>
-      <w:r>
-        <w:rPr>
-          <w:b/>
-        </w:rPr>
-        <w:t>Trace</w:t>
-      </w:r>
-      <w:r>
-        <w:rPr>
-          <w:b w:val="0"/>
-        </w:rPr>
-        <w:t xml:space="preserve"> the position after each command.</w:t>
-      </w:r>
-    </w:p>
-    <w:p>
-      <w:pPr>
-        <w:pStyle w:val="Heading3"/>
-      </w:pPr>
-      <w:r>
-        <w:t>Exact explanation to model</w:t>
-      </w:r>
-    </w:p>
-    <w:p>
-      <w:pPr>
-        <w:pStyle w:val="Heading3"/>
-      </w:pPr>
-      <w:r>
-        <w:t>Why the result follows</w:t>
-      </w:r>
-    </w:p>
-    <w:p>
-      <w:pPr>
-        <w:spacing w:line="336" w:lineRule="auto" w:after="180"/>
-        <w:shd w:fill="F1F6FC"/>
-      </w:pPr>
-      <w:r>
-        <w:rPr>
-          <w:b w:val="0"/>
-        </w:rPr>
-        <w:t>Middle, rightmost, unchanged. Direction, distance and starting conditions must be specified.</w:t>
-      </w:r>
-    </w:p>
-    <w:p>
-      <w:pPr>
-        <w:pStyle w:val="Heading3"/>
-      </w:pPr>
-      <w:r>
         <w:t>Explain the added worked example</w:t>
-      </w:r>
-    </w:p>
-    <w:p>
-      <w:pPr>
-        <w:pStyle w:val="Heading3"/>
-      </w:pPr>
-      <w:r>
-        <w:t>Explain the added worked example · 1</w:t>
-      </w:r>
-    </w:p>
-    <w:p>
-      <w:pPr>
-        <w:spacing w:line="336" w:lineRule="auto" w:after="180"/>
-      </w:pPr>
-      <w:r>
-        <w:rPr>
-          <w:b w:val="0"/>
-        </w:rPr>
-        <w:t>A classroom score display starts with the number 4. Its instructions are: add 3 to score; double score; subtract 2 from score; report score and stop. What number should it report?</w:t>
-      </w:r>
-    </w:p>
-    <w:p>
-      <w:pPr>
-        <w:spacing w:line="336" w:lineRule="auto" w:after="180"/>
-      </w:pPr>
-      <w:r>
-        <w:rPr>
-          <w:b w:val="0"/>
-        </w:rPr>
-        <w:t xml:space="preserve">Before doing the arithmetic, name the value being tracked and write its starting value. Here the </w:t>
-      </w:r>
-      <w:r>
-        <w:rPr>
-          <w:b/>
-        </w:rPr>
-        <w:t>variable</w:t>
-      </w:r>
-      <w:r>
-        <w:rPr>
-          <w:b w:val="0"/>
-        </w:rPr>
-        <w:t xml:space="preserve"> is score and the </w:t>
-      </w:r>
-      <w:r>
-        <w:rPr>
-          <w:b/>
-        </w:rPr>
-        <w:t>initial state</w:t>
-      </w:r>
-      <w:r>
-        <w:rPr>
-          <w:b w:val="0"/>
-        </w:rPr>
-        <w:t xml:space="preserve"> is score 4.</w:t>
-      </w:r>
-    </w:p>
-    <w:p>
-      <w:pPr>
-        <w:pStyle w:val="Heading3"/>
-      </w:pPr>
-      <w:r>
-        <w:t>Explain the added worked example · 2</w:t>
-      </w:r>
-    </w:p>
-    <w:p>
-      <w:pPr>
-        <w:spacing w:line="336" w:lineRule="auto" w:after="180"/>
-      </w:pPr>
-      <w:r>
-        <w:rPr>
-          <w:b w:val="0"/>
-        </w:rPr>
-        <w:t xml:space="preserve">An </w:t>
-      </w:r>
-      <w:r>
-        <w:rPr>
-          <w:b/>
-        </w:rPr>
-        <w:t>algorithm</w:t>
-      </w:r>
-      <w:r>
-        <w:rPr>
-          <w:b w:val="0"/>
-        </w:rPr>
-        <w:t xml:space="preserve"> gives precise instructions for a task. In this chapter each instruction is carried out once, in the written order. An update replaces the current value. After adding 3, score is 7.</w:t>
-      </w:r>
-    </w:p>
-    <w:p>
-      <w:pPr>
-        <w:spacing w:line="336" w:lineRule="auto" w:after="180"/>
-      </w:pPr>
-      <w:r>
-        <w:rPr>
-          <w:b w:val="0"/>
-        </w:rPr>
-        <w:t>The next instruction therefore doubles 7, not the original 4. Keeping only the starting value in mind is a common source of errors.</w:t>
-      </w:r>
-    </w:p>
-    <w:p>
-      <w:pPr>
-        <w:pStyle w:val="Heading3"/>
-      </w:pPr>
-      <w:r>
-        <w:t>Explain the added worked example · 3</w:t>
-      </w:r>
-    </w:p>
-    <w:p>
-      <w:pPr>
-        <w:spacing w:line="336" w:lineRule="auto" w:after="180"/>
-      </w:pPr>
-      <w:r>
-        <w:rPr>
-          <w:b w:val="0"/>
-        </w:rPr>
-        <w:t xml:space="preserve">A </w:t>
-      </w:r>
-      <w:r>
-        <w:rPr>
-          <w:b/>
-        </w:rPr>
-        <w:t>variable</w:t>
-      </w:r>
-      <w:r>
-        <w:rPr>
-          <w:b w:val="0"/>
-        </w:rPr>
-        <w:t xml:space="preserve"> name stays the same while its value may change. Think of score as the label on an erasable number box. Updating the box does not keep all earlier numbers inside it.</w:t>
-      </w:r>
-    </w:p>
-    <w:p>
-      <w:pPr>
-        <w:spacing w:line="336" w:lineRule="auto" w:after="180"/>
-      </w:pPr>
-      <w:r>
-        <w:rPr>
-          <w:b w:val="0"/>
-        </w:rPr>
-        <w:t xml:space="preserve">A separate </w:t>
-      </w:r>
-      <w:r>
-        <w:rPr>
-          <w:b/>
-        </w:rPr>
-        <w:t>trace</w:t>
-      </w:r>
-      <w:r>
-        <w:rPr>
-          <w:b w:val="0"/>
-        </w:rPr>
-        <w:t xml:space="preserve"> preserves those earlier </w:t>
-      </w:r>
-      <w:r>
-        <w:rPr>
-          <w:b/>
-        </w:rPr>
-        <w:t>state</w:t>
-      </w:r>
-      <w:r>
-        <w:rPr>
-          <w:b w:val="0"/>
-        </w:rPr>
-        <w:t>s so we can explain how the result was reached. This score procedure follows fixed arithmetic instructions; it does not learn from examples.</w:t>
-      </w:r>
-    </w:p>
-    <w:p>
-      <w:pPr>
-        <w:spacing w:line="336" w:lineRule="auto" w:after="180"/>
-      </w:pPr>
-      <w:r>
-        <w:rPr>
-          <w:b w:val="0"/>
-        </w:rPr>
-        <w:t xml:space="preserve">Write the </w:t>
-      </w:r>
-      <w:r>
-        <w:rPr>
-          <w:b/>
-        </w:rPr>
-        <w:t>initial state</w:t>
-      </w:r>
-      <w:r>
-        <w:rPr>
-          <w:b w:val="0"/>
-        </w:rPr>
-        <w:t xml:space="preserve"> first. For each instruction, read the latest value, perform the operation, and record the new </w:t>
-      </w:r>
-      <w:r>
-        <w:rPr>
-          <w:b/>
-        </w:rPr>
-        <w:t>state</w:t>
-      </w:r>
-      <w:r>
-        <w:rPr>
-          <w:b w:val="0"/>
-        </w:rPr>
-        <w:t xml:space="preserve">. A transition is the change from one recorded </w:t>
-      </w:r>
-      <w:r>
-        <w:rPr>
-          <w:b/>
-        </w:rPr>
-        <w:t>state</w:t>
-      </w:r>
-      <w:r>
-        <w:rPr>
-          <w:b w:val="0"/>
-        </w:rPr>
-        <w:t xml:space="preserve"> to the next.</w:t>
-      </w:r>
-    </w:p>
-    <w:p>
-      <w:pPr>
-        <w:pStyle w:val="Heading3"/>
-      </w:pPr>
-      <w:r>
-        <w:t>Explain the added worked example · 4</w:t>
-      </w:r>
-    </w:p>
-    <w:p>
-      <w:pPr>
-        <w:spacing w:line="336" w:lineRule="auto" w:after="180"/>
-      </w:pPr>
-      <w:r>
-        <w:rPr>
-          <w:b w:val="0"/>
-        </w:rPr>
-        <w:t>In words, double score means calculate twice its current value and store that result in score. Add 3 to score means increase the current value by 3. Set score to 3 means replace it with 3 instead.</w:t>
-      </w:r>
-    </w:p>
-    <w:p>
-      <w:pPr>
-        <w:spacing w:line="336" w:lineRule="auto" w:after="180"/>
-      </w:pPr>
-      <w:r>
-        <w:rPr>
-          <w:b w:val="0"/>
-        </w:rPr>
-        <w:t>These instructions sound similar but do different things: if score is 7, adding 3 produces 10, while setting it to 3 produces 3.</w:t>
-      </w:r>
-    </w:p>
-    <w:p>
-      <w:pPr>
-        <w:spacing w:line="336" w:lineRule="auto" w:after="180"/>
-      </w:pPr>
-      <w:r>
-        <w:rPr>
-          <w:b w:val="0"/>
-        </w:rPr>
-        <w:t xml:space="preserve">A </w:t>
-      </w:r>
-      <w:r>
-        <w:rPr>
-          <w:b/>
-        </w:rPr>
-        <w:t>trace</w:t>
-      </w:r>
-      <w:r>
-        <w:rPr>
-          <w:b w:val="0"/>
-        </w:rPr>
-        <w:t xml:space="preserve"> is </w:t>
-      </w:r>
-      <w:r>
-        <w:rPr>
-          <w:b/>
-        </w:rPr>
-        <w:t>evidence</w:t>
-      </w:r>
-      <w:r>
-        <w:rPr>
-          <w:b w:val="0"/>
-        </w:rPr>
-        <w:t xml:space="preserve"> of one execution from one </w:t>
-      </w:r>
-      <w:r>
-        <w:rPr>
-          <w:b/>
-        </w:rPr>
-        <w:t>initial state</w:t>
-      </w:r>
-      <w:r>
-        <w:rPr>
-          <w:b w:val="0"/>
-        </w:rPr>
-        <w:t xml:space="preserve">. To compare two procedures fairly, keep the </w:t>
-      </w:r>
-      <w:r>
-        <w:rPr>
-          <w:b/>
-        </w:rPr>
-        <w:t>initial state</w:t>
-      </w:r>
-      <w:r>
-        <w:rPr>
-          <w:b w:val="0"/>
-        </w:rPr>
-        <w:t xml:space="preserve"> the same and list every intermediate value.</w:t>
-      </w:r>
-    </w:p>
-    <w:p>
-      <w:pPr>
-        <w:spacing w:line="336" w:lineRule="auto" w:after="180"/>
-      </w:pPr>
-      <w:r>
-        <w:rPr>
-          <w:b w:val="0"/>
-        </w:rPr>
-        <w:t>Then you can point to the first difference instead of only comparing the final numbers.</w:t>
       </w:r>
     </w:p>
     <w:p>
@@ -2166,201 +2585,6 @@
         <w:tblLook w:firstColumn="1" w:firstRow="1" w:lastColumn="0" w:lastRow="0" w:noHBand="0" w:noVBand="1" w:val="04A0"/>
       </w:tblPr>
       <w:tblGrid>
-        <w:gridCol w:w="3408"/>
-        <w:gridCol w:w="3408"/>
-        <w:gridCol w:w="3408"/>
-      </w:tblGrid>
-      <w:tr>
-        <w:trPr>
-          <w:tblHeader/>
-        </w:trPr>
-        <w:tc>
-          <w:tcPr>
-            <w:tcW w:type="dxa" w:w="3408"/>
-          </w:tcPr>
-          <w:p>
-            <w:r>
-              <w:t>Stage from score 4</w:t>
-            </w:r>
-          </w:p>
-        </w:tc>
-        <w:tc>
-          <w:tcPr>
-            <w:tcW w:type="dxa" w:w="3408"/>
-          </w:tcPr>
-          <w:p>
-            <w:r>
-              <w:t>Add then double</w:t>
-            </w:r>
-          </w:p>
-        </w:tc>
-        <w:tc>
-          <w:tcPr>
-            <w:tcW w:type="dxa" w:w="3408"/>
-          </w:tcPr>
-          <w:p>
-            <w:r>
-              <w:t>Double then add</w:t>
-            </w:r>
-          </w:p>
-        </w:tc>
-      </w:tr>
-      <w:tr>
-        <w:tc>
-          <w:tcPr>
-            <w:tcW w:type="dxa" w:w="3408"/>
-          </w:tcPr>
-          <w:p>
-            <w:r>
-              <w:t>After first instruction</w:t>
-            </w:r>
-          </w:p>
-        </w:tc>
-        <w:tc>
-          <w:tcPr>
-            <w:tcW w:type="dxa" w:w="3408"/>
-          </w:tcPr>
-          <w:p>
-            <w:r>
-              <w:t>Add 3 gives 7</w:t>
-            </w:r>
-          </w:p>
-        </w:tc>
-        <w:tc>
-          <w:tcPr>
-            <w:tcW w:type="dxa" w:w="3408"/>
-          </w:tcPr>
-          <w:p>
-            <w:r>
-              <w:t>Double gives 8</w:t>
-            </w:r>
-          </w:p>
-        </w:tc>
-      </w:tr>
-      <w:tr>
-        <w:tc>
-          <w:tcPr>
-            <w:tcW w:type="dxa" w:w="3408"/>
-          </w:tcPr>
-          <w:p>
-            <w:r>
-              <w:t>After second instruction</w:t>
-            </w:r>
-          </w:p>
-        </w:tc>
-        <w:tc>
-          <w:tcPr>
-            <w:tcW w:type="dxa" w:w="3408"/>
-          </w:tcPr>
-          <w:p>
-            <w:r>
-              <w:t>Double gives 14</w:t>
-            </w:r>
-          </w:p>
-        </w:tc>
-        <w:tc>
-          <w:tcPr>
-            <w:tcW w:type="dxa" w:w="3408"/>
-          </w:tcPr>
-          <w:p>
-            <w:r>
-              <w:t>Add 3 gives 11</w:t>
-            </w:r>
-          </w:p>
-        </w:tc>
-      </w:tr>
-      <w:tr>
-        <w:tc>
-          <w:tcPr>
-            <w:tcW w:type="dxa" w:w="3408"/>
-          </w:tcPr>
-          <w:p>
-            <w:r>
-              <w:t>After subtracting 2</w:t>
-            </w:r>
-          </w:p>
-        </w:tc>
-        <w:tc>
-          <w:tcPr>
-            <w:tcW w:type="dxa" w:w="3408"/>
-          </w:tcPr>
-          <w:p>
-            <w:r>
-              <w:t>Report 12</w:t>
-            </w:r>
-          </w:p>
-        </w:tc>
-        <w:tc>
-          <w:tcPr>
-            <w:tcW w:type="dxa" w:w="3408"/>
-          </w:tcPr>
-          <w:p>
-            <w:r>
-              <w:t>Report 9</w:t>
-            </w:r>
-          </w:p>
-        </w:tc>
-      </w:tr>
-    </w:tbl>
-    <w:p>
-      <w:pPr>
-        <w:spacing w:line="336" w:lineRule="auto" w:after="180"/>
-      </w:pPr>
-      <w:r>
-        <w:rPr>
-          <w:b w:val="0"/>
-        </w:rPr>
-        <w:t>Both procedures use add 3, double and subtract 2, but the first two operations are exchanged. Doubling after the addition also doubles the extra 3. Adding afterward does not.</w:t>
-      </w:r>
-    </w:p>
-    <w:p>
-      <w:pPr>
-        <w:spacing w:line="336" w:lineRule="auto" w:after="180"/>
-      </w:pPr>
-      <w:r>
-        <w:rPr>
-          <w:b w:val="0"/>
-        </w:rPr>
-        <w:t>The final difference comes from the order, even though both procedures started at 4.</w:t>
-      </w:r>
-    </w:p>
-    <w:p>
-      <w:pPr>
-        <w:pStyle w:val="Heading3"/>
-      </w:pPr>
-      <w:r>
-        <w:t>Model the reasoning aloud · 5</w:t>
-      </w:r>
-    </w:p>
-    <w:p>
-      <w:pPr>
-        <w:spacing w:line="336" w:lineRule="auto" w:after="180"/>
-      </w:pPr>
-      <w:r>
-        <w:rPr>
-          <w:b w:val="0"/>
-        </w:rPr>
-        <w:t>Now use two number boxes: A starts at 2 and B starts at 0. Copy the current value of A into B, then add 5 to A. After the copy, A is 2 and B is 2. After the addition, A is 7 and B remains 2.</w:t>
-      </w:r>
-    </w:p>
-    <w:p>
-      <w:pPr>
-        <w:spacing w:line="336" w:lineRule="auto" w:after="180"/>
-      </w:pPr>
-      <w:r>
-        <w:rPr>
-          <w:b w:val="0"/>
-        </w:rPr>
-        <w:t>Copying stores the value at that moment; it does not create a lasting connection between these number boxes. Record both values after each instruction, including the one that did not change.</w:t>
-      </w:r>
-    </w:p>
-    <w:tbl>
-      <w:tblPr>
-        <w:tblStyle w:val="LightShading-Accent1"/>
-        <w:tblW w:type="auto" w:w="0"/>
-        <w:tblLook w:firstColumn="1" w:firstRow="1" w:lastColumn="0" w:lastRow="0" w:noHBand="0" w:noVBand="1" w:val="04A0"/>
-      </w:tblPr>
-      <w:tblGrid>
         <w:gridCol w:w="5112"/>
         <w:gridCol w:w="5112"/>
       </w:tblGrid>
@@ -2458,29 +2682,6 @@
     </w:tbl>
     <w:p>
       <w:pPr>
-        <w:spacing w:line="336" w:lineRule="auto" w:after="180"/>
-      </w:pPr>
-      <w:r>
-        <w:rPr>
-          <w:b w:val="0"/>
-        </w:rPr>
-        <w:t xml:space="preserve">Use the diagram and verbal explanation together. Ask learners to match a sentence to a specific visual </w:t>
-      </w:r>
-      <w:r>
-        <w:rPr>
-          <w:b/>
-        </w:rPr>
-        <w:t>step</w:t>
-      </w:r>
-      <w:r>
-        <w:rPr>
-          <w:b w:val="0"/>
-        </w:rPr>
-        <w:t>; do not assign learners fixed visual or auditory learning styles.</w:t>
-      </w:r>
-    </w:p>
-    <w:p>
-      <w:pPr>
         <w:pStyle w:val="Heading3"/>
       </w:pPr>
       <w:r>
@@ -2489,61 +2690,10 @@
     </w:p>
     <w:p>
       <w:pPr>
-        <w:spacing w:line="336" w:lineRule="auto" w:after="180"/>
-      </w:pPr>
-      <w:r>
-        <w:rPr>
-          <w:b w:val="0"/>
-        </w:rPr>
-        <w:t>A fictional paper badge machine transforms an initial score using an ordered recipe.</w:t>
-      </w:r>
-    </w:p>
-    <w:p>
-      <w:pPr>
         <w:pStyle w:val="Heading3"/>
       </w:pPr>
       <w:r>
         <w:t>The facts we will use</w:t>
-      </w:r>
-    </w:p>
-    <w:p>
-      <w:pPr>
-        <w:pStyle w:val="Heading3"/>
-      </w:pPr>
-      <w:r>
-        <w:t>Supplied facts</w:t>
-      </w:r>
-    </w:p>
-    <w:p>
-      <w:pPr>
-        <w:spacing w:line="336" w:lineRule="auto" w:after="180"/>
-        <w:shd w:fill="F1F6FC"/>
-      </w:pPr>
-      <w:r>
-        <w:rPr>
-          <w:b w:val="0"/>
-        </w:rPr>
-        <w:t>Start score=3. Recipe A: double, add 4, subtract 1, report.</w:t>
-      </w:r>
-    </w:p>
-    <w:p>
-      <w:pPr>
-        <w:pStyle w:val="Heading3"/>
-      </w:pPr>
-      <w:r>
-        <w:t>Supplied facts</w:t>
-      </w:r>
-    </w:p>
-    <w:p>
-      <w:pPr>
-        <w:spacing w:line="336" w:lineRule="auto" w:after="180"/>
-        <w:shd w:fill="F1F6FC"/>
-      </w:pPr>
-      <w:r>
-        <w:rPr>
-          <w:b w:val="0"/>
-        </w:rPr>
-        <w:t>Recipe B swaps the first two operations but keeps the same starting score.</w:t>
       </w:r>
     </w:p>
     <w:p>
@@ -2551,7 +2701,7 @@
         <w:drawing>
           <wp:inline xmlns:a="http://schemas.openxmlformats.org/drawingml/2006/main" xmlns:pic="http://schemas.openxmlformats.org/drawingml/2006/picture">
             <wp:extent cx="5486400" cy="3077029"/>
-            <wp:docPr id="1" name="Picture 1" descr="Changing instruction order"/>
+            <wp:docPr id="3" name="Picture 3" descr="Changing instruction order"/>
             <wp:cNvGraphicFramePr>
               <a:graphicFrameLocks noChangeAspect="1"/>
             </wp:cNvGraphicFramePr>
@@ -2563,7 +2713,7 @@
                     <pic:cNvPicPr/>
                   </pic:nvPicPr>
                   <pic:blipFill>
-                    <a:blip r:embed="rId9"/>
+                    <a:blip r:embed="rId11"/>
                     <a:stretch>
                       <a:fillRect/>
                     </a:stretch>
@@ -2587,7 +2737,7 @@
         <w:drawing>
           <wp:inline xmlns:a="http://schemas.openxmlformats.org/drawingml/2006/main" xmlns:pic="http://schemas.openxmlformats.org/drawingml/2006/picture">
             <wp:extent cx="5311302" cy="5943600"/>
-            <wp:docPr id="2" name="Picture 2" descr="Algorithms as Recipes. Start: Both runs begin at 3.. Recipe A: 3 → 6 after doubling → 10 after adding 4 → 9 after subtracting 1.. Recipe B: 3 → 7 after adding 4 → 14 after doubling → 13 after subtracting 1.. Compare outputs: Same operations, different order: outputs 9 and 13."/>
+            <wp:docPr id="4" name="Picture 4" descr="Algorithms as Recipes. Start: Both runs begin at 3.. Recipe A: 3 → 6 after doubling → 10 after adding 4 → 9 after subtracting 1.. Recipe B: 3 → 7 after adding 4 → 14 after doubling → 13 after subtracting 1.. Compare outputs: Same operations, different order: outputs 9 and 13."/>
             <wp:cNvGraphicFramePr>
               <a:graphicFrameLocks noChangeAspect="1"/>
             </wp:cNvGraphicFramePr>
@@ -2599,7 +2749,7 @@
                     <pic:cNvPicPr/>
                   </pic:nvPicPr>
                   <pic:blipFill>
-                    <a:blip r:embed="rId10"/>
+                    <a:blip r:embed="rId12"/>
                     <a:stretch>
                       <a:fillRect/>
                     </a:stretch>
@@ -2768,31 +2918,478 @@
         <w:pStyle w:val="Heading3"/>
       </w:pPr>
       <w:r>
-        <w:t>Why the result follows</w:t>
+        <w:t>What this example does not establish</w:t>
+      </w:r>
+    </w:p>
+    <w:p>
+      <w:pPr>
+        <w:pStyle w:val="Heading3"/>
+      </w:pPr>
+      <w:r>
+        <w:t>Change one thing in the pictured case</w:t>
+      </w:r>
+    </w:p>
+    <w:p>
+      <w:pPr>
+        <w:pStyle w:val="Heading3"/>
+      </w:pPr>
+      <w:r>
+        <w:t>Ask while showing the picture</w:t>
+      </w:r>
+    </w:p>
+    <w:p>
+      <w:pPr>
+        <w:pStyle w:val="Heading1"/>
+      </w:pPr>
+      <w:r>
+        <w:t>03. Guide the reasoning, then remove help</w:t>
+      </w:r>
+    </w:p>
+    <w:p>
+      <w:r>
+        <w:t>Collect a response from each learner before discussing the worked key.</w:t>
+      </w:r>
+    </w:p>
+    <w:p>
+      <w:pPr>
+        <w:pStyle w:val="Heading2"/>
+      </w:pPr>
+      <w:r>
+        <w:t>Prompt before revealing</w:t>
       </w:r>
     </w:p>
     <w:p>
       <w:pPr>
         <w:spacing w:line="336" w:lineRule="auto" w:after="180"/>
-        <w:shd w:fill="F1F6FC"/>
-      </w:pPr>
-      <w:r>
-        <w:rPr>
-          <w:b w:val="0"/>
-        </w:rPr>
-        <w:t>Every instruction reads the current score, not the original one unless explicitly told to. In B, doubling also doubles the added 4. In A, the extra 4 is added after doubling.</w:t>
+      </w:pPr>
+      <w:r>
+        <w:rPr>
+          <w:b w:val="0"/>
+        </w:rPr>
+        <w:t xml:space="preserve">Completion task: Two procedures start score at 6. Procedure A sets score to 4, then adds 2. Procedure B adds 4 to score, then adds 2. </w:t>
+      </w:r>
+      <w:r>
+        <w:rPr>
+          <w:b/>
+        </w:rPr>
+        <w:t>Trace</w:t>
+      </w:r>
+      <w:r>
+        <w:rPr>
+          <w:b w:val="0"/>
+        </w:rPr>
+        <w:t xml:space="preserve"> both and explain why the first instructions are different.</w:t>
+      </w:r>
+    </w:p>
+    <w:p>
+      <w:pPr>
+        <w:pStyle w:val="Heading2"/>
+      </w:pPr>
+      <w:r>
+        <w:t>Expected reasoning and fading help</w:t>
       </w:r>
     </w:p>
     <w:p>
       <w:pPr>
         <w:spacing w:line="336" w:lineRule="auto" w:after="180"/>
-        <w:shd w:fill="F1F6FC"/>
-      </w:pPr>
-      <w:r>
-        <w:rPr>
-          <w:b w:val="0"/>
-        </w:rPr>
-        <w:t>The final difference of 4 follows from that order, not from different starting data.</w:t>
+      </w:pPr>
+      <w:r>
+        <w:rPr>
+          <w:b w:val="0"/>
+        </w:rPr>
+        <w:t xml:space="preserve">Teacher check: A </w:t>
+      </w:r>
+      <w:r>
+        <w:rPr>
+          <w:b/>
+        </w:rPr>
+        <w:t>trace</w:t>
+      </w:r>
+      <w:r>
+        <w:rPr>
+          <w:b w:val="0"/>
+        </w:rPr>
+        <w:t xml:space="preserve">s 6, 4, 6. B </w:t>
+      </w:r>
+      <w:r>
+        <w:rPr>
+          <w:b/>
+        </w:rPr>
+        <w:t>trace</w:t>
+      </w:r>
+      <w:r>
+        <w:rPr>
+          <w:b w:val="0"/>
+        </w:rPr>
+        <w:t xml:space="preserve">s 6, 10, 12. Setting replaces the current value with 4; adding increases the current 6 by 4. The procedures therefore have different intermediate and final </w:t>
+      </w:r>
+      <w:r>
+        <w:rPr>
+          <w:b/>
+        </w:rPr>
+        <w:t>state</w:t>
+      </w:r>
+      <w:r>
+        <w:rPr>
+          <w:b w:val="0"/>
+        </w:rPr>
+        <w:t>s.</w:t>
+      </w:r>
+    </w:p>
+    <w:p>
+      <w:pPr>
+        <w:spacing w:line="336" w:lineRule="auto" w:after="180"/>
+      </w:pPr>
+      <w:r>
+        <w:rPr>
+          <w:b w:val="0"/>
+        </w:rPr>
+        <w:t xml:space="preserve">Start by identifying the given </w:t>
+      </w:r>
+      <w:r>
+        <w:rPr>
+          <w:b/>
+        </w:rPr>
+        <w:t>input</w:t>
+      </w:r>
+      <w:r>
+        <w:rPr>
+          <w:b w:val="0"/>
+        </w:rPr>
+        <w:t xml:space="preserve">s together. Leave the intermediate </w:t>
+      </w:r>
+      <w:r>
+        <w:rPr>
+          <w:b/>
+        </w:rPr>
+        <w:t>step</w:t>
+      </w:r>
+      <w:r>
+        <w:rPr>
+          <w:b w:val="0"/>
+        </w:rPr>
+        <w:t xml:space="preserve">s blank. If needed, model one </w:t>
+      </w:r>
+      <w:r>
+        <w:rPr>
+          <w:b/>
+        </w:rPr>
+        <w:t>step</w:t>
+      </w:r>
+      <w:r>
+        <w:rPr>
+          <w:b w:val="0"/>
+        </w:rPr>
+        <w:t xml:space="preserve">, then withdraw that help on the next </w:t>
+      </w:r>
+      <w:r>
+        <w:rPr>
+          <w:b/>
+        </w:rPr>
+        <w:t>step</w:t>
+      </w:r>
+      <w:r>
+        <w:rPr>
+          <w:b w:val="0"/>
+        </w:rPr>
+        <w:t xml:space="preserve">. Move to a full </w:t>
+      </w:r>
+      <w:r>
+        <w:rPr>
+          <w:b/>
+        </w:rPr>
+        <w:t>trace</w:t>
+      </w:r>
+      <w:r>
+        <w:rPr>
+          <w:b w:val="0"/>
+        </w:rPr>
+        <w:t xml:space="preserve"> only when the partial </w:t>
+      </w:r>
+      <w:r>
+        <w:rPr>
+          <w:b/>
+        </w:rPr>
+        <w:t>trace</w:t>
+      </w:r>
+      <w:r>
+        <w:rPr>
+          <w:b w:val="0"/>
+        </w:rPr>
+        <w:t xml:space="preserve"> is understood.</w:t>
+      </w:r>
+    </w:p>
+    <w:p>
+      <w:pPr>
+        <w:spacing w:line="336" w:lineRule="auto" w:after="180"/>
+      </w:pPr>
+      <w:r>
+        <w:rPr>
+          <w:b w:val="0"/>
+        </w:rPr>
+        <w:t>For partners, alternate explainer and checker; collect a response from every learner before discussion.</w:t>
+      </w:r>
+    </w:p>
+    <w:p>
+      <w:pPr>
+        <w:pStyle w:val="Heading2"/>
+      </w:pPr>
+      <w:r>
+        <w:t>Check the misconception before discussion</w:t>
+      </w:r>
+    </w:p>
+    <w:p>
+      <w:pPr>
+        <w:spacing w:line="336" w:lineRule="auto" w:after="180"/>
+      </w:pPr>
+      <w:r>
+        <w:rPr>
+          <w:b w:val="0"/>
+        </w:rPr>
+        <w:t xml:space="preserve">Use the worked case for </w:t>
+      </w:r>
+      <w:r>
+        <w:rPr>
+          <w:b/>
+        </w:rPr>
+        <w:t>Algorithm</w:t>
+      </w:r>
+      <w:r>
+        <w:rPr>
+          <w:b w:val="0"/>
+        </w:rPr>
+        <w:t xml:space="preserve">s and changing </w:t>
+      </w:r>
+      <w:r>
+        <w:rPr>
+          <w:b/>
+        </w:rPr>
+        <w:t>state</w:t>
+      </w:r>
+      <w:r>
+        <w:rPr>
+          <w:b w:val="0"/>
+        </w:rPr>
+        <w:t>. Proposed explanation: “Every instruction uses the original number”. Decide whether this explanation is supported.</w:t>
+      </w:r>
+    </w:p>
+    <w:p>
+      <w:pPr>
+        <w:spacing w:line="336" w:lineRule="auto" w:after="180"/>
+      </w:pPr>
+      <w:r>
+        <w:rPr>
+          <w:b w:val="0"/>
+        </w:rPr>
+        <w:t xml:space="preserve">Point to the </w:t>
+      </w:r>
+      <w:r>
+        <w:rPr>
+          <w:b/>
+        </w:rPr>
+        <w:t>step</w:t>
+      </w:r>
+      <w:r>
+        <w:rPr>
+          <w:b w:val="0"/>
+        </w:rPr>
+        <w:t xml:space="preserve"> or supplied fact that decides; explain your repair if needed.</w:t>
+      </w:r>
+    </w:p>
+    <w:p>
+      <w:pPr>
+        <w:spacing w:line="336" w:lineRule="auto" w:after="180"/>
+      </w:pPr>
+      <w:r>
+        <w:rPr>
+          <w:b w:val="0"/>
+        </w:rPr>
+        <w:t xml:space="preserve">Expected correction: Point to the most recent </w:t>
+      </w:r>
+      <w:r>
+        <w:rPr>
+          <w:b/>
+        </w:rPr>
+        <w:t>trace</w:t>
+      </w:r>
+      <w:r>
+        <w:rPr>
+          <w:b w:val="0"/>
+        </w:rPr>
+        <w:t xml:space="preserve"> entry. Double after add reads the updated number, not the initial one.</w:t>
+      </w:r>
+    </w:p>
+    <w:p>
+      <w:pPr>
+        <w:spacing w:line="336" w:lineRule="auto" w:after="180"/>
+      </w:pPr>
+      <w:r>
+        <w:rPr>
+          <w:b w:val="0"/>
+        </w:rPr>
+        <w:t xml:space="preserve">Collect explanations, not only yes/no votes. If a misunderstanding is common, re-model the relevant </w:t>
+      </w:r>
+      <w:r>
+        <w:rPr>
+          <w:b/>
+        </w:rPr>
+        <w:t>step</w:t>
+      </w:r>
+      <w:r>
+        <w:rPr>
+          <w:b w:val="0"/>
+        </w:rPr>
+        <w:t xml:space="preserve"> for the class.</w:t>
+      </w:r>
+    </w:p>
+    <w:p>
+      <w:pPr>
+        <w:spacing w:line="336" w:lineRule="auto" w:after="180"/>
+      </w:pPr>
+      <w:r>
+        <w:rPr>
+          <w:b w:val="0"/>
+        </w:rPr>
+        <w:t>If it affects a few learners, give a short targeted group explanation while others solve a more demanding variation.</w:t>
+      </w:r>
+    </w:p>
+    <w:p>
+      <w:pPr>
+        <w:pStyle w:val="Heading2"/>
+      </w:pPr>
+      <w:r>
+        <w:t>Use the pictorial check</w:t>
+      </w:r>
+    </w:p>
+    <w:p>
+      <w:pPr>
+        <w:spacing w:line="336" w:lineRule="auto" w:after="180"/>
+      </w:pPr>
+      <w:r>
+        <w:rPr>
+          <w:b w:val="0"/>
+        </w:rPr>
+        <w:t>Use the arrows to explain where the two zero-start runs first differ.</w:t>
+      </w:r>
+    </w:p>
+    <w:p>
+      <w:pPr>
+        <w:spacing w:line="336" w:lineRule="auto" w:after="180"/>
+      </w:pPr>
+      <w:r>
+        <w:rPr>
+          <w:b w:val="0"/>
+        </w:rPr>
+        <w:t>They first differ after operation one: A has 0 and B has 4. Their reports are 3 and 7.</w:t>
+      </w:r>
+    </w:p>
+    <w:p>
+      <w:pPr>
+        <w:spacing w:line="336" w:lineRule="auto" w:after="180"/>
+      </w:pPr>
+      <w:r>
+        <w:rPr>
+          <w:b w:val="0"/>
+        </w:rPr>
+        <w:t>Changed-case reasoning: A reports 3 and B reports 7. A: 0→0→4→3. B: 0→4→8→7.</w:t>
+      </w:r>
+    </w:p>
+    <w:p>
+      <w:pPr>
+        <w:spacing w:line="336" w:lineRule="auto" w:after="180"/>
+      </w:pPr>
+      <w:r>
+        <w:rPr>
+          <w:b w:val="0"/>
+        </w:rPr>
+        <w:t xml:space="preserve">Collect each learner’s explanation before discussion. Use the first missing connection between </w:t>
+      </w:r>
+      <w:r>
+        <w:rPr>
+          <w:b/>
+        </w:rPr>
+        <w:t>input</w:t>
+      </w:r>
+      <w:r>
+        <w:rPr>
+          <w:b w:val="0"/>
+        </w:rPr>
+        <w:t xml:space="preserve">, deciding </w:t>
+      </w:r>
+      <w:r>
+        <w:rPr>
+          <w:b/>
+        </w:rPr>
+        <w:t>step</w:t>
+      </w:r>
+      <w:r>
+        <w:rPr>
+          <w:b w:val="0"/>
+        </w:rPr>
+        <w:t xml:space="preserve"> and result to choose support. This question is worked-case practice, not fresh mastery </w:t>
+      </w:r>
+      <w:r>
+        <w:rPr>
+          <w:b/>
+        </w:rPr>
+        <w:t>evidence</w:t>
+      </w:r>
+      <w:r>
+        <w:rPr>
+          <w:b w:val="0"/>
+        </w:rPr>
+        <w:t>.</w:t>
+      </w:r>
+    </w:p>
+    <w:p>
+      <w:pPr>
+        <w:pStyle w:val="Heading2"/>
+      </w:pPr>
+      <w:r>
+        <w:t>Keep each learner explaining</w:t>
+      </w:r>
+    </w:p>
+    <w:p>
+      <w:pPr>
+        <w:pStyle w:val="ListBullet"/>
+      </w:pPr>
+      <w:r>
+        <w:t>Ask: Which facts are given, and which would we have to assume? Learners mark relevant details before discussing answers.</w:t>
+      </w:r>
+    </w:p>
+    <w:p>
+      <w:pPr>
+        <w:pStyle w:val="ListBullet"/>
+      </w:pPr>
+      <w:r>
+        <w:t>Say: Predict first. Show the rule, information path or calculation that would produce the result. A correct guess is not yet an explanation.</w:t>
+      </w:r>
+    </w:p>
+    <w:p>
+      <w:pPr>
+        <w:pStyle w:val="ListBullet"/>
+      </w:pPr>
+      <w:r>
+        <w:t>In pairs, one learner solves while the other checks evidence; exchange roles. Remove the worked answer before independent assessment.</w:t>
+      </w:r>
+    </w:p>
+    <w:p>
+      <w:pPr>
+        <w:pStyle w:val="Heading2"/>
+      </w:pPr>
+      <w:r>
+        <w:t>Earlier wording, alternatives and picture transcripts · reference / check after trying</w:t>
+      </w:r>
+    </w:p>
+    <w:p>
+      <w:pPr>
+        <w:spacing w:line="336" w:lineRule="auto" w:after="180"/>
+      </w:pPr>
+      <w:r>
+        <w:rPr>
+          <w:b w:val="0"/>
+        </w:rPr>
+        <w:t>Demonstrate and guide practice</w:t>
       </w:r>
     </w:p>
     <w:p>
@@ -2800,7 +3397,75 @@
         <w:pStyle w:val="Heading3"/>
       </w:pPr>
       <w:r>
-        <w:t>What this example does not establish</w:t>
+        <w:t>Board sequence</w:t>
+      </w:r>
+    </w:p>
+    <w:p>
+      <w:pPr>
+        <w:spacing w:line="336" w:lineRule="auto" w:after="180"/>
+      </w:pPr>
+      <w:r>
+        <w:rPr>
+          <w:b w:val="0"/>
+        </w:rPr>
+        <w:t>Write the given facts: A robot starts on the left of three squares, facing right. It executes MOVE, MOVE, STOP, each MOVE being one square.</w:t>
+      </w:r>
+    </w:p>
+    <w:p>
+      <w:pPr>
+        <w:spacing w:line="336" w:lineRule="auto" w:after="180"/>
+      </w:pPr>
+      <w:r>
+        <w:rPr>
+          <w:b w:val="0"/>
+        </w:rPr>
+        <w:t xml:space="preserve">Write the question to explain: </w:t>
+      </w:r>
+      <w:r>
+        <w:rPr>
+          <w:b/>
+        </w:rPr>
+        <w:t>Trace</w:t>
+      </w:r>
+      <w:r>
+        <w:rPr>
+          <w:b w:val="0"/>
+        </w:rPr>
+        <w:t xml:space="preserve"> the position after each command.</w:t>
+      </w:r>
+    </w:p>
+    <w:p>
+      <w:pPr>
+        <w:spacing w:line="336" w:lineRule="auto" w:after="180"/>
+      </w:pPr>
+      <w:r>
+        <w:rPr>
+          <w:b w:val="0"/>
+        </w:rPr>
+        <w:t xml:space="preserve">Reveal after </w:t>
+      </w:r>
+      <w:r>
+        <w:rPr>
+          <w:b/>
+        </w:rPr>
+        <w:t>prediction</w:t>
+      </w:r>
+      <w:r>
+        <w:rPr>
+          <w:b w:val="0"/>
+        </w:rPr>
+        <w:t>s: Middle, rightmost, unchanged. Direction, distance and starting conditions must be specified.</w:t>
+      </w:r>
+    </w:p>
+    <w:p>
+      <w:pPr>
+        <w:spacing w:line="336" w:lineRule="auto" w:after="180"/>
+      </w:pPr>
+      <w:r>
+        <w:rPr>
+          <w:b w:val="0"/>
+        </w:rPr>
+        <w:t>Use the earlier changed question as optional later practice. Reserve Trace two changing number boxes for the first independent attempt before hints or feedback.</w:t>
       </w:r>
     </w:p>
     <w:p>
@@ -2808,446 +3473,42 @@
         <w:pStyle w:val="Heading3"/>
       </w:pPr>
       <w:r>
-        <w:t>Keep the stated limit</w:t>
+        <w:t>Classroom dialogue</w:t>
       </w:r>
     </w:p>
     <w:p>
       <w:pPr>
         <w:spacing w:line="336" w:lineRule="auto" w:after="180"/>
-        <w:shd w:fill="FFF5E6"/>
-      </w:pPr>
-      <w:r>
-        <w:rPr>
-          <w:b w:val="0"/>
-        </w:rPr>
-        <w:t xml:space="preserve">One </w:t>
+      </w:pPr>
+      <w:r>
+        <w:rPr>
+          <w:b w:val="0"/>
+        </w:rPr>
+        <w:t xml:space="preserve">Reveal reasoning one </w:t>
       </w:r>
       <w:r>
         <w:rPr>
           <w:b/>
         </w:rPr>
+        <w:t>step</w:t>
+      </w:r>
+      <w:r>
+        <w:rPr>
+          <w:b w:val="0"/>
+        </w:rPr>
+        <w:t xml:space="preserve"> at a time. Explain why a tempting alternative fails. Write units and denominators for arithmetic, </w:t>
+      </w:r>
+      <w:r>
+        <w:rPr>
+          <w:b/>
+        </w:rPr>
         <w:t>trace</w:t>
       </w:r>
       <w:r>
         <w:rPr>
           <w:b w:val="0"/>
         </w:rPr>
-        <w:t xml:space="preserve">d </w:t>
-      </w:r>
-      <w:r>
-        <w:rPr>
-          <w:b/>
-        </w:rPr>
-        <w:t>input</w:t>
-      </w:r>
-      <w:r>
-        <w:rPr>
-          <w:b w:val="0"/>
-        </w:rPr>
-        <w:t xml:space="preserve"> checks one run; it does not establish every recipe is equivalent or validate an entire program.</w:t>
-      </w:r>
-    </w:p>
-    <w:p>
-      <w:pPr>
-        <w:pStyle w:val="Heading3"/>
-      </w:pPr>
-      <w:r>
-        <w:t>Change one thing in the pictured case</w:t>
-      </w:r>
-    </w:p>
-    <w:p>
-      <w:pPr>
-        <w:pStyle w:val="Heading3"/>
-      </w:pPr>
-      <w:r>
-        <w:t>Change one thing</w:t>
-      </w:r>
-    </w:p>
-    <w:p>
-      <w:pPr>
-        <w:spacing w:line="336" w:lineRule="auto" w:after="180"/>
-        <w:shd w:fill="F5F1FB"/>
-      </w:pPr>
-      <w:r>
-        <w:rPr>
-          <w:b w:val="0"/>
-        </w:rPr>
-        <w:t>Change: Change the starting score to 0 for both recipes.</w:t>
-      </w:r>
-    </w:p>
-    <w:p>
-      <w:pPr>
-        <w:pStyle w:val="Heading3"/>
-      </w:pPr>
-      <w:r>
-        <w:t>Predicted result</w:t>
-      </w:r>
-    </w:p>
-    <w:p>
-      <w:pPr>
-        <w:spacing w:line="336" w:lineRule="auto" w:after="180"/>
-        <w:shd w:fill="F1F6FC"/>
-      </w:pPr>
-      <w:r>
-        <w:rPr>
-          <w:b/>
-        </w:rPr>
-        <w:t>Prediction</w:t>
-      </w:r>
-      <w:r>
-        <w:rPr>
-          <w:b w:val="0"/>
-        </w:rPr>
-        <w:t>: A reports 3 and B reports 7.</w:t>
-      </w:r>
-    </w:p>
-    <w:p>
-      <w:pPr>
-        <w:pStyle w:val="Heading3"/>
-      </w:pPr>
-      <w:r>
-        <w:t>Why the result follows</w:t>
-      </w:r>
-    </w:p>
-    <w:p>
-      <w:pPr>
-        <w:spacing w:line="336" w:lineRule="auto" w:after="180"/>
-        <w:shd w:fill="F1F6FC"/>
-      </w:pPr>
-      <w:r>
-        <w:rPr>
-          <w:b w:val="0"/>
-        </w:rPr>
-        <w:t>Reason: A: 0→0→4→3. B: 0→4→8→7.</w:t>
-      </w:r>
-    </w:p>
-    <w:p>
-      <w:pPr>
-        <w:pStyle w:val="Heading3"/>
-      </w:pPr>
-      <w:r>
-        <w:t>Ask while showing the picture</w:t>
-      </w:r>
-    </w:p>
-    <w:p>
-      <w:pPr>
-        <w:pStyle w:val="Heading3"/>
-      </w:pPr>
-      <w:r>
-        <w:t>Ask while showing the picture · 6</w:t>
-      </w:r>
-    </w:p>
-    <w:p>
-      <w:pPr>
-        <w:spacing w:line="336" w:lineRule="auto" w:after="180"/>
-      </w:pPr>
-      <w:r>
-        <w:rPr>
-          <w:b w:val="0"/>
-        </w:rPr>
-        <w:t xml:space="preserve">Cover the result. Ask learners to name the </w:t>
-      </w:r>
-      <w:r>
-        <w:rPr>
-          <w:b/>
-        </w:rPr>
-        <w:t>input</w:t>
-      </w:r>
-      <w:r>
-        <w:rPr>
-          <w:b w:val="0"/>
-        </w:rPr>
-        <w:t xml:space="preserve">s and predict the next </w:t>
-      </w:r>
-      <w:r>
-        <w:rPr>
-          <w:b/>
-        </w:rPr>
-        <w:t>step</w:t>
-      </w:r>
-      <w:r>
-        <w:rPr>
-          <w:b w:val="0"/>
-        </w:rPr>
-        <w:t xml:space="preserve">. Uncover one </w:t>
-      </w:r>
-      <w:r>
-        <w:rPr>
-          <w:b/>
-        </w:rPr>
-        <w:t>step</w:t>
-      </w:r>
-      <w:r>
-        <w:rPr>
-          <w:b w:val="0"/>
-        </w:rPr>
-        <w:t xml:space="preserve">, connect the icon to the actual procedure, and explain its </w:t>
-      </w:r>
-      <w:r>
-        <w:rPr>
-          <w:b/>
-        </w:rPr>
-        <w:t>evidence</w:t>
-      </w:r>
-      <w:r>
-        <w:rPr>
-          <w:b w:val="0"/>
-        </w:rPr>
-        <w:t>. Then change the supplied condition and compare.</w:t>
-      </w:r>
-    </w:p>
-    <w:p>
-      <w:pPr>
-        <w:spacing w:line="336" w:lineRule="auto" w:after="180"/>
-      </w:pPr>
-      <w:r>
-        <w:rPr>
-          <w:b w:val="0"/>
-        </w:rPr>
-        <w:t>The picture is a representation; it does not document execution of a real AI model.</w:t>
-      </w:r>
-    </w:p>
-    <w:p>
-      <w:pPr>
-        <w:pStyle w:val="Heading1"/>
-      </w:pPr>
-      <w:r>
-        <w:t>03. Demonstrate and guide practice</w:t>
-      </w:r>
-    </w:p>
-    <w:p>
-      <w:r>
-        <w:t>Demonstrate Algorithms as Recipes, reduce support deliberately and check individual reasoning before discussing answers.</w:t>
-      </w:r>
-    </w:p>
-    <w:p>
-      <w:pPr>
-        <w:pStyle w:val="Heading3"/>
-      </w:pPr>
-      <w:r>
-        <w:t>Board sequence</w:t>
-      </w:r>
-    </w:p>
-    <w:p>
-      <w:pPr>
-        <w:pStyle w:val="Heading3"/>
-      </w:pPr>
-      <w:r>
-        <w:t>1. Put the facts on the board</w:t>
-      </w:r>
-    </w:p>
-    <w:p>
-      <w:pPr>
-        <w:spacing w:line="336" w:lineRule="auto" w:after="180"/>
-        <w:shd w:fill="F4F9FC"/>
-      </w:pPr>
-      <w:r>
-        <w:rPr>
-          <w:b w:val="0"/>
-        </w:rPr>
-        <w:t>Write the given facts: A robot starts on the left of three squares, facing right. It executes MOVE, MOVE, STOP, each MOVE being one square.</w:t>
-      </w:r>
-    </w:p>
-    <w:p>
-      <w:pPr>
-        <w:pStyle w:val="Heading3"/>
-      </w:pPr>
-      <w:r>
-        <w:t>2. State the decision to explain</w:t>
-      </w:r>
-    </w:p>
-    <w:p>
-      <w:pPr>
-        <w:spacing w:line="336" w:lineRule="auto" w:after="180"/>
-        <w:shd w:fill="F4F9FC"/>
-      </w:pPr>
-      <w:r>
-        <w:rPr>
-          <w:b w:val="0"/>
-        </w:rPr>
-        <w:t xml:space="preserve">Write the question to explain: </w:t>
-      </w:r>
-      <w:r>
-        <w:rPr>
-          <w:b/>
-        </w:rPr>
-        <w:t>Trace</w:t>
-      </w:r>
-      <w:r>
-        <w:rPr>
-          <w:b w:val="0"/>
-        </w:rPr>
-        <w:t xml:space="preserve"> the position after each command.</w:t>
-      </w:r>
-    </w:p>
-    <w:p>
-      <w:pPr>
-        <w:pStyle w:val="Heading3"/>
-      </w:pPr>
-      <w:r>
-        <w:t>3. Reveal the worked reasoning</w:t>
-      </w:r>
-    </w:p>
-    <w:p>
-      <w:pPr>
-        <w:spacing w:line="336" w:lineRule="auto" w:after="180"/>
-        <w:shd w:fill="F1F6FC"/>
-      </w:pPr>
-      <w:r>
-        <w:rPr>
-          <w:b w:val="0"/>
-        </w:rPr>
-        <w:t xml:space="preserve">Reveal after </w:t>
-      </w:r>
-      <w:r>
-        <w:rPr>
-          <w:b/>
-        </w:rPr>
-        <w:t>prediction</w:t>
-      </w:r>
-      <w:r>
-        <w:rPr>
-          <w:b w:val="0"/>
-        </w:rPr>
-        <w:t>s: Middle, rightmost, unchanged. Direction, distance and starting conditions must be specified.</w:t>
-      </w:r>
-    </w:p>
-    <w:p>
-      <w:pPr>
-        <w:pStyle w:val="Heading3"/>
-      </w:pPr>
-      <w:r>
-        <w:t>Hold back the independent task</w:t>
-      </w:r>
-    </w:p>
-    <w:p>
-      <w:pPr>
-        <w:spacing w:line="336" w:lineRule="auto" w:after="180"/>
-        <w:shd w:fill="FFF5E6"/>
-      </w:pPr>
-      <w:r>
-        <w:rPr>
-          <w:b w:val="0"/>
-        </w:rPr>
-        <w:t xml:space="preserve">Keep for an independent attempt: Instructions say pick up a pencil, write your name, then find paper. Find the first ordering problem and rewrite the three </w:t>
-      </w:r>
-      <w:r>
-        <w:rPr>
-          <w:b/>
-        </w:rPr>
-        <w:t>step</w:t>
-      </w:r>
-      <w:r>
-        <w:rPr>
-          <w:b w:val="0"/>
-        </w:rPr>
-        <w:t>s so another learner can follow them.</w:t>
-      </w:r>
-    </w:p>
-    <w:p>
-      <w:pPr>
-        <w:pStyle w:val="Heading3"/>
-      </w:pPr>
-      <w:r>
-        <w:t>Classroom dialogue</w:t>
-      </w:r>
-    </w:p>
-    <w:p>
-      <w:pPr>
-        <w:pStyle w:val="Heading3"/>
-      </w:pPr>
-      <w:r>
-        <w:t>Ask the class</w:t>
-      </w:r>
-    </w:p>
-    <w:p>
-      <w:pPr>
-        <w:spacing w:line="336" w:lineRule="auto" w:after="180"/>
-        <w:shd w:fill="F5F1FB"/>
-      </w:pPr>
-      <w:r>
-        <w:rPr>
-          <w:b w:val="0"/>
-        </w:rPr>
-        <w:t>Ask: Which facts are given, and which would we have to assume? Learners mark relevant details before discussing answers.</w:t>
-      </w:r>
-    </w:p>
-    <w:p>
-      <w:pPr>
-        <w:pStyle w:val="Heading3"/>
-      </w:pPr>
-      <w:r>
-        <w:t>Language to model</w:t>
-      </w:r>
-    </w:p>
-    <w:p>
-      <w:pPr>
-        <w:spacing w:line="336" w:lineRule="auto" w:after="180"/>
-        <w:shd w:fill="F1F6F8"/>
-      </w:pPr>
-      <w:r>
-        <w:rPr>
-          <w:b w:val="0"/>
-        </w:rPr>
-        <w:t>Say: Predict first. Show the rule, information path or calculation that would produce the result. A correct guess is not yet an explanation.</w:t>
-      </w:r>
-    </w:p>
-    <w:p>
-      <w:pPr>
-        <w:spacing w:line="336" w:lineRule="auto" w:after="180"/>
-      </w:pPr>
-      <w:r>
-        <w:rPr>
-          <w:b w:val="0"/>
-        </w:rPr>
-        <w:t xml:space="preserve">Reveal reasoning one </w:t>
-      </w:r>
-      <w:r>
-        <w:rPr>
-          <w:b/>
-        </w:rPr>
-        <w:t>step</w:t>
-      </w:r>
-      <w:r>
-        <w:rPr>
-          <w:b w:val="0"/>
-        </w:rPr>
-        <w:t xml:space="preserve"> at a time. Explain why a tempting alternative fails. Write units and denominators for arithmetic, </w:t>
-      </w:r>
-      <w:r>
-        <w:rPr>
-          <w:b/>
-        </w:rPr>
-        <w:t>trace</w:t>
-      </w:r>
-      <w:r>
-        <w:rPr>
-          <w:b w:val="0"/>
-        </w:rPr>
         <w:t xml:space="preserve"> conditions for decisions, and identify supporting sources for claims.</w:t>
-      </w:r>
-    </w:p>
-    <w:p>
-      <w:pPr>
-        <w:spacing w:line="336" w:lineRule="auto" w:after="180"/>
-      </w:pPr>
-      <w:r>
-        <w:rPr>
-          <w:b w:val="0"/>
-        </w:rPr>
-        <w:t xml:space="preserve">In pairs, one learner solves while the other checks </w:t>
-      </w:r>
-      <w:r>
-        <w:rPr>
-          <w:b/>
-        </w:rPr>
-        <w:t>evidence</w:t>
-      </w:r>
-      <w:r>
-        <w:rPr>
-          <w:b w:val="0"/>
-        </w:rPr>
-        <w:t>; exchange roles. Remove the worked answer before independent assessment.</w:t>
       </w:r>
     </w:p>
     <w:p>
@@ -3560,625 +3821,103 @@
         <w:pStyle w:val="Heading3"/>
       </w:pPr>
       <w:r>
-        <w:t>Completion practice</w:t>
+        <w:t>Individual reasoning check</w:t>
+      </w:r>
+    </w:p>
+    <w:p>
+      <w:pPr>
+        <w:pStyle w:val="Heading3"/>
+      </w:pPr>
+      <w:r>
+        <w:t>Pictorial practice question</w:t>
+      </w:r>
+    </w:p>
+    <w:p>
+      <w:pPr>
+        <w:pStyle w:val="Heading3"/>
+      </w:pPr>
+      <w:r>
+        <w:t>Reasoned teacher answer</w:t>
+      </w:r>
+    </w:p>
+    <w:p>
+      <w:pPr>
+        <w:pStyle w:val="Heading1"/>
+      </w:pPr>
+      <w:r>
+        <w:t>04. Run the supplied investigation</w:t>
+      </w:r>
+    </w:p>
+    <w:p>
+      <w:r>
+        <w:t>Keep expected results, observed paper traces and remaining limits distinguishable.</w:t>
+      </w:r>
+    </w:p>
+    <w:p>
+      <w:pPr>
+        <w:pStyle w:val="Heading2"/>
+      </w:pPr>
+      <w:r>
+        <w:t>Supplied materials and answer guidance</w:t>
       </w:r>
     </w:p>
     <w:p>
       <w:pPr>
         <w:spacing w:line="336" w:lineRule="auto" w:after="180"/>
-        <w:shd w:fill="F5F1FB"/>
-      </w:pPr>
-      <w:r>
-        <w:rPr>
-          <w:b w:val="0"/>
-        </w:rPr>
-        <w:t xml:space="preserve">Completion task: Two procedures start score at 6. Procedure A sets score to 4, then adds 2. Procedure B adds 4 to score, then adds 2. </w:t>
-      </w:r>
-      <w:r>
-        <w:rPr>
-          <w:b/>
-        </w:rPr>
-        <w:t>Trace</w:t>
-      </w:r>
-      <w:r>
-        <w:rPr>
-          <w:b w:val="0"/>
-        </w:rPr>
-        <w:t xml:space="preserve"> both and explain why the first instructions are different.</w:t>
-      </w:r>
-    </w:p>
-    <w:p>
-      <w:pPr>
-        <w:pStyle w:val="Heading3"/>
-      </w:pPr>
-      <w:r>
-        <w:t>Reasoning to listen for</w:t>
-      </w:r>
-    </w:p>
-    <w:p>
-      <w:pPr>
-        <w:spacing w:line="336" w:lineRule="auto" w:after="180"/>
-        <w:shd w:fill="F1F6FC"/>
-      </w:pPr>
-      <w:r>
-        <w:rPr>
-          <w:b w:val="0"/>
-        </w:rPr>
-        <w:t xml:space="preserve">Teacher check: A </w:t>
-      </w:r>
-      <w:r>
-        <w:rPr>
-          <w:b/>
-        </w:rPr>
-        <w:t>trace</w:t>
-      </w:r>
-      <w:r>
-        <w:rPr>
-          <w:b w:val="0"/>
-        </w:rPr>
-        <w:t xml:space="preserve">s 6, 4, 6. B </w:t>
-      </w:r>
-      <w:r>
-        <w:rPr>
-          <w:b/>
-        </w:rPr>
-        <w:t>trace</w:t>
-      </w:r>
-      <w:r>
-        <w:rPr>
-          <w:b w:val="0"/>
-        </w:rPr>
-        <w:t xml:space="preserve">s 6, 10, 12. Setting replaces the current value with 4; adding increases the current 6 by 4. The procedures therefore have different intermediate and final </w:t>
-      </w:r>
-      <w:r>
-        <w:rPr>
-          <w:b/>
-        </w:rPr>
-        <w:t>state</w:t>
-      </w:r>
-      <w:r>
-        <w:rPr>
-          <w:b w:val="0"/>
-        </w:rPr>
-        <w:t>s.</w:t>
-      </w:r>
-    </w:p>
-    <w:p>
-      <w:pPr>
-        <w:spacing w:line="336" w:lineRule="auto" w:after="180"/>
-      </w:pPr>
-      <w:r>
-        <w:rPr>
-          <w:b w:val="0"/>
-        </w:rPr>
-        <w:t xml:space="preserve">Start by identifying the given </w:t>
-      </w:r>
-      <w:r>
-        <w:rPr>
-          <w:b/>
-        </w:rPr>
-        <w:t>input</w:t>
-      </w:r>
-      <w:r>
-        <w:rPr>
-          <w:b w:val="0"/>
-        </w:rPr>
-        <w:t xml:space="preserve">s together. Leave the intermediate </w:t>
-      </w:r>
-      <w:r>
-        <w:rPr>
-          <w:b/>
-        </w:rPr>
-        <w:t>step</w:t>
-      </w:r>
-      <w:r>
-        <w:rPr>
-          <w:b w:val="0"/>
-        </w:rPr>
-        <w:t xml:space="preserve">s blank. If needed, model one </w:t>
-      </w:r>
-      <w:r>
-        <w:rPr>
-          <w:b/>
-        </w:rPr>
-        <w:t>step</w:t>
-      </w:r>
-      <w:r>
-        <w:rPr>
-          <w:b w:val="0"/>
-        </w:rPr>
-        <w:t xml:space="preserve">, then withdraw that help on the next </w:t>
-      </w:r>
-      <w:r>
-        <w:rPr>
-          <w:b/>
-        </w:rPr>
-        <w:t>step</w:t>
-      </w:r>
-      <w:r>
-        <w:rPr>
-          <w:b w:val="0"/>
-        </w:rPr>
-        <w:t xml:space="preserve">. Move to a full </w:t>
-      </w:r>
-      <w:r>
-        <w:rPr>
-          <w:b/>
-        </w:rPr>
-        <w:t>trace</w:t>
-      </w:r>
-      <w:r>
-        <w:rPr>
-          <w:b w:val="0"/>
-        </w:rPr>
-        <w:t xml:space="preserve"> only when the partial </w:t>
-      </w:r>
-      <w:r>
-        <w:rPr>
-          <w:b/>
-        </w:rPr>
-        <w:t>trace</w:t>
-      </w:r>
-      <w:r>
-        <w:rPr>
-          <w:b w:val="0"/>
-        </w:rPr>
-        <w:t xml:space="preserve"> is understood.</w:t>
-      </w:r>
-    </w:p>
-    <w:p>
-      <w:pPr>
-        <w:spacing w:line="336" w:lineRule="auto" w:after="180"/>
-      </w:pPr>
-      <w:r>
-        <w:rPr>
-          <w:b w:val="0"/>
-        </w:rPr>
-        <w:t>For partners, alternate explainer and checker; collect a response from every learner before discussion.</w:t>
-      </w:r>
-    </w:p>
-    <w:p>
-      <w:pPr>
-        <w:pStyle w:val="Heading3"/>
-      </w:pPr>
-      <w:r>
-        <w:t>Individual reasoning check</w:t>
-      </w:r>
-    </w:p>
-    <w:p>
-      <w:pPr>
-        <w:spacing w:line="336" w:lineRule="auto" w:after="180"/>
-      </w:pPr>
-      <w:r>
-        <w:rPr>
-          <w:b w:val="0"/>
-        </w:rPr>
-        <w:t xml:space="preserve">Use the worked case for </w:t>
-      </w:r>
-      <w:r>
-        <w:rPr>
-          <w:b/>
-        </w:rPr>
-        <w:t>Algorithm</w:t>
-      </w:r>
-      <w:r>
-        <w:rPr>
-          <w:b w:val="0"/>
-        </w:rPr>
-        <w:t xml:space="preserve">s and changing </w:t>
-      </w:r>
-      <w:r>
-        <w:rPr>
-          <w:b/>
-        </w:rPr>
-        <w:t>state</w:t>
-      </w:r>
-      <w:r>
-        <w:rPr>
-          <w:b w:val="0"/>
-        </w:rPr>
-        <w:t>. Proposed explanation: “Every instruction uses the original number”. Decide whether this explanation is supported.</w:t>
-      </w:r>
-    </w:p>
-    <w:p>
-      <w:pPr>
-        <w:spacing w:line="336" w:lineRule="auto" w:after="180"/>
-      </w:pPr>
-      <w:r>
-        <w:rPr>
-          <w:b w:val="0"/>
-        </w:rPr>
-        <w:t xml:space="preserve">Point to the </w:t>
-      </w:r>
-      <w:r>
-        <w:rPr>
-          <w:b/>
-        </w:rPr>
-        <w:t>step</w:t>
-      </w:r>
-      <w:r>
-        <w:rPr>
-          <w:b w:val="0"/>
-        </w:rPr>
-        <w:t xml:space="preserve"> or supplied fact that decides; explain your repair if needed.</w:t>
-      </w:r>
-    </w:p>
-    <w:p>
-      <w:pPr>
-        <w:pStyle w:val="Heading3"/>
-      </w:pPr>
-      <w:r>
-        <w:t>Expected repair</w:t>
-      </w:r>
-    </w:p>
-    <w:p>
-      <w:pPr>
-        <w:spacing w:line="336" w:lineRule="auto" w:after="180"/>
-        <w:shd w:fill="F1F6FC"/>
-      </w:pPr>
-      <w:r>
-        <w:rPr>
-          <w:b w:val="0"/>
-        </w:rPr>
-        <w:t xml:space="preserve">Expected correction: Point to the most recent </w:t>
-      </w:r>
-      <w:r>
-        <w:rPr>
-          <w:b/>
-        </w:rPr>
-        <w:t>trace</w:t>
-      </w:r>
-      <w:r>
-        <w:rPr>
-          <w:b w:val="0"/>
-        </w:rPr>
-        <w:t xml:space="preserve"> entry. Double after add reads the updated number, not the initial one.</w:t>
-      </w:r>
-    </w:p>
-    <w:p>
-      <w:pPr>
-        <w:spacing w:line="336" w:lineRule="auto" w:after="180"/>
-      </w:pPr>
-      <w:r>
-        <w:rPr>
-          <w:b w:val="0"/>
-        </w:rPr>
-        <w:t xml:space="preserve">Collect explanations, not only yes/no votes. If a misunderstanding is common, re-model the relevant </w:t>
-      </w:r>
-      <w:r>
-        <w:rPr>
-          <w:b/>
-        </w:rPr>
-        <w:t>step</w:t>
-      </w:r>
-      <w:r>
-        <w:rPr>
-          <w:b w:val="0"/>
-        </w:rPr>
-        <w:t xml:space="preserve"> for the class.</w:t>
-      </w:r>
-    </w:p>
-    <w:p>
-      <w:pPr>
-        <w:spacing w:line="336" w:lineRule="auto" w:after="180"/>
-      </w:pPr>
-      <w:r>
-        <w:rPr>
-          <w:b w:val="0"/>
-        </w:rPr>
-        <w:t>If it affects a few learners, give a short targeted group explanation while others solve a more demanding variation.</w:t>
-      </w:r>
-    </w:p>
-    <w:p>
-      <w:pPr>
-        <w:pStyle w:val="Heading3"/>
-      </w:pPr>
-      <w:r>
-        <w:t>Pictorial practice question</w:t>
-      </w:r>
-    </w:p>
-    <w:p>
-      <w:pPr>
-        <w:spacing w:line="336" w:lineRule="auto" w:after="180"/>
-      </w:pPr>
-      <w:r>
-        <w:rPr>
-          <w:b w:val="0"/>
-        </w:rPr>
-        <w:t>Use the arrows to explain where the two zero-start runs first differ.</w:t>
-      </w:r>
-    </w:p>
-    <w:p>
-      <w:pPr>
-        <w:pStyle w:val="Heading3"/>
-      </w:pPr>
-      <w:r>
-        <w:t>Reasoned teacher answer</w:t>
-      </w:r>
-    </w:p>
-    <w:p>
-      <w:pPr>
-        <w:spacing w:line="336" w:lineRule="auto" w:after="180"/>
-      </w:pPr>
-      <w:r>
-        <w:rPr>
-          <w:b w:val="0"/>
-        </w:rPr>
-        <w:t>They first differ after operation one: A has 0 and B has 4. Their reports are 3 and 7.</w:t>
-      </w:r>
-    </w:p>
-    <w:p>
-      <w:pPr>
-        <w:spacing w:line="336" w:lineRule="auto" w:after="180"/>
-      </w:pPr>
-      <w:r>
-        <w:rPr>
-          <w:b w:val="0"/>
-        </w:rPr>
-        <w:t>Changed-case reasoning: A reports 3 and B reports 7. A: 0→0→4→3. B: 0→4→8→7.</w:t>
-      </w:r>
-    </w:p>
-    <w:p>
-      <w:pPr>
-        <w:spacing w:line="336" w:lineRule="auto" w:after="180"/>
-      </w:pPr>
-      <w:r>
-        <w:rPr>
-          <w:b w:val="0"/>
-        </w:rPr>
-        <w:t xml:space="preserve">Collect each learner’s explanation before discussion. Use the first missing connection between </w:t>
-      </w:r>
-      <w:r>
-        <w:rPr>
-          <w:b/>
-        </w:rPr>
-        <w:t>input</w:t>
-      </w:r>
-      <w:r>
-        <w:rPr>
-          <w:b w:val="0"/>
-        </w:rPr>
-        <w:t xml:space="preserve">, deciding </w:t>
-      </w:r>
-      <w:r>
-        <w:rPr>
-          <w:b/>
-        </w:rPr>
-        <w:t>step</w:t>
-      </w:r>
-      <w:r>
-        <w:rPr>
-          <w:b w:val="0"/>
-        </w:rPr>
-        <w:t xml:space="preserve"> and result to choose support. This question is worked-case practice, not fresh mastery </w:t>
-      </w:r>
-      <w:r>
-        <w:rPr>
-          <w:b/>
-        </w:rPr>
-        <w:t>evidence</w:t>
-      </w:r>
-      <w:r>
-        <w:rPr>
-          <w:b w:val="0"/>
-        </w:rPr>
-        <w:t>.</w:t>
-      </w:r>
-    </w:p>
-    <w:p>
-      <w:pPr>
-        <w:pStyle w:val="Heading1"/>
-      </w:pPr>
-      <w:r>
-        <w:t>04. Run the weekly evidence lab</w:t>
-      </w:r>
-    </w:p>
-    <w:p>
-      <w:r>
-        <w:t>Run the Algorithms as Recipes investigation and use the first unsupported step to choose a teaching response.</w:t>
-      </w:r>
-    </w:p>
-    <w:p>
-      <w:pPr>
-        <w:spacing w:line="336" w:lineRule="auto" w:after="180"/>
-      </w:pPr>
-      <w:r>
-        <w:rPr>
-          <w:b w:val="0"/>
-        </w:rPr>
-        <w:t xml:space="preserve">Predict first, test honestly, and explain what the </w:t>
-      </w:r>
-      <w:r>
-        <w:rPr>
-          <w:b/>
-        </w:rPr>
-        <w:t>evidence</w:t>
-      </w:r>
-      <w:r>
-        <w:rPr>
-          <w:b w:val="0"/>
-        </w:rPr>
-        <w:t xml:space="preserve"> means.</w:t>
-      </w:r>
-    </w:p>
-    <w:p>
-      <w:pPr>
-        <w:pStyle w:val="Heading3"/>
-      </w:pPr>
-      <w:r>
-        <w:t>1. Predict</w:t>
-      </w:r>
-    </w:p>
-    <w:p>
-      <w:pPr>
-        <w:spacing w:line="336" w:lineRule="auto" w:after="180"/>
-        <w:shd w:fill="F4F9FC"/>
-      </w:pPr>
-      <w:r>
-        <w:rPr>
-          <w:b/>
-        </w:rPr>
-        <w:t>State</w:t>
-      </w:r>
-      <w:r>
-        <w:rPr>
-          <w:b w:val="0"/>
-        </w:rPr>
-        <w:t xml:space="preserve"> your </w:t>
-      </w:r>
-      <w:r>
-        <w:rPr>
-          <w:b/>
-        </w:rPr>
-        <w:t>prediction</w:t>
-      </w:r>
-      <w:r>
-        <w:rPr>
-          <w:b w:val="0"/>
-        </w:rPr>
-        <w:t xml:space="preserve"> before the result is known.</w:t>
-      </w:r>
-    </w:p>
-    <w:p>
-      <w:pPr>
-        <w:pStyle w:val="Heading3"/>
-      </w:pPr>
-      <w:r>
-        <w:t>2. Investigate</w:t>
-      </w:r>
-    </w:p>
-    <w:p>
-      <w:pPr>
-        <w:spacing w:line="336" w:lineRule="auto" w:after="180"/>
-        <w:shd w:fill="F4F9FC"/>
-      </w:pPr>
-      <w:r>
-        <w:rPr>
-          <w:b w:val="0"/>
-        </w:rPr>
+      </w:pPr>
+      <w:r>
+        <w:rPr>
+          <w:b w:val="0"/>
+        </w:rPr>
+        <w:t>For the supplied bag procedure, the normal trace opens the empty bag, moves pencil then book from the mat into it, closes it and reports both contents. The changed run fails immediately: PUT(book) requires an open bag, but the initial bag is CLOSED. Stop at that point; later commands have not run. Reset before tracing a repaired order. Reserve Trace two changing number boxes for the individual first attempt.</w:t>
+      </w:r>
+    </w:p>
+    <w:p>
+      <w:pPr>
+        <w:pStyle w:val="Heading2"/>
+      </w:pPr>
+      <w:r>
+        <w:t>Run and record</w:t>
+      </w:r>
+    </w:p>
+    <w:p>
+      <w:pPr>
+        <w:pStyle w:val="ListNumber"/>
+      </w:pPr>
+      <w:r>
         <w:t>Complete the task: Write directions for a paper robot to pack a bag.</w:t>
       </w:r>
     </w:p>
     <w:p>
       <w:pPr>
-        <w:pStyle w:val="Heading3"/>
-      </w:pPr>
-      <w:r>
-        <w:t>3. Compare cases</w:t>
-      </w:r>
-    </w:p>
-    <w:p>
-      <w:pPr>
-        <w:spacing w:line="336" w:lineRule="auto" w:after="180"/>
-        <w:shd w:fill="F4F9FC"/>
-      </w:pPr>
-      <w:r>
-        <w:rPr>
-          <w:b w:val="0"/>
-        </w:rPr>
+        <w:pStyle w:val="ListNumber"/>
+      </w:pPr>
+      <w:r>
         <w:t>Keep a normal case and an edge case clearly separated.</w:t>
       </w:r>
     </w:p>
     <w:p>
       <w:pPr>
-        <w:pStyle w:val="Heading3"/>
-      </w:pPr>
-      <w:r>
-        <w:t>4. Record honestly</w:t>
-      </w:r>
-    </w:p>
-    <w:p>
-      <w:pPr>
-        <w:spacing w:line="336" w:lineRule="auto" w:after="180"/>
-        <w:shd w:fill="F4F9FC"/>
-      </w:pPr>
-      <w:r>
-        <w:rPr>
-          <w:b w:val="0"/>
-        </w:rPr>
-        <w:t xml:space="preserve">Record what happened—even when it does not match your </w:t>
-      </w:r>
-      <w:r>
-        <w:rPr>
-          <w:b/>
-        </w:rPr>
-        <w:t>prediction</w:t>
-      </w:r>
-      <w:r>
-        <w:rPr>
-          <w:b w:val="0"/>
-        </w:rPr>
-        <w:t>.</w:t>
-      </w:r>
-    </w:p>
-    <w:p>
-      <w:pPr>
-        <w:pStyle w:val="Heading3"/>
-      </w:pPr>
-      <w:r>
-        <w:t>5. Explain and plan the next test</w:t>
-      </w:r>
-    </w:p>
-    <w:p>
-      <w:pPr>
-        <w:spacing w:line="336" w:lineRule="auto" w:after="180"/>
-        <w:shd w:fill="F4F9FC"/>
-      </w:pPr>
-      <w:r>
-        <w:rPr>
-          <w:b w:val="0"/>
-        </w:rPr>
+        <w:pStyle w:val="ListNumber"/>
+      </w:pPr>
+      <w:r>
+        <w:t>Record what happened—even when it does not match your prediction.</w:t>
+      </w:r>
+    </w:p>
+    <w:p>
+      <w:pPr>
+        <w:pStyle w:val="ListNumber"/>
+      </w:pPr>
+      <w:r>
         <w:t>Explain the result, one limitation, and the next useful test.</w:t>
       </w:r>
     </w:p>
     <w:p>
       <w:pPr>
-        <w:pStyle w:val="Heading3"/>
-      </w:pPr>
-      <w:r>
-        <w:t>Use a fresh case after support</w:t>
-      </w:r>
-    </w:p>
-    <w:p>
-      <w:pPr>
-        <w:spacing w:line="336" w:lineRule="auto" w:after="180"/>
-        <w:shd w:fill="FFF5E6"/>
-      </w:pPr>
-      <w:r>
-        <w:rPr>
-          <w:b w:val="0"/>
-        </w:rPr>
-        <w:t>INDEPENDENCE After support is removed, repeat the proof with a fresh case.</w:t>
-      </w:r>
-    </w:p>
-    <w:p>
-      <w:pPr>
-        <w:pStyle w:val="Heading3"/>
-      </w:pPr>
-      <w:r>
-        <w:t>Make the lab runnable</w:t>
-      </w:r>
-    </w:p>
-    <w:p>
-      <w:pPr>
-        <w:spacing w:line="336" w:lineRule="auto" w:after="180"/>
-      </w:pPr>
-      <w:r>
-        <w:rPr>
-          <w:b w:val="0"/>
-        </w:rPr>
-        <w:t>Use the concrete case as the shared normal case and the independent question as a second case. Each pair creates a boundary or missing-information case and predicts its result before testing.</w:t>
-      </w:r>
-    </w:p>
-    <w:p>
-      <w:pPr>
-        <w:spacing w:line="336" w:lineRule="auto" w:after="180"/>
-      </w:pPr>
-      <w:r>
-        <w:rPr>
-          <w:b w:val="0"/>
-        </w:rPr>
-        <w:t>Keep the expected result separate from an observed mistake.</w:t>
+        <w:pStyle w:val="Heading2"/>
+      </w:pPr>
+      <w:r>
+        <w:t>Keep an inspectable record</w:t>
       </w:r>
     </w:p>
     <w:tbl>
@@ -4329,30 +4068,33 @@
     </w:tbl>
     <w:p>
       <w:pPr>
-        <w:pStyle w:val="Heading3"/>
-      </w:pPr>
-      <w:r>
-        <w:t>Diagnose and reteach</w:t>
-      </w:r>
-    </w:p>
-    <w:p>
-      <w:pPr>
-        <w:pStyle w:val="Heading3"/>
-      </w:pPr>
-      <w:r>
-        <w:t>Find the unsupported claim</w:t>
+        <w:pStyle w:val="Heading2"/>
+      </w:pPr>
+      <w:r>
+        <w:t>Diagnose the first misunderstanding</w:t>
       </w:r>
     </w:p>
     <w:p>
       <w:pPr>
         <w:spacing w:line="336" w:lineRule="auto" w:after="180"/>
-        <w:shd w:fill="F5F1FB"/>
-      </w:pPr>
-      <w:r>
-        <w:rPr>
-          <w:b w:val="0"/>
-        </w:rPr>
-        <w:t>CLAIM TO REPAIR Correct actions always work in any order.</w:t>
+      </w:pPr>
+      <w:r>
+        <w:rPr>
+          <w:b w:val="0"/>
+        </w:rPr>
+        <w:t xml:space="preserve">Every instruction uses the original number: Point to the most recent </w:t>
+      </w:r>
+      <w:r>
+        <w:rPr>
+          <w:b/>
+        </w:rPr>
+        <w:t>trace</w:t>
+      </w:r>
+      <w:r>
+        <w:rPr>
+          <w:b w:val="0"/>
+        </w:rPr>
+        <w:t xml:space="preserve"> entry. Double after add reads the updated number, not the initial one.</w:t>
       </w:r>
     </w:p>
     <w:p>
@@ -4363,19 +4105,7 @@
         <w:rPr>
           <w:b w:val="0"/>
         </w:rPr>
-        <w:t xml:space="preserve">For guessing, return to given facts and request a </w:t>
-      </w:r>
-      <w:r>
-        <w:rPr>
-          <w:b/>
-        </w:rPr>
-        <w:t>trace</w:t>
-      </w:r>
-      <w:r>
-        <w:rPr>
-          <w:b w:val="0"/>
-        </w:rPr>
-        <w:t>. For vocabulary without application, use one example and one non-example. For arithmetic errors, check the setup before the calculation.</w:t>
+        <w:t>Set and add mean the same thing: Start at 6: setting to 4 gives 4 while adding 4 gives 10. Ask which value remains in the box.</w:t>
       </w:r>
     </w:p>
     <w:p>
@@ -4386,95 +4116,15 @@
         <w:rPr>
           <w:b w:val="0"/>
         </w:rPr>
-        <w:t>Finish with a different uncoached case before recording mastery.</w:t>
-      </w:r>
-    </w:p>
-    <w:p>
-      <w:pPr>
-        <w:pStyle w:val="Heading3"/>
-      </w:pPr>
-      <w:r>
-        <w:t>Address these additional misconceptions</w:t>
-      </w:r>
-    </w:p>
-    <w:p>
-      <w:pPr>
-        <w:spacing w:line="336" w:lineRule="auto" w:after="180"/>
-      </w:pPr>
-      <w:r>
-        <w:rPr>
-          <w:b w:val="0"/>
-        </w:rPr>
-        <w:t xml:space="preserve">Every instruction uses the original number: Point to the most recent </w:t>
-      </w:r>
-      <w:r>
-        <w:rPr>
-          <w:b/>
-        </w:rPr>
-        <w:t>trace</w:t>
-      </w:r>
-      <w:r>
-        <w:rPr>
-          <w:b w:val="0"/>
-        </w:rPr>
-        <w:t xml:space="preserve"> entry. Double after add reads the updated number, not the initial one.</w:t>
-      </w:r>
-    </w:p>
-    <w:p>
-      <w:pPr>
-        <w:spacing w:line="336" w:lineRule="auto" w:after="180"/>
-      </w:pPr>
-      <w:r>
-        <w:rPr>
-          <w:b w:val="0"/>
-        </w:rPr>
-        <w:t>Set and add mean the same thing: Start at 6: setting to 4 gives 4 while adding 4 gives 10. Ask which value remains in the box.</w:t>
-      </w:r>
-    </w:p>
-    <w:p>
-      <w:pPr>
-        <w:spacing w:line="336" w:lineRule="auto" w:after="180"/>
-      </w:pPr>
-      <w:r>
-        <w:rPr>
-          <w:b w:val="0"/>
-        </w:rPr>
         <w:t>Copying keeps number boxes linked: Copy A 2 into B, then change only A to 7. B still contains the copied number 2.</w:t>
       </w:r>
     </w:p>
     <w:p>
       <w:pPr>
-        <w:spacing w:line="336" w:lineRule="auto" w:after="180"/>
-      </w:pPr>
-      <w:r>
-        <w:rPr>
-          <w:b w:val="0"/>
-        </w:rPr>
-        <w:t xml:space="preserve">A matching final value proves the whole </w:t>
-      </w:r>
-      <w:r>
-        <w:rPr>
-          <w:b/>
-        </w:rPr>
-        <w:t>process</w:t>
-      </w:r>
-      <w:r>
-        <w:rPr>
-          <w:b w:val="0"/>
-        </w:rPr>
-        <w:t xml:space="preserve">: Compare 10,12,10 with 10,14,10. The final values match but the </w:t>
-      </w:r>
-      <w:r>
-        <w:rPr>
-          <w:b/>
-        </w:rPr>
-        <w:t>step</w:t>
-      </w:r>
-      <w:r>
-        <w:rPr>
-          <w:b w:val="0"/>
-        </w:rPr>
-        <w:t>s do not.</w:t>
+        <w:pStyle w:val="Heading2"/>
+      </w:pPr>
+      <w:r>
+        <w:t>Choose support from the response</w:t>
       </w:r>
     </w:p>
     <w:p>
@@ -4633,12 +4283,209 @@
     </w:tbl>
     <w:p>
       <w:pPr>
+        <w:pStyle w:val="Heading2"/>
+      </w:pPr>
+      <w:r>
+        <w:t>Earlier wording, alternatives and picture transcripts · reference / check after trying</w:t>
+      </w:r>
+    </w:p>
+    <w:p>
+      <w:pPr>
         <w:spacing w:line="336" w:lineRule="auto" w:after="180"/>
       </w:pPr>
       <w:r>
         <w:rPr>
           <w:b w:val="0"/>
         </w:rPr>
+        <w:t>Run the weekly evidence lab</w:t>
+      </w:r>
+    </w:p>
+    <w:p>
+      <w:pPr>
+        <w:spacing w:line="336" w:lineRule="auto" w:after="180"/>
+      </w:pPr>
+      <w:r>
+        <w:rPr>
+          <w:b w:val="0"/>
+        </w:rPr>
+        <w:t xml:space="preserve">Predict first, test honestly, and explain what the </w:t>
+      </w:r>
+      <w:r>
+        <w:rPr>
+          <w:b/>
+        </w:rPr>
+        <w:t>evidence</w:t>
+      </w:r>
+      <w:r>
+        <w:rPr>
+          <w:b w:val="0"/>
+        </w:rPr>
+        <w:t xml:space="preserve"> means.</w:t>
+      </w:r>
+    </w:p>
+    <w:p>
+      <w:pPr>
+        <w:spacing w:line="336" w:lineRule="auto" w:after="180"/>
+      </w:pPr>
+      <w:r>
+        <w:rPr>
+          <w:b/>
+        </w:rPr>
+        <w:t>State</w:t>
+      </w:r>
+      <w:r>
+        <w:rPr>
+          <w:b w:val="0"/>
+        </w:rPr>
+        <w:t xml:space="preserve"> your </w:t>
+      </w:r>
+      <w:r>
+        <w:rPr>
+          <w:b/>
+        </w:rPr>
+        <w:t>prediction</w:t>
+      </w:r>
+      <w:r>
+        <w:rPr>
+          <w:b w:val="0"/>
+        </w:rPr>
+        <w:t xml:space="preserve"> before the result is known.</w:t>
+      </w:r>
+    </w:p>
+    <w:p>
+      <w:pPr>
+        <w:spacing w:line="336" w:lineRule="auto" w:after="180"/>
+      </w:pPr>
+      <w:r>
+        <w:rPr>
+          <w:b w:val="0"/>
+        </w:rPr>
+        <w:t>INDEPENDENCE After support is removed, repeat the proof with a fresh case.</w:t>
+      </w:r>
+    </w:p>
+    <w:p>
+      <w:pPr>
+        <w:pStyle w:val="Heading3"/>
+      </w:pPr>
+      <w:r>
+        <w:t>Make the lab runnable</w:t>
+      </w:r>
+    </w:p>
+    <w:p>
+      <w:pPr>
+        <w:spacing w:line="336" w:lineRule="auto" w:after="180"/>
+      </w:pPr>
+      <w:r>
+        <w:rPr>
+          <w:b w:val="0"/>
+        </w:rPr>
+        <w:t>Use the supplied investigation for shared practice. Keep predictions and observed paper-trace results separate. Reserve Trace two changing number boxes for the individual first attempt before feedback; do not use the reserved case as a paired lab task.</w:t>
+      </w:r>
+    </w:p>
+    <w:p>
+      <w:pPr>
+        <w:pStyle w:val="Heading3"/>
+      </w:pPr>
+      <w:r>
+        <w:t>Diagnose and reteach</w:t>
+      </w:r>
+    </w:p>
+    <w:p>
+      <w:pPr>
+        <w:spacing w:line="336" w:lineRule="auto" w:after="180"/>
+      </w:pPr>
+      <w:r>
+        <w:rPr>
+          <w:b w:val="0"/>
+        </w:rPr>
+        <w:t>CLAIM TO REPAIR Correct actions always work in any order.</w:t>
+      </w:r>
+    </w:p>
+    <w:p>
+      <w:pPr>
+        <w:spacing w:line="336" w:lineRule="auto" w:after="180"/>
+      </w:pPr>
+      <w:r>
+        <w:rPr>
+          <w:b w:val="0"/>
+        </w:rPr>
+        <w:t xml:space="preserve">For guessing, return to given facts and request a </w:t>
+      </w:r>
+      <w:r>
+        <w:rPr>
+          <w:b/>
+        </w:rPr>
+        <w:t>trace</w:t>
+      </w:r>
+      <w:r>
+        <w:rPr>
+          <w:b w:val="0"/>
+        </w:rPr>
+        <w:t>. For vocabulary without application, use one example and one non-example. For arithmetic errors, check the setup before the calculation.</w:t>
+      </w:r>
+    </w:p>
+    <w:p>
+      <w:pPr>
+        <w:spacing w:line="336" w:lineRule="auto" w:after="180"/>
+      </w:pPr>
+      <w:r>
+        <w:rPr>
+          <w:b w:val="0"/>
+        </w:rPr>
+        <w:t>Finish with a different uncoached case before recording mastery.</w:t>
+      </w:r>
+    </w:p>
+    <w:p>
+      <w:pPr>
+        <w:pStyle w:val="Heading3"/>
+      </w:pPr>
+      <w:r>
+        <w:t>Address these additional misconceptions</w:t>
+      </w:r>
+    </w:p>
+    <w:p>
+      <w:pPr>
+        <w:spacing w:line="336" w:lineRule="auto" w:after="180"/>
+      </w:pPr>
+      <w:r>
+        <w:rPr>
+          <w:b w:val="0"/>
+        </w:rPr>
+        <w:t xml:space="preserve">A matching final value proves the whole </w:t>
+      </w:r>
+      <w:r>
+        <w:rPr>
+          <w:b/>
+        </w:rPr>
+        <w:t>process</w:t>
+      </w:r>
+      <w:r>
+        <w:rPr>
+          <w:b w:val="0"/>
+        </w:rPr>
+        <w:t xml:space="preserve">: Compare 10,12,10 with 10,14,10. The final values match but the </w:t>
+      </w:r>
+      <w:r>
+        <w:rPr>
+          <w:b/>
+        </w:rPr>
+        <w:t>step</w:t>
+      </w:r>
+      <w:r>
+        <w:rPr>
+          <w:b w:val="0"/>
+        </w:rPr>
+        <w:t>s do not.</w:t>
+      </w:r>
+    </w:p>
+    <w:p>
+      <w:pPr>
+        <w:spacing w:line="336" w:lineRule="auto" w:after="180"/>
+      </w:pPr>
+      <w:r>
+        <w:rPr>
+          <w:b w:val="0"/>
+        </w:rPr>
         <w:t>Offer an oral explanation, drawing, enlarged visual or fewer examples when that removes a reading/writing barrier. Keep the same reasoning goal.</w:t>
       </w:r>
     </w:p>
@@ -4670,12 +4517,685 @@
         <w:pStyle w:val="Heading1"/>
       </w:pPr>
       <w:r>
-        <w:t>05. Assess and explain the answers</w:t>
-      </w:r>
-    </w:p>
-    <w:p>
-      <w:r>
-        <w:t>Use the Algorithms as Recipes questions, teacher keys and criteria after the relevant attempts. Previously discussed cases are practice; protect the separately selected independent task.</w:t>
+        <w:t>05. Assess the selected new case</w:t>
+      </w:r>
+    </w:p>
+    <w:p>
+      <w:r>
+        <w:t>Keep this key until after the first attempt; accept valid alternatives with defensible reasoning.</w:t>
+      </w:r>
+    </w:p>
+    <w:p>
+      <w:pPr>
+        <w:pStyle w:val="Heading2"/>
+      </w:pPr>
+      <w:r>
+        <w:t>Selected independent question and key</w:t>
+      </w:r>
+    </w:p>
+    <w:p>
+      <w:pPr>
+        <w:spacing w:line="336" w:lineRule="auto" w:after="180"/>
+      </w:pPr>
+      <w:r>
+        <w:rPr>
+          <w:b w:val="0"/>
+        </w:rPr>
+        <w:t>Selected case: For a new display, X starts at 4 and Y starts at 1. Copy the current X into Y; add 3 to X; double Y; report both and stop. Record X and Y initially and after each instruction.</w:t>
+      </w:r>
+    </w:p>
+    <w:p>
+      <w:pPr>
+        <w:spacing w:line="336" w:lineRule="auto" w:after="180"/>
+      </w:pPr>
+      <w:r>
+        <w:rPr>
+          <w:b w:val="0"/>
+        </w:rPr>
+        <w:t xml:space="preserve">Explain why Y does not become 7 when X changes. Then swap the first two instructions and </w:t>
+      </w:r>
+      <w:r>
+        <w:rPr>
+          <w:b/>
+        </w:rPr>
+        <w:t>trace</w:t>
+      </w:r>
+      <w:r>
+        <w:rPr>
+          <w:b w:val="0"/>
+        </w:rPr>
+        <w:t xml:space="preserve"> the new procedure from the same </w:t>
+      </w:r>
+      <w:r>
+        <w:rPr>
+          <w:b/>
+        </w:rPr>
+        <w:t>initial state</w:t>
+      </w:r>
+      <w:r>
+        <w:rPr>
+          <w:b w:val="0"/>
+        </w:rPr>
+        <w:t>.</w:t>
+      </w:r>
+    </w:p>
+    <w:p>
+      <w:pPr>
+        <w:spacing w:line="336" w:lineRule="auto" w:after="180"/>
+      </w:pPr>
+      <w:r>
+        <w:rPr>
+          <w:b w:val="0"/>
+        </w:rPr>
+        <w:t xml:space="preserve">Original </w:t>
+      </w:r>
+      <w:r>
+        <w:rPr>
+          <w:b/>
+        </w:rPr>
+        <w:t>trace</w:t>
+      </w:r>
+      <w:r>
+        <w:rPr>
+          <w:b w:val="0"/>
+        </w:rPr>
+        <w:t xml:space="preserve"> in X,Y order: 4,1 then 4,4 then 7,4 then 7,8. Reporting leaves 7,8 unchanged. Copying captured X as 4; it did not link Y to later changes in X.</w:t>
+      </w:r>
+    </w:p>
+    <w:p>
+      <w:pPr>
+        <w:spacing w:line="336" w:lineRule="auto" w:after="180"/>
+      </w:pPr>
+      <w:r>
+        <w:rPr>
+          <w:b w:val="0"/>
+        </w:rPr>
+        <w:t>With the first two instructions swapped: 4,1 then 7,1 then 7,7 then 7,14. The changed order makes the copy capture 7 instead of 4.</w:t>
+      </w:r>
+    </w:p>
+    <w:p>
+      <w:pPr>
+        <w:pStyle w:val="Heading2"/>
+      </w:pPr>
+      <w:r>
+        <w:t>Judge explanation, trace and limits</w:t>
+      </w:r>
+    </w:p>
+    <w:tbl>
+      <w:tblPr>
+        <w:tblStyle w:val="LightShading-Accent1"/>
+        <w:tblW w:type="auto" w:w="0"/>
+        <w:tblLook w:firstColumn="1" w:firstRow="1" w:lastColumn="0" w:lastRow="0" w:noHBand="0" w:noVBand="1" w:val="04A0"/>
+      </w:tblPr>
+      <w:tblGrid>
+        <w:gridCol w:w="5112"/>
+        <w:gridCol w:w="5112"/>
+      </w:tblGrid>
+      <w:tr>
+        <w:trPr>
+          <w:tblHeader/>
+        </w:trPr>
+        <w:tc>
+          <w:tcPr>
+            <w:tcW w:type="dxa" w:w="5112"/>
+          </w:tcPr>
+          <w:p>
+            <w:r>
+              <w:t>Dimension</w:t>
+            </w:r>
+          </w:p>
+        </w:tc>
+        <w:tc>
+          <w:tcPr>
+            <w:tcW w:type="dxa" w:w="5112"/>
+          </w:tcPr>
+          <w:p>
+            <w:r>
+              <w:t>Evidence required</w:t>
+            </w:r>
+          </w:p>
+        </w:tc>
+      </w:tr>
+      <w:tr>
+        <w:tc>
+          <w:tcPr>
+            <w:tcW w:type="dxa" w:w="5112"/>
+          </w:tcPr>
+          <w:p>
+            <w:r>
+              <w:t>Explanation</w:t>
+            </w:r>
+          </w:p>
+        </w:tc>
+        <w:tc>
+          <w:tcPr>
+            <w:tcW w:type="dxa" w:w="5112"/>
+          </w:tcPr>
+          <w:p>
+            <w:r>
+              <w:t>Names the applicable idea or procedure and ties it to the supplied facts.</w:t>
+            </w:r>
+          </w:p>
+        </w:tc>
+      </w:tr>
+      <w:tr>
+        <w:tc>
+          <w:tcPr>
+            <w:tcW w:type="dxa" w:w="5112"/>
+          </w:tcPr>
+          <w:p>
+            <w:r>
+              <w:t>Trace and result</w:t>
+            </w:r>
+          </w:p>
+        </w:tc>
+        <w:tc>
+          <w:tcPr>
+            <w:tcW w:type="dxa" w:w="5112"/>
+          </w:tcPr>
+          <w:p>
+            <w:r>
+              <w:t>Preserves the given inputs and shows the relevant intermediate steps; distinguishes a prediction from an observed execution.</w:t>
+            </w:r>
+          </w:p>
+        </w:tc>
+      </w:tr>
+      <w:tr>
+        <w:tc>
+          <w:tcPr>
+            <w:tcW w:type="dxa" w:w="5112"/>
+          </w:tcPr>
+          <w:p>
+            <w:r>
+              <w:t>Limits</w:t>
+            </w:r>
+          </w:p>
+        </w:tc>
+        <w:tc>
+          <w:tcPr>
+            <w:tcW w:type="dxa" w:w="5112"/>
+          </w:tcPr>
+          <w:p>
+            <w:r>
+              <w:t>States the assumptions, missing evidence or conditions under which the result would change.</w:t>
+            </w:r>
+          </w:p>
+        </w:tc>
+      </w:tr>
+    </w:tbl>
+    <w:p>
+      <w:pPr>
+        <w:spacing w:line="336" w:lineRule="auto" w:after="180"/>
+      </w:pPr>
+      <w:r>
+        <w:rPr>
+          <w:b w:val="0"/>
+        </w:rPr>
+        <w:t xml:space="preserve">Record each dimension as not yet, with support, or independent. Accept a valid alternative procedure with a defensible </w:t>
+      </w:r>
+      <w:r>
+        <w:rPr>
+          <w:b/>
+        </w:rPr>
+        <w:t>trace</w:t>
+      </w:r>
+      <w:r>
+        <w:rPr>
+          <w:b w:val="0"/>
+        </w:rPr>
+        <w:t>.</w:t>
+      </w:r>
+    </w:p>
+    <w:p>
+      <w:pPr>
+        <w:spacing w:line="336" w:lineRule="auto" w:after="180"/>
+      </w:pPr>
+      <w:r>
+        <w:rPr>
+          <w:b w:val="0"/>
+        </w:rPr>
+        <w:t xml:space="preserve">Do not penalise an honestly recorded model failure if the learner correctly explains its </w:t>
+      </w:r>
+      <w:r>
+        <w:rPr>
+          <w:b/>
+        </w:rPr>
+        <w:t>evidence</w:t>
+      </w:r>
+      <w:r>
+        <w:rPr>
+          <w:b w:val="0"/>
+        </w:rPr>
+        <w:t xml:space="preserve"> and limits.</w:t>
+      </w:r>
+    </w:p>
+    <w:p>
+      <w:pPr>
+        <w:pStyle w:val="Heading2"/>
+      </w:pPr>
+      <w:r>
+        <w:t>Give one usable repair action</w:t>
+      </w:r>
+    </w:p>
+    <w:p>
+      <w:pPr>
+        <w:spacing w:line="336" w:lineRule="auto" w:after="180"/>
+      </w:pPr>
+      <w:r>
+        <w:rPr>
+          <w:b w:val="0"/>
+        </w:rPr>
+        <w:t xml:space="preserve">Name the earliest unsupported </w:t>
+      </w:r>
+      <w:r>
+        <w:rPr>
+          <w:b/>
+        </w:rPr>
+        <w:t>step</w:t>
+      </w:r>
+      <w:r>
+        <w:rPr>
+          <w:b w:val="0"/>
+        </w:rPr>
+        <w:t xml:space="preserve"> and give one action to repair it. Have the learner make that repair now and explain why. Then assess the relevant skill on a fresh, fully specified case.</w:t>
+      </w:r>
+    </w:p>
+    <w:p>
+      <w:pPr>
+        <w:spacing w:line="336" w:lineRule="auto" w:after="180"/>
+      </w:pPr>
+      <w:r>
+        <w:rPr>
+          <w:b w:val="0"/>
+        </w:rPr>
+        <w:t>Confirm it was not previously practised with feedback; solve and check the new case before assigning it. A follow-up design prompt is a starting brief, not automatically an equivalent test.</w:t>
+      </w:r>
+    </w:p>
+    <w:p>
+      <w:pPr>
+        <w:pStyle w:val="Heading2"/>
+      </w:pPr>
+      <w:r>
+        <w:t>W1 Trace the current value</w:t>
+      </w:r>
+    </w:p>
+    <w:p>
+      <w:pPr>
+        <w:spacing w:line="336" w:lineRule="auto" w:after="180"/>
+      </w:pPr>
+      <w:r>
+        <w:rPr>
+          <w:b w:val="0"/>
+        </w:rPr>
+        <w:t xml:space="preserve">Start score at 3. Add 4 to score, double score, then subtract 5. Record the </w:t>
+      </w:r>
+      <w:r>
+        <w:rPr>
+          <w:b/>
+        </w:rPr>
+        <w:t>initial state</w:t>
+      </w:r>
+      <w:r>
+        <w:rPr>
+          <w:b w:val="0"/>
+        </w:rPr>
+        <w:t xml:space="preserve"> and the </w:t>
+      </w:r>
+      <w:r>
+        <w:rPr>
+          <w:b/>
+        </w:rPr>
+        <w:t>state</w:t>
+      </w:r>
+      <w:r>
+        <w:rPr>
+          <w:b w:val="0"/>
+        </w:rPr>
+        <w:t xml:space="preserve"> after each instruction. Underline the number used by the doubling </w:t>
+      </w:r>
+      <w:r>
+        <w:rPr>
+          <w:b/>
+        </w:rPr>
+        <w:t>step</w:t>
+      </w:r>
+      <w:r>
+        <w:rPr>
+          <w:b w:val="0"/>
+        </w:rPr>
+        <w:t xml:space="preserve"> and explain where it came from.</w:t>
+      </w:r>
+    </w:p>
+    <w:p>
+      <w:pPr>
+        <w:spacing w:line="336" w:lineRule="auto" w:after="180"/>
+      </w:pPr>
+      <w:r>
+        <w:rPr>
+          <w:b w:val="0"/>
+        </w:rPr>
+        <w:t xml:space="preserve">The </w:t>
+      </w:r>
+      <w:r>
+        <w:rPr>
+          <w:b/>
+        </w:rPr>
+        <w:t>trace</w:t>
+      </w:r>
+      <w:r>
+        <w:rPr>
+          <w:b w:val="0"/>
+        </w:rPr>
+        <w:t xml:space="preserve"> is 3, 7, 14, 9. The doubling </w:t>
+      </w:r>
+      <w:r>
+        <w:rPr>
+          <w:b/>
+        </w:rPr>
+        <w:t>step</w:t>
+      </w:r>
+      <w:r>
+        <w:rPr>
+          <w:b w:val="0"/>
+        </w:rPr>
+        <w:t xml:space="preserve"> uses 7, the current value after adding 4 to 3. It must not double the initial 3. Accept a table, arrows or clearly labelled sentences that preserve the order.</w:t>
+      </w:r>
+    </w:p>
+    <w:p>
+      <w:pPr>
+        <w:pStyle w:val="Heading2"/>
+      </w:pPr>
+      <w:r>
+        <w:t>W2 Distinguish replacement from addition</w:t>
+      </w:r>
+    </w:p>
+    <w:p>
+      <w:pPr>
+        <w:spacing w:line="336" w:lineRule="auto" w:after="180"/>
+      </w:pPr>
+      <w:r>
+        <w:rPr>
+          <w:b w:val="0"/>
+        </w:rPr>
+        <w:t xml:space="preserve">Two procedures start score at 6. Procedure A sets score to 4, then adds 2. Procedure B adds 4 to score, then adds 2. </w:t>
+      </w:r>
+      <w:r>
+        <w:rPr>
+          <w:b/>
+        </w:rPr>
+        <w:t>Trace</w:t>
+      </w:r>
+      <w:r>
+        <w:rPr>
+          <w:b w:val="0"/>
+        </w:rPr>
+        <w:t xml:space="preserve"> both and explain why the first instructions are different.</w:t>
+      </w:r>
+    </w:p>
+    <w:p>
+      <w:pPr>
+        <w:spacing w:line="336" w:lineRule="auto" w:after="180"/>
+      </w:pPr>
+      <w:r>
+        <w:rPr>
+          <w:b w:val="0"/>
+        </w:rPr>
+        <w:t xml:space="preserve">A </w:t>
+      </w:r>
+      <w:r>
+        <w:rPr>
+          <w:b/>
+        </w:rPr>
+        <w:t>trace</w:t>
+      </w:r>
+      <w:r>
+        <w:rPr>
+          <w:b w:val="0"/>
+        </w:rPr>
+        <w:t xml:space="preserve">s 6, 4, 6. B </w:t>
+      </w:r>
+      <w:r>
+        <w:rPr>
+          <w:b/>
+        </w:rPr>
+        <w:t>trace</w:t>
+      </w:r>
+      <w:r>
+        <w:rPr>
+          <w:b w:val="0"/>
+        </w:rPr>
+        <w:t xml:space="preserve">s 6, 10, 12. Setting replaces the current value with 4; adding increases the current 6 by 4. The procedures therefore have different intermediate and final </w:t>
+      </w:r>
+      <w:r>
+        <w:rPr>
+          <w:b/>
+        </w:rPr>
+        <w:t>state</w:t>
+      </w:r>
+      <w:r>
+        <w:rPr>
+          <w:b w:val="0"/>
+        </w:rPr>
+        <w:t>s.</w:t>
+      </w:r>
+    </w:p>
+    <w:p>
+      <w:pPr>
+        <w:pStyle w:val="Heading2"/>
+      </w:pPr>
+      <w:r>
+        <w:t>W3 Repair the first error</w:t>
+      </w:r>
+    </w:p>
+    <w:p>
+      <w:pPr>
+        <w:spacing w:line="336" w:lineRule="auto" w:after="180"/>
+      </w:pPr>
+      <w:r>
+        <w:rPr>
+          <w:b w:val="0"/>
+        </w:rPr>
+        <w:t xml:space="preserve">A procedure starts score at 6, adds 2, doubles score, then subtracts 3. A </w:t>
+      </w:r>
+      <w:r>
+        <w:rPr>
+          <w:b/>
+        </w:rPr>
+        <w:t>trace</w:t>
+      </w:r>
+      <w:r>
+        <w:rPr>
+          <w:b w:val="0"/>
+        </w:rPr>
+        <w:t xml:space="preserve"> says 6, 8, 12, 9. Identify the first wrong transition, explain the likely mistake and write a complete corrected </w:t>
+      </w:r>
+      <w:r>
+        <w:rPr>
+          <w:b/>
+        </w:rPr>
+        <w:t>trace</w:t>
+      </w:r>
+      <w:r>
+        <w:rPr>
+          <w:b w:val="0"/>
+        </w:rPr>
+        <w:t>.</w:t>
+      </w:r>
+    </w:p>
+    <w:p>
+      <w:pPr>
+        <w:spacing w:line="336" w:lineRule="auto" w:after="180"/>
+      </w:pPr>
+      <w:r>
+        <w:rPr>
+          <w:b w:val="0"/>
+        </w:rPr>
+        <w:t>Why is changing only the last value inadequate?</w:t>
+      </w:r>
+    </w:p>
+    <w:p>
+      <w:pPr>
+        <w:spacing w:line="336" w:lineRule="auto" w:after="180"/>
+      </w:pPr>
+      <w:r>
+        <w:rPr>
+          <w:b w:val="0"/>
+        </w:rPr>
+        <w:t xml:space="preserve">The transition from 8 to 12 is the first error. It appears to double the initial 6 instead of the current 8. The correct </w:t>
+      </w:r>
+      <w:r>
+        <w:rPr>
+          <w:b/>
+        </w:rPr>
+        <w:t>trace</w:t>
+      </w:r>
+      <w:r>
+        <w:rPr>
+          <w:b w:val="0"/>
+        </w:rPr>
+        <w:t xml:space="preserve"> is 6, 8, 16, 13.</w:t>
+      </w:r>
+    </w:p>
+    <w:p>
+      <w:pPr>
+        <w:spacing w:line="336" w:lineRule="auto" w:after="180"/>
+      </w:pPr>
+      <w:r>
+        <w:rPr>
+          <w:b w:val="0"/>
+        </w:rPr>
+        <w:t>Changing only the last value leaves the incorrect update unexplained and does not show a valid execution.</w:t>
+      </w:r>
+    </w:p>
+    <w:p>
+      <w:pPr>
+        <w:pStyle w:val="Heading2"/>
+      </w:pPr>
+      <w:r>
+        <w:t>W5 Test what a final answer can prove</w:t>
+      </w:r>
+    </w:p>
+    <w:p>
+      <w:pPr>
+        <w:spacing w:line="336" w:lineRule="auto" w:after="180"/>
+      </w:pPr>
+      <w:r>
+        <w:rPr>
+          <w:b w:val="0"/>
+        </w:rPr>
+        <w:t>The required procedure starts score at 10, adds 2 and subtracts 2. A learner instead adds 4 and subtracts 4. Both report 10.</w:t>
+      </w:r>
+    </w:p>
+    <w:p>
+      <w:pPr>
+        <w:spacing w:line="336" w:lineRule="auto" w:after="180"/>
+      </w:pPr>
+      <w:r>
+        <w:rPr>
+          <w:b w:val="0"/>
+        </w:rPr>
+        <w:t xml:space="preserve">Write both </w:t>
+      </w:r>
+      <w:r>
+        <w:rPr>
+          <w:b/>
+        </w:rPr>
+        <w:t>trace</w:t>
+      </w:r>
+      <w:r>
+        <w:rPr>
+          <w:b w:val="0"/>
+        </w:rPr>
+        <w:t>s and explain whether matching the final result proves that the learner followed the required procedure.</w:t>
+      </w:r>
+    </w:p>
+    <w:p>
+      <w:pPr>
+        <w:spacing w:line="336" w:lineRule="auto" w:after="180"/>
+      </w:pPr>
+      <w:r>
+        <w:rPr>
+          <w:b w:val="0"/>
+        </w:rPr>
+        <w:t xml:space="preserve">Required </w:t>
+      </w:r>
+      <w:r>
+        <w:rPr>
+          <w:b/>
+        </w:rPr>
+        <w:t>trace</w:t>
+      </w:r>
+      <w:r>
+        <w:rPr>
+          <w:b w:val="0"/>
+        </w:rPr>
+        <w:t xml:space="preserve">: 10,12,10. Learner </w:t>
+      </w:r>
+      <w:r>
+        <w:rPr>
+          <w:b/>
+        </w:rPr>
+        <w:t>trace</w:t>
+      </w:r>
+      <w:r>
+        <w:rPr>
+          <w:b w:val="0"/>
+        </w:rPr>
+        <w:t xml:space="preserve">: 10,14,10. Matching the final value does not prove the required procedure was followed; the intermediate </w:t>
+      </w:r>
+      <w:r>
+        <w:rPr>
+          <w:b/>
+        </w:rPr>
+        <w:t>state</w:t>
+      </w:r>
+      <w:r>
+        <w:rPr>
+          <w:b w:val="0"/>
+        </w:rPr>
+        <w:t>s and instructions differ.</w:t>
+      </w:r>
+    </w:p>
+    <w:p>
+      <w:pPr>
+        <w:spacing w:line="336" w:lineRule="auto" w:after="180"/>
+      </w:pPr>
+      <w:r>
+        <w:rPr>
+          <w:b w:val="0"/>
+        </w:rPr>
+        <w:t xml:space="preserve">Inspecting the </w:t>
+      </w:r>
+      <w:r>
+        <w:rPr>
+          <w:b/>
+        </w:rPr>
+        <w:t>trace</w:t>
+      </w:r>
+      <w:r>
+        <w:rPr>
+          <w:b w:val="0"/>
+        </w:rPr>
+        <w:t xml:space="preserve"> reveals the discrepancy even though the final result matches.</w:t>
+      </w:r>
+    </w:p>
+    <w:p>
+      <w:pPr>
+        <w:pStyle w:val="Heading2"/>
+      </w:pPr>
+      <w:r>
+        <w:t>Earlier wording, alternatives and picture transcripts · reference / check after trying</w:t>
+      </w:r>
+    </w:p>
+    <w:p>
+      <w:pPr>
+        <w:spacing w:line="336" w:lineRule="auto" w:after="180"/>
+      </w:pPr>
+      <w:r>
+        <w:rPr>
+          <w:b w:val="0"/>
+        </w:rPr>
+        <w:t>Assess and explain the answers</w:t>
       </w:r>
     </w:p>
     <w:p>
@@ -4688,22 +5208,44 @@
     </w:p>
     <w:p>
       <w:pPr>
+        <w:spacing w:line="336" w:lineRule="auto" w:after="180"/>
+      </w:pPr>
+      <w:r>
+        <w:rPr>
+          <w:b w:val="0"/>
+        </w:rPr>
+        <w:t>Middle, rightmost, unchanged. Direction, distance and starting conditions must be specified.</w:t>
+      </w:r>
+    </w:p>
+    <w:p>
+      <w:pPr>
         <w:pStyle w:val="Heading3"/>
       </w:pPr>
       <w:r>
-        <w:t>Teacher key · Worked case answer</w:t>
+        <w:t>Additional transfer practice question</w:t>
       </w:r>
     </w:p>
     <w:p>
       <w:pPr>
         <w:spacing w:line="336" w:lineRule="auto" w:after="180"/>
-        <w:shd w:fill="F1F6FC"/>
-      </w:pPr>
-      <w:r>
-        <w:rPr>
-          <w:b w:val="0"/>
-        </w:rPr>
-        <w:t>Middle, rightmost, unchanged. Direction, distance and starting conditions must be specified.</w:t>
+      </w:pPr>
+      <w:r>
+        <w:rPr>
+          <w:b w:val="0"/>
+        </w:rPr>
+        <w:t xml:space="preserve">Instructions say pick up a pencil, write your name, then find paper. Find the first ordering problem and rewrite the three </w:t>
+      </w:r>
+      <w:r>
+        <w:rPr>
+          <w:b/>
+        </w:rPr>
+        <w:t>step</w:t>
+      </w:r>
+      <w:r>
+        <w:rPr>
+          <w:b w:val="0"/>
+        </w:rPr>
+        <w:t>s so another learner can follow them.</w:t>
       </w:r>
     </w:p>
     <w:p>
@@ -4711,61 +5253,12 @@
         <w:pStyle w:val="Heading3"/>
       </w:pPr>
       <w:r>
-        <w:t>Independent question</w:t>
-      </w:r>
-    </w:p>
-    <w:p>
-      <w:pPr>
-        <w:pStyle w:val="Heading3"/>
-      </w:pPr>
-      <w:r>
-        <w:t>Independent question · withhold the key</w:t>
+        <w:t>Reasoned practice answer</w:t>
       </w:r>
     </w:p>
     <w:p>
       <w:pPr>
         <w:spacing w:line="336" w:lineRule="auto" w:after="180"/>
-        <w:shd w:fill="F5F1FB"/>
-      </w:pPr>
-      <w:r>
-        <w:rPr>
-          <w:b w:val="0"/>
-        </w:rPr>
-        <w:t xml:space="preserve">Instructions say pick up a pencil, write your name, then find paper. Find the first ordering problem and rewrite the three </w:t>
-      </w:r>
-      <w:r>
-        <w:rPr>
-          <w:b/>
-        </w:rPr>
-        <w:t>step</w:t>
-      </w:r>
-      <w:r>
-        <w:rPr>
-          <w:b w:val="0"/>
-        </w:rPr>
-        <w:t>s so another learner can follow them.</w:t>
-      </w:r>
-    </w:p>
-    <w:p>
-      <w:pPr>
-        <w:pStyle w:val="Heading3"/>
-      </w:pPr>
-      <w:r>
-        <w:t>Expected independent answer</w:t>
-      </w:r>
-    </w:p>
-    <w:p>
-      <w:pPr>
-        <w:pStyle w:val="Heading3"/>
-      </w:pPr>
-      <w:r>
-        <w:t>Teacher key · Expected independent answer</w:t>
-      </w:r>
-    </w:p>
-    <w:p>
-      <w:pPr>
-        <w:spacing w:line="336" w:lineRule="auto" w:after="180"/>
-        <w:shd w:fill="F1F6FC"/>
       </w:pPr>
       <w:r>
         <w:rPr>
@@ -5071,1285 +5564,481 @@
     </w:p>
     <w:p>
       <w:pPr>
+        <w:spacing w:line="336" w:lineRule="auto" w:after="180"/>
+      </w:pPr>
+      <w:r>
+        <w:rPr>
+          <w:b w:val="0"/>
+        </w:rPr>
+        <w:t>Positions are 1 initially, then 3, 3, 2, 2. Direction changes from increasing to decreasing at TURN.</w:t>
+      </w:r>
+    </w:p>
+    <w:p>
+      <w:pPr>
+        <w:spacing w:line="336" w:lineRule="auto" w:after="180"/>
+      </w:pPr>
+      <w:r>
+        <w:rPr>
+          <w:b w:val="0"/>
+        </w:rPr>
+        <w:t xml:space="preserve">Without TURN's meaning the later position is ambiguous; an </w:t>
+      </w:r>
+      <w:r>
+        <w:rPr>
+          <w:b/>
+        </w:rPr>
+        <w:t>algorithm</w:t>
+      </w:r>
+      <w:r>
+        <w:rPr>
+          <w:b w:val="0"/>
+        </w:rPr>
+        <w:t xml:space="preserve"> requires enough detail for another person to reproduce it.</w:t>
+      </w:r>
+    </w:p>
+    <w:p>
+      <w:pPr>
         <w:pStyle w:val="Heading3"/>
       </w:pPr>
       <w:r>
-        <w:t>Teacher key · Original transfer answer</w:t>
+        <w:t>Explanations for the additional workbook examples</w:t>
+      </w:r>
+    </w:p>
+    <w:p>
+      <w:pPr>
+        <w:pStyle w:val="Heading3"/>
+      </w:pPr>
+      <w:r>
+        <w:t>W1 Trace the current value</w:t>
+      </w:r>
+    </w:p>
+    <w:p>
+      <w:pPr>
+        <w:pStyle w:val="Heading3"/>
+      </w:pPr>
+      <w:r>
+        <w:t>W2 Distinguish replacement from addition</w:t>
+      </w:r>
+    </w:p>
+    <w:p>
+      <w:pPr>
+        <w:pStyle w:val="Heading3"/>
+      </w:pPr>
+      <w:r>
+        <w:t>W3 Repair the first error</w:t>
+      </w:r>
+    </w:p>
+    <w:p>
+      <w:pPr>
+        <w:pStyle w:val="Heading3"/>
+      </w:pPr>
+      <w:r>
+        <w:t>W4 Trace two changing number boxes</w:t>
       </w:r>
     </w:p>
     <w:p>
       <w:pPr>
         <w:spacing w:line="336" w:lineRule="auto" w:after="180"/>
-        <w:shd w:fill="F1F6FC"/>
-      </w:pPr>
-      <w:r>
-        <w:rPr>
-          <w:b w:val="0"/>
-        </w:rPr>
-        <w:t>Positions are 1 initially, then 3, 3, 2, 2. Direction changes from increasing to decreasing at TURN.</w:t>
+      </w:pPr>
+      <w:r>
+        <w:rPr>
+          <w:b w:val="0"/>
+        </w:rPr>
+        <w:t>For a new display, X starts at 4 and Y starts at 1. Copy the current X into Y; add 3 to X; double Y; report both and stop. Record X and Y initially and after each instruction. Explain why Y does not become 7 when X changes.</w:t>
       </w:r>
     </w:p>
     <w:p>
       <w:pPr>
         <w:spacing w:line="336" w:lineRule="auto" w:after="180"/>
-        <w:shd w:fill="F1F6FC"/>
-      </w:pPr>
-      <w:r>
-        <w:rPr>
-          <w:b w:val="0"/>
-        </w:rPr>
-        <w:t xml:space="preserve">Without TURN's meaning the later position is ambiguous; an </w:t>
+      </w:pPr>
+      <w:r>
+        <w:rPr>
+          <w:b w:val="0"/>
+        </w:rPr>
+        <w:t xml:space="preserve">Then swap the first two instructions and </w:t>
       </w:r>
       <w:r>
         <w:rPr>
           <w:b/>
         </w:rPr>
+        <w:t>trace</w:t>
+      </w:r>
+      <w:r>
+        <w:rPr>
+          <w:b w:val="0"/>
+        </w:rPr>
+        <w:t xml:space="preserve"> the new procedure from the same </w:t>
+      </w:r>
+      <w:r>
+        <w:rPr>
+          <w:b/>
+        </w:rPr>
+        <w:t>initial state</w:t>
+      </w:r>
+      <w:r>
+        <w:rPr>
+          <w:b w:val="0"/>
+        </w:rPr>
+        <w:t>.</w:t>
+      </w:r>
+    </w:p>
+    <w:p>
+      <w:pPr>
+        <w:spacing w:line="336" w:lineRule="auto" w:after="180"/>
+      </w:pPr>
+      <w:r>
+        <w:rPr>
+          <w:b w:val="0"/>
+        </w:rPr>
+        <w:t xml:space="preserve">Original </w:t>
+      </w:r>
+      <w:r>
+        <w:rPr>
+          <w:b/>
+        </w:rPr>
+        <w:t>trace</w:t>
+      </w:r>
+      <w:r>
+        <w:rPr>
+          <w:b w:val="0"/>
+        </w:rPr>
+        <w:t xml:space="preserve"> in X,Y order: 4,1 then 4,4 then 7,4 then 7,8. Reporting leaves 7,8 unchanged. Copying captured X as 4; it did not link Y to later changes in X.</w:t>
+      </w:r>
+    </w:p>
+    <w:p>
+      <w:pPr>
+        <w:spacing w:line="336" w:lineRule="auto" w:after="180"/>
+      </w:pPr>
+      <w:r>
+        <w:rPr>
+          <w:b w:val="0"/>
+        </w:rPr>
+        <w:t>With the first two instructions swapped: 4,1 then 7,1 then 7,7 then 7,14. The changed order makes the copy capture 7 instead of 4.</w:t>
+      </w:r>
+    </w:p>
+    <w:p>
+      <w:pPr>
+        <w:pStyle w:val="Heading3"/>
+      </w:pPr>
+      <w:r>
+        <w:t>W5 Test what a final answer can prove</w:t>
+      </w:r>
+    </w:p>
+    <w:p>
+      <w:pPr>
+        <w:pStyle w:val="Heading3"/>
+      </w:pPr>
+      <w:r>
+        <w:t>Assess independent transfer</w:t>
+      </w:r>
+    </w:p>
+    <w:p>
+      <w:pPr>
+        <w:pStyle w:val="Heading3"/>
+      </w:pPr>
+      <w:r>
+        <w:t>Selected case answer</w:t>
+      </w:r>
+    </w:p>
+    <w:p>
+      <w:pPr>
+        <w:pStyle w:val="Heading3"/>
+      </w:pPr>
+      <w:r>
+        <w:t>Feedback that the learner uses</w:t>
+      </w:r>
+    </w:p>
+    <w:p>
+      <w:pPr>
+        <w:pStyle w:val="Heading1"/>
+      </w:pPr>
+      <w:r>
+        <w:t>06. Connect, adapt and return</w:t>
+      </w:r>
+    </w:p>
+    <w:p>
+      <w:r>
+        <w:t>Retain the project evidence and revisit the reasoning on a changed case.</w:t>
+      </w:r>
+    </w:p>
+    <w:p>
+      <w:pPr>
+        <w:pStyle w:val="Heading2"/>
+      </w:pPr>
+      <w:r>
+        <w:t>Project evidence to keep</w:t>
+      </w:r>
+    </w:p>
+    <w:p>
+      <w:pPr>
+        <w:spacing w:line="336" w:lineRule="auto" w:after="180"/>
+      </w:pPr>
+      <w:r>
+        <w:rPr>
+          <w:b w:val="0"/>
+        </w:rPr>
+        <w:t xml:space="preserve">Write the first executable sorting </w:t>
+      </w:r>
+      <w:r>
+        <w:rPr>
+          <w:b/>
+        </w:rPr>
         <w:t>algorithm</w:t>
       </w:r>
       <w:r>
         <w:rPr>
           <w:b w:val="0"/>
         </w:rPr>
-        <w:t xml:space="preserve"> requires enough detail for another person to reproduce it.</w:t>
-      </w:r>
-    </w:p>
-    <w:p>
-      <w:pPr>
-        <w:pStyle w:val="Heading3"/>
-      </w:pPr>
-      <w:r>
-        <w:t>Explanations for the additional workbook examples</w:t>
-      </w:r>
-    </w:p>
-    <w:p>
-      <w:pPr>
-        <w:pStyle w:val="Heading3"/>
-      </w:pPr>
-      <w:r>
-        <w:t>W1 Trace the current value</w:t>
-      </w:r>
-    </w:p>
-    <w:p>
-      <w:pPr>
-        <w:pStyle w:val="Heading3"/>
-      </w:pPr>
-      <w:r>
-        <w:t>Workbook question · W1</w:t>
+        <w:t xml:space="preserve"> for one easy item before adding branches or AI.</w:t>
       </w:r>
     </w:p>
     <w:p>
       <w:pPr>
         <w:spacing w:line="336" w:lineRule="auto" w:after="180"/>
-        <w:shd w:fill="F5F1FB"/>
-      </w:pPr>
-      <w:r>
-        <w:rPr>
-          <w:b w:val="0"/>
-        </w:rPr>
-        <w:t xml:space="preserve">Start score at 3. Add 4 to score, double score, then subtract 5. Record the </w:t>
+      </w:pPr>
+      <w:r>
+        <w:rPr>
+          <w:b w:val="0"/>
+        </w:rPr>
+        <w:t xml:space="preserve">Keep the decision, </w:t>
       </w:r>
       <w:r>
         <w:rPr>
           <w:b/>
         </w:rPr>
-        <w:t>initial state</w:t>
-      </w:r>
-      <w:r>
-        <w:rPr>
-          <w:b w:val="0"/>
-        </w:rPr>
-        <w:t xml:space="preserve"> and the </w:t>
+        <w:t>input</w:t>
+      </w:r>
+      <w:r>
+        <w:rPr>
+          <w:b w:val="0"/>
+        </w:rPr>
+        <w:t xml:space="preserve">, result, explanation and remaining limitation in the project </w:t>
       </w:r>
       <w:r>
         <w:rPr>
           <w:b/>
         </w:rPr>
+        <w:t>evidence</w:t>
+      </w:r>
+      <w:r>
+        <w:rPr>
+          <w:b w:val="0"/>
+        </w:rPr>
+        <w:t xml:space="preserve"> record. Retrieve this record next week rather than restarting the project.</w:t>
+      </w:r>
+    </w:p>
+    <w:p>
+      <w:pPr>
+        <w:spacing w:line="336" w:lineRule="auto" w:after="180"/>
+      </w:pPr>
+      <w:r>
+        <w:rPr>
+          <w:b w:val="0"/>
+        </w:rPr>
+        <w:t xml:space="preserve">Write the sorter’s </w:t>
+      </w:r>
+      <w:r>
+        <w:rPr>
+          <w:b/>
+        </w:rPr>
+        <w:t>step</w:t>
+      </w:r>
+      <w:r>
+        <w:rPr>
+          <w:b w:val="0"/>
+        </w:rPr>
+        <w:t xml:space="preserve">s in order, showing which values each </w:t>
+      </w:r>
+      <w:r>
+        <w:rPr>
+          <w:b/>
+        </w:rPr>
+        <w:t>step</w:t>
+      </w:r>
+      <w:r>
+        <w:rPr>
+          <w:b w:val="0"/>
+        </w:rPr>
+        <w:t xml:space="preserve"> updates so a partner can reproduce the result.</w:t>
+      </w:r>
+    </w:p>
+    <w:p>
+      <w:pPr>
+        <w:pStyle w:val="Heading2"/>
+      </w:pPr>
+      <w:r>
+        <w:t>Support while preserving the reasoning goal</w:t>
+      </w:r>
+    </w:p>
+    <w:p>
+      <w:pPr>
+        <w:spacing w:line="336" w:lineRule="auto" w:after="180"/>
+      </w:pPr>
+      <w:r>
+        <w:rPr>
+          <w:b w:val="0"/>
+        </w:rPr>
+        <w:t xml:space="preserve">Use physical cards, spoken explanations and a three-stage drawing. Read aloud without giving the answer. Stretch: compare two </w:t>
+      </w:r>
+      <w:r>
+        <w:rPr>
+          <w:b/>
+        </w:rPr>
+        <w:t>mechanism</w:t>
+      </w:r>
+      <w:r>
+        <w:rPr>
+          <w:b w:val="0"/>
+        </w:rPr>
+        <w:t xml:space="preserve">s with the same visible </w:t>
+      </w:r>
+      <w:r>
+        <w:rPr>
+          <w:b/>
+        </w:rPr>
+        <w:t>output</w:t>
+      </w:r>
+      <w:r>
+        <w:rPr>
+          <w:b w:val="0"/>
+        </w:rPr>
+        <w:t xml:space="preserve"> and explain what </w:t>
+      </w:r>
+      <w:r>
+        <w:rPr>
+          <w:b/>
+        </w:rPr>
+        <w:t>evidence</w:t>
+      </w:r>
+      <w:r>
+        <w:rPr>
+          <w:b w:val="0"/>
+        </w:rPr>
+        <w:t xml:space="preserve"> distinguishes them.</w:t>
+      </w:r>
+    </w:p>
+    <w:p>
+      <w:pPr>
+        <w:spacing w:line="336" w:lineRule="auto" w:after="180"/>
+      </w:pPr>
+      <w:r>
+        <w:rPr>
+          <w:b w:val="0"/>
+        </w:rPr>
+        <w:t xml:space="preserve">Use a finger or token to mark the current instruction and provide a blank </w:t>
+      </w:r>
+      <w:r>
+        <w:rPr>
+          <w:b/>
+        </w:rPr>
+        <w:t>trace</w:t>
+      </w:r>
+      <w:r>
+        <w:rPr>
+          <w:b w:val="0"/>
+        </w:rPr>
+        <w:t xml:space="preserve"> with one row per update. Let learners verbalise Read, calculate, replace, record. Allow oral explanations alongside the table.</w:t>
+      </w:r>
+    </w:p>
+    <w:p>
+      <w:pPr>
+        <w:spacing w:line="336" w:lineRule="auto" w:after="180"/>
+      </w:pPr>
+      <w:r>
+        <w:rPr>
+          <w:b w:val="0"/>
+        </w:rPr>
+        <w:t>Extension: starting at 0, compare add 2 then double with double then add 2; explain why their difference remains 2 for any starting whole number.</w:t>
+      </w:r>
+    </w:p>
+    <w:p>
+      <w:pPr>
+        <w:spacing w:line="336" w:lineRule="auto" w:after="180"/>
+      </w:pPr>
+      <w:r>
+        <w:rPr>
+          <w:b w:val="0"/>
+        </w:rPr>
+        <w:t xml:space="preserve">W4 is secure when both </w:t>
+      </w:r>
+      <w:r>
+        <w:rPr>
+          <w:b/>
+        </w:rPr>
+        <w:t>trace</w:t>
+      </w:r>
+      <w:r>
+        <w:rPr>
+          <w:b w:val="0"/>
+        </w:rPr>
+        <w:t xml:space="preserve">s include both </w:t>
+      </w:r>
+      <w:r>
+        <w:rPr>
+          <w:b/>
+        </w:rPr>
+        <w:t>variable</w:t>
+      </w:r>
+      <w:r>
+        <w:rPr>
+          <w:b w:val="0"/>
+        </w:rPr>
+        <w:t>s after each instruction, copying preserves the then-current value, and the swapped procedure correctly ends at X 7 and Y 14.</w:t>
+      </w:r>
+    </w:p>
+    <w:p>
+      <w:pPr>
+        <w:spacing w:line="336" w:lineRule="auto" w:after="180"/>
+      </w:pPr>
+      <w:r>
+        <w:rPr>
+          <w:b w:val="0"/>
+        </w:rPr>
+        <w:t xml:space="preserve">A correct final pair without intermediate </w:t>
+      </w:r>
+      <w:r>
+        <w:rPr>
+          <w:b/>
+        </w:rPr>
         <w:t>state</w:t>
       </w:r>
       <w:r>
         <w:rPr>
           <w:b w:val="0"/>
         </w:rPr>
-        <w:t xml:space="preserve"> after each instruction. Underline the number used by the doubling </w:t>
+        <w:t xml:space="preserve">s is incomplete </w:t>
       </w:r>
       <w:r>
         <w:rPr>
           <w:b/>
         </w:rPr>
-        <w:t>step</w:t>
-      </w:r>
-      <w:r>
-        <w:rPr>
-          <w:b w:val="0"/>
-        </w:rPr>
-        <w:t xml:space="preserve"> and explain where it came from.</w:t>
-      </w:r>
-    </w:p>
-    <w:p>
-      <w:pPr>
-        <w:pStyle w:val="Heading3"/>
-      </w:pPr>
-      <w:r>
-        <w:t>Teacher reasoning · W1</w:t>
-      </w:r>
-    </w:p>
-    <w:p>
-      <w:pPr>
-        <w:spacing w:line="336" w:lineRule="auto" w:after="180"/>
-        <w:shd w:fill="F1F6FC"/>
-      </w:pPr>
-      <w:r>
-        <w:rPr>
-          <w:b w:val="0"/>
-        </w:rPr>
-        <w:t xml:space="preserve">The </w:t>
+        <w:t>evidence</w:t>
+      </w:r>
+      <w:r>
+        <w:rPr>
+          <w:b w:val="0"/>
+        </w:rPr>
+        <w:t xml:space="preserve">. After support, retry from X 3 and Y 0 with copy X into Y, add 2 to X, double Y. The expected </w:t>
       </w:r>
       <w:r>
         <w:rPr>
           <w:b/>
         </w:rPr>
-        <w:t>trace</w:t>
-      </w:r>
-      <w:r>
-        <w:rPr>
-          <w:b w:val="0"/>
-        </w:rPr>
-        <w:t xml:space="preserve"> is 3, 7, 14, 9. The doubling </w:t>
-      </w:r>
-      <w:r>
-        <w:rPr>
-          <w:b/>
-        </w:rPr>
-        <w:t>step</w:t>
-      </w:r>
-      <w:r>
-        <w:rPr>
-          <w:b w:val="0"/>
-        </w:rPr>
-        <w:t xml:space="preserve"> uses 7, the current value after adding 4 to 3. It must not double the initial 3. Accept a table, arrows or clearly labelled sentences that preserve the order.</w:t>
-      </w:r>
-    </w:p>
-    <w:p>
-      <w:pPr>
-        <w:pStyle w:val="Heading3"/>
-      </w:pPr>
-      <w:r>
-        <w:t>W2 Distinguish replacement from addition</w:t>
-      </w:r>
-    </w:p>
-    <w:p>
-      <w:pPr>
-        <w:pStyle w:val="Heading3"/>
-      </w:pPr>
-      <w:r>
-        <w:t>Workbook question · W2</w:t>
-      </w:r>
-    </w:p>
-    <w:p>
-      <w:pPr>
-        <w:spacing w:line="336" w:lineRule="auto" w:after="180"/>
-        <w:shd w:fill="F5F1FB"/>
-      </w:pPr>
-      <w:r>
-        <w:rPr>
-          <w:b w:val="0"/>
-        </w:rPr>
-        <w:t xml:space="preserve">Two procedures start score at 6. Procedure A sets score to 4, then adds 2. Procedure B adds 4 to score, then adds 2. </w:t>
-      </w:r>
-      <w:r>
-        <w:rPr>
-          <w:b/>
-        </w:rPr>
-        <w:t>Trace</w:t>
-      </w:r>
-      <w:r>
-        <w:rPr>
-          <w:b w:val="0"/>
-        </w:rPr>
-        <w:t xml:space="preserve"> both and explain why the first instructions are different.</w:t>
-      </w:r>
-    </w:p>
-    <w:p>
-      <w:pPr>
-        <w:pStyle w:val="Heading3"/>
-      </w:pPr>
-      <w:r>
-        <w:t>Teacher reasoning · W2</w:t>
-      </w:r>
-    </w:p>
-    <w:p>
-      <w:pPr>
-        <w:spacing w:line="336" w:lineRule="auto" w:after="180"/>
-        <w:shd w:fill="F1F6FC"/>
-      </w:pPr>
-      <w:r>
-        <w:rPr>
-          <w:b w:val="0"/>
-        </w:rPr>
-        <w:t xml:space="preserve">A </w:t>
-      </w:r>
-      <w:r>
-        <w:rPr>
-          <w:b/>
-        </w:rPr>
-        <w:t>trace</w:t>
-      </w:r>
-      <w:r>
-        <w:rPr>
-          <w:b w:val="0"/>
-        </w:rPr>
-        <w:t xml:space="preserve">s 6, 4, 6. B </w:t>
-      </w:r>
-      <w:r>
-        <w:rPr>
-          <w:b/>
-        </w:rPr>
-        <w:t>trace</w:t>
-      </w:r>
-      <w:r>
-        <w:rPr>
-          <w:b w:val="0"/>
-        </w:rPr>
-        <w:t xml:space="preserve">s 6, 10, 12. Setting replaces the current value with 4; adding increases the current 6 by 4. The procedures therefore have different intermediate and final </w:t>
-      </w:r>
-      <w:r>
-        <w:rPr>
-          <w:b/>
-        </w:rPr>
         <w:t>state</w:t>
       </w:r>
       <w:r>
         <w:rPr>
           <w:b w:val="0"/>
         </w:rPr>
-        <w:t>s.</w:t>
-      </w:r>
-    </w:p>
-    <w:p>
-      <w:pPr>
-        <w:pStyle w:val="Heading3"/>
-      </w:pPr>
-      <w:r>
-        <w:t>W3 Repair the first error</w:t>
-      </w:r>
-    </w:p>
-    <w:p>
-      <w:pPr>
-        <w:pStyle w:val="Heading3"/>
-      </w:pPr>
-      <w:r>
-        <w:t>Workbook question · W3</w:t>
-      </w:r>
-    </w:p>
-    <w:p>
-      <w:pPr>
-        <w:spacing w:line="336" w:lineRule="auto" w:after="180"/>
-        <w:shd w:fill="F5F1FB"/>
-      </w:pPr>
-      <w:r>
-        <w:rPr>
-          <w:b w:val="0"/>
-        </w:rPr>
-        <w:t xml:space="preserve">A procedure starts score at 6, adds 2, doubles score, then subtracts 3. A </w:t>
-      </w:r>
-      <w:r>
-        <w:rPr>
-          <w:b/>
-        </w:rPr>
-        <w:t>trace</w:t>
-      </w:r>
-      <w:r>
-        <w:rPr>
-          <w:b w:val="0"/>
-        </w:rPr>
-        <w:t xml:space="preserve"> says 6, 8, 12, 9. Identify the first wrong transition, explain the likely mistake and write a complete corrected </w:t>
-      </w:r>
-      <w:r>
-        <w:rPr>
-          <w:b/>
-        </w:rPr>
-        <w:t>trace</w:t>
-      </w:r>
-      <w:r>
-        <w:rPr>
-          <w:b w:val="0"/>
-        </w:rPr>
-        <w:t>.</w:t>
-      </w:r>
-    </w:p>
-    <w:p>
-      <w:pPr>
-        <w:spacing w:line="336" w:lineRule="auto" w:after="180"/>
-        <w:shd w:fill="F5F1FB"/>
-      </w:pPr>
-      <w:r>
-        <w:rPr>
-          <w:b w:val="0"/>
-        </w:rPr>
-        <w:t>Why is changing only the last value inadequate?</w:t>
-      </w:r>
-    </w:p>
-    <w:p>
-      <w:pPr>
-        <w:pStyle w:val="Heading3"/>
-      </w:pPr>
-      <w:r>
-        <w:t>Teacher reasoning · W3</w:t>
-      </w:r>
-    </w:p>
-    <w:p>
-      <w:pPr>
-        <w:spacing w:line="336" w:lineRule="auto" w:after="180"/>
-        <w:shd w:fill="F1F6FC"/>
-      </w:pPr>
-      <w:r>
-        <w:rPr>
-          <w:b w:val="0"/>
-        </w:rPr>
-        <w:t xml:space="preserve">The transition from 8 to 12 is the first error. It appears to double the initial 6 instead of the current 8. The correct </w:t>
-      </w:r>
-      <w:r>
-        <w:rPr>
-          <w:b/>
-        </w:rPr>
-        <w:t>trace</w:t>
-      </w:r>
-      <w:r>
-        <w:rPr>
-          <w:b w:val="0"/>
-        </w:rPr>
-        <w:t xml:space="preserve"> is 6, 8, 16, 13.</w:t>
-      </w:r>
-    </w:p>
-    <w:p>
-      <w:pPr>
-        <w:spacing w:line="336" w:lineRule="auto" w:after="180"/>
-        <w:shd w:fill="F1F6FC"/>
-      </w:pPr>
-      <w:r>
-        <w:rPr>
-          <w:b w:val="0"/>
-        </w:rPr>
-        <w:t>Changing only the last value leaves the incorrect update unexplained and does not show a valid execution.</w:t>
-      </w:r>
-    </w:p>
-    <w:p>
-      <w:pPr>
-        <w:pStyle w:val="Heading3"/>
-      </w:pPr>
-      <w:r>
-        <w:t>W4 Trace two changing number boxes</w:t>
-      </w:r>
-    </w:p>
-    <w:p>
-      <w:pPr>
-        <w:pStyle w:val="Heading3"/>
-      </w:pPr>
-      <w:r>
-        <w:t>Workbook question · W4</w:t>
-      </w:r>
-    </w:p>
-    <w:p>
-      <w:pPr>
-        <w:spacing w:line="336" w:lineRule="auto" w:after="180"/>
-        <w:shd w:fill="F5F1FB"/>
-      </w:pPr>
-      <w:r>
-        <w:rPr>
-          <w:b w:val="0"/>
-        </w:rPr>
-        <w:t>For a new display, X starts at 4 and Y starts at 1. Copy the current X into Y; add 3 to X; double Y; report both and stop. Record X and Y initially and after each instruction. Explain why Y does not become 7 when X changes.</w:t>
-      </w:r>
-    </w:p>
-    <w:p>
-      <w:pPr>
-        <w:spacing w:line="336" w:lineRule="auto" w:after="180"/>
-        <w:shd w:fill="F5F1FB"/>
-      </w:pPr>
-      <w:r>
-        <w:rPr>
-          <w:b w:val="0"/>
-        </w:rPr>
-        <w:t xml:space="preserve">Then swap the first two instructions and </w:t>
-      </w:r>
-      <w:r>
-        <w:rPr>
-          <w:b/>
-        </w:rPr>
-        <w:t>trace</w:t>
-      </w:r>
-      <w:r>
-        <w:rPr>
-          <w:b w:val="0"/>
-        </w:rPr>
-        <w:t xml:space="preserve"> the new procedure from the same </w:t>
-      </w:r>
-      <w:r>
-        <w:rPr>
-          <w:b/>
-        </w:rPr>
-        <w:t>initial state</w:t>
-      </w:r>
-      <w:r>
-        <w:rPr>
-          <w:b w:val="0"/>
-        </w:rPr>
-        <w:t>.</w:t>
-      </w:r>
-    </w:p>
-    <w:p>
-      <w:pPr>
-        <w:pStyle w:val="Heading3"/>
-      </w:pPr>
-      <w:r>
-        <w:t>Teacher reasoning · W4</w:t>
-      </w:r>
-    </w:p>
-    <w:p>
-      <w:pPr>
-        <w:spacing w:line="336" w:lineRule="auto" w:after="180"/>
-        <w:shd w:fill="F1F6FC"/>
-      </w:pPr>
-      <w:r>
-        <w:rPr>
-          <w:b w:val="0"/>
-        </w:rPr>
-        <w:t xml:space="preserve">Original </w:t>
-      </w:r>
-      <w:r>
-        <w:rPr>
-          <w:b/>
-        </w:rPr>
-        <w:t>trace</w:t>
-      </w:r>
-      <w:r>
-        <w:rPr>
-          <w:b w:val="0"/>
-        </w:rPr>
-        <w:t xml:space="preserve"> in X,Y order: 4,1 then 4,4 then 7,4 then 7,8. Reporting leaves 7,8 unchanged. Copying captured X as 4; it did not link Y to later changes in X.</w:t>
-      </w:r>
-    </w:p>
-    <w:p>
-      <w:pPr>
-        <w:spacing w:line="336" w:lineRule="auto" w:after="180"/>
-        <w:shd w:fill="F1F6FC"/>
-      </w:pPr>
-      <w:r>
-        <w:rPr>
-          <w:b w:val="0"/>
-        </w:rPr>
-        <w:t>With the first two instructions swapped: 4,1 then 7,1 then 7,7 then 7,14. The changed order makes the copy capture 7 instead of 4.</w:t>
-      </w:r>
-    </w:p>
-    <w:p>
-      <w:pPr>
-        <w:pStyle w:val="Heading3"/>
-      </w:pPr>
-      <w:r>
-        <w:t>W5 Test what a final answer can prove</w:t>
-      </w:r>
-    </w:p>
-    <w:p>
-      <w:pPr>
-        <w:pStyle w:val="Heading3"/>
-      </w:pPr>
-      <w:r>
-        <w:t>Workbook question · W5</w:t>
-      </w:r>
-    </w:p>
-    <w:p>
-      <w:pPr>
-        <w:spacing w:line="336" w:lineRule="auto" w:after="180"/>
-        <w:shd w:fill="F5F1FB"/>
-      </w:pPr>
-      <w:r>
-        <w:rPr>
-          <w:b w:val="0"/>
-        </w:rPr>
-        <w:t>The required procedure starts score at 10, adds 2 and subtracts 2. A learner instead adds 4 and subtracts 4. Both report 10.</w:t>
-      </w:r>
-    </w:p>
-    <w:p>
-      <w:pPr>
-        <w:spacing w:line="336" w:lineRule="auto" w:after="180"/>
-        <w:shd w:fill="F5F1FB"/>
-      </w:pPr>
-      <w:r>
-        <w:rPr>
-          <w:b w:val="0"/>
-        </w:rPr>
-        <w:t xml:space="preserve">Write both </w:t>
-      </w:r>
-      <w:r>
-        <w:rPr>
-          <w:b/>
-        </w:rPr>
-        <w:t>trace</w:t>
-      </w:r>
-      <w:r>
-        <w:rPr>
-          <w:b w:val="0"/>
-        </w:rPr>
-        <w:t>s and explain whether matching the final result proves that the learner followed the required procedure.</w:t>
-      </w:r>
-    </w:p>
-    <w:p>
-      <w:pPr>
-        <w:pStyle w:val="Heading3"/>
-      </w:pPr>
-      <w:r>
-        <w:t>Teacher reasoning · W5</w:t>
-      </w:r>
-    </w:p>
-    <w:p>
-      <w:pPr>
-        <w:spacing w:line="336" w:lineRule="auto" w:after="180"/>
-        <w:shd w:fill="F1F6FC"/>
-      </w:pPr>
-      <w:r>
-        <w:rPr>
-          <w:b w:val="0"/>
-        </w:rPr>
-        <w:t xml:space="preserve">Required </w:t>
-      </w:r>
-      <w:r>
-        <w:rPr>
-          <w:b/>
-        </w:rPr>
-        <w:t>trace</w:t>
-      </w:r>
-      <w:r>
-        <w:rPr>
-          <w:b w:val="0"/>
-        </w:rPr>
-        <w:t xml:space="preserve">: 10,12,10. Learner </w:t>
-      </w:r>
-      <w:r>
-        <w:rPr>
-          <w:b/>
-        </w:rPr>
-        <w:t>trace</w:t>
-      </w:r>
-      <w:r>
-        <w:rPr>
-          <w:b w:val="0"/>
-        </w:rPr>
-        <w:t xml:space="preserve">: 10,14,10. Matching the final value does not prove the required procedure was followed; the intermediate </w:t>
-      </w:r>
-      <w:r>
-        <w:rPr>
-          <w:b/>
-        </w:rPr>
-        <w:t>state</w:t>
-      </w:r>
-      <w:r>
-        <w:rPr>
-          <w:b w:val="0"/>
-        </w:rPr>
-        <w:t>s and instructions differ.</w:t>
-      </w:r>
-    </w:p>
-    <w:p>
-      <w:pPr>
-        <w:spacing w:line="336" w:lineRule="auto" w:after="180"/>
-        <w:shd w:fill="F1F6FC"/>
-      </w:pPr>
-      <w:r>
-        <w:rPr>
-          <w:b w:val="0"/>
-        </w:rPr>
-        <w:t xml:space="preserve">Inspecting the </w:t>
-      </w:r>
-      <w:r>
-        <w:rPr>
-          <w:b/>
-        </w:rPr>
-        <w:t>trace</w:t>
-      </w:r>
-      <w:r>
-        <w:rPr>
-          <w:b w:val="0"/>
-        </w:rPr>
-        <w:t xml:space="preserve"> reveals the discrepancy even though the final result matches.</w:t>
-      </w:r>
-    </w:p>
-    <w:p>
-      <w:pPr>
-        <w:pStyle w:val="Heading3"/>
-      </w:pPr>
-      <w:r>
-        <w:t>Assess independent transfer</w:t>
-      </w:r>
-    </w:p>
-    <w:p>
-      <w:pPr>
-        <w:pStyle w:val="Heading3"/>
-      </w:pPr>
-      <w:r>
-        <w:t>Independent question · withhold the key</w:t>
-      </w:r>
-    </w:p>
-    <w:p>
-      <w:pPr>
-        <w:spacing w:line="336" w:lineRule="auto" w:after="180"/>
-        <w:shd w:fill="F5F1FB"/>
-      </w:pPr>
-      <w:r>
-        <w:rPr>
-          <w:b w:val="0"/>
-        </w:rPr>
-        <w:t>Selected case: For a new display, X starts at 4 and Y starts at 1. Copy the current X into Y; add 3 to X; double Y; report both and stop. Record X and Y initially and after each instruction.</w:t>
-      </w:r>
-    </w:p>
-    <w:p>
-      <w:pPr>
-        <w:spacing w:line="336" w:lineRule="auto" w:after="180"/>
-        <w:shd w:fill="F5F1FB"/>
-      </w:pPr>
-      <w:r>
-        <w:rPr>
-          <w:b w:val="0"/>
-        </w:rPr>
-        <w:t xml:space="preserve">Explain why Y does not become 7 when X changes. Then swap the first two instructions and </w:t>
-      </w:r>
-      <w:r>
-        <w:rPr>
-          <w:b/>
-        </w:rPr>
-        <w:t>trace</w:t>
-      </w:r>
-      <w:r>
-        <w:rPr>
-          <w:b w:val="0"/>
-        </w:rPr>
-        <w:t xml:space="preserve"> the new procedure from the same </w:t>
-      </w:r>
-      <w:r>
-        <w:rPr>
-          <w:b/>
-        </w:rPr>
-        <w:t>initial state</w:t>
-      </w:r>
-      <w:r>
-        <w:rPr>
-          <w:b w:val="0"/>
-        </w:rPr>
-        <w:t>.</w:t>
-      </w:r>
-    </w:p>
-    <w:p>
-      <w:pPr>
-        <w:pStyle w:val="Heading3"/>
-      </w:pPr>
-      <w:r>
-        <w:t>Selected case answer</w:t>
-      </w:r>
-    </w:p>
-    <w:p>
-      <w:pPr>
-        <w:pStyle w:val="Heading3"/>
-      </w:pPr>
-      <w:r>
-        <w:t>Teacher key · Selected case answer</w:t>
-      </w:r>
-    </w:p>
-    <w:p>
-      <w:pPr>
-        <w:spacing w:line="336" w:lineRule="auto" w:after="180"/>
-        <w:shd w:fill="F1F6FC"/>
-      </w:pPr>
-      <w:r>
-        <w:rPr>
-          <w:b w:val="0"/>
-        </w:rPr>
-        <w:t xml:space="preserve">Original </w:t>
-      </w:r>
-      <w:r>
-        <w:rPr>
-          <w:b/>
-        </w:rPr>
-        <w:t>trace</w:t>
-      </w:r>
-      <w:r>
-        <w:rPr>
-          <w:b w:val="0"/>
-        </w:rPr>
-        <w:t xml:space="preserve"> in X,Y order: 4,1 then 4,4 then 7,4 then 7,8. Reporting leaves 7,8 unchanged. Copying captured X as 4; it did not link Y to later changes in X.</w:t>
-      </w:r>
-    </w:p>
-    <w:p>
-      <w:pPr>
-        <w:spacing w:line="336" w:lineRule="auto" w:after="180"/>
-        <w:shd w:fill="F1F6FC"/>
-      </w:pPr>
-      <w:r>
-        <w:rPr>
-          <w:b w:val="0"/>
-        </w:rPr>
-        <w:t>With the first two instructions swapped: 4,1 then 7,1 then 7,7 then 7,14. The changed order makes the copy capture 7 instead of 4.</w:t>
-      </w:r>
-    </w:p>
-    <w:tbl>
-      <w:tblPr>
-        <w:tblStyle w:val="LightShading-Accent1"/>
-        <w:tblW w:type="auto" w:w="0"/>
-        <w:tblLook w:firstColumn="1" w:firstRow="1" w:lastColumn="0" w:lastRow="0" w:noHBand="0" w:noVBand="1" w:val="04A0"/>
-      </w:tblPr>
-      <w:tblGrid>
-        <w:gridCol w:w="5112"/>
-        <w:gridCol w:w="5112"/>
-      </w:tblGrid>
-      <w:tr>
-        <w:trPr>
-          <w:tblHeader/>
-        </w:trPr>
-        <w:tc>
-          <w:tcPr>
-            <w:tcW w:type="dxa" w:w="5112"/>
-          </w:tcPr>
-          <w:p>
-            <w:r>
-              <w:t>Dimension</w:t>
-            </w:r>
-          </w:p>
-        </w:tc>
-        <w:tc>
-          <w:tcPr>
-            <w:tcW w:type="dxa" w:w="5112"/>
-          </w:tcPr>
-          <w:p>
-            <w:r>
-              <w:t>Evidence required</w:t>
-            </w:r>
-          </w:p>
-        </w:tc>
-      </w:tr>
-      <w:tr>
-        <w:tc>
-          <w:tcPr>
-            <w:tcW w:type="dxa" w:w="5112"/>
-          </w:tcPr>
-          <w:p>
-            <w:r>
-              <w:t>Explanation</w:t>
-            </w:r>
-          </w:p>
-        </w:tc>
-        <w:tc>
-          <w:tcPr>
-            <w:tcW w:type="dxa" w:w="5112"/>
-          </w:tcPr>
-          <w:p>
-            <w:r>
-              <w:t>Names the applicable idea or procedure and ties it to the supplied facts.</w:t>
-            </w:r>
-          </w:p>
-        </w:tc>
-      </w:tr>
-      <w:tr>
-        <w:tc>
-          <w:tcPr>
-            <w:tcW w:type="dxa" w:w="5112"/>
-          </w:tcPr>
-          <w:p>
-            <w:r>
-              <w:t>Trace and result</w:t>
-            </w:r>
-          </w:p>
-        </w:tc>
-        <w:tc>
-          <w:tcPr>
-            <w:tcW w:type="dxa" w:w="5112"/>
-          </w:tcPr>
-          <w:p>
-            <w:r>
-              <w:t>Preserves the given inputs and shows the relevant intermediate steps; distinguishes a prediction from an observed execution.</w:t>
-            </w:r>
-          </w:p>
-        </w:tc>
-      </w:tr>
-      <w:tr>
-        <w:tc>
-          <w:tcPr>
-            <w:tcW w:type="dxa" w:w="5112"/>
-          </w:tcPr>
-          <w:p>
-            <w:r>
-              <w:t>Limits</w:t>
-            </w:r>
-          </w:p>
-        </w:tc>
-        <w:tc>
-          <w:tcPr>
-            <w:tcW w:type="dxa" w:w="5112"/>
-          </w:tcPr>
-          <w:p>
-            <w:r>
-              <w:t>States the assumptions, missing evidence or conditions under which the result would change.</w:t>
-            </w:r>
-          </w:p>
-        </w:tc>
-      </w:tr>
-    </w:tbl>
-    <w:p>
-      <w:pPr>
-        <w:pStyle w:val="Heading3"/>
-      </w:pPr>
-      <w:r>
-        <w:t>Teacher key · Selected case answer</w:t>
-      </w:r>
-    </w:p>
-    <w:p>
-      <w:pPr>
-        <w:spacing w:line="336" w:lineRule="auto" w:after="180"/>
-        <w:shd w:fill="F1F6FC"/>
-      </w:pPr>
-      <w:r>
-        <w:rPr>
-          <w:b w:val="0"/>
-        </w:rPr>
-        <w:t xml:space="preserve">Record each dimension as not yet, with support, or independent. Accept a valid alternative procedure with a defensible </w:t>
-      </w:r>
-      <w:r>
-        <w:rPr>
-          <w:b/>
-        </w:rPr>
-        <w:t>trace</w:t>
-      </w:r>
-      <w:r>
-        <w:rPr>
-          <w:b w:val="0"/>
-        </w:rPr>
-        <w:t>.</w:t>
-      </w:r>
-    </w:p>
-    <w:p>
-      <w:pPr>
-        <w:spacing w:line="336" w:lineRule="auto" w:after="180"/>
-        <w:shd w:fill="F1F6FC"/>
-      </w:pPr>
-      <w:r>
-        <w:rPr>
-          <w:b w:val="0"/>
-        </w:rPr>
-        <w:t xml:space="preserve">Do not penalise an honestly recorded model failure if the learner correctly explains its </w:t>
-      </w:r>
-      <w:r>
-        <w:rPr>
-          <w:b/>
-        </w:rPr>
-        <w:t>evidence</w:t>
-      </w:r>
-      <w:r>
-        <w:rPr>
-          <w:b w:val="0"/>
-        </w:rPr>
-        <w:t xml:space="preserve"> and limits.</w:t>
-      </w:r>
-    </w:p>
-    <w:p>
-      <w:pPr>
-        <w:pStyle w:val="Heading3"/>
-      </w:pPr>
-      <w:r>
-        <w:t>Feedback that the learner uses</w:t>
-      </w:r>
-    </w:p>
-    <w:p>
-      <w:pPr>
-        <w:spacing w:line="336" w:lineRule="auto" w:after="180"/>
-      </w:pPr>
-      <w:r>
-        <w:rPr>
-          <w:b w:val="0"/>
-        </w:rPr>
-        <w:t xml:space="preserve">Name the earliest unsupported </w:t>
-      </w:r>
-      <w:r>
-        <w:rPr>
-          <w:b/>
-        </w:rPr>
-        <w:t>step</w:t>
-      </w:r>
-      <w:r>
-        <w:rPr>
-          <w:b w:val="0"/>
-        </w:rPr>
-        <w:t xml:space="preserve"> and give one action to repair it. Have the learner make that repair now and explain why. Then assess the relevant skill on a fresh, fully specified case.</w:t>
-      </w:r>
-    </w:p>
-    <w:p>
-      <w:pPr>
-        <w:spacing w:line="336" w:lineRule="auto" w:after="180"/>
-      </w:pPr>
-      <w:r>
-        <w:rPr>
-          <w:b w:val="0"/>
-        </w:rPr>
-        <w:t>Confirm it was not previously practised with feedback; solve and check the new case before assigning it. A follow-up design prompt is a starting brief, not automatically an equivalent test.</w:t>
-      </w:r>
-    </w:p>
-    <w:p>
-      <w:pPr>
-        <w:pStyle w:val="Heading1"/>
-      </w:pPr>
-      <w:r>
-        <w:t>06. Connect and extend learning</w:t>
-      </w:r>
-    </w:p>
-    <w:p>
-      <w:r>
-        <w:t>Connect Algorithms as Recipes to Helpful Classroom Sorter, adapt support and plan a later changed-case check.</w:t>
-      </w:r>
-    </w:p>
-    <w:p>
-      <w:pPr>
-        <w:pStyle w:val="Heading3"/>
-      </w:pPr>
-      <w:r>
-        <w:t>Helpful Classroom Sorter</w:t>
-      </w:r>
-    </w:p>
-    <w:p>
-      <w:pPr>
-        <w:spacing w:line="336" w:lineRule="auto" w:after="180"/>
-      </w:pPr>
-      <w:r>
-        <w:rPr>
-          <w:b w:val="0"/>
-        </w:rPr>
-        <w:t xml:space="preserve">Write the first executable sorting </w:t>
-      </w:r>
-      <w:r>
-        <w:rPr>
-          <w:b/>
-        </w:rPr>
-        <w:t>algorithm</w:t>
-      </w:r>
-      <w:r>
-        <w:rPr>
-          <w:b w:val="0"/>
-        </w:rPr>
-        <w:t xml:space="preserve"> for one easy item before adding branches or AI.</w:t>
-      </w:r>
-    </w:p>
-    <w:p>
-      <w:pPr>
-        <w:spacing w:line="336" w:lineRule="auto" w:after="180"/>
-      </w:pPr>
-      <w:r>
-        <w:rPr>
-          <w:b w:val="0"/>
-        </w:rPr>
-        <w:t xml:space="preserve">Keep the decision, </w:t>
-      </w:r>
-      <w:r>
-        <w:rPr>
-          <w:b/>
-        </w:rPr>
-        <w:t>input</w:t>
-      </w:r>
-      <w:r>
-        <w:rPr>
-          <w:b w:val="0"/>
-        </w:rPr>
-        <w:t xml:space="preserve">, result, explanation and remaining limitation in the project </w:t>
-      </w:r>
-      <w:r>
-        <w:rPr>
-          <w:b/>
-        </w:rPr>
-        <w:t>evidence</w:t>
-      </w:r>
-      <w:r>
-        <w:rPr>
-          <w:b w:val="0"/>
-        </w:rPr>
-        <w:t xml:space="preserve"> record. Retrieve this record next week rather than restarting the project.</w:t>
-      </w:r>
-    </w:p>
-    <w:p>
-      <w:pPr>
-        <w:pStyle w:val="Heading3"/>
-      </w:pPr>
-      <w:r>
-        <w:t>Support and stretch</w:t>
-      </w:r>
-    </w:p>
-    <w:p>
-      <w:pPr>
-        <w:spacing w:line="336" w:lineRule="auto" w:after="180"/>
-      </w:pPr>
-      <w:r>
-        <w:rPr>
-          <w:b w:val="0"/>
-        </w:rPr>
-        <w:t xml:space="preserve">Use physical cards, spoken explanations and a three-stage drawing. Read aloud without giving the answer. Stretch: compare two </w:t>
-      </w:r>
-      <w:r>
-        <w:rPr>
-          <w:b/>
-        </w:rPr>
-        <w:t>mechanism</w:t>
-      </w:r>
-      <w:r>
-        <w:rPr>
-          <w:b w:val="0"/>
-        </w:rPr>
-        <w:t xml:space="preserve">s with the same visible </w:t>
-      </w:r>
-      <w:r>
-        <w:rPr>
-          <w:b/>
-        </w:rPr>
-        <w:t>output</w:t>
-      </w:r>
-      <w:r>
-        <w:rPr>
-          <w:b w:val="0"/>
-        </w:rPr>
-        <w:t xml:space="preserve"> and explain what </w:t>
-      </w:r>
-      <w:r>
-        <w:rPr>
-          <w:b/>
-        </w:rPr>
-        <w:t>evidence</w:t>
-      </w:r>
-      <w:r>
-        <w:rPr>
-          <w:b w:val="0"/>
-        </w:rPr>
-        <w:t xml:space="preserve"> distinguishes them.</w:t>
-      </w:r>
-    </w:p>
-    <w:p>
-      <w:pPr>
-        <w:pStyle w:val="Heading3"/>
-      </w:pPr>
-      <w:r>
-        <w:t>Exit reflection</w:t>
-      </w:r>
-    </w:p>
-    <w:p>
-      <w:pPr>
-        <w:spacing w:line="336" w:lineRule="auto" w:after="180"/>
-      </w:pPr>
-      <w:r>
-        <w:rPr>
-          <w:b w:val="0"/>
-        </w:rPr>
-        <w:t xml:space="preserve">Ask for one decision the learner can now justify and one situation requiring more </w:t>
-      </w:r>
-      <w:r>
-        <w:rPr>
-          <w:b/>
-        </w:rPr>
-        <w:t>evidence</w:t>
-      </w:r>
-      <w:r>
-        <w:rPr>
-          <w:b w:val="0"/>
-        </w:rPr>
-        <w:t xml:space="preserve"> or human review. Confidence ratings are separate from correct independent performance.</w:t>
-      </w:r>
-    </w:p>
-    <w:p>
-      <w:pPr>
-        <w:pStyle w:val="Heading3"/>
-      </w:pPr>
-      <w:r>
-        <w:t>Bridge to the next week</w:t>
-      </w:r>
-    </w:p>
-    <w:p>
-      <w:pPr>
-        <w:spacing w:line="336" w:lineRule="auto" w:after="180"/>
-      </w:pPr>
-      <w:r>
-        <w:rPr>
-          <w:b w:val="0"/>
-        </w:rPr>
-        <w:t xml:space="preserve">Next: Week 10: If/Then Decisions. Retrieve today’s </w:t>
-      </w:r>
-      <w:r>
-        <w:rPr>
-          <w:b/>
-        </w:rPr>
-        <w:t>evidence</w:t>
-      </w:r>
-      <w:r>
-        <w:rPr>
-          <w:b w:val="0"/>
-        </w:rPr>
-        <w:t xml:space="preserve"> and identify what carries forward and what is new.</w:t>
-      </w:r>
-    </w:p>
-    <w:p>
-      <w:pPr>
-        <w:pStyle w:val="Heading3"/>
-      </w:pPr>
-      <w:r>
-        <w:t>Support and fresh reassessment</w:t>
-      </w:r>
-    </w:p>
-    <w:p>
-      <w:pPr>
-        <w:spacing w:line="336" w:lineRule="auto" w:after="180"/>
-      </w:pPr>
-      <w:r>
-        <w:rPr>
-          <w:b w:val="0"/>
-        </w:rPr>
-        <w:t xml:space="preserve">Use a finger or token to mark the current instruction and provide a blank </w:t>
-      </w:r>
-      <w:r>
-        <w:rPr>
-          <w:b/>
-        </w:rPr>
-        <w:t>trace</w:t>
-      </w:r>
-      <w:r>
-        <w:rPr>
-          <w:b w:val="0"/>
-        </w:rPr>
-        <w:t xml:space="preserve"> with one row per update. Let learners verbalise Read, calculate, replace, record. Allow oral explanations alongside the table.</w:t>
-      </w:r>
-    </w:p>
-    <w:p>
-      <w:pPr>
-        <w:spacing w:line="336" w:lineRule="auto" w:after="180"/>
-      </w:pPr>
-      <w:r>
-        <w:rPr>
-          <w:b w:val="0"/>
-        </w:rPr>
-        <w:t>Extension: starting at 0, compare add 2 then double with double then add 2; explain why their difference remains 2 for any starting whole number.</w:t>
-      </w:r>
-    </w:p>
-    <w:p>
-      <w:pPr>
-        <w:spacing w:line="336" w:lineRule="auto" w:after="180"/>
-      </w:pPr>
-      <w:r>
-        <w:rPr>
-          <w:b w:val="0"/>
-        </w:rPr>
-        <w:t xml:space="preserve">W4 is secure when both </w:t>
-      </w:r>
-      <w:r>
-        <w:rPr>
-          <w:b/>
-        </w:rPr>
-        <w:t>trace</w:t>
-      </w:r>
-      <w:r>
-        <w:rPr>
-          <w:b w:val="0"/>
-        </w:rPr>
-        <w:t xml:space="preserve">s include both </w:t>
-      </w:r>
-      <w:r>
-        <w:rPr>
-          <w:b/>
-        </w:rPr>
-        <w:t>variable</w:t>
-      </w:r>
-      <w:r>
-        <w:rPr>
-          <w:b w:val="0"/>
-        </w:rPr>
-        <w:t>s after each instruction, copying preserves the then-current value, and the swapped procedure correctly ends at X 7 and Y 14.</w:t>
-      </w:r>
-    </w:p>
-    <w:p>
-      <w:pPr>
-        <w:spacing w:line="336" w:lineRule="auto" w:after="180"/>
-      </w:pPr>
-      <w:r>
-        <w:rPr>
-          <w:b w:val="0"/>
-        </w:rPr>
-        <w:t xml:space="preserve">A correct final pair without intermediate </w:t>
-      </w:r>
-      <w:r>
-        <w:rPr>
-          <w:b/>
-        </w:rPr>
-        <w:t>state</w:t>
-      </w:r>
-      <w:r>
-        <w:rPr>
-          <w:b w:val="0"/>
-        </w:rPr>
-        <w:t xml:space="preserve">s is incomplete </w:t>
-      </w:r>
-      <w:r>
-        <w:rPr>
-          <w:b/>
-        </w:rPr>
-        <w:t>evidence</w:t>
-      </w:r>
-      <w:r>
-        <w:rPr>
-          <w:b w:val="0"/>
-        </w:rPr>
-        <w:t xml:space="preserve">. After support, retry from X 3 and Y 0 with copy X into Y, add 2 to X, double Y. The expected </w:t>
-      </w:r>
-      <w:r>
-        <w:rPr>
-          <w:b/>
-        </w:rPr>
-        <w:t>state</w:t>
-      </w:r>
-      <w:r>
-        <w:rPr>
-          <w:b w:val="0"/>
-        </w:rPr>
         <w:t>s are 3,0 then 3,3 then 5,3 then 5,6.</w:t>
       </w:r>
     </w:p>
     <w:p>
       <w:pPr>
-        <w:spacing w:line="336" w:lineRule="auto" w:after="180"/>
-      </w:pPr>
-      <w:r>
-        <w:rPr>
-          <w:b w:val="0"/>
-        </w:rPr>
-        <w:t xml:space="preserve">Week 10 adds conditions and boundary cases. Students will decide which instruction runs by testing the current </w:t>
-      </w:r>
-      <w:r>
-        <w:rPr>
-          <w:b/>
-        </w:rPr>
-        <w:t>state</w:t>
-      </w:r>
-      <w:r>
-        <w:rPr>
-          <w:b w:val="0"/>
-        </w:rPr>
-        <w:t xml:space="preserve">, then </w:t>
-      </w:r>
-      <w:r>
-        <w:rPr>
-          <w:b/>
-        </w:rPr>
-        <w:t>trace</w:t>
-      </w:r>
-      <w:r>
-        <w:rPr>
-          <w:b w:val="0"/>
-        </w:rPr>
-        <w:t xml:space="preserve"> the selected update.</w:t>
-      </w:r>
-    </w:p>
-    <w:p>
-      <w:pPr>
-        <w:pStyle w:val="Heading3"/>
-      </w:pPr>
-      <w:r>
-        <w:t>Plan the delayed return</w:t>
+        <w:pStyle w:val="Heading2"/>
+      </w:pPr>
+      <w:r>
+        <w:t>Plan the delayed check</w:t>
       </w:r>
     </w:p>
     <w:p>
@@ -6578,72 +6267,200 @@
     </w:p>
     <w:p>
       <w:pPr>
+        <w:pStyle w:val="Heading2"/>
+      </w:pPr>
+      <w:r>
+        <w:t>Bridge to next week</w:t>
+      </w:r>
+    </w:p>
+    <w:p>
+      <w:pPr>
+        <w:spacing w:line="336" w:lineRule="auto" w:after="180"/>
+      </w:pPr>
+      <w:r>
+        <w:rPr>
+          <w:b w:val="0"/>
+        </w:rPr>
+        <w:t xml:space="preserve">Ask for one decision the learner can now justify and one situation requiring more </w:t>
+      </w:r>
+      <w:r>
+        <w:rPr>
+          <w:b/>
+        </w:rPr>
+        <w:t>evidence</w:t>
+      </w:r>
+      <w:r>
+        <w:rPr>
+          <w:b w:val="0"/>
+        </w:rPr>
+        <w:t xml:space="preserve"> or human review. Confidence ratings are separate from correct independent performance.</w:t>
+      </w:r>
+    </w:p>
+    <w:p>
+      <w:pPr>
+        <w:spacing w:line="336" w:lineRule="auto" w:after="180"/>
+      </w:pPr>
+      <w:r>
+        <w:rPr>
+          <w:b w:val="0"/>
+        </w:rPr>
+        <w:t xml:space="preserve">Next: Week 10: If/Then Decisions. Retrieve today’s </w:t>
+      </w:r>
+      <w:r>
+        <w:rPr>
+          <w:b/>
+        </w:rPr>
+        <w:t>evidence</w:t>
+      </w:r>
+      <w:r>
+        <w:rPr>
+          <w:b w:val="0"/>
+        </w:rPr>
+        <w:t xml:space="preserve"> and identify what carries forward and what is new.</w:t>
+      </w:r>
+    </w:p>
+    <w:p>
+      <w:pPr>
+        <w:spacing w:line="336" w:lineRule="auto" w:after="180"/>
+      </w:pPr>
+      <w:r>
+        <w:rPr>
+          <w:b w:val="0"/>
+        </w:rPr>
+        <w:t xml:space="preserve">Week 10 adds conditions and boundary cases. Students will decide which instruction runs by testing the current </w:t>
+      </w:r>
+      <w:r>
+        <w:rPr>
+          <w:b/>
+        </w:rPr>
+        <w:t>state</w:t>
+      </w:r>
+      <w:r>
+        <w:rPr>
+          <w:b w:val="0"/>
+        </w:rPr>
+        <w:t xml:space="preserve">, then </w:t>
+      </w:r>
+      <w:r>
+        <w:rPr>
+          <w:b/>
+        </w:rPr>
+        <w:t>trace</w:t>
+      </w:r>
+      <w:r>
+        <w:rPr>
+          <w:b w:val="0"/>
+        </w:rPr>
+        <w:t xml:space="preserve"> the selected update.</w:t>
+      </w:r>
+    </w:p>
+    <w:p>
+      <w:pPr>
+        <w:pStyle w:val="Heading2"/>
+      </w:pPr>
+      <w:r>
+        <w:t>Earlier wording, alternatives and picture transcripts · reference / check after trying</w:t>
+      </w:r>
+    </w:p>
+    <w:p>
+      <w:pPr>
+        <w:spacing w:line="336" w:lineRule="auto" w:after="180"/>
+      </w:pPr>
+      <w:r>
+        <w:rPr>
+          <w:b w:val="0"/>
+        </w:rPr>
+        <w:t>Connect and extend learning</w:t>
+      </w:r>
+    </w:p>
+    <w:p>
+      <w:pPr>
         <w:pStyle w:val="Heading3"/>
       </w:pPr>
       <w:r>
+        <w:t>Helpful Classroom Sorter</w:t>
+      </w:r>
+    </w:p>
+    <w:p>
+      <w:pPr>
+        <w:pStyle w:val="Heading3"/>
+      </w:pPr>
+      <w:r>
+        <w:t>Support and stretch</w:t>
+      </w:r>
+    </w:p>
+    <w:p>
+      <w:pPr>
+        <w:pStyle w:val="Heading3"/>
+      </w:pPr>
+      <w:r>
+        <w:t>Exit reflection</w:t>
+      </w:r>
+    </w:p>
+    <w:p>
+      <w:pPr>
+        <w:pStyle w:val="Heading3"/>
+      </w:pPr>
+      <w:r>
+        <w:t>Bridge to the next week</w:t>
+      </w:r>
+    </w:p>
+    <w:p>
+      <w:pPr>
+        <w:pStyle w:val="Heading3"/>
+      </w:pPr>
+      <w:r>
+        <w:t>Support and fresh reassessment</w:t>
+      </w:r>
+    </w:p>
+    <w:p>
+      <w:pPr>
+        <w:pStyle w:val="Heading3"/>
+      </w:pPr>
+      <w:r>
+        <w:t>Plan the delayed return</w:t>
+      </w:r>
+    </w:p>
+    <w:p>
+      <w:pPr>
+        <w:pStyle w:val="Heading3"/>
+      </w:pPr>
+      <w:r>
         <w:t>Project evidence from this case</w:t>
       </w:r>
     </w:p>
     <w:p>
       <w:pPr>
+        <w:pStyle w:val="Heading1"/>
+      </w:pPr>
+      <w:r>
+        <w:t>Reference bank and extra practice</w:t>
+      </w:r>
+    </w:p>
+    <w:p>
+      <w:pPr>
+        <w:pStyle w:val="Heading1"/>
+      </w:pPr>
+      <w:r>
+        <w:t>07. Reference: alternative planning checklist</w:t>
+      </w:r>
+    </w:p>
+    <w:p>
+      <w:r>
+        <w:t>Use as a reminder alongside the main route rather than teaching the cycle twice.</w:t>
+      </w:r>
+    </w:p>
+    <w:p>
+      <w:pPr>
+        <w:pStyle w:val="Heading2"/>
+      </w:pPr>
+      <w:r>
+        <w:t>Preparation and schedule</w:t>
+      </w:r>
+    </w:p>
+    <w:p>
+      <w:pPr>
         <w:spacing w:line="336" w:lineRule="auto" w:after="180"/>
-      </w:pPr>
-      <w:r>
-        <w:rPr>
-          <w:b w:val="0"/>
-        </w:rPr>
-        <w:t xml:space="preserve">Write the sorter’s </w:t>
-      </w:r>
-      <w:r>
-        <w:rPr>
-          <w:b/>
-        </w:rPr>
-        <w:t>step</w:t>
-      </w:r>
-      <w:r>
-        <w:rPr>
-          <w:b w:val="0"/>
-        </w:rPr>
-        <w:t xml:space="preserve">s in order, showing which values each </w:t>
-      </w:r>
-      <w:r>
-        <w:rPr>
-          <w:b/>
-        </w:rPr>
-        <w:t>step</w:t>
-      </w:r>
-      <w:r>
-        <w:rPr>
-          <w:b w:val="0"/>
-        </w:rPr>
-        <w:t xml:space="preserve"> updates so a partner can reproduce the result.</w:t>
-      </w:r>
-    </w:p>
-    <w:p>
-      <w:pPr>
-        <w:pStyle w:val="Heading1"/>
-      </w:pPr>
-      <w:r>
-        <w:t>07. Prepare, teach and assess</w:t>
-      </w:r>
-    </w:p>
-    <w:p>
-      <w:r>
-        <w:t>Use this preparation summary alongside the detailed Algorithms as Recipes lesson; it is a checklist rather than a replacement for the full sequence.</w:t>
-      </w:r>
-    </w:p>
-    <w:p>
-      <w:pPr>
-        <w:pStyle w:val="Heading3"/>
-      </w:pPr>
-      <w:r>
-        <w:t>Teaching target</w:t>
-      </w:r>
-    </w:p>
-    <w:p>
-      <w:pPr>
-        <w:spacing w:line="336" w:lineRule="auto" w:after="180"/>
-        <w:shd w:fill="EDF7F3"/>
       </w:pPr>
       <w:r>
         <w:rPr>
@@ -6844,6 +6661,14 @@
     </w:tbl>
     <w:p>
       <w:pPr>
+        <w:pStyle w:val="Heading2"/>
+      </w:pPr>
+      <w:r>
+        <w:t>Practice and assessment reminders</w:t>
+      </w:r>
+    </w:p>
+    <w:p>
+      <w:pPr>
         <w:spacing w:line="336" w:lineRule="auto" w:after="180"/>
       </w:pPr>
       <w:r>
@@ -6867,16 +6692,7 @@
     </w:p>
     <w:p>
       <w:pPr>
-        <w:pStyle w:val="Heading3"/>
-      </w:pPr>
-      <w:r>
-        <w:t>Supported practice answer</w:t>
-      </w:r>
-    </w:p>
-    <w:p>
-      <w:pPr>
         <w:spacing w:line="336" w:lineRule="auto" w:after="180"/>
-        <w:shd w:fill="F1F6FC"/>
       </w:pPr>
       <w:r>
         <w:rPr>
@@ -6981,16 +6797,7 @@
     </w:p>
     <w:p>
       <w:pPr>
-        <w:pStyle w:val="Heading3"/>
-      </w:pPr>
-      <w:r>
-        <w:t>Repair the misconception</w:t>
-      </w:r>
-    </w:p>
-    <w:p>
-      <w:pPr>
         <w:spacing w:line="336" w:lineRule="auto" w:after="180"/>
-        <w:shd w:fill="FFF5E6"/>
       </w:pPr>
       <w:r>
         <w:rPr>
@@ -7013,16 +6820,7 @@
     </w:p>
     <w:p>
       <w:pPr>
-        <w:pStyle w:val="Heading3"/>
-      </w:pPr>
-      <w:r>
-        <w:t>Support without giving away the answer</w:t>
-      </w:r>
-    </w:p>
-    <w:p>
-      <w:pPr>
         <w:spacing w:line="336" w:lineRule="auto" w:after="180"/>
-        <w:shd w:fill="F1F6F8"/>
       </w:pPr>
       <w:r>
         <w:rPr>
@@ -7057,16 +6855,7 @@
     </w:p>
     <w:p>
       <w:pPr>
-        <w:pStyle w:val="Heading3"/>
-      </w:pPr>
-      <w:r>
-        <w:t>Extend the reasoning</w:t>
-      </w:r>
-    </w:p>
-    <w:p>
-      <w:pPr>
         <w:spacing w:line="336" w:lineRule="auto" w:after="180"/>
-        <w:shd w:fill="F5F1FB"/>
       </w:pPr>
       <w:r>
         <w:rPr>
@@ -7089,16 +6878,7 @@
     </w:p>
     <w:p>
       <w:pPr>
-        <w:pStyle w:val="Heading3"/>
-      </w:pPr>
-      <w:r>
-        <w:t>Protect the independent attempt</w:t>
-      </w:r>
-    </w:p>
-    <w:p>
-      <w:pPr>
         <w:spacing w:line="336" w:lineRule="auto" w:after="180"/>
-        <w:shd w:fill="FFF5E6"/>
       </w:pPr>
       <w:r>
         <w:rPr>
@@ -7293,16 +7073,7 @@
     </w:tbl>
     <w:p>
       <w:pPr>
-        <w:pStyle w:val="Heading3"/>
-      </w:pPr>
-      <w:r>
-        <w:t>Project checkpoint</w:t>
-      </w:r>
-    </w:p>
-    <w:p>
-      <w:pPr>
         <w:spacing w:line="336" w:lineRule="auto" w:after="180"/>
-        <w:shd w:fill="EDF7F3"/>
       </w:pPr>
       <w:r>
         <w:rPr>
@@ -7375,12 +7146,20 @@
         <w:pStyle w:val="Heading1"/>
       </w:pPr>
       <w:r>
-        <w:t>08. Use feedback, labs and repair paths</w:t>
-      </w:r>
-    </w:p>
-    <w:p>
-      <w:r>
-        <w:t>Use feedback, earlier review and portfolios purposefully. Apply the coding routine only when this lesson has an executable lab.</w:t>
+        <w:t>08. Reference: feedback and records</w:t>
+      </w:r>
+    </w:p>
+    <w:p>
+      <w:r>
+        <w:t>Use digital tools where they help retain an explanation and its evidence.</w:t>
+      </w:r>
+    </w:p>
+    <w:p>
+      <w:pPr>
+        <w:pStyle w:val="Heading2"/>
+      </w:pPr>
+      <w:r>
+        <w:t>Keep practice and independent evidence separate</w:t>
       </w:r>
     </w:p>
     <w:p>
@@ -7419,10 +7198,64 @@
     </w:p>
     <w:p>
       <w:pPr>
-        <w:pStyle w:val="Heading3"/>
-      </w:pPr>
-      <w:r>
-        <w:t>For later coding lessons</w:t>
+        <w:pStyle w:val="Heading2"/>
+      </w:pPr>
+      <w:r>
+        <w:t>Repair and portfolio records</w:t>
+      </w:r>
+    </w:p>
+    <w:p>
+      <w:pPr>
+        <w:spacing w:line="336" w:lineRule="auto" w:after="180"/>
+      </w:pPr>
+      <w:r>
+        <w:rPr>
+          <w:b w:val="0"/>
+        </w:rPr>
+        <w:t>Use the earlier worked-explanation links to address a specific missing building block, then return to the current question. Adapt this suggestion after observing the learner; it is not an automatic diagnosis.</w:t>
+      </w:r>
+    </w:p>
+    <w:p>
+      <w:pPr>
+        <w:spacing w:line="336" w:lineRule="auto" w:after="180"/>
+      </w:pPr>
+      <w:r>
+        <w:rPr>
+          <w:b w:val="0"/>
+        </w:rPr>
+        <w:t xml:space="preserve">Collect the completed-work portfolio as </w:t>
+      </w:r>
+      <w:r>
+        <w:rPr>
+          <w:b/>
+        </w:rPr>
+        <w:t>evidence</w:t>
+      </w:r>
+      <w:r>
+        <w:rPr>
+          <w:b w:val="0"/>
+        </w:rPr>
+        <w:t xml:space="preserve">. Record support separately from correctness, and assess explanation, </w:t>
+      </w:r>
+      <w:r>
+        <w:rPr>
+          <w:b/>
+        </w:rPr>
+        <w:t>trace</w:t>
+      </w:r>
+      <w:r>
+        <w:rPr>
+          <w:b w:val="0"/>
+        </w:rPr>
+        <w:t>/test and limitations. Progress ticks and quiz selections alone do not establish mastery.</w:t>
+      </w:r>
+    </w:p>
+    <w:p>
+      <w:pPr>
+        <w:pStyle w:val="Heading2"/>
+      </w:pPr>
+      <w:r>
+        <w:t>Earlier wording, alternatives and picture transcripts · reference / check after trying</w:t>
       </w:r>
     </w:p>
     <w:p>
@@ -7433,7 +7266,6 @@
     <w:p>
       <w:pPr>
         <w:spacing w:line="336" w:lineRule="auto" w:after="180"/>
-        <w:shd w:fill="F1F6F8"/>
       </w:pPr>
       <w:r>
         <w:rPr>
@@ -7456,89 +7288,20 @@
     </w:p>
     <w:p>
       <w:pPr>
-        <w:spacing w:line="336" w:lineRule="auto" w:after="180"/>
-      </w:pPr>
-      <w:r>
-        <w:rPr>
-          <w:b w:val="0"/>
-        </w:rPr>
-        <w:t>Use the earlier worked-explanation links to address a specific missing building block, then return to the current question. Adapt this suggestion after observing the learner; it is not an automatic diagnosis.</w:t>
-      </w:r>
-    </w:p>
-    <w:p>
-      <w:pPr>
-        <w:spacing w:line="336" w:lineRule="auto" w:after="180"/>
-      </w:pPr>
-      <w:r>
-        <w:rPr>
-          <w:b w:val="0"/>
-        </w:rPr>
-        <w:t xml:space="preserve">Collect the completed-work portfolio as </w:t>
-      </w:r>
-      <w:r>
-        <w:rPr>
-          <w:b/>
-        </w:rPr>
-        <w:t>evidence</w:t>
-      </w:r>
-      <w:r>
-        <w:rPr>
-          <w:b w:val="0"/>
-        </w:rPr>
-        <w:t xml:space="preserve">. Record support separately from correctness, and assess explanation, </w:t>
-      </w:r>
-      <w:r>
-        <w:rPr>
-          <w:b/>
-        </w:rPr>
-        <w:t>trace</w:t>
-      </w:r>
-      <w:r>
-        <w:rPr>
-          <w:b w:val="0"/>
-        </w:rPr>
-        <w:t>/test and limitations. Progress ticks and quiz selections alone do not establish mastery.</w:t>
-      </w:r>
-    </w:p>
-    <w:p>
-      <w:pPr>
         <w:pStyle w:val="Heading1"/>
       </w:pPr>
       <w:r>
-        <w:t>09. Visual concept journey</w:t>
-      </w:r>
-    </w:p>
-    <w:p>
-      <w:r>
-        <w:t>Show one Algorithms as Recipes graphic at a time, request a prediction and discuss its trace before the independent assessment.</w:t>
-      </w:r>
-    </w:p>
-    <w:p>
-      <w:pPr>
-        <w:spacing w:line="336" w:lineRule="auto" w:after="180"/>
-      </w:pPr>
-      <w:r>
-        <w:rPr>
-          <w:b w:val="0"/>
-        </w:rPr>
-        <w:t xml:space="preserve">Use one picture at a time. Hide a worked result before asking for a </w:t>
-      </w:r>
-      <w:r>
-        <w:rPr>
-          <w:b/>
-        </w:rPr>
-        <w:t>prediction</w:t>
-      </w:r>
-      <w:r>
-        <w:rPr>
-          <w:b w:val="0"/>
-        </w:rPr>
-        <w:t>, then reveal it for feedback. These are supported teaching cases; retain the separate independent assessment for a fresh first attempt.</w:t>
-      </w:r>
-    </w:p>
-    <w:p>
-      <w:pPr>
-        <w:pStyle w:val="Heading3"/>
+        <w:t>09. Reference: teach with the six pictures</w:t>
+      </w:r>
+    </w:p>
+    <w:p>
+      <w:r>
+        <w:t>Choose the picture for the teaching move and connect it to the explanation.</w:t>
+      </w:r>
+    </w:p>
+    <w:p>
+      <w:pPr>
+        <w:pStyle w:val="Heading2"/>
       </w:pPr>
       <w:r>
         <w:t>01. Algorithms as Recipes: the case</w:t>
@@ -7549,7 +7312,7 @@
         <w:drawing>
           <wp:inline xmlns:a="http://schemas.openxmlformats.org/drawingml/2006/main" xmlns:pic="http://schemas.openxmlformats.org/drawingml/2006/picture">
             <wp:extent cx="5486400" cy="2834640"/>
-            <wp:docPr id="3" name="Picture 3" descr="A fictional paper badge machine transforms an initial score using an ordered recipe. Supplied facts: Start score=3. Recipe A: double, add 4, subtract 1, report. Recipe B swaps the first two operations but keeps the same starting score."/>
+            <wp:docPr id="5" name="Picture 5" descr="A fictional paper badge machine transforms an initial score using an ordered recipe. Supplied facts: Start score=3. Recipe A: double, add 4, subtract 1, report. Recipe B swaps the first two operations but keeps the same starting score."/>
             <wp:cNvGraphicFramePr>
               <a:graphicFrameLocks noChangeAspect="1"/>
             </wp:cNvGraphicFramePr>
@@ -7561,7 +7324,7 @@
                     <pic:cNvPicPr/>
                   </pic:nvPicPr>
                   <pic:blipFill>
-                    <a:blip r:embed="rId11"/>
+                    <a:blip r:embed="rId13"/>
                     <a:stretch>
                       <a:fillRect/>
                     </a:stretch>
@@ -7605,7 +7368,6 @@
     <w:p>
       <w:pPr>
         <w:spacing w:line="336" w:lineRule="auto" w:after="180"/>
-        <w:shd w:fill="F5F1FB"/>
       </w:pPr>
       <w:r>
         <w:rPr>
@@ -7616,16 +7378,7 @@
     </w:p>
     <w:p>
       <w:pPr>
-        <w:pStyle w:val="Heading3"/>
-      </w:pPr>
-      <w:r>
-        <w:t>Discuss while showing the picture</w:t>
-      </w:r>
-    </w:p>
-    <w:p>
-      <w:pPr>
         <w:spacing w:line="336" w:lineRule="auto" w:after="180"/>
-        <w:shd w:fill="F1F6F8"/>
       </w:pPr>
       <w:r>
         <w:rPr>
@@ -7636,7 +7389,7 @@
     </w:p>
     <w:p>
       <w:pPr>
-        <w:pStyle w:val="Heading3"/>
+        <w:pStyle w:val="Heading2"/>
       </w:pPr>
       <w:r>
         <w:t>02. Follow the deciding steps</w:t>
@@ -7647,7 +7400,7 @@
         <w:drawing>
           <wp:inline xmlns:a="http://schemas.openxmlformats.org/drawingml/2006/main" xmlns:pic="http://schemas.openxmlformats.org/drawingml/2006/picture">
             <wp:extent cx="5486400" cy="4005072"/>
-            <wp:docPr id="4" name="Picture 4" descr="Start: Both runs begin at 3. → Recipe A: 3 → 6 after doubling → 10 after adding 4 → 9 after subtracting 1. → Recipe B: 3 → 7 after adding 4 → 14 after doubling → 13 after subtracting 1. → Compare outputs: Same operations, different order: outputs 9 and 13."/>
+            <wp:docPr id="6" name="Picture 6" descr="Start: Both runs begin at 3. → Recipe A: 3 → 6 after doubling → 10 after adding 4 → 9 after subtracting 1. → Recipe B: 3 → 7 after adding 4 → 14 after doubling → 13 after subtracting 1. → Compare outputs: Same operations, different order: outputs 9 and 13."/>
             <wp:cNvGraphicFramePr>
               <a:graphicFrameLocks noChangeAspect="1"/>
             </wp:cNvGraphicFramePr>
@@ -7659,7 +7412,7 @@
                     <pic:cNvPicPr/>
                   </pic:nvPicPr>
                   <pic:blipFill>
-                    <a:blip r:embed="rId12"/>
+                    <a:blip r:embed="rId9"/>
                     <a:stretch>
                       <a:fillRect/>
                     </a:stretch>
@@ -7716,7 +7469,6 @@
     <w:p>
       <w:pPr>
         <w:spacing w:line="336" w:lineRule="auto" w:after="180"/>
-        <w:shd w:fill="F5F1FB"/>
       </w:pPr>
       <w:r>
         <w:rPr>
@@ -7739,16 +7491,7 @@
     </w:p>
     <w:p>
       <w:pPr>
-        <w:pStyle w:val="Heading3"/>
-      </w:pPr>
-      <w:r>
-        <w:t>Discuss while showing the picture</w:t>
-      </w:r>
-    </w:p>
-    <w:p>
-      <w:pPr>
         <w:spacing w:line="336" w:lineRule="auto" w:after="180"/>
-        <w:shd w:fill="F1F6F8"/>
       </w:pPr>
       <w:r>
         <w:rPr>
@@ -7771,7 +7514,7 @@
     </w:p>
     <w:p>
       <w:pPr>
-        <w:pStyle w:val="Heading3"/>
+        <w:pStyle w:val="Heading2"/>
       </w:pPr>
       <w:r>
         <w:t>03. Changing instruction order</w:t>
@@ -7782,7 +7525,7 @@
         <w:drawing>
           <wp:inline xmlns:a="http://schemas.openxmlformats.org/drawingml/2006/main" xmlns:pic="http://schemas.openxmlformats.org/drawingml/2006/picture">
             <wp:extent cx="5486400" cy="3096768"/>
-            <wp:docPr id="5" name="Picture 5" descr="Changing instruction order. Recipe A: Start = 3, After step 1 = 6, After step 2 = 10, Report = 9. Recipe B: Start = 3, After step 1 = 7, After step 2 = 14, Report = 13."/>
+            <wp:docPr id="7" name="Picture 7" descr="Changing instruction order. Recipe A: Start = 3, After step 1 = 6, After step 2 = 10, Report = 9. Recipe B: Start = 3, After step 1 = 7, After step 2 = 14, Report = 13."/>
             <wp:cNvGraphicFramePr>
               <a:graphicFrameLocks noChangeAspect="1"/>
             </wp:cNvGraphicFramePr>
@@ -7794,7 +7537,7 @@
                     <pic:cNvPicPr/>
                   </pic:nvPicPr>
                   <pic:blipFill>
-                    <a:blip r:embed="rId13"/>
+                    <a:blip r:embed="rId10"/>
                     <a:stretch>
                       <a:fillRect/>
                     </a:stretch>
@@ -7875,7 +7618,6 @@
     <w:p>
       <w:pPr>
         <w:spacing w:line="336" w:lineRule="auto" w:after="180"/>
-        <w:shd w:fill="F5F1FB"/>
       </w:pPr>
       <w:r>
         <w:rPr>
@@ -7886,16 +7628,7 @@
     </w:p>
     <w:p>
       <w:pPr>
-        <w:pStyle w:val="Heading3"/>
-      </w:pPr>
-      <w:r>
-        <w:t>Discuss while showing the picture</w:t>
-      </w:r>
-    </w:p>
-    <w:p>
-      <w:pPr>
         <w:spacing w:line="336" w:lineRule="auto" w:after="180"/>
-        <w:shd w:fill="F1F6F8"/>
       </w:pPr>
       <w:r>
         <w:rPr>
@@ -7907,7 +7640,6 @@
     <w:p>
       <w:pPr>
         <w:spacing w:line="336" w:lineRule="auto" w:after="180"/>
-        <w:shd w:fill="F1F6F8"/>
       </w:pPr>
       <w:r>
         <w:rPr>
@@ -7918,7 +7650,7 @@
     </w:p>
     <w:p>
       <w:pPr>
-        <w:pStyle w:val="Heading3"/>
+        <w:pStyle w:val="Heading2"/>
       </w:pPr>
       <w:r>
         <w:t>04. Change one thing. Trace what follows.</w:t>
@@ -7929,7 +7661,7 @@
         <w:drawing>
           <wp:inline xmlns:a="http://schemas.openxmlformats.org/drawingml/2006/main" xmlns:pic="http://schemas.openxmlformats.org/drawingml/2006/picture">
             <wp:extent cx="5486400" cy="3026664"/>
-            <wp:docPr id="6" name="Picture 6" descr="Original case: Same operations, different order: outputs 9 and 13. Changed condition: Change the starting score to 0 for both recipes. Expected result: A reports 3 and B reports 7. Reason: A: 0→0→4→3. B: 0→4→8→7."/>
+            <wp:docPr id="8" name="Picture 8" descr="Original case: Same operations, different order: outputs 9 and 13. Changed condition: Change the starting score to 0 for both recipes. Expected result: A reports 3 and B reports 7. Reason: A: 0→0→4→3. B: 0→4→8→7."/>
             <wp:cNvGraphicFramePr>
               <a:graphicFrameLocks noChangeAspect="1"/>
             </wp:cNvGraphicFramePr>
@@ -7986,7 +7718,6 @@
     <w:p>
       <w:pPr>
         <w:spacing w:line="336" w:lineRule="auto" w:after="180"/>
-        <w:shd w:fill="F5F1FB"/>
       </w:pPr>
       <w:r>
         <w:rPr>
@@ -7997,16 +7728,7 @@
     </w:p>
     <w:p>
       <w:pPr>
-        <w:pStyle w:val="Heading3"/>
-      </w:pPr>
-      <w:r>
-        <w:t>Discuss while showing the picture</w:t>
-      </w:r>
-    </w:p>
-    <w:p>
-      <w:pPr>
         <w:spacing w:line="336" w:lineRule="auto" w:after="180"/>
-        <w:shd w:fill="F1F6F8"/>
       </w:pPr>
       <w:r>
         <w:rPr>
@@ -8018,7 +7740,6 @@
     <w:p>
       <w:pPr>
         <w:spacing w:line="336" w:lineRule="auto" w:after="180"/>
-        <w:shd w:fill="F1F6F8"/>
       </w:pPr>
       <w:r>
         <w:rPr>
@@ -8029,7 +7750,7 @@
     </w:p>
     <w:p>
       <w:pPr>
-        <w:pStyle w:val="Heading3"/>
+        <w:pStyle w:val="Heading2"/>
       </w:pPr>
       <w:r>
         <w:t>05. Connect the explanation to its limit</w:t>
@@ -8040,7 +7761,7 @@
         <w:drawing>
           <wp:inline xmlns:a="http://schemas.openxmlformats.org/drawingml/2006/main" xmlns:pic="http://schemas.openxmlformats.org/drawingml/2006/picture">
             <wp:extent cx="5486400" cy="2834640"/>
-            <wp:docPr id="7" name="Picture 7" descr="Every instruction reads the current score, not the original one unless explicitly told to. In B, doubling also doubles the added 4. In A, the extra 4 is added after doubling. The final difference of 4 follows from that order, not from different starting data. Limit: One traced input checks one run; it does not establish every recipe is equivalent or validate an entire program."/>
+            <wp:docPr id="9" name="Picture 9" descr="Every instruction reads the current score, not the original one unless explicitly told to. In B, doubling also doubles the added 4. In A, the extra 4 is added after doubling. The final difference of 4 follows from that order, not from different starting data. Limit: One traced input checks one run; it does not establish every recipe is equivalent or validate an entire program."/>
             <wp:cNvGraphicFramePr>
               <a:graphicFrameLocks noChangeAspect="1"/>
             </wp:cNvGraphicFramePr>
@@ -8120,7 +7841,6 @@
     <w:p>
       <w:pPr>
         <w:spacing w:line="336" w:lineRule="auto" w:after="180"/>
-        <w:shd w:fill="F5F1FB"/>
       </w:pPr>
       <w:r>
         <w:rPr>
@@ -8131,16 +7851,7 @@
     </w:p>
     <w:p>
       <w:pPr>
-        <w:pStyle w:val="Heading3"/>
-      </w:pPr>
-      <w:r>
-        <w:t>Discuss while showing the picture</w:t>
-      </w:r>
-    </w:p>
-    <w:p>
-      <w:pPr>
         <w:spacing w:line="336" w:lineRule="auto" w:after="180"/>
-        <w:shd w:fill="F1F6F8"/>
       </w:pPr>
       <w:r>
         <w:rPr>
@@ -8152,7 +7863,6 @@
     <w:p>
       <w:pPr>
         <w:spacing w:line="336" w:lineRule="auto" w:after="180"/>
-        <w:shd w:fill="F1F6F8"/>
       </w:pPr>
       <w:r>
         <w:rPr>
@@ -8199,7 +7909,7 @@
     </w:p>
     <w:p>
       <w:pPr>
-        <w:pStyle w:val="Heading3"/>
+        <w:pStyle w:val="Heading2"/>
       </w:pPr>
       <w:r>
         <w:t>06. Make the idea visible in your project</w:t>
@@ -8210,7 +7920,7 @@
         <w:drawing>
           <wp:inline xmlns:a="http://schemas.openxmlformats.org/drawingml/2006/main" xmlns:pic="http://schemas.openxmlformats.org/drawingml/2006/picture">
             <wp:extent cx="5486400" cy="3380232"/>
-            <wp:docPr id="8" name="Picture 8" descr="Write the sorter’s steps in order, showing which values each step updates so a partner can reproduce the result. Draw your input, deciding step, result and limit. Supported question: Use the arrows to explain where the two zero-start runs first differ."/>
+            <wp:docPr id="10" name="Picture 10" descr="Write the sorter’s steps in order, showing which values each step updates so a partner can reproduce the result. Draw your input, deciding step, result and limit. Supported question: Use the arrows to explain where the two zero-start runs first differ."/>
             <wp:cNvGraphicFramePr>
               <a:graphicFrameLocks noChangeAspect="1"/>
             </wp:cNvGraphicFramePr>
@@ -8314,7 +8024,6 @@
     <w:p>
       <w:pPr>
         <w:spacing w:line="336" w:lineRule="auto" w:after="180"/>
-        <w:shd w:fill="F5F1FB"/>
       </w:pPr>
       <w:r>
         <w:rPr>
@@ -8361,70 +8070,139 @@
     </w:p>
     <w:p>
       <w:pPr>
+        <w:spacing w:line="336" w:lineRule="auto" w:after="180"/>
+      </w:pPr>
+      <w:r>
+        <w:rPr>
+          <w:b w:val="0"/>
+        </w:rPr>
+        <w:t xml:space="preserve">Teacher prompt: Draw your project </w:t>
+      </w:r>
+      <w:r>
+        <w:rPr>
+          <w:b/>
+        </w:rPr>
+        <w:t>trace</w:t>
+      </w:r>
+      <w:r>
+        <w:rPr>
+          <w:b w:val="0"/>
+        </w:rPr>
+        <w:t xml:space="preserve"> and justify the deciding </w:t>
+      </w:r>
+      <w:r>
+        <w:rPr>
+          <w:b/>
+        </w:rPr>
+        <w:t>step</w:t>
+      </w:r>
+      <w:r>
+        <w:rPr>
+          <w:b w:val="0"/>
+        </w:rPr>
+        <w:t xml:space="preserve"> using </w:t>
+      </w:r>
+      <w:r>
+        <w:rPr>
+          <w:b/>
+        </w:rPr>
+        <w:t>evidence</w:t>
+      </w:r>
+      <w:r>
+        <w:rPr>
+          <w:b w:val="0"/>
+        </w:rPr>
+        <w:t>. Ask learners to describe one label or arrow in ordinary words. Use the adjacent transcript if the image is difficult to see.</w:t>
+      </w:r>
+    </w:p>
+    <w:p>
+      <w:pPr>
+        <w:spacing w:line="336" w:lineRule="auto" w:after="180"/>
+      </w:pPr>
+      <w:r>
+        <w:rPr>
+          <w:b w:val="0"/>
+        </w:rPr>
+        <w:t>Supported practice key: They first differ after operation one: A has 0 and B has 4. Their reports are 3 and 7.</w:t>
+      </w:r>
+    </w:p>
+    <w:p>
+      <w:pPr>
+        <w:pStyle w:val="Heading2"/>
+      </w:pPr>
+      <w:r>
+        <w:t>Earlier wording, alternatives and picture transcripts · reference / check after trying</w:t>
+      </w:r>
+    </w:p>
+    <w:p>
+      <w:pPr>
+        <w:spacing w:line="336" w:lineRule="auto" w:after="180"/>
+      </w:pPr>
+      <w:r>
+        <w:rPr>
+          <w:b w:val="0"/>
+        </w:rPr>
+        <w:t xml:space="preserve">Use one picture at a time. Hide a worked result before asking for a </w:t>
+      </w:r>
+      <w:r>
+        <w:rPr>
+          <w:b/>
+        </w:rPr>
+        <w:t>prediction</w:t>
+      </w:r>
+      <w:r>
+        <w:rPr>
+          <w:b w:val="0"/>
+        </w:rPr>
+        <w:t>, then reveal it for feedback. These are supported teaching cases; retain the separate independent assessment for a fresh first attempt.</w:t>
+      </w:r>
+    </w:p>
+    <w:p>
+      <w:pPr>
         <w:pStyle w:val="Heading3"/>
       </w:pPr>
       <w:r>
-        <w:t>Discuss while showing the picture</w:t>
-      </w:r>
-    </w:p>
-    <w:p>
-      <w:pPr>
-        <w:spacing w:line="336" w:lineRule="auto" w:after="180"/>
-        <w:shd w:fill="F1F6F8"/>
-      </w:pPr>
-      <w:r>
-        <w:rPr>
-          <w:b w:val="0"/>
-        </w:rPr>
-        <w:t xml:space="preserve">Teacher prompt: Draw your project </w:t>
-      </w:r>
-      <w:r>
-        <w:rPr>
-          <w:b/>
-        </w:rPr>
-        <w:t>trace</w:t>
-      </w:r>
-      <w:r>
-        <w:rPr>
-          <w:b w:val="0"/>
-        </w:rPr>
-        <w:t xml:space="preserve"> and justify the deciding </w:t>
-      </w:r>
-      <w:r>
-        <w:rPr>
-          <w:b/>
-        </w:rPr>
-        <w:t>step</w:t>
-      </w:r>
-      <w:r>
-        <w:rPr>
-          <w:b w:val="0"/>
-        </w:rPr>
-        <w:t xml:space="preserve"> using </w:t>
-      </w:r>
-      <w:r>
-        <w:rPr>
-          <w:b/>
-        </w:rPr>
-        <w:t>evidence</w:t>
-      </w:r>
-      <w:r>
-        <w:rPr>
-          <w:b w:val="0"/>
-        </w:rPr>
-        <w:t>. Ask learners to describe one label or arrow in ordinary words. Use the adjacent transcript if the image is difficult to see.</w:t>
-      </w:r>
-    </w:p>
-    <w:p>
-      <w:pPr>
-        <w:spacing w:line="336" w:lineRule="auto" w:after="180"/>
-        <w:shd w:fill="F1F6F8"/>
-      </w:pPr>
-      <w:r>
-        <w:rPr>
-          <w:b w:val="0"/>
-        </w:rPr>
-        <w:t>Supported practice key: They first differ after operation one: A has 0 and B has 4. Their reports are 3 and 7.</w:t>
+        <w:t>01. Algorithms as Recipes: the case</w:t>
+      </w:r>
+    </w:p>
+    <w:p>
+      <w:pPr>
+        <w:pStyle w:val="Heading3"/>
+      </w:pPr>
+      <w:r>
+        <w:t>02. Follow the deciding steps</w:t>
+      </w:r>
+    </w:p>
+    <w:p>
+      <w:pPr>
+        <w:pStyle w:val="Heading3"/>
+      </w:pPr>
+      <w:r>
+        <w:t>03. Changing instruction order</w:t>
+      </w:r>
+    </w:p>
+    <w:p>
+      <w:pPr>
+        <w:pStyle w:val="Heading3"/>
+      </w:pPr>
+      <w:r>
+        <w:t>04. Change one thing. Trace what follows.</w:t>
+      </w:r>
+    </w:p>
+    <w:p>
+      <w:pPr>
+        <w:pStyle w:val="Heading3"/>
+      </w:pPr>
+      <w:r>
+        <w:t>05. Connect the explanation to its limit</w:t>
+      </w:r>
+    </w:p>
+    <w:p>
+      <w:pPr>
+        <w:pStyle w:val="Heading3"/>
+      </w:pPr>
+      <w:r>
+        <w:t>06. Make the idea visible in your project</w:t>
       </w:r>
     </w:p>
     <w:sectPr>
